--- a/Введение в ИТ/1_Лабораторные_работы/ЛР №7 по ВвИТ Кочкин БСТ2502.docx
+++ b/Введение в ИТ/1_Лабораторные_работы/ЛР №7 по ВвИТ Кочкин БСТ2502.docx
@@ -12,7 +12,7 @@
         <w:jc w:val="center"/>
         <w:rPr>
           <w:szCs w:val="28"/>
-          <w:highlight w:val="white"/>
+          <w:shd w:fill="FFFFFF" w:val="clear"/>
         </w:rPr>
       </w:pPr>
       <w:r>
@@ -20,7 +20,7 @@
           <w:color w:val="000000"/>
           <w:sz w:val="28"/>
           <w:szCs w:val="28"/>
-          <w:highlight w:val="white"/>
+          <w:shd w:fill="FFFFFF" w:val="clear"/>
         </w:rPr>
         <w:t>Ордена Трудового Красного Знамени</w:t>
       </w:r>
@@ -35,7 +35,7 @@
         <w:jc w:val="center"/>
         <w:rPr>
           <w:szCs w:val="28"/>
-          <w:highlight w:val="white"/>
+          <w:shd w:fill="FFFFFF" w:val="clear"/>
         </w:rPr>
       </w:pPr>
       <w:r>
@@ -43,7 +43,7 @@
           <w:color w:val="000000"/>
           <w:sz w:val="28"/>
           <w:szCs w:val="28"/>
-          <w:highlight w:val="white"/>
+          <w:shd w:fill="FFFFFF" w:val="clear"/>
         </w:rPr>
         <w:t>Федеральное Государственное бюджетное образовательное учреждение</w:t>
       </w:r>
@@ -58,7 +58,7 @@
         <w:jc w:val="center"/>
         <w:rPr>
           <w:szCs w:val="28"/>
-          <w:highlight w:val="white"/>
+          <w:shd w:fill="FFFFFF" w:val="clear"/>
         </w:rPr>
       </w:pPr>
       <w:r>
@@ -66,7 +66,7 @@
           <w:color w:val="000000"/>
           <w:sz w:val="28"/>
           <w:szCs w:val="28"/>
-          <w:highlight w:val="white"/>
+          <w:shd w:fill="FFFFFF" w:val="clear"/>
         </w:rPr>
         <w:t>высшего образования</w:t>
       </w:r>
@@ -81,7 +81,7 @@
         <w:jc w:val="center"/>
         <w:rPr>
           <w:szCs w:val="28"/>
-          <w:highlight w:val="white"/>
+          <w:shd w:fill="FFFFFF" w:val="clear"/>
         </w:rPr>
       </w:pPr>
       <w:r>
@@ -89,7 +89,7 @@
           <w:color w:val="000000"/>
           <w:sz w:val="28"/>
           <w:szCs w:val="28"/>
-          <w:highlight w:val="white"/>
+          <w:shd w:fill="FFFFFF" w:val="clear"/>
         </w:rPr>
         <w:t>«Московский Технический Университет Связи и Информатики»</w:t>
       </w:r>
@@ -104,7 +104,7 @@
         <w:jc w:val="center"/>
         <w:rPr>
           <w:szCs w:val="28"/>
-          <w:highlight w:val="white"/>
+          <w:shd w:fill="FFFFFF" w:val="clear"/>
         </w:rPr>
       </w:pPr>
       <w:r>
@@ -112,27 +112,9 @@
           <w:color w:val="000000"/>
           <w:sz w:val="28"/>
           <w:szCs w:val="28"/>
-          <w:highlight w:val="white"/>
-        </w:rPr>
-        <w:t>Кафедра «Сетевые информационные технологии и сервис</w:t>
-      </w:r>
-      <w:r>
-        <w:rPr>
-          <w:color w:val="000000"/>
-          <w:sz w:val="28"/>
-          <w:szCs w:val="28"/>
-          <w:highlight w:val="white"/>
-        </w:rPr>
-        <w:t>ы</w:t>
-      </w:r>
-      <w:r>
-        <w:rPr>
-          <w:color w:val="000000"/>
-          <w:sz w:val="28"/>
-          <w:szCs w:val="28"/>
-          <w:highlight w:val="white"/>
-        </w:rPr>
-        <w:t>»</w:t>
+          <w:shd w:fill="FFFFFF" w:val="clear"/>
+        </w:rPr>
+        <w:t>Кафедра «Сетевые информационные технологии и сервисы»</w:t>
       </w:r>
     </w:p>
     <w:p>
@@ -145,14 +127,13 @@
         <w:jc w:val="center"/>
         <w:rPr>
           <w:szCs w:val="28"/>
-          <w:highlight w:val="white"/>
-        </w:rPr>
-      </w:pPr>
-      <w:r>
-        <w:rPr>
-          <w:sz w:val="28"/>
-          <w:szCs w:val="28"/>
-          <w:highlight w:val="white"/>
+          <w:shd w:fill="FFFFFF" w:val="clear"/>
+        </w:rPr>
+      </w:pPr>
+      <w:r>
+        <w:rPr>
+          <w:szCs w:val="28"/>
+          <w:shd w:fill="FFFFFF" w:val="clear"/>
         </w:rPr>
       </w:r>
     </w:p>
@@ -166,7 +147,7 @@
         <w:jc w:val="center"/>
         <w:rPr>
           <w:szCs w:val="28"/>
-          <w:highlight w:val="white"/>
+          <w:shd w:fill="FFFFFF" w:val="clear"/>
         </w:rPr>
       </w:pPr>
       <w:r>
@@ -174,7 +155,7 @@
           <w:color w:val="000000"/>
           <w:sz w:val="28"/>
           <w:szCs w:val="28"/>
-          <w:highlight w:val="white"/>
+          <w:shd w:fill="FFFFFF" w:val="clear"/>
         </w:rPr>
         <w:t>Лабораторная работа №7</w:t>
       </w:r>
@@ -189,7 +170,7 @@
         <w:jc w:val="center"/>
         <w:rPr>
           <w:szCs w:val="28"/>
-          <w:highlight w:val="white"/>
+          <w:shd w:fill="FFFFFF" w:val="clear"/>
         </w:rPr>
       </w:pPr>
       <w:r>
@@ -197,7 +178,7 @@
           <w:color w:val="000000"/>
           <w:sz w:val="28"/>
           <w:szCs w:val="28"/>
-          <w:highlight w:val="white"/>
+          <w:shd w:fill="FFFFFF" w:val="clear"/>
         </w:rPr>
         <w:t>по дисциплине «ИТ» на тему:</w:t>
       </w:r>
@@ -213,7 +194,7 @@
         <w:rPr>
           <w:color w:val="000000"/>
           <w:szCs w:val="28"/>
-          <w:highlight w:val="white"/>
+          <w:shd w:fill="FFFFFF" w:val="clear"/>
         </w:rPr>
       </w:pPr>
       <w:r>
@@ -221,7 +202,7 @@
           <w:color w:val="000000"/>
           <w:sz w:val="28"/>
           <w:szCs w:val="28"/>
-          <w:highlight w:val="white"/>
+          <w:shd w:fill="FFFFFF" w:val="clear"/>
         </w:rPr>
         <w:t>«</w:t>
       </w:r>
@@ -238,7 +219,7 @@
           <w:color w:val="000000"/>
           <w:sz w:val="28"/>
           <w:szCs w:val="28"/>
-          <w:highlight w:val="white"/>
+          <w:shd w:fill="FFFFFF" w:val="clear"/>
         </w:rPr>
         <w:t>»</w:t>
       </w:r>
@@ -281,15 +262,7 @@
           <w:sz w:val="28"/>
           <w:szCs w:val="28"/>
         </w:rPr>
-        <w:t xml:space="preserve">Выполнил: </w:t>
-      </w:r>
-      <w:r>
-        <w:rPr>
-          <w:color w:val="000000"/>
-          <w:sz w:val="28"/>
-          <w:szCs w:val="28"/>
-        </w:rPr>
-        <w:t>студент группы БСТ2502</w:t>
+        <w:t>Выполнил: студент группы БСТ2502</w:t>
       </w:r>
     </w:p>
     <w:p>
@@ -328,8 +301,8 @@
       <w:r>
         <w:rPr>
           <w:color w:val="000000"/>
-          <w:szCs w:val="28"/>
-          <w:highlight w:val="white"/>
+          <w:sz w:val="28"/>
+          <w:szCs w:val="28"/>
         </w:rPr>
       </w:r>
     </w:p>
@@ -350,18 +323,9 @@
           <w:color w:val="000000"/>
           <w:sz w:val="28"/>
           <w:szCs w:val="28"/>
-          <w:highlight w:val="white"/>
-        </w:rPr>
-        <w:t xml:space="preserve">Проверила: старший преподаватель </w:t>
-      </w:r>
-      <w:r>
-        <w:rPr>
-          <w:color w:val="000000"/>
-          <w:sz w:val="28"/>
-          <w:szCs w:val="28"/>
-          <w:highlight w:val="white"/>
-        </w:rPr>
-        <w:t>Комкова М. Г.</w:t>
+          <w:shd w:fill="FFFFFF" w:val="clear"/>
+        </w:rPr>
+        <w:t>Проверила: старший преподаватель Комкова М. Г.</w:t>
       </w:r>
     </w:p>
     <w:p>
@@ -384,6 +348,7 @@
       <w:pPr>
         <w:pStyle w:val="Normal"/>
         <w:bidi w:val="0"/>
+        <w:spacing w:before="0" w:after="0"/>
         <w:jc w:val="start"/>
         <w:rPr>
           <w:b/>
@@ -421,7 +386,7 @@
           <w:sz w:val="28"/>
           <w:szCs w:val="28"/>
         </w:rPr>
-        <w:t>Изучение методов регистрации двоичных  сигналов.</w:t>
+        <w:t>Изучение методов регистрации двоичных сигналов.</w:t>
       </w:r>
     </w:p>
     <w:p>
@@ -443,7 +408,7 @@
           <w:sz w:val="28"/>
           <w:szCs w:val="28"/>
         </w:rPr>
-        <w:t>Изучение принципов работы устройств  регистрации.</w:t>
+        <w:t>Изучение принципов работы устройств регистрации.</w:t>
       </w:r>
     </w:p>
     <w:p>
@@ -561,10 +526,7 @@
         </w:rPr>
       </w:pPr>
       <w:r>
-        <w:rPr>
-          <w:sz w:val="28"/>
-          <w:szCs w:val="28"/>
-        </w:rPr>
+        <w:rPr/>
         <w:drawing>
           <wp:inline distT="0" distB="0" distL="0" distR="0">
             <wp:extent cx="6120130" cy="3411855"/>
@@ -649,6 +611,7 @@
       <w:pPr>
         <w:pStyle w:val="Normal"/>
         <w:bidi w:val="0"/>
+        <w:spacing w:before="0" w:after="0"/>
         <w:jc w:val="start"/>
         <w:rPr>
           <w:b/>
@@ -676,25 +639,21 @@
         </w:numPr>
         <w:bidi w:val="0"/>
         <w:jc w:val="start"/>
-        <w:rPr/>
-      </w:pPr>
-      <w:r>
-        <w:rPr>
-          <w:b w:val="false"/>
-          <w:bCs w:val="false"/>
-          <w:sz w:val="28"/>
-          <w:szCs w:val="28"/>
-        </w:rPr>
-        <w:t xml:space="preserve">Определить исправляющую способность приёмников по краевым </w:t>
-      </w:r>
-      <w:r>
-        <w:rPr>
-          <w:b w:val="false"/>
-          <w:bCs w:val="false"/>
-          <w:sz w:val="28"/>
-          <w:szCs w:val="28"/>
-        </w:rPr>
-        <w:t>искажениям.</w:t>
+        <w:rPr>
+          <w:b w:val="false"/>
+          <w:bCs w:val="false"/>
+          <w:sz w:val="28"/>
+          <w:szCs w:val="28"/>
+        </w:rPr>
+      </w:pPr>
+      <w:r>
+        <w:rPr>
+          <w:b w:val="false"/>
+          <w:bCs w:val="false"/>
+          <w:sz w:val="28"/>
+          <w:szCs w:val="28"/>
+        </w:rPr>
+        <w:t>Определить исправляющую способность приёмников по краевым искажениям.</w:t>
       </w:r>
     </w:p>
     <w:p>
@@ -750,7 +709,7 @@
           </w:tcPr>
           <w:p>
             <w:pPr>
-              <w:pStyle w:val="Style19"/>
+              <w:pStyle w:val="user5"/>
               <w:bidi w:val="0"/>
               <w:jc w:val="center"/>
               <w:rPr>
@@ -778,7 +737,7 @@
           </w:tcPr>
           <w:p>
             <w:pPr>
-              <w:pStyle w:val="Style19"/>
+              <w:pStyle w:val="user5"/>
               <w:bidi w:val="0"/>
               <w:jc w:val="center"/>
               <w:rPr>
@@ -807,7 +766,7 @@
           </w:tcPr>
           <w:p>
             <w:pPr>
-              <w:pStyle w:val="Style19"/>
+              <w:pStyle w:val="user5"/>
               <w:bidi w:val="0"/>
               <w:jc w:val="center"/>
               <w:rPr>
@@ -837,7 +796,7 @@
           </w:tcPr>
           <w:p>
             <w:pPr>
-              <w:pStyle w:val="Style19"/>
+              <w:pStyle w:val="user5"/>
               <w:bidi w:val="0"/>
               <w:jc w:val="center"/>
               <w:rPr>
@@ -864,7 +823,7 @@
           </w:tcPr>
           <w:p>
             <w:pPr>
-              <w:pStyle w:val="Style19"/>
+              <w:pStyle w:val="user5"/>
               <w:bidi w:val="0"/>
               <w:jc w:val="center"/>
               <w:rPr>
@@ -892,7 +851,7 @@
           </w:tcPr>
           <w:p>
             <w:pPr>
-              <w:pStyle w:val="Style19"/>
+              <w:pStyle w:val="user5"/>
               <w:bidi w:val="0"/>
               <w:jc w:val="center"/>
               <w:rPr>
@@ -924,7 +883,7 @@
           </w:tcPr>
           <w:p>
             <w:pPr>
-              <w:pStyle w:val="Style19"/>
+              <w:pStyle w:val="user5"/>
               <w:bidi w:val="0"/>
               <w:jc w:val="center"/>
               <w:rPr>
@@ -951,27 +910,20 @@
           </w:tcPr>
           <w:p>
             <w:pPr>
-              <w:pStyle w:val="Style19"/>
-              <w:bidi w:val="0"/>
-              <w:jc w:val="center"/>
-              <w:rPr>
-                <w:sz w:val="28"/>
-                <w:szCs w:val="28"/>
-              </w:rPr>
-            </w:pPr>
-            <w:r>
-              <w:rPr>
-                <w:sz w:val="28"/>
-                <w:szCs w:val="28"/>
-              </w:rPr>
-              <w:t>-</w:t>
-            </w:r>
-            <w:r>
-              <w:rPr>
-                <w:sz w:val="28"/>
-                <w:szCs w:val="28"/>
-              </w:rPr>
-              <w:t>49</w:t>
+              <w:pStyle w:val="user5"/>
+              <w:bidi w:val="0"/>
+              <w:jc w:val="center"/>
+              <w:rPr>
+                <w:sz w:val="28"/>
+                <w:szCs w:val="28"/>
+              </w:rPr>
+            </w:pPr>
+            <w:r>
+              <w:rPr>
+                <w:sz w:val="28"/>
+                <w:szCs w:val="28"/>
+              </w:rPr>
+              <w:t>-49</w:t>
             </w:r>
           </w:p>
         </w:tc>
@@ -986,27 +938,20 @@
           </w:tcPr>
           <w:p>
             <w:pPr>
-              <w:pStyle w:val="Style19"/>
-              <w:bidi w:val="0"/>
-              <w:jc w:val="center"/>
-              <w:rPr>
-                <w:sz w:val="28"/>
-                <w:szCs w:val="28"/>
-              </w:rPr>
-            </w:pPr>
-            <w:r>
-              <w:rPr>
-                <w:sz w:val="28"/>
-                <w:szCs w:val="28"/>
-              </w:rPr>
-              <w:t>-</w:t>
-            </w:r>
-            <w:r>
-              <w:rPr>
-                <w:sz w:val="28"/>
-                <w:szCs w:val="28"/>
-              </w:rPr>
-              <w:t>24</w:t>
+              <w:pStyle w:val="user5"/>
+              <w:bidi w:val="0"/>
+              <w:jc w:val="center"/>
+              <w:rPr>
+                <w:sz w:val="28"/>
+                <w:szCs w:val="28"/>
+              </w:rPr>
+            </w:pPr>
+            <w:r>
+              <w:rPr>
+                <w:sz w:val="28"/>
+                <w:szCs w:val="28"/>
+              </w:rPr>
+              <w:t>-24</w:t>
             </w:r>
           </w:p>
         </w:tc>
@@ -1093,12 +1038,7 @@
         </w:rPr>
       </w:pPr>
       <w:r>
-        <w:rPr>
-          <w:b w:val="false"/>
-          <w:bCs w:val="false"/>
-          <w:sz w:val="28"/>
-          <w:szCs w:val="28"/>
-        </w:rPr>
+        <w:rPr/>
         <w:drawing>
           <wp:inline distT="0" distB="0" distL="0" distR="0">
             <wp:extent cx="6084570" cy="3349625"/>
@@ -1195,12 +1135,7 @@
         </w:rPr>
       </w:pPr>
       <w:r>
-        <w:rPr>
-          <w:b w:val="false"/>
-          <w:bCs w:val="false"/>
-          <w:sz w:val="28"/>
-          <w:szCs w:val="28"/>
-        </w:rPr>
+        <w:rPr/>
         <w:drawing>
           <wp:inline distT="0" distB="0" distL="0" distR="0">
             <wp:extent cx="6092825" cy="3827145"/>
@@ -1270,6 +1205,7 @@
       <w:pPr>
         <w:pStyle w:val="Normal"/>
         <w:bidi w:val="0"/>
+        <w:spacing w:before="0" w:after="0"/>
         <w:jc w:val="center"/>
         <w:rPr>
           <w:b w:val="false"/>
@@ -1280,7 +1216,7 @@
       </w:pPr>
       <w:r>
         <w:drawing>
-          <wp:anchor behindDoc="0" distT="0" distB="0" distL="0" distR="0" simplePos="0" locked="0" layoutInCell="0" allowOverlap="1" relativeHeight="3">
+          <wp:anchor behindDoc="0" distT="0" distB="0" distL="0" distR="0" simplePos="0" locked="0" layoutInCell="0" allowOverlap="1" relativeHeight="5">
             <wp:simplePos x="0" y="0"/>
             <wp:positionH relativeFrom="column">
               <wp:align>center</wp:align>
@@ -1368,6 +1304,7 @@
           <w:numId w:val="2"/>
         </w:numPr>
         <w:bidi w:val="0"/>
+        <w:spacing w:before="0" w:after="0"/>
         <w:jc w:val="start"/>
         <w:rPr>
           <w:b w:val="false"/>
@@ -1439,7 +1376,7 @@
           </w:tcPr>
           <w:p>
             <w:pPr>
-              <w:pStyle w:val="Style19"/>
+              <w:pStyle w:val="user5"/>
               <w:bidi w:val="0"/>
               <w:jc w:val="center"/>
               <w:rPr>
@@ -1467,7 +1404,7 @@
           </w:tcPr>
           <w:p>
             <w:pPr>
-              <w:pStyle w:val="Style19"/>
+              <w:pStyle w:val="user5"/>
               <w:bidi w:val="0"/>
               <w:jc w:val="center"/>
               <w:rPr>
@@ -1496,7 +1433,7 @@
           </w:tcPr>
           <w:p>
             <w:pPr>
-              <w:pStyle w:val="Style19"/>
+              <w:pStyle w:val="user5"/>
               <w:bidi w:val="0"/>
               <w:jc w:val="center"/>
               <w:rPr>
@@ -1526,7 +1463,7 @@
           </w:tcPr>
           <w:p>
             <w:pPr>
-              <w:pStyle w:val="Style19"/>
+              <w:pStyle w:val="user5"/>
               <w:bidi w:val="0"/>
               <w:jc w:val="center"/>
               <w:rPr>
@@ -1553,7 +1490,7 @@
           </w:tcPr>
           <w:p>
             <w:pPr>
-              <w:pStyle w:val="Style19"/>
+              <w:pStyle w:val="user5"/>
               <w:bidi w:val="0"/>
               <w:jc w:val="center"/>
               <w:rPr>
@@ -1581,7 +1518,7 @@
           </w:tcPr>
           <w:p>
             <w:pPr>
-              <w:pStyle w:val="Style19"/>
+              <w:pStyle w:val="user5"/>
               <w:bidi w:val="0"/>
               <w:jc w:val="center"/>
               <w:rPr>
@@ -1669,12 +1606,7 @@
         </w:rPr>
       </w:pPr>
       <w:r>
-        <w:rPr>
-          <w:b w:val="false"/>
-          <w:bCs w:val="false"/>
-          <w:sz w:val="28"/>
-          <w:szCs w:val="28"/>
-        </w:rPr>
+        <w:rPr/>
         <w:drawing>
           <wp:inline distT="0" distB="0" distL="0" distR="0">
             <wp:extent cx="6120130" cy="3857625"/>
@@ -1769,6 +1701,7 @@
           <w:numId w:val="2"/>
         </w:numPr>
         <w:bidi w:val="0"/>
+        <w:spacing w:before="0" w:after="0"/>
         <w:jc w:val="start"/>
         <w:rPr>
           <w:b w:val="false"/>
@@ -1785,6 +1718,120 @@
           <w:szCs w:val="28"/>
         </w:rPr>
         <w:t>Измерить зависимость числа ошибок на выходе приёмников от длительности дроблений</w:t>
+      </w:r>
+    </w:p>
+    <w:p>
+      <w:pPr>
+        <w:pStyle w:val="Normal"/>
+        <w:bidi w:val="0"/>
+        <w:spacing w:before="0" w:after="0"/>
+        <w:jc w:val="start"/>
+        <w:rPr>
+          <w:b w:val="false"/>
+          <w:bCs w:val="false"/>
+          <w:sz w:val="28"/>
+          <w:szCs w:val="28"/>
+          <w:lang w:val="ru-RU"/>
+        </w:rPr>
+      </w:pPr>
+      <w:r>
+        <w:rPr>
+          <w:b w:val="false"/>
+          <w:bCs w:val="false"/>
+          <w:sz w:val="28"/>
+          <w:szCs w:val="28"/>
+        </w:rPr>
+        <w:t xml:space="preserve">Таблица </w:t>
+      </w:r>
+      <w:r>
+        <w:rPr>
+          <w:b w:val="false"/>
+          <w:bCs w:val="false"/>
+          <w:sz w:val="28"/>
+          <w:szCs w:val="28"/>
+          <w:lang w:val="ru-RU"/>
+        </w:rPr>
+        <w:t>№3.</w:t>
+      </w:r>
+    </w:p>
+    <w:p>
+      <w:pPr>
+        <w:pStyle w:val="Normal"/>
+        <w:bidi w:val="0"/>
+        <w:spacing w:before="0" w:after="0"/>
+        <w:jc w:val="start"/>
+        <w:rPr>
+          <w:b w:val="false"/>
+          <w:bCs w:val="false"/>
+          <w:sz w:val="28"/>
+          <w:szCs w:val="28"/>
+          <w:lang w:val="en-US"/>
+        </w:rPr>
+      </w:pPr>
+      <w:r>
+        <w:rPr>
+          <w:b w:val="false"/>
+          <w:bCs w:val="false"/>
+          <w:sz w:val="28"/>
+          <w:szCs w:val="28"/>
+          <w:lang w:val="en-US"/>
+        </w:rPr>
+        <w:t>N</w:t>
+      </w:r>
+      <w:r>
+        <w:rPr>
+          <w:b w:val="false"/>
+          <w:bCs w:val="false"/>
+          <w:sz w:val="28"/>
+          <w:szCs w:val="28"/>
+          <w:lang w:val="ru-RU"/>
+        </w:rPr>
+        <w:t>пер = 10000</w:t>
+      </w:r>
+    </w:p>
+    <w:p>
+      <w:pPr>
+        <w:pStyle w:val="Normal"/>
+        <w:bidi w:val="0"/>
+        <w:spacing w:before="0" w:after="0"/>
+        <w:jc w:val="start"/>
+        <w:rPr>
+          <w:b w:val="false"/>
+          <w:bCs w:val="false"/>
+          <w:sz w:val="28"/>
+          <w:szCs w:val="28"/>
+          <w:lang w:val="en-US"/>
+        </w:rPr>
+      </w:pPr>
+      <w:r>
+        <w:rPr>
+          <w:b w:val="false"/>
+          <w:bCs w:val="false"/>
+          <w:sz w:val="28"/>
+          <w:szCs w:val="28"/>
+          <w:lang w:val="en-US"/>
+        </w:rPr>
+        <w:t>N</w:t>
+      </w:r>
+      <w:r>
+        <w:rPr>
+          <w:b w:val="false"/>
+          <w:bCs w:val="false"/>
+          <w:sz w:val="28"/>
+          <w:szCs w:val="28"/>
+          <w:lang w:val="ru-RU"/>
+        </w:rPr>
+        <w:t xml:space="preserve">др = </w:t>
+      </w:r>
+      <w:r>
+        <w:rPr>
+          <w:b w:val="false"/>
+          <w:bCs w:val="false"/>
+          <w:sz w:val="28"/>
+          <w:szCs w:val="28"/>
+          <w:lang w:val="en-US"/>
+        </w:rPr>
+        <w:t>7 * 100  = 700</w:t>
       </w:r>
     </w:p>
     <w:tbl>
@@ -1802,8 +1849,8 @@
       </w:tblPr>
       <w:tblGrid>
         <w:gridCol w:w="1376"/>
-        <w:gridCol w:w="1377"/>
-        <w:gridCol w:w="1377"/>
+        <w:gridCol w:w="1376"/>
+        <w:gridCol w:w="1378"/>
         <w:gridCol w:w="1377"/>
         <w:gridCol w:w="1377"/>
         <w:gridCol w:w="1377"/>
@@ -1820,17 +1867,14 @@
           </w:tcPr>
           <w:p>
             <w:pPr>
-              <w:pStyle w:val="Style19"/>
-              <w:bidi w:val="0"/>
-              <w:jc w:val="center"/>
-              <w:rPr>
-                <w:sz w:val="28"/>
-                <w:szCs w:val="28"/>
-                <w:lang w:val="en-US"/>
-              </w:rPr>
-            </w:pPr>
-            <w:r>
-              <w:rPr>
+              <w:pStyle w:val="user5"/>
+              <w:bidi w:val="0"/>
+              <w:jc w:val="center"/>
+              <w:rPr>
+                <w:b w:val="false"/>
+                <w:bCs w:val="false"/>
+                <w:i w:val="false"/>
+                <w:iCs w:val="false"/>
                 <w:position w:val="0"/>
                 <w:sz w:val="28"/>
                 <w:sz w:val="28"/>
@@ -1838,6 +1882,18 @@
                 <w:vertAlign w:val="baseline"/>
                 <w:lang w:val="en-US"/>
               </w:rPr>
+            </w:pPr>
+            <w:r>
+              <w:rPr>
+                <w:bCs w:val="false"/>
+                <w:iCs w:val="false"/>
+                <w:position w:val="0"/>
+                <w:sz w:val="28"/>
+                <w:sz w:val="28"/>
+                <w:szCs w:val="28"/>
+                <w:vertAlign w:val="baseline"/>
+                <w:lang w:val="en-US"/>
+              </w:rPr>
               <w:t>Tдр</w:t>
             </w:r>
           </w:p>
@@ -1851,16 +1907,22 @@
           </w:tcPr>
           <w:p>
             <w:pPr>
-              <w:pStyle w:val="Style19"/>
-              <w:bidi w:val="0"/>
-              <w:jc w:val="center"/>
-              <w:rPr>
-                <w:sz w:val="28"/>
-                <w:szCs w:val="28"/>
-              </w:rPr>
-            </w:pPr>
-            <w:r>
-              <w:rPr>
+              <w:pStyle w:val="user5"/>
+              <w:bidi w:val="0"/>
+              <w:jc w:val="center"/>
+              <w:rPr>
+                <w:b w:val="false"/>
+                <w:bCs w:val="false"/>
+                <w:i w:val="false"/>
+                <w:iCs w:val="false"/>
+                <w:sz w:val="28"/>
+                <w:szCs w:val="28"/>
+              </w:rPr>
+            </w:pPr>
+            <w:r>
+              <w:rPr>
+                <w:bCs w:val="false"/>
+                <w:iCs w:val="false"/>
                 <w:sz w:val="28"/>
                 <w:szCs w:val="28"/>
               </w:rPr>
@@ -1877,16 +1939,22 @@
           </w:tcPr>
           <w:p>
             <w:pPr>
-              <w:pStyle w:val="Style19"/>
-              <w:bidi w:val="0"/>
-              <w:jc w:val="center"/>
-              <w:rPr>
-                <w:sz w:val="28"/>
-                <w:szCs w:val="28"/>
-              </w:rPr>
-            </w:pPr>
-            <w:r>
-              <w:rPr>
+              <w:pStyle w:val="user5"/>
+              <w:bidi w:val="0"/>
+              <w:jc w:val="center"/>
+              <w:rPr>
+                <w:b w:val="false"/>
+                <w:bCs w:val="false"/>
+                <w:i w:val="false"/>
+                <w:iCs w:val="false"/>
+                <w:sz w:val="28"/>
+                <w:szCs w:val="28"/>
+              </w:rPr>
+            </w:pPr>
+            <w:r>
+              <w:rPr>
+                <w:bCs w:val="false"/>
+                <w:iCs w:val="false"/>
                 <w:sz w:val="28"/>
                 <w:szCs w:val="28"/>
               </w:rPr>
@@ -1906,19 +1974,95 @@
           </w:tcPr>
           <w:p>
             <w:pPr>
-              <w:pStyle w:val="Style19"/>
-              <w:bidi w:val="0"/>
-              <w:jc w:val="center"/>
-              <w:rPr>
-                <w:sz w:val="28"/>
-                <w:szCs w:val="28"/>
-              </w:rPr>
-            </w:pPr>
-            <w:r>
-              <w:rPr>
-                <w:sz w:val="28"/>
-                <w:szCs w:val="28"/>
-              </w:rPr>
+              <w:pStyle w:val="Normal"/>
+              <w:rPr/>
+            </w:pPr>
+            <w:r>
+              <w:rPr/>
+            </w:r>
+          </w:p>
+        </w:tc>
+        <w:tc>
+          <w:tcPr>
+            <w:tcW w:w="1376" w:type="dxa"/>
+            <w:tcBorders/>
+            <w:vAlign w:val="center"/>
+          </w:tcPr>
+          <w:p>
+            <w:pPr>
+              <w:pStyle w:val="user5"/>
+              <w:bidi w:val="0"/>
+              <w:jc w:val="center"/>
+              <w:rPr>
+                <w:b w:val="false"/>
+                <w:bCs w:val="false"/>
+                <w:i w:val="false"/>
+                <w:iCs w:val="false"/>
+                <w:sz w:val="28"/>
+                <w:szCs w:val="28"/>
+              </w:rPr>
+            </w:pPr>
+            <w:r>
+              <w:rPr>
+                <w:bCs w:val="false"/>
+                <w:iCs w:val="false"/>
+                <w:sz w:val="28"/>
+                <w:szCs w:val="28"/>
+                <w:lang w:val="en-US"/>
+              </w:rPr>
+              <w:t>N</w:t>
+            </w:r>
+            <w:r>
+              <w:rPr>
+                <w:bCs w:val="false"/>
+                <w:iCs w:val="false"/>
+                <w:sz w:val="28"/>
+                <w:szCs w:val="28"/>
+                <w:lang w:val="ru-RU"/>
+              </w:rPr>
+              <w:t>ош</w:t>
+            </w:r>
+          </w:p>
+        </w:tc>
+        <w:tc>
+          <w:tcPr>
+            <w:tcW w:w="1378" w:type="dxa"/>
+            <w:tcBorders/>
+            <w:vAlign w:val="center"/>
+          </w:tcPr>
+          <w:p>
+            <w:pPr>
+              <w:pStyle w:val="user5"/>
+              <w:bidi w:val="0"/>
+              <w:jc w:val="center"/>
+              <w:rPr>
+                <w:b w:val="false"/>
+                <w:bCs w:val="false"/>
+                <w:i w:val="false"/>
+                <w:iCs w:val="false"/>
+                <w:sz w:val="28"/>
+                <w:szCs w:val="28"/>
+              </w:rPr>
+            </w:pPr>
+            <w:r>
+              <w:rPr>
+                <w:bCs w:val="false"/>
+                <w:iCs w:val="false"/>
+                <w:sz w:val="28"/>
+                <w:szCs w:val="28"/>
+                <w:lang w:val="en-US"/>
+              </w:rPr>
+              <w:t>K</w:t>
+            </w:r>
+            <w:r>
+              <w:rPr>
+                <w:bCs w:val="false"/>
+                <w:iCs w:val="false"/>
+                <w:sz w:val="28"/>
+                <w:szCs w:val="28"/>
+                <w:lang w:val="ru-RU"/>
+              </w:rPr>
+              <w:t>ош</w:t>
             </w:r>
           </w:p>
         </w:tc>
@@ -1930,17 +2074,64 @@
           </w:tcPr>
           <w:p>
             <w:pPr>
-              <w:pStyle w:val="Style19"/>
-              <w:bidi w:val="0"/>
-              <w:jc w:val="center"/>
-              <w:rPr>
+              <w:pStyle w:val="user5"/>
+              <w:bidi w:val="0"/>
+              <w:jc w:val="center"/>
+              <w:rPr>
+                <w:b w:val="false"/>
+                <w:bCs w:val="false"/>
+                <w:i w:val="false"/>
+                <w:iCs w:val="false"/>
+                <w:sz w:val="28"/>
+                <w:szCs w:val="28"/>
+              </w:rPr>
+            </w:pPr>
+            <w:r>
+              <w:rPr>
+                <w:bCs w:val="false"/>
+                <w:iCs w:val="false"/>
                 <w:sz w:val="28"/>
                 <w:szCs w:val="28"/>
                 <w:lang w:val="en-US"/>
               </w:rPr>
-            </w:pPr>
-            <w:r>
-              <w:rPr>
+              <w:t>P</w:t>
+            </w:r>
+            <w:r>
+              <w:rPr>
+                <w:bCs w:val="false"/>
+                <w:iCs w:val="false"/>
+                <w:sz w:val="28"/>
+                <w:szCs w:val="28"/>
+                <w:lang w:val="ru-RU"/>
+              </w:rPr>
+              <w:t>ош/др</w:t>
+            </w:r>
+          </w:p>
+        </w:tc>
+        <w:tc>
+          <w:tcPr>
+            <w:tcW w:w="1377" w:type="dxa"/>
+            <w:tcBorders/>
+            <w:vAlign w:val="center"/>
+          </w:tcPr>
+          <w:p>
+            <w:pPr>
+              <w:pStyle w:val="user5"/>
+              <w:bidi w:val="0"/>
+              <w:jc w:val="center"/>
+              <w:rPr>
+                <w:b w:val="false"/>
+                <w:bCs w:val="false"/>
+                <w:i w:val="false"/>
+                <w:iCs w:val="false"/>
+                <w:sz w:val="28"/>
+                <w:szCs w:val="28"/>
+              </w:rPr>
+            </w:pPr>
+            <w:r>
+              <w:rPr>
+                <w:bCs w:val="false"/>
+                <w:iCs w:val="false"/>
                 <w:sz w:val="28"/>
                 <w:szCs w:val="28"/>
                 <w:lang w:val="en-US"/>
@@ -1949,6 +2140,8 @@
             </w:r>
             <w:r>
               <w:rPr>
+                <w:bCs w:val="false"/>
+                <w:iCs w:val="false"/>
                 <w:sz w:val="28"/>
                 <w:szCs w:val="28"/>
                 <w:lang w:val="ru-RU"/>
@@ -1965,165 +2158,74 @@
           </w:tcPr>
           <w:p>
             <w:pPr>
-              <w:pStyle w:val="Style19"/>
-              <w:bidi w:val="0"/>
-              <w:jc w:val="center"/>
-              <w:rPr>
+              <w:pStyle w:val="user5"/>
+              <w:bidi w:val="0"/>
+              <w:jc w:val="center"/>
+              <w:rPr>
+                <w:b w:val="false"/>
+                <w:bCs w:val="false"/>
+                <w:i w:val="false"/>
+                <w:iCs w:val="false"/>
+                <w:sz w:val="28"/>
+                <w:szCs w:val="28"/>
+              </w:rPr>
+            </w:pPr>
+            <w:r>
+              <w:rPr>
+                <w:bCs w:val="false"/>
+                <w:iCs w:val="false"/>
                 <w:sz w:val="28"/>
                 <w:szCs w:val="28"/>
                 <w:lang w:val="en-US"/>
               </w:rPr>
-            </w:pPr>
-            <w:r>
-              <w:rPr>
+              <w:t>K</w:t>
+            </w:r>
+            <w:r>
+              <w:rPr>
+                <w:bCs w:val="false"/>
+                <w:iCs w:val="false"/>
+                <w:sz w:val="28"/>
+                <w:szCs w:val="28"/>
+                <w:lang w:val="ru-RU"/>
+              </w:rPr>
+              <w:t>ош</w:t>
+            </w:r>
+          </w:p>
+        </w:tc>
+        <w:tc>
+          <w:tcPr>
+            <w:tcW w:w="1377" w:type="dxa"/>
+            <w:tcBorders/>
+            <w:vAlign w:val="center"/>
+          </w:tcPr>
+          <w:p>
+            <w:pPr>
+              <w:pStyle w:val="user5"/>
+              <w:bidi w:val="0"/>
+              <w:jc w:val="center"/>
+              <w:rPr>
+                <w:b w:val="false"/>
+                <w:bCs w:val="false"/>
+                <w:i w:val="false"/>
+                <w:iCs w:val="false"/>
+                <w:sz w:val="28"/>
+                <w:szCs w:val="28"/>
+              </w:rPr>
+            </w:pPr>
+            <w:r>
+              <w:rPr>
+                <w:bCs w:val="false"/>
+                <w:iCs w:val="false"/>
                 <w:sz w:val="28"/>
                 <w:szCs w:val="28"/>
                 <w:lang w:val="en-US"/>
               </w:rPr>
-              <w:t>K</w:t>
-            </w:r>
-            <w:r>
-              <w:rPr>
-                <w:sz w:val="28"/>
-                <w:szCs w:val="28"/>
-                <w:lang w:val="ru-RU"/>
-              </w:rPr>
-              <w:t>ош</w:t>
-            </w:r>
-          </w:p>
-        </w:tc>
-        <w:tc>
-          <w:tcPr>
-            <w:tcW w:w="1377" w:type="dxa"/>
-            <w:tcBorders/>
-            <w:vAlign w:val="center"/>
-          </w:tcPr>
-          <w:p>
-            <w:pPr>
-              <w:pStyle w:val="Style19"/>
-              <w:bidi w:val="0"/>
-              <w:jc w:val="center"/>
-              <w:rPr>
-                <w:sz w:val="28"/>
-                <w:szCs w:val="28"/>
-                <w:lang w:val="en-US"/>
-              </w:rPr>
-            </w:pPr>
-            <w:r>
-              <w:rPr>
-                <w:sz w:val="28"/>
-                <w:szCs w:val="28"/>
-                <w:lang w:val="en-US"/>
-              </w:rPr>
-              <w:t>K</w:t>
-            </w:r>
-            <w:r>
-              <w:rPr>
-                <w:sz w:val="28"/>
-                <w:szCs w:val="28"/>
-                <w:lang w:val="ru-RU"/>
-              </w:rPr>
-              <w:t>ош/др</w:t>
-            </w:r>
-          </w:p>
-        </w:tc>
-        <w:tc>
-          <w:tcPr>
-            <w:tcW w:w="1377" w:type="dxa"/>
-            <w:tcBorders/>
-            <w:vAlign w:val="center"/>
-          </w:tcPr>
-          <w:p>
-            <w:pPr>
-              <w:pStyle w:val="Style19"/>
-              <w:bidi w:val="0"/>
-              <w:jc w:val="center"/>
-              <w:rPr>
-                <w:sz w:val="28"/>
-                <w:szCs w:val="28"/>
-                <w:lang w:val="en-US"/>
-              </w:rPr>
-            </w:pPr>
-            <w:r>
-              <w:rPr>
-                <w:sz w:val="28"/>
-                <w:szCs w:val="28"/>
-                <w:lang w:val="en-US"/>
-              </w:rPr>
-              <w:t>N</w:t>
-            </w:r>
-            <w:r>
-              <w:rPr>
-                <w:sz w:val="28"/>
-                <w:szCs w:val="28"/>
-                <w:lang w:val="ru-RU"/>
-              </w:rPr>
-              <w:t>ош</w:t>
-            </w:r>
-          </w:p>
-        </w:tc>
-        <w:tc>
-          <w:tcPr>
-            <w:tcW w:w="1377" w:type="dxa"/>
-            <w:tcBorders/>
-            <w:vAlign w:val="center"/>
-          </w:tcPr>
-          <w:p>
-            <w:pPr>
-              <w:pStyle w:val="Style19"/>
-              <w:bidi w:val="0"/>
-              <w:jc w:val="center"/>
-              <w:rPr>
-                <w:sz w:val="28"/>
-                <w:szCs w:val="28"/>
-                <w:lang w:val="en-US"/>
-              </w:rPr>
-            </w:pPr>
-            <w:r>
-              <w:rPr>
-                <w:sz w:val="28"/>
-                <w:szCs w:val="28"/>
-                <w:lang w:val="en-US"/>
-              </w:rPr>
-              <w:t>K</w:t>
-            </w:r>
-            <w:r>
-              <w:rPr>
-                <w:sz w:val="28"/>
-                <w:szCs w:val="28"/>
-                <w:lang w:val="ru-RU"/>
-              </w:rPr>
-              <w:t>ош</w:t>
-            </w:r>
-          </w:p>
-        </w:tc>
-        <w:tc>
-          <w:tcPr>
-            <w:tcW w:w="1377" w:type="dxa"/>
-            <w:tcBorders/>
-            <w:vAlign w:val="center"/>
-          </w:tcPr>
-          <w:p>
-            <w:pPr>
-              <w:pStyle w:val="Style19"/>
-              <w:bidi w:val="0"/>
-              <w:jc w:val="center"/>
-              <w:rPr>
-                <w:sz w:val="28"/>
-                <w:szCs w:val="28"/>
-                <w:lang w:val="en-US"/>
-              </w:rPr>
-            </w:pPr>
-            <w:r>
-              <w:rPr>
-                <w:sz w:val="28"/>
-                <w:szCs w:val="28"/>
-                <w:lang w:val="en-US"/>
-              </w:rPr>
-              <w:t>K</w:t>
-            </w:r>
-            <w:r>
-              <w:rPr>
+              <w:t>P</w:t>
+            </w:r>
+            <w:r>
+              <w:rPr>
+                <w:bCs w:val="false"/>
+                <w:iCs w:val="false"/>
                 <w:sz w:val="28"/>
                 <w:szCs w:val="28"/>
                 <w:lang w:val="ru-RU"/>
@@ -2143,16 +2245,22 @@
           </w:tcPr>
           <w:p>
             <w:pPr>
-              <w:pStyle w:val="Style19"/>
-              <w:bidi w:val="0"/>
-              <w:jc w:val="center"/>
-              <w:rPr>
-                <w:sz w:val="28"/>
-                <w:szCs w:val="28"/>
-              </w:rPr>
-            </w:pPr>
-            <w:r>
-              <w:rPr>
+              <w:pStyle w:val="user5"/>
+              <w:bidi w:val="0"/>
+              <w:jc w:val="center"/>
+              <w:rPr>
+                <w:b w:val="false"/>
+                <w:bCs w:val="false"/>
+                <w:i w:val="false"/>
+                <w:iCs w:val="false"/>
+                <w:sz w:val="28"/>
+                <w:szCs w:val="28"/>
+              </w:rPr>
+            </w:pPr>
+            <w:r>
+              <w:rPr>
+                <w:bCs w:val="false"/>
+                <w:iCs w:val="false"/>
                 <w:sz w:val="28"/>
                 <w:szCs w:val="28"/>
               </w:rPr>
@@ -2162,16 +2270,78 @@
         </w:tc>
         <w:tc>
           <w:tcPr>
+            <w:tcW w:w="1376" w:type="dxa"/>
+            <w:tcBorders/>
+            <w:vAlign w:val="center"/>
+          </w:tcPr>
+          <w:p>
+            <w:pPr>
+              <w:pStyle w:val="user5"/>
+              <w:bidi w:val="0"/>
+              <w:jc w:val="center"/>
+              <w:rPr>
+                <w:b w:val="false"/>
+                <w:bCs w:val="false"/>
+                <w:i w:val="false"/>
+                <w:iCs w:val="false"/>
+                <w:sz w:val="28"/>
+                <w:szCs w:val="28"/>
+                <w:lang w:val="ru-RU"/>
+              </w:rPr>
+            </w:pPr>
+            <w:r>
+              <w:rPr>
+                <w:bCs w:val="false"/>
+                <w:iCs w:val="false"/>
+                <w:sz w:val="28"/>
+                <w:szCs w:val="28"/>
+                <w:lang w:val="ru-RU"/>
+              </w:rPr>
+              <w:t>0</w:t>
+            </w:r>
+          </w:p>
+        </w:tc>
+        <w:tc>
+          <w:tcPr>
+            <w:tcW w:w="1378" w:type="dxa"/>
+            <w:tcBorders/>
+            <w:vAlign w:val="center"/>
+          </w:tcPr>
+          <w:p>
+            <w:pPr>
+              <w:pStyle w:val="user5"/>
+              <w:bidi w:val="0"/>
+              <w:jc w:val="center"/>
+              <w:rPr>
+                <w:sz w:val="28"/>
+                <w:szCs w:val="28"/>
+                <w:lang w:val="en-US"/>
+              </w:rPr>
+            </w:pPr>
+            <w:r>
+              <w:rPr>
+                <w:sz w:val="28"/>
+                <w:szCs w:val="28"/>
+                <w:lang w:val="en-US"/>
+              </w:rPr>
+              <w:t>0</w:t>
+            </w:r>
+          </w:p>
+        </w:tc>
+        <w:tc>
+          <w:tcPr>
             <w:tcW w:w="1377" w:type="dxa"/>
             <w:tcBorders/>
             <w:vAlign w:val="center"/>
           </w:tcPr>
           <w:p>
             <w:pPr>
-              <w:pStyle w:val="Style19"/>
-              <w:bidi w:val="0"/>
-              <w:jc w:val="center"/>
-              <w:rPr>
+              <w:pStyle w:val="user5"/>
+              <w:bidi w:val="0"/>
+              <w:jc w:val="center"/>
+              <w:rPr>
+                <w:sz w:val="28"/>
+                <w:szCs w:val="28"/>
                 <w:lang w:val="ru-RU"/>
               </w:rPr>
             </w:pPr>
@@ -2179,8 +2349,9 @@
               <w:rPr>
                 <w:sz w:val="28"/>
                 <w:szCs w:val="28"/>
-                <w:lang w:val="en-US"/>
-              </w:rPr>
+                <w:lang w:val="ru-RU"/>
+              </w:rPr>
+              <w:t>0</w:t>
             </w:r>
           </w:p>
         </w:tc>
@@ -2192,10 +2363,12 @@
           </w:tcPr>
           <w:p>
             <w:pPr>
-              <w:pStyle w:val="Style19"/>
-              <w:bidi w:val="0"/>
-              <w:jc w:val="center"/>
-              <w:rPr>
+              <w:pStyle w:val="user5"/>
+              <w:bidi w:val="0"/>
+              <w:jc w:val="center"/>
+              <w:rPr>
+                <w:sz w:val="28"/>
+                <w:szCs w:val="28"/>
                 <w:lang w:val="ru-RU"/>
               </w:rPr>
             </w:pPr>
@@ -2203,8 +2376,9 @@
               <w:rPr>
                 <w:sz w:val="28"/>
                 <w:szCs w:val="28"/>
-                <w:lang w:val="en-US"/>
-              </w:rPr>
+                <w:lang w:val="ru-RU"/>
+              </w:rPr>
+              <w:t>0</w:t>
             </w:r>
           </w:p>
         </w:tc>
@@ -2216,10 +2390,12 @@
           </w:tcPr>
           <w:p>
             <w:pPr>
-              <w:pStyle w:val="Style19"/>
-              <w:bidi w:val="0"/>
-              <w:jc w:val="center"/>
-              <w:rPr>
+              <w:pStyle w:val="user5"/>
+              <w:bidi w:val="0"/>
+              <w:jc w:val="center"/>
+              <w:rPr>
+                <w:sz w:val="28"/>
+                <w:szCs w:val="28"/>
                 <w:lang w:val="ru-RU"/>
               </w:rPr>
             </w:pPr>
@@ -2227,8 +2403,9 @@
               <w:rPr>
                 <w:sz w:val="28"/>
                 <w:szCs w:val="28"/>
-                <w:lang w:val="en-US"/>
-              </w:rPr>
+                <w:lang w:val="ru-RU"/>
+              </w:rPr>
+              <w:t>0</w:t>
             </w:r>
           </w:p>
         </w:tc>
@@ -2240,10 +2417,12 @@
           </w:tcPr>
           <w:p>
             <w:pPr>
-              <w:pStyle w:val="Style19"/>
-              <w:bidi w:val="0"/>
-              <w:jc w:val="center"/>
-              <w:rPr>
+              <w:pStyle w:val="user5"/>
+              <w:bidi w:val="0"/>
+              <w:jc w:val="center"/>
+              <w:rPr>
+                <w:sz w:val="28"/>
+                <w:szCs w:val="28"/>
                 <w:lang w:val="ru-RU"/>
               </w:rPr>
             </w:pPr>
@@ -2251,56 +2430,9 @@
               <w:rPr>
                 <w:sz w:val="28"/>
                 <w:szCs w:val="28"/>
-                <w:lang w:val="en-US"/>
-              </w:rPr>
-            </w:r>
-          </w:p>
-        </w:tc>
-        <w:tc>
-          <w:tcPr>
-            <w:tcW w:w="1377" w:type="dxa"/>
-            <w:tcBorders/>
-            <w:vAlign w:val="center"/>
-          </w:tcPr>
-          <w:p>
-            <w:pPr>
-              <w:pStyle w:val="Style19"/>
-              <w:bidi w:val="0"/>
-              <w:jc w:val="center"/>
-              <w:rPr>
                 <w:lang w:val="ru-RU"/>
               </w:rPr>
-            </w:pPr>
-            <w:r>
-              <w:rPr>
-                <w:sz w:val="28"/>
-                <w:szCs w:val="28"/>
-                <w:lang w:val="en-US"/>
-              </w:rPr>
-            </w:r>
-          </w:p>
-        </w:tc>
-        <w:tc>
-          <w:tcPr>
-            <w:tcW w:w="1377" w:type="dxa"/>
-            <w:tcBorders/>
-            <w:vAlign w:val="center"/>
-          </w:tcPr>
-          <w:p>
-            <w:pPr>
-              <w:pStyle w:val="Style19"/>
-              <w:bidi w:val="0"/>
-              <w:jc w:val="center"/>
-              <w:rPr>
-                <w:lang w:val="ru-RU"/>
-              </w:rPr>
-            </w:pPr>
-            <w:r>
-              <w:rPr>
-                <w:sz w:val="28"/>
-                <w:szCs w:val="28"/>
-                <w:lang w:val="en-US"/>
-              </w:rPr>
+              <w:t>0</w:t>
             </w:r>
           </w:p>
         </w:tc>
@@ -2315,16 +2447,22 @@
           </w:tcPr>
           <w:p>
             <w:pPr>
-              <w:pStyle w:val="Style19"/>
-              <w:bidi w:val="0"/>
-              <w:jc w:val="center"/>
-              <w:rPr>
-                <w:sz w:val="28"/>
-                <w:szCs w:val="28"/>
-              </w:rPr>
-            </w:pPr>
-            <w:r>
-              <w:rPr>
+              <w:pStyle w:val="user5"/>
+              <w:bidi w:val="0"/>
+              <w:jc w:val="center"/>
+              <w:rPr>
+                <w:b w:val="false"/>
+                <w:bCs w:val="false"/>
+                <w:i w:val="false"/>
+                <w:iCs w:val="false"/>
+                <w:sz w:val="28"/>
+                <w:szCs w:val="28"/>
+              </w:rPr>
+            </w:pPr>
+            <w:r>
+              <w:rPr>
+                <w:bCs w:val="false"/>
+                <w:iCs w:val="false"/>
                 <w:sz w:val="28"/>
                 <w:szCs w:val="28"/>
               </w:rPr>
@@ -2334,25 +2472,96 @@
         </w:tc>
         <w:tc>
           <w:tcPr>
+            <w:tcW w:w="1376" w:type="dxa"/>
+            <w:tcBorders/>
+            <w:vAlign w:val="center"/>
+          </w:tcPr>
+          <w:p>
+            <w:pPr>
+              <w:pStyle w:val="user5"/>
+              <w:bidi w:val="0"/>
+              <w:jc w:val="center"/>
+              <w:rPr>
+                <w:b w:val="false"/>
+                <w:bCs w:val="false"/>
+                <w:i w:val="false"/>
+                <w:iCs w:val="false"/>
+                <w:sz w:val="28"/>
+                <w:szCs w:val="28"/>
+              </w:rPr>
+            </w:pPr>
+            <w:r>
+              <w:rPr>
+                <w:bCs w:val="false"/>
+                <w:iCs w:val="false"/>
+                <w:sz w:val="28"/>
+                <w:szCs w:val="28"/>
+              </w:rPr>
+              <w:t>70</w:t>
+            </w:r>
+          </w:p>
+        </w:tc>
+        <w:tc>
+          <w:tcPr>
+            <w:tcW w:w="1378" w:type="dxa"/>
+            <w:tcBorders/>
+            <w:vAlign w:val="center"/>
+          </w:tcPr>
+          <w:p>
+            <w:pPr>
+              <w:pStyle w:val="Style18"/>
+              <w:jc w:val="center"/>
+              <w:rPr>
+                <w:sz w:val="28"/>
+                <w:szCs w:val="28"/>
+                <w:lang w:val="en-US"/>
+              </w:rPr>
+            </w:pPr>
+            <w:r>
+              <w:rPr>
+                <w:sz w:val="28"/>
+                <w:szCs w:val="28"/>
+                <w:lang w:val="en-US"/>
+              </w:rPr>
+              <w:t>0,0</w:t>
+            </w:r>
+            <w:r>
+              <w:rPr>
+                <w:sz w:val="28"/>
+                <w:szCs w:val="28"/>
+                <w:lang w:val="en-US"/>
+              </w:rPr>
+              <w:t>7</w:t>
+            </w:r>
+            <w:r>
+              <w:rPr>
+                <w:sz w:val="28"/>
+                <w:szCs w:val="28"/>
+                <w:lang w:val="en-US"/>
+              </w:rPr>
+              <w:t>00</w:t>
+            </w:r>
+          </w:p>
+        </w:tc>
+        <w:tc>
+          <w:tcPr>
             <w:tcW w:w="1377" w:type="dxa"/>
             <w:tcBorders/>
             <w:vAlign w:val="center"/>
           </w:tcPr>
           <w:p>
             <w:pPr>
-              <w:pStyle w:val="Style19"/>
-              <w:bidi w:val="0"/>
-              <w:jc w:val="center"/>
-              <w:rPr>
-                <w:sz w:val="28"/>
-                <w:szCs w:val="28"/>
-              </w:rPr>
-            </w:pPr>
-            <w:r>
-              <w:rPr>
-                <w:sz w:val="28"/>
-                <w:szCs w:val="28"/>
-              </w:rPr>
+              <w:pStyle w:val="Style18"/>
+              <w:jc w:val="center"/>
+              <w:rPr>
+                <w:sz w:val="28"/>
+              </w:rPr>
+            </w:pPr>
+            <w:r>
+              <w:rPr>
+                <w:sz w:val="28"/>
+              </w:rPr>
+              <w:t>0,1</w:t>
             </w:r>
           </w:p>
         </w:tc>
@@ -2364,19 +2573,26 @@
           </w:tcPr>
           <w:p>
             <w:pPr>
-              <w:pStyle w:val="Style19"/>
-              <w:bidi w:val="0"/>
-              <w:jc w:val="center"/>
-              <w:rPr>
-                <w:sz w:val="28"/>
-                <w:szCs w:val="28"/>
-              </w:rPr>
-            </w:pPr>
-            <w:r>
-              <w:rPr>
-                <w:sz w:val="28"/>
-                <w:szCs w:val="28"/>
-              </w:rPr>
+              <w:pStyle w:val="user5"/>
+              <w:bidi w:val="0"/>
+              <w:jc w:val="center"/>
+              <w:rPr>
+                <w:b w:val="false"/>
+                <w:bCs w:val="false"/>
+                <w:i w:val="false"/>
+                <w:iCs w:val="false"/>
+                <w:sz w:val="28"/>
+                <w:szCs w:val="28"/>
+              </w:rPr>
+            </w:pPr>
+            <w:r>
+              <w:rPr>
+                <w:bCs w:val="false"/>
+                <w:iCs w:val="false"/>
+                <w:sz w:val="28"/>
+                <w:szCs w:val="28"/>
+              </w:rPr>
+              <w:t>0</w:t>
             </w:r>
           </w:p>
         </w:tc>
@@ -2388,19 +2604,49 @@
           </w:tcPr>
           <w:p>
             <w:pPr>
-              <w:pStyle w:val="Style19"/>
-              <w:bidi w:val="0"/>
-              <w:jc w:val="center"/>
-              <w:rPr>
-                <w:sz w:val="28"/>
-                <w:szCs w:val="28"/>
-              </w:rPr>
-            </w:pPr>
-            <w:r>
-              <w:rPr>
-                <w:sz w:val="28"/>
-                <w:szCs w:val="28"/>
-              </w:rPr>
+              <w:pStyle w:val="user5"/>
+              <w:bidi w:val="0"/>
+              <w:jc w:val="center"/>
+              <w:rPr>
+                <w:sz w:val="28"/>
+                <w:szCs w:val="28"/>
+                <w:lang w:val="en-US"/>
+              </w:rPr>
+            </w:pPr>
+            <w:r>
+              <w:fldChar w:fldCharType="begin"/>
+            </w:r>
+            <w:r>
+              <w:rPr>
+                <w:sz w:val="28"/>
+                <w:szCs w:val="28"/>
+                <w:lang w:val="en-US"/>
+              </w:rPr>
+              <w:instrText xml:space="preserve"> =(E4)/10000</w:instrText>
+            </w:r>
+            <w:r>
+              <w:rPr>
+                <w:sz w:val="28"/>
+                <w:szCs w:val="28"/>
+                <w:lang w:val="en-US"/>
+              </w:rPr>
+              <w:fldChar w:fldCharType="separate"/>
+            </w:r>
+            <w:r>
+              <w:rPr>
+                <w:sz w:val="28"/>
+                <w:szCs w:val="28"/>
+                <w:lang w:val="en-US"/>
+              </w:rPr>
+              <w:t>0</w:t>
+            </w:r>
+            <w:r>
+              <w:rPr>
+                <w:sz w:val="28"/>
+                <w:szCs w:val="28"/>
+                <w:lang w:val="en-US"/>
+              </w:rPr>
+              <w:fldChar w:fldCharType="end"/>
             </w:r>
           </w:p>
         </w:tc>
@@ -2412,67 +2658,28 @@
           </w:tcPr>
           <w:p>
             <w:pPr>
-              <w:pStyle w:val="Style19"/>
-              <w:bidi w:val="0"/>
-              <w:jc w:val="center"/>
-              <w:rPr>
-                <w:sz w:val="28"/>
-                <w:szCs w:val="28"/>
-              </w:rPr>
-            </w:pPr>
-            <w:r>
-              <w:rPr>
-                <w:sz w:val="28"/>
-                <w:szCs w:val="28"/>
-              </w:rPr>
-            </w:r>
-          </w:p>
-        </w:tc>
-        <w:tc>
-          <w:tcPr>
-            <w:tcW w:w="1377" w:type="dxa"/>
-            <w:tcBorders/>
-            <w:vAlign w:val="center"/>
-          </w:tcPr>
-          <w:p>
-            <w:pPr>
-              <w:pStyle w:val="Style19"/>
-              <w:bidi w:val="0"/>
-              <w:jc w:val="center"/>
-              <w:rPr>
-                <w:sz w:val="28"/>
-                <w:szCs w:val="28"/>
-              </w:rPr>
-            </w:pPr>
-            <w:r>
-              <w:rPr>
-                <w:sz w:val="28"/>
-                <w:szCs w:val="28"/>
-              </w:rPr>
-            </w:r>
-          </w:p>
-        </w:tc>
-        <w:tc>
-          <w:tcPr>
-            <w:tcW w:w="1377" w:type="dxa"/>
-            <w:tcBorders/>
-            <w:vAlign w:val="center"/>
-          </w:tcPr>
-          <w:p>
-            <w:pPr>
-              <w:pStyle w:val="Style19"/>
-              <w:bidi w:val="0"/>
-              <w:jc w:val="center"/>
-              <w:rPr>
-                <w:sz w:val="28"/>
-                <w:szCs w:val="28"/>
-              </w:rPr>
-            </w:pPr>
-            <w:r>
-              <w:rPr>
-                <w:sz w:val="28"/>
-                <w:szCs w:val="28"/>
-              </w:rPr>
+              <w:pStyle w:val="user5"/>
+              <w:bidi w:val="0"/>
+              <w:jc w:val="center"/>
+              <w:rPr>
+                <w:b w:val="false"/>
+                <w:bCs w:val="false"/>
+                <w:i w:val="false"/>
+                <w:iCs w:val="false"/>
+                <w:sz w:val="28"/>
+                <w:szCs w:val="28"/>
+                <w:lang w:val="en-US"/>
+              </w:rPr>
+            </w:pPr>
+            <w:r>
+              <w:rPr>
+                <w:bCs w:val="false"/>
+                <w:iCs w:val="false"/>
+                <w:sz w:val="28"/>
+                <w:szCs w:val="28"/>
+                <w:lang w:val="en-US"/>
+              </w:rPr>
+              <w:t>0</w:t>
             </w:r>
           </w:p>
         </w:tc>
@@ -2487,16 +2694,22 @@
           </w:tcPr>
           <w:p>
             <w:pPr>
-              <w:pStyle w:val="Style19"/>
-              <w:bidi w:val="0"/>
-              <w:jc w:val="center"/>
-              <w:rPr>
-                <w:sz w:val="28"/>
-                <w:szCs w:val="28"/>
-              </w:rPr>
-            </w:pPr>
-            <w:r>
-              <w:rPr>
+              <w:pStyle w:val="user5"/>
+              <w:bidi w:val="0"/>
+              <w:jc w:val="center"/>
+              <w:rPr>
+                <w:b w:val="false"/>
+                <w:bCs w:val="false"/>
+                <w:i w:val="false"/>
+                <w:iCs w:val="false"/>
+                <w:sz w:val="28"/>
+                <w:szCs w:val="28"/>
+              </w:rPr>
+            </w:pPr>
+            <w:r>
+              <w:rPr>
+                <w:bCs w:val="false"/>
+                <w:iCs w:val="false"/>
                 <w:sz w:val="28"/>
                 <w:szCs w:val="28"/>
               </w:rPr>
@@ -2506,25 +2719,78 @@
         </w:tc>
         <w:tc>
           <w:tcPr>
+            <w:tcW w:w="1376" w:type="dxa"/>
+            <w:tcBorders/>
+            <w:vAlign w:val="center"/>
+          </w:tcPr>
+          <w:p>
+            <w:pPr>
+              <w:pStyle w:val="user5"/>
+              <w:bidi w:val="0"/>
+              <w:jc w:val="center"/>
+              <w:rPr>
+                <w:b w:val="false"/>
+                <w:bCs w:val="false"/>
+                <w:i w:val="false"/>
+                <w:iCs w:val="false"/>
+                <w:sz w:val="28"/>
+                <w:szCs w:val="28"/>
+              </w:rPr>
+            </w:pPr>
+            <w:r>
+              <w:rPr>
+                <w:bCs w:val="false"/>
+                <w:iCs w:val="false"/>
+                <w:sz w:val="28"/>
+                <w:szCs w:val="28"/>
+              </w:rPr>
+              <w:t>168</w:t>
+            </w:r>
+          </w:p>
+        </w:tc>
+        <w:tc>
+          <w:tcPr>
+            <w:tcW w:w="1378" w:type="dxa"/>
+            <w:tcBorders/>
+            <w:vAlign w:val="center"/>
+          </w:tcPr>
+          <w:p>
+            <w:pPr>
+              <w:pStyle w:val="Style18"/>
+              <w:jc w:val="center"/>
+              <w:rPr>
+                <w:sz w:val="28"/>
+                <w:szCs w:val="28"/>
+              </w:rPr>
+            </w:pPr>
+            <w:r>
+              <w:rPr>
+                <w:sz w:val="28"/>
+                <w:szCs w:val="28"/>
+              </w:rPr>
+              <w:t>0,0168</w:t>
+            </w:r>
+          </w:p>
+        </w:tc>
+        <w:tc>
+          <w:tcPr>
             <w:tcW w:w="1377" w:type="dxa"/>
             <w:tcBorders/>
             <w:vAlign w:val="center"/>
           </w:tcPr>
           <w:p>
             <w:pPr>
-              <w:pStyle w:val="Style19"/>
-              <w:bidi w:val="0"/>
-              <w:jc w:val="center"/>
-              <w:rPr>
-                <w:sz w:val="28"/>
-                <w:szCs w:val="28"/>
-              </w:rPr>
-            </w:pPr>
-            <w:r>
-              <w:rPr>
-                <w:sz w:val="28"/>
-                <w:szCs w:val="28"/>
-              </w:rPr>
+              <w:pStyle w:val="Style18"/>
+              <w:jc w:val="center"/>
+              <w:rPr>
+                <w:sz w:val="28"/>
+              </w:rPr>
+            </w:pPr>
+            <w:r>
+              <w:rPr>
+                <w:sz w:val="28"/>
+              </w:rPr>
+              <w:t>0,24</w:t>
             </w:r>
           </w:p>
         </w:tc>
@@ -2536,19 +2802,26 @@
           </w:tcPr>
           <w:p>
             <w:pPr>
-              <w:pStyle w:val="Style19"/>
-              <w:bidi w:val="0"/>
-              <w:jc w:val="center"/>
-              <w:rPr>
-                <w:sz w:val="28"/>
-                <w:szCs w:val="28"/>
-              </w:rPr>
-            </w:pPr>
-            <w:r>
-              <w:rPr>
-                <w:sz w:val="28"/>
-                <w:szCs w:val="28"/>
-              </w:rPr>
+              <w:pStyle w:val="user5"/>
+              <w:bidi w:val="0"/>
+              <w:jc w:val="center"/>
+              <w:rPr>
+                <w:b w:val="false"/>
+                <w:bCs w:val="false"/>
+                <w:i w:val="false"/>
+                <w:iCs w:val="false"/>
+                <w:sz w:val="28"/>
+                <w:szCs w:val="28"/>
+              </w:rPr>
+            </w:pPr>
+            <w:r>
+              <w:rPr>
+                <w:bCs w:val="false"/>
+                <w:iCs w:val="false"/>
+                <w:sz w:val="28"/>
+                <w:szCs w:val="28"/>
+              </w:rPr>
+              <w:t>2</w:t>
             </w:r>
           </w:p>
         </w:tc>
@@ -2560,19 +2833,24 @@
           </w:tcPr>
           <w:p>
             <w:pPr>
-              <w:pStyle w:val="Style19"/>
-              <w:bidi w:val="0"/>
-              <w:jc w:val="center"/>
-              <w:rPr>
-                <w:sz w:val="28"/>
-                <w:szCs w:val="28"/>
-              </w:rPr>
-            </w:pPr>
-            <w:r>
-              <w:rPr>
-                <w:sz w:val="28"/>
-                <w:szCs w:val="28"/>
-              </w:rPr>
+              <w:pStyle w:val="Style18"/>
+              <w:jc w:val="center"/>
+              <w:rPr>
+                <w:sz w:val="28"/>
+              </w:rPr>
+            </w:pPr>
+            <w:r>
+              <w:rPr>
+                <w:sz w:val="28"/>
+              </w:rPr>
+              <w:t>0,000</w:t>
+            </w:r>
+            <w:r>
+              <w:rPr>
+                <w:sz w:val="28"/>
+                <w:lang w:val="en-US"/>
+              </w:rPr>
+              <w:t>2</w:t>
             </w:r>
           </w:p>
         </w:tc>
@@ -2584,67 +2862,17 @@
           </w:tcPr>
           <w:p>
             <w:pPr>
-              <w:pStyle w:val="Style19"/>
-              <w:bidi w:val="0"/>
-              <w:jc w:val="center"/>
-              <w:rPr>
-                <w:sz w:val="28"/>
-                <w:szCs w:val="28"/>
-              </w:rPr>
-            </w:pPr>
-            <w:r>
-              <w:rPr>
-                <w:sz w:val="28"/>
-                <w:szCs w:val="28"/>
-              </w:rPr>
-            </w:r>
-          </w:p>
-        </w:tc>
-        <w:tc>
-          <w:tcPr>
-            <w:tcW w:w="1377" w:type="dxa"/>
-            <w:tcBorders/>
-            <w:vAlign w:val="center"/>
-          </w:tcPr>
-          <w:p>
-            <w:pPr>
-              <w:pStyle w:val="Style19"/>
-              <w:bidi w:val="0"/>
-              <w:jc w:val="center"/>
-              <w:rPr>
-                <w:sz w:val="28"/>
-                <w:szCs w:val="28"/>
-              </w:rPr>
-            </w:pPr>
-            <w:r>
-              <w:rPr>
-                <w:sz w:val="28"/>
-                <w:szCs w:val="28"/>
-              </w:rPr>
-            </w:r>
-          </w:p>
-        </w:tc>
-        <w:tc>
-          <w:tcPr>
-            <w:tcW w:w="1377" w:type="dxa"/>
-            <w:tcBorders/>
-            <w:vAlign w:val="center"/>
-          </w:tcPr>
-          <w:p>
-            <w:pPr>
-              <w:pStyle w:val="Style19"/>
-              <w:bidi w:val="0"/>
-              <w:jc w:val="center"/>
-              <w:rPr>
-                <w:sz w:val="28"/>
-                <w:szCs w:val="28"/>
-              </w:rPr>
-            </w:pPr>
-            <w:r>
-              <w:rPr>
-                <w:sz w:val="28"/>
-                <w:szCs w:val="28"/>
-              </w:rPr>
+              <w:pStyle w:val="Style18"/>
+              <w:jc w:val="center"/>
+              <w:rPr>
+                <w:sz w:val="28"/>
+              </w:rPr>
+            </w:pPr>
+            <w:r>
+              <w:rPr>
+                <w:sz w:val="28"/>
+              </w:rPr>
+              <w:t>0</w:t>
             </w:r>
           </w:p>
         </w:tc>
@@ -2659,16 +2887,22 @@
           </w:tcPr>
           <w:p>
             <w:pPr>
-              <w:pStyle w:val="Style19"/>
-              <w:bidi w:val="0"/>
-              <w:jc w:val="center"/>
-              <w:rPr>
-                <w:sz w:val="28"/>
-                <w:szCs w:val="28"/>
-              </w:rPr>
-            </w:pPr>
-            <w:r>
-              <w:rPr>
+              <w:pStyle w:val="user5"/>
+              <w:bidi w:val="0"/>
+              <w:jc w:val="center"/>
+              <w:rPr>
+                <w:b w:val="false"/>
+                <w:bCs w:val="false"/>
+                <w:i w:val="false"/>
+                <w:iCs w:val="false"/>
+                <w:sz w:val="28"/>
+                <w:szCs w:val="28"/>
+              </w:rPr>
+            </w:pPr>
+            <w:r>
+              <w:rPr>
+                <w:bCs w:val="false"/>
+                <w:iCs w:val="false"/>
                 <w:sz w:val="28"/>
                 <w:szCs w:val="28"/>
               </w:rPr>
@@ -2678,25 +2912,78 @@
         </w:tc>
         <w:tc>
           <w:tcPr>
+            <w:tcW w:w="1376" w:type="dxa"/>
+            <w:tcBorders/>
+            <w:vAlign w:val="center"/>
+          </w:tcPr>
+          <w:p>
+            <w:pPr>
+              <w:pStyle w:val="user5"/>
+              <w:bidi w:val="0"/>
+              <w:jc w:val="center"/>
+              <w:rPr>
+                <w:b w:val="false"/>
+                <w:bCs w:val="false"/>
+                <w:i w:val="false"/>
+                <w:iCs w:val="false"/>
+                <w:sz w:val="28"/>
+                <w:szCs w:val="28"/>
+              </w:rPr>
+            </w:pPr>
+            <w:r>
+              <w:rPr>
+                <w:bCs w:val="false"/>
+                <w:iCs w:val="false"/>
+                <w:sz w:val="28"/>
+                <w:szCs w:val="28"/>
+              </w:rPr>
+              <w:t>223</w:t>
+            </w:r>
+          </w:p>
+        </w:tc>
+        <w:tc>
+          <w:tcPr>
+            <w:tcW w:w="1378" w:type="dxa"/>
+            <w:tcBorders/>
+            <w:vAlign w:val="center"/>
+          </w:tcPr>
+          <w:p>
+            <w:pPr>
+              <w:pStyle w:val="Style18"/>
+              <w:jc w:val="center"/>
+              <w:rPr>
+                <w:sz w:val="28"/>
+                <w:szCs w:val="28"/>
+              </w:rPr>
+            </w:pPr>
+            <w:r>
+              <w:rPr>
+                <w:sz w:val="28"/>
+                <w:szCs w:val="28"/>
+              </w:rPr>
+              <w:t>0,0223</w:t>
+            </w:r>
+          </w:p>
+        </w:tc>
+        <w:tc>
+          <w:tcPr>
             <w:tcW w:w="1377" w:type="dxa"/>
             <w:tcBorders/>
             <w:vAlign w:val="center"/>
           </w:tcPr>
           <w:p>
             <w:pPr>
-              <w:pStyle w:val="Style19"/>
-              <w:bidi w:val="0"/>
-              <w:jc w:val="center"/>
-              <w:rPr>
-                <w:sz w:val="28"/>
-                <w:szCs w:val="28"/>
-              </w:rPr>
-            </w:pPr>
-            <w:r>
-              <w:rPr>
-                <w:sz w:val="28"/>
-                <w:szCs w:val="28"/>
-              </w:rPr>
+              <w:pStyle w:val="Style18"/>
+              <w:jc w:val="center"/>
+              <w:rPr>
+                <w:sz w:val="28"/>
+              </w:rPr>
+            </w:pPr>
+            <w:r>
+              <w:rPr>
+                <w:sz w:val="28"/>
+              </w:rPr>
+              <w:t>0,32</w:t>
             </w:r>
           </w:p>
         </w:tc>
@@ -2708,19 +2995,26 @@
           </w:tcPr>
           <w:p>
             <w:pPr>
-              <w:pStyle w:val="Style19"/>
-              <w:bidi w:val="0"/>
-              <w:jc w:val="center"/>
-              <w:rPr>
-                <w:sz w:val="28"/>
-                <w:szCs w:val="28"/>
-              </w:rPr>
-            </w:pPr>
-            <w:r>
-              <w:rPr>
-                <w:sz w:val="28"/>
-                <w:szCs w:val="28"/>
-              </w:rPr>
+              <w:pStyle w:val="user5"/>
+              <w:bidi w:val="0"/>
+              <w:jc w:val="center"/>
+              <w:rPr>
+                <w:b w:val="false"/>
+                <w:bCs w:val="false"/>
+                <w:i w:val="false"/>
+                <w:iCs w:val="false"/>
+                <w:sz w:val="28"/>
+                <w:szCs w:val="28"/>
+              </w:rPr>
+            </w:pPr>
+            <w:r>
+              <w:rPr>
+                <w:bCs w:val="false"/>
+                <w:iCs w:val="false"/>
+                <w:sz w:val="28"/>
+                <w:szCs w:val="28"/>
+              </w:rPr>
+              <w:t>16</w:t>
             </w:r>
           </w:p>
         </w:tc>
@@ -2732,19 +3026,17 @@
           </w:tcPr>
           <w:p>
             <w:pPr>
-              <w:pStyle w:val="Style19"/>
-              <w:bidi w:val="0"/>
-              <w:jc w:val="center"/>
-              <w:rPr>
-                <w:sz w:val="28"/>
-                <w:szCs w:val="28"/>
-              </w:rPr>
-            </w:pPr>
-            <w:r>
-              <w:rPr>
-                <w:sz w:val="28"/>
-                <w:szCs w:val="28"/>
-              </w:rPr>
+              <w:pStyle w:val="Style18"/>
+              <w:jc w:val="center"/>
+              <w:rPr>
+                <w:sz w:val="28"/>
+              </w:rPr>
+            </w:pPr>
+            <w:r>
+              <w:rPr>
+                <w:sz w:val="28"/>
+              </w:rPr>
+              <w:t>0,0016</w:t>
             </w:r>
           </w:p>
         </w:tc>
@@ -2756,67 +3048,17 @@
           </w:tcPr>
           <w:p>
             <w:pPr>
-              <w:pStyle w:val="Style19"/>
-              <w:bidi w:val="0"/>
-              <w:jc w:val="center"/>
-              <w:rPr>
-                <w:sz w:val="28"/>
-                <w:szCs w:val="28"/>
-              </w:rPr>
-            </w:pPr>
-            <w:r>
-              <w:rPr>
-                <w:sz w:val="28"/>
-                <w:szCs w:val="28"/>
-              </w:rPr>
-            </w:r>
-          </w:p>
-        </w:tc>
-        <w:tc>
-          <w:tcPr>
-            <w:tcW w:w="1377" w:type="dxa"/>
-            <w:tcBorders/>
-            <w:vAlign w:val="center"/>
-          </w:tcPr>
-          <w:p>
-            <w:pPr>
-              <w:pStyle w:val="Style19"/>
-              <w:bidi w:val="0"/>
-              <w:jc w:val="center"/>
-              <w:rPr>
-                <w:sz w:val="28"/>
-                <w:szCs w:val="28"/>
-              </w:rPr>
-            </w:pPr>
-            <w:r>
-              <w:rPr>
-                <w:sz w:val="28"/>
-                <w:szCs w:val="28"/>
-              </w:rPr>
-            </w:r>
-          </w:p>
-        </w:tc>
-        <w:tc>
-          <w:tcPr>
-            <w:tcW w:w="1377" w:type="dxa"/>
-            <w:tcBorders/>
-            <w:vAlign w:val="center"/>
-          </w:tcPr>
-          <w:p>
-            <w:pPr>
-              <w:pStyle w:val="Style19"/>
-              <w:bidi w:val="0"/>
-              <w:jc w:val="center"/>
-              <w:rPr>
-                <w:sz w:val="28"/>
-                <w:szCs w:val="28"/>
-              </w:rPr>
-            </w:pPr>
-            <w:r>
-              <w:rPr>
-                <w:sz w:val="28"/>
-                <w:szCs w:val="28"/>
-              </w:rPr>
+              <w:pStyle w:val="Style18"/>
+              <w:jc w:val="center"/>
+              <w:rPr>
+                <w:sz w:val="28"/>
+              </w:rPr>
+            </w:pPr>
+            <w:r>
+              <w:rPr>
+                <w:sz w:val="28"/>
+              </w:rPr>
+              <w:t>0,0229</w:t>
             </w:r>
           </w:p>
         </w:tc>
@@ -2831,16 +3073,22 @@
           </w:tcPr>
           <w:p>
             <w:pPr>
-              <w:pStyle w:val="Style19"/>
-              <w:bidi w:val="0"/>
-              <w:jc w:val="center"/>
-              <w:rPr>
-                <w:sz w:val="28"/>
-                <w:szCs w:val="28"/>
-              </w:rPr>
-            </w:pPr>
-            <w:r>
-              <w:rPr>
+              <w:pStyle w:val="user5"/>
+              <w:bidi w:val="0"/>
+              <w:jc w:val="center"/>
+              <w:rPr>
+                <w:b w:val="false"/>
+                <w:bCs w:val="false"/>
+                <w:i w:val="false"/>
+                <w:iCs w:val="false"/>
+                <w:sz w:val="28"/>
+                <w:szCs w:val="28"/>
+              </w:rPr>
+            </w:pPr>
+            <w:r>
+              <w:rPr>
+                <w:bCs w:val="false"/>
+                <w:iCs w:val="false"/>
                 <w:sz w:val="28"/>
                 <w:szCs w:val="28"/>
               </w:rPr>
@@ -2850,25 +3098,78 @@
         </w:tc>
         <w:tc>
           <w:tcPr>
+            <w:tcW w:w="1376" w:type="dxa"/>
+            <w:tcBorders/>
+            <w:vAlign w:val="center"/>
+          </w:tcPr>
+          <w:p>
+            <w:pPr>
+              <w:pStyle w:val="user5"/>
+              <w:bidi w:val="0"/>
+              <w:jc w:val="center"/>
+              <w:rPr>
+                <w:b w:val="false"/>
+                <w:bCs w:val="false"/>
+                <w:i w:val="false"/>
+                <w:iCs w:val="false"/>
+                <w:sz w:val="28"/>
+                <w:szCs w:val="28"/>
+              </w:rPr>
+            </w:pPr>
+            <w:r>
+              <w:rPr>
+                <w:bCs w:val="false"/>
+                <w:iCs w:val="false"/>
+                <w:sz w:val="28"/>
+                <w:szCs w:val="28"/>
+              </w:rPr>
+              <w:t>274</w:t>
+            </w:r>
+          </w:p>
+        </w:tc>
+        <w:tc>
+          <w:tcPr>
+            <w:tcW w:w="1378" w:type="dxa"/>
+            <w:tcBorders/>
+            <w:vAlign w:val="center"/>
+          </w:tcPr>
+          <w:p>
+            <w:pPr>
+              <w:pStyle w:val="Style18"/>
+              <w:jc w:val="center"/>
+              <w:rPr>
+                <w:sz w:val="28"/>
+                <w:szCs w:val="28"/>
+              </w:rPr>
+            </w:pPr>
+            <w:r>
+              <w:rPr>
+                <w:sz w:val="28"/>
+                <w:szCs w:val="28"/>
+              </w:rPr>
+              <w:t>0,0274</w:t>
+            </w:r>
+          </w:p>
+        </w:tc>
+        <w:tc>
+          <w:tcPr>
             <w:tcW w:w="1377" w:type="dxa"/>
             <w:tcBorders/>
             <w:vAlign w:val="center"/>
           </w:tcPr>
           <w:p>
             <w:pPr>
-              <w:pStyle w:val="Style19"/>
-              <w:bidi w:val="0"/>
-              <w:jc w:val="center"/>
-              <w:rPr>
-                <w:sz w:val="28"/>
-                <w:szCs w:val="28"/>
-              </w:rPr>
-            </w:pPr>
-            <w:r>
-              <w:rPr>
-                <w:sz w:val="28"/>
-                <w:szCs w:val="28"/>
-              </w:rPr>
+              <w:pStyle w:val="Style18"/>
+              <w:jc w:val="center"/>
+              <w:rPr>
+                <w:sz w:val="28"/>
+              </w:rPr>
+            </w:pPr>
+            <w:r>
+              <w:rPr>
+                <w:sz w:val="28"/>
+              </w:rPr>
+              <w:t>0,39</w:t>
             </w:r>
           </w:p>
         </w:tc>
@@ -2880,19 +3181,26 @@
           </w:tcPr>
           <w:p>
             <w:pPr>
-              <w:pStyle w:val="Style19"/>
-              <w:bidi w:val="0"/>
-              <w:jc w:val="center"/>
-              <w:rPr>
-                <w:sz w:val="28"/>
-                <w:szCs w:val="28"/>
-              </w:rPr>
-            </w:pPr>
-            <w:r>
-              <w:rPr>
-                <w:sz w:val="28"/>
-                <w:szCs w:val="28"/>
-              </w:rPr>
+              <w:pStyle w:val="user5"/>
+              <w:bidi w:val="0"/>
+              <w:jc w:val="center"/>
+              <w:rPr>
+                <w:b w:val="false"/>
+                <w:bCs w:val="false"/>
+                <w:i w:val="false"/>
+                <w:iCs w:val="false"/>
+                <w:sz w:val="28"/>
+                <w:szCs w:val="28"/>
+              </w:rPr>
+            </w:pPr>
+            <w:r>
+              <w:rPr>
+                <w:bCs w:val="false"/>
+                <w:iCs w:val="false"/>
+                <w:sz w:val="28"/>
+                <w:szCs w:val="28"/>
+              </w:rPr>
+              <w:t>18</w:t>
             </w:r>
           </w:p>
         </w:tc>
@@ -2904,19 +3212,17 @@
           </w:tcPr>
           <w:p>
             <w:pPr>
-              <w:pStyle w:val="Style19"/>
-              <w:bidi w:val="0"/>
-              <w:jc w:val="center"/>
-              <w:rPr>
-                <w:sz w:val="28"/>
-                <w:szCs w:val="28"/>
-              </w:rPr>
-            </w:pPr>
-            <w:r>
-              <w:rPr>
-                <w:sz w:val="28"/>
-                <w:szCs w:val="28"/>
-              </w:rPr>
+              <w:pStyle w:val="Style18"/>
+              <w:jc w:val="center"/>
+              <w:rPr>
+                <w:sz w:val="28"/>
+              </w:rPr>
+            </w:pPr>
+            <w:r>
+              <w:rPr>
+                <w:sz w:val="28"/>
+              </w:rPr>
+              <w:t>0,0018</w:t>
             </w:r>
           </w:p>
         </w:tc>
@@ -2928,67 +3234,17 @@
           </w:tcPr>
           <w:p>
             <w:pPr>
-              <w:pStyle w:val="Style19"/>
-              <w:bidi w:val="0"/>
-              <w:jc w:val="center"/>
-              <w:rPr>
-                <w:sz w:val="28"/>
-                <w:szCs w:val="28"/>
-              </w:rPr>
-            </w:pPr>
-            <w:r>
-              <w:rPr>
-                <w:sz w:val="28"/>
-                <w:szCs w:val="28"/>
-              </w:rPr>
-            </w:r>
-          </w:p>
-        </w:tc>
-        <w:tc>
-          <w:tcPr>
-            <w:tcW w:w="1377" w:type="dxa"/>
-            <w:tcBorders/>
-            <w:vAlign w:val="center"/>
-          </w:tcPr>
-          <w:p>
-            <w:pPr>
-              <w:pStyle w:val="Style19"/>
-              <w:bidi w:val="0"/>
-              <w:jc w:val="center"/>
-              <w:rPr>
-                <w:sz w:val="28"/>
-                <w:szCs w:val="28"/>
-              </w:rPr>
-            </w:pPr>
-            <w:r>
-              <w:rPr>
-                <w:sz w:val="28"/>
-                <w:szCs w:val="28"/>
-              </w:rPr>
-            </w:r>
-          </w:p>
-        </w:tc>
-        <w:tc>
-          <w:tcPr>
-            <w:tcW w:w="1377" w:type="dxa"/>
-            <w:tcBorders/>
-            <w:vAlign w:val="center"/>
-          </w:tcPr>
-          <w:p>
-            <w:pPr>
-              <w:pStyle w:val="Style19"/>
-              <w:bidi w:val="0"/>
-              <w:jc w:val="center"/>
-              <w:rPr>
-                <w:sz w:val="28"/>
-                <w:szCs w:val="28"/>
-              </w:rPr>
-            </w:pPr>
-            <w:r>
-              <w:rPr>
-                <w:sz w:val="28"/>
-                <w:szCs w:val="28"/>
-              </w:rPr>
+              <w:pStyle w:val="Style18"/>
+              <w:jc w:val="center"/>
+              <w:rPr>
+                <w:sz w:val="28"/>
+              </w:rPr>
+            </w:pPr>
+            <w:r>
+              <w:rPr>
+                <w:sz w:val="28"/>
+              </w:rPr>
+              <w:t>0,0257</w:t>
             </w:r>
           </w:p>
         </w:tc>
@@ -3003,16 +3259,22 @@
           </w:tcPr>
           <w:p>
             <w:pPr>
-              <w:pStyle w:val="Style19"/>
-              <w:bidi w:val="0"/>
-              <w:jc w:val="center"/>
-              <w:rPr>
-                <w:sz w:val="28"/>
-                <w:szCs w:val="28"/>
-              </w:rPr>
-            </w:pPr>
-            <w:r>
-              <w:rPr>
+              <w:pStyle w:val="user5"/>
+              <w:bidi w:val="0"/>
+              <w:jc w:val="center"/>
+              <w:rPr>
+                <w:b w:val="false"/>
+                <w:bCs w:val="false"/>
+                <w:i w:val="false"/>
+                <w:iCs w:val="false"/>
+                <w:sz w:val="28"/>
+                <w:szCs w:val="28"/>
+              </w:rPr>
+            </w:pPr>
+            <w:r>
+              <w:rPr>
+                <w:bCs w:val="false"/>
+                <w:iCs w:val="false"/>
                 <w:sz w:val="28"/>
                 <w:szCs w:val="28"/>
               </w:rPr>
@@ -3022,25 +3284,78 @@
         </w:tc>
         <w:tc>
           <w:tcPr>
+            <w:tcW w:w="1376" w:type="dxa"/>
+            <w:tcBorders/>
+            <w:vAlign w:val="center"/>
+          </w:tcPr>
+          <w:p>
+            <w:pPr>
+              <w:pStyle w:val="user5"/>
+              <w:bidi w:val="0"/>
+              <w:jc w:val="center"/>
+              <w:rPr>
+                <w:b w:val="false"/>
+                <w:bCs w:val="false"/>
+                <w:i w:val="false"/>
+                <w:iCs w:val="false"/>
+                <w:sz w:val="28"/>
+                <w:szCs w:val="28"/>
+              </w:rPr>
+            </w:pPr>
+            <w:r>
+              <w:rPr>
+                <w:bCs w:val="false"/>
+                <w:iCs w:val="false"/>
+                <w:sz w:val="28"/>
+                <w:szCs w:val="28"/>
+              </w:rPr>
+              <w:t>349</w:t>
+            </w:r>
+          </w:p>
+        </w:tc>
+        <w:tc>
+          <w:tcPr>
+            <w:tcW w:w="1378" w:type="dxa"/>
+            <w:tcBorders/>
+            <w:vAlign w:val="center"/>
+          </w:tcPr>
+          <w:p>
+            <w:pPr>
+              <w:pStyle w:val="Style18"/>
+              <w:jc w:val="center"/>
+              <w:rPr>
+                <w:sz w:val="28"/>
+                <w:szCs w:val="28"/>
+              </w:rPr>
+            </w:pPr>
+            <w:r>
+              <w:rPr>
+                <w:sz w:val="28"/>
+                <w:szCs w:val="28"/>
+              </w:rPr>
+              <w:t>0,0349</w:t>
+            </w:r>
+          </w:p>
+        </w:tc>
+        <w:tc>
+          <w:tcPr>
             <w:tcW w:w="1377" w:type="dxa"/>
             <w:tcBorders/>
             <w:vAlign w:val="center"/>
           </w:tcPr>
           <w:p>
             <w:pPr>
-              <w:pStyle w:val="Style19"/>
-              <w:bidi w:val="0"/>
-              <w:jc w:val="center"/>
-              <w:rPr>
-                <w:sz w:val="28"/>
-                <w:szCs w:val="28"/>
-              </w:rPr>
-            </w:pPr>
-            <w:r>
-              <w:rPr>
-                <w:sz w:val="28"/>
-                <w:szCs w:val="28"/>
-              </w:rPr>
+              <w:pStyle w:val="Style18"/>
+              <w:jc w:val="center"/>
+              <w:rPr>
+                <w:sz w:val="28"/>
+              </w:rPr>
+            </w:pPr>
+            <w:r>
+              <w:rPr>
+                <w:sz w:val="28"/>
+              </w:rPr>
+              <w:t>0,5</w:t>
             </w:r>
           </w:p>
         </w:tc>
@@ -3052,19 +3367,26 @@
           </w:tcPr>
           <w:p>
             <w:pPr>
-              <w:pStyle w:val="Style19"/>
-              <w:bidi w:val="0"/>
-              <w:jc w:val="center"/>
-              <w:rPr>
-                <w:sz w:val="28"/>
-                <w:szCs w:val="28"/>
-              </w:rPr>
-            </w:pPr>
-            <w:r>
-              <w:rPr>
-                <w:sz w:val="28"/>
-                <w:szCs w:val="28"/>
-              </w:rPr>
+              <w:pStyle w:val="user5"/>
+              <w:bidi w:val="0"/>
+              <w:jc w:val="center"/>
+              <w:rPr>
+                <w:b w:val="false"/>
+                <w:bCs w:val="false"/>
+                <w:i w:val="false"/>
+                <w:iCs w:val="false"/>
+                <w:sz w:val="28"/>
+                <w:szCs w:val="28"/>
+              </w:rPr>
+            </w:pPr>
+            <w:r>
+              <w:rPr>
+                <w:bCs w:val="false"/>
+                <w:iCs w:val="false"/>
+                <w:sz w:val="28"/>
+                <w:szCs w:val="28"/>
+              </w:rPr>
+              <w:t>358</w:t>
             </w:r>
           </w:p>
         </w:tc>
@@ -3076,19 +3398,17 @@
           </w:tcPr>
           <w:p>
             <w:pPr>
-              <w:pStyle w:val="Style19"/>
-              <w:bidi w:val="0"/>
-              <w:jc w:val="center"/>
-              <w:rPr>
-                <w:sz w:val="28"/>
-                <w:szCs w:val="28"/>
-              </w:rPr>
-            </w:pPr>
-            <w:r>
-              <w:rPr>
-                <w:sz w:val="28"/>
-                <w:szCs w:val="28"/>
-              </w:rPr>
+              <w:pStyle w:val="Style18"/>
+              <w:jc w:val="center"/>
+              <w:rPr>
+                <w:sz w:val="28"/>
+              </w:rPr>
+            </w:pPr>
+            <w:r>
+              <w:rPr>
+                <w:sz w:val="28"/>
+              </w:rPr>
+              <w:t>0,0358</w:t>
             </w:r>
           </w:p>
         </w:tc>
@@ -3100,67 +3420,17 @@
           </w:tcPr>
           <w:p>
             <w:pPr>
-              <w:pStyle w:val="Style19"/>
-              <w:bidi w:val="0"/>
-              <w:jc w:val="center"/>
-              <w:rPr>
-                <w:sz w:val="28"/>
-                <w:szCs w:val="28"/>
-              </w:rPr>
-            </w:pPr>
-            <w:r>
-              <w:rPr>
-                <w:sz w:val="28"/>
-                <w:szCs w:val="28"/>
-              </w:rPr>
-            </w:r>
-          </w:p>
-        </w:tc>
-        <w:tc>
-          <w:tcPr>
-            <w:tcW w:w="1377" w:type="dxa"/>
-            <w:tcBorders/>
-            <w:vAlign w:val="center"/>
-          </w:tcPr>
-          <w:p>
-            <w:pPr>
-              <w:pStyle w:val="Style19"/>
-              <w:bidi w:val="0"/>
-              <w:jc w:val="center"/>
-              <w:rPr>
-                <w:sz w:val="28"/>
-                <w:szCs w:val="28"/>
-              </w:rPr>
-            </w:pPr>
-            <w:r>
-              <w:rPr>
-                <w:sz w:val="28"/>
-                <w:szCs w:val="28"/>
-              </w:rPr>
-            </w:r>
-          </w:p>
-        </w:tc>
-        <w:tc>
-          <w:tcPr>
-            <w:tcW w:w="1377" w:type="dxa"/>
-            <w:tcBorders/>
-            <w:vAlign w:val="center"/>
-          </w:tcPr>
-          <w:p>
-            <w:pPr>
-              <w:pStyle w:val="Style19"/>
-              <w:bidi w:val="0"/>
-              <w:jc w:val="center"/>
-              <w:rPr>
-                <w:sz w:val="28"/>
-                <w:szCs w:val="28"/>
-              </w:rPr>
-            </w:pPr>
-            <w:r>
-              <w:rPr>
-                <w:sz w:val="28"/>
-                <w:szCs w:val="28"/>
-              </w:rPr>
+              <w:pStyle w:val="Style18"/>
+              <w:jc w:val="center"/>
+              <w:rPr>
+                <w:sz w:val="28"/>
+              </w:rPr>
+            </w:pPr>
+            <w:r>
+              <w:rPr>
+                <w:sz w:val="28"/>
+              </w:rPr>
+              <w:t>0,5114</w:t>
             </w:r>
           </w:p>
         </w:tc>
@@ -3175,16 +3445,22 @@
           </w:tcPr>
           <w:p>
             <w:pPr>
-              <w:pStyle w:val="Style19"/>
-              <w:bidi w:val="0"/>
-              <w:jc w:val="center"/>
-              <w:rPr>
-                <w:sz w:val="28"/>
-                <w:szCs w:val="28"/>
-              </w:rPr>
-            </w:pPr>
-            <w:r>
-              <w:rPr>
+              <w:pStyle w:val="user5"/>
+              <w:bidi w:val="0"/>
+              <w:jc w:val="center"/>
+              <w:rPr>
+                <w:b w:val="false"/>
+                <w:bCs w:val="false"/>
+                <w:i w:val="false"/>
+                <w:iCs w:val="false"/>
+                <w:sz w:val="28"/>
+                <w:szCs w:val="28"/>
+              </w:rPr>
+            </w:pPr>
+            <w:r>
+              <w:rPr>
+                <w:bCs w:val="false"/>
+                <w:iCs w:val="false"/>
                 <w:sz w:val="28"/>
                 <w:szCs w:val="28"/>
               </w:rPr>
@@ -3194,25 +3470,78 @@
         </w:tc>
         <w:tc>
           <w:tcPr>
+            <w:tcW w:w="1376" w:type="dxa"/>
+            <w:tcBorders/>
+            <w:vAlign w:val="center"/>
+          </w:tcPr>
+          <w:p>
+            <w:pPr>
+              <w:pStyle w:val="user5"/>
+              <w:bidi w:val="0"/>
+              <w:jc w:val="center"/>
+              <w:rPr>
+                <w:b w:val="false"/>
+                <w:bCs w:val="false"/>
+                <w:i w:val="false"/>
+                <w:iCs w:val="false"/>
+                <w:sz w:val="28"/>
+                <w:szCs w:val="28"/>
+              </w:rPr>
+            </w:pPr>
+            <w:r>
+              <w:rPr>
+                <w:bCs w:val="false"/>
+                <w:iCs w:val="false"/>
+                <w:sz w:val="28"/>
+                <w:szCs w:val="28"/>
+              </w:rPr>
+              <w:t>434</w:t>
+            </w:r>
+          </w:p>
+        </w:tc>
+        <w:tc>
+          <w:tcPr>
+            <w:tcW w:w="1378" w:type="dxa"/>
+            <w:tcBorders/>
+            <w:vAlign w:val="center"/>
+          </w:tcPr>
+          <w:p>
+            <w:pPr>
+              <w:pStyle w:val="Style18"/>
+              <w:jc w:val="center"/>
+              <w:rPr>
+                <w:sz w:val="28"/>
+                <w:szCs w:val="28"/>
+              </w:rPr>
+            </w:pPr>
+            <w:r>
+              <w:rPr>
+                <w:sz w:val="28"/>
+                <w:szCs w:val="28"/>
+              </w:rPr>
+              <w:t>0,0434</w:t>
+            </w:r>
+          </w:p>
+        </w:tc>
+        <w:tc>
+          <w:tcPr>
             <w:tcW w:w="1377" w:type="dxa"/>
             <w:tcBorders/>
             <w:vAlign w:val="center"/>
           </w:tcPr>
           <w:p>
             <w:pPr>
-              <w:pStyle w:val="Style19"/>
-              <w:bidi w:val="0"/>
-              <w:jc w:val="center"/>
-              <w:rPr>
-                <w:sz w:val="28"/>
-                <w:szCs w:val="28"/>
-              </w:rPr>
-            </w:pPr>
-            <w:r>
-              <w:rPr>
-                <w:sz w:val="28"/>
-                <w:szCs w:val="28"/>
-              </w:rPr>
+              <w:pStyle w:val="Style18"/>
+              <w:jc w:val="center"/>
+              <w:rPr>
+                <w:sz w:val="28"/>
+              </w:rPr>
+            </w:pPr>
+            <w:r>
+              <w:rPr>
+                <w:sz w:val="28"/>
+              </w:rPr>
+              <w:t>0,62</w:t>
             </w:r>
           </w:p>
         </w:tc>
@@ -3224,19 +3553,26 @@
           </w:tcPr>
           <w:p>
             <w:pPr>
-              <w:pStyle w:val="Style19"/>
-              <w:bidi w:val="0"/>
-              <w:jc w:val="center"/>
-              <w:rPr>
-                <w:sz w:val="28"/>
-                <w:szCs w:val="28"/>
-              </w:rPr>
-            </w:pPr>
-            <w:r>
-              <w:rPr>
-                <w:sz w:val="28"/>
-                <w:szCs w:val="28"/>
-              </w:rPr>
+              <w:pStyle w:val="user5"/>
+              <w:bidi w:val="0"/>
+              <w:jc w:val="center"/>
+              <w:rPr>
+                <w:b w:val="false"/>
+                <w:bCs w:val="false"/>
+                <w:i w:val="false"/>
+                <w:iCs w:val="false"/>
+                <w:sz w:val="28"/>
+                <w:szCs w:val="28"/>
+              </w:rPr>
+            </w:pPr>
+            <w:r>
+              <w:rPr>
+                <w:bCs w:val="false"/>
+                <w:iCs w:val="false"/>
+                <w:sz w:val="28"/>
+                <w:szCs w:val="28"/>
+              </w:rPr>
+              <w:t>436</w:t>
             </w:r>
           </w:p>
         </w:tc>
@@ -3248,19 +3584,17 @@
           </w:tcPr>
           <w:p>
             <w:pPr>
-              <w:pStyle w:val="Style19"/>
-              <w:bidi w:val="0"/>
-              <w:jc w:val="center"/>
-              <w:rPr>
-                <w:sz w:val="28"/>
-                <w:szCs w:val="28"/>
-              </w:rPr>
-            </w:pPr>
-            <w:r>
-              <w:rPr>
-                <w:sz w:val="28"/>
-                <w:szCs w:val="28"/>
-              </w:rPr>
+              <w:pStyle w:val="Style18"/>
+              <w:jc w:val="center"/>
+              <w:rPr>
+                <w:sz w:val="28"/>
+              </w:rPr>
+            </w:pPr>
+            <w:r>
+              <w:rPr>
+                <w:sz w:val="28"/>
+              </w:rPr>
+              <w:t>0,0436</w:t>
             </w:r>
           </w:p>
         </w:tc>
@@ -3272,67 +3606,17 @@
           </w:tcPr>
           <w:p>
             <w:pPr>
-              <w:pStyle w:val="Style19"/>
-              <w:bidi w:val="0"/>
-              <w:jc w:val="center"/>
-              <w:rPr>
-                <w:sz w:val="28"/>
-                <w:szCs w:val="28"/>
-              </w:rPr>
-            </w:pPr>
-            <w:r>
-              <w:rPr>
-                <w:sz w:val="28"/>
-                <w:szCs w:val="28"/>
-              </w:rPr>
-            </w:r>
-          </w:p>
-        </w:tc>
-        <w:tc>
-          <w:tcPr>
-            <w:tcW w:w="1377" w:type="dxa"/>
-            <w:tcBorders/>
-            <w:vAlign w:val="center"/>
-          </w:tcPr>
-          <w:p>
-            <w:pPr>
-              <w:pStyle w:val="Style19"/>
-              <w:bidi w:val="0"/>
-              <w:jc w:val="center"/>
-              <w:rPr>
-                <w:sz w:val="28"/>
-                <w:szCs w:val="28"/>
-              </w:rPr>
-            </w:pPr>
-            <w:r>
-              <w:rPr>
-                <w:sz w:val="28"/>
-                <w:szCs w:val="28"/>
-              </w:rPr>
-            </w:r>
-          </w:p>
-        </w:tc>
-        <w:tc>
-          <w:tcPr>
-            <w:tcW w:w="1377" w:type="dxa"/>
-            <w:tcBorders/>
-            <w:vAlign w:val="center"/>
-          </w:tcPr>
-          <w:p>
-            <w:pPr>
-              <w:pStyle w:val="Style19"/>
-              <w:bidi w:val="0"/>
-              <w:jc w:val="center"/>
-              <w:rPr>
-                <w:sz w:val="28"/>
-                <w:szCs w:val="28"/>
-              </w:rPr>
-            </w:pPr>
-            <w:r>
-              <w:rPr>
-                <w:sz w:val="28"/>
-                <w:szCs w:val="28"/>
-              </w:rPr>
+              <w:pStyle w:val="Style18"/>
+              <w:jc w:val="center"/>
+              <w:rPr>
+                <w:sz w:val="28"/>
+              </w:rPr>
+            </w:pPr>
+            <w:r>
+              <w:rPr>
+                <w:sz w:val="28"/>
+              </w:rPr>
+              <w:t>0,6229</w:t>
             </w:r>
           </w:p>
         </w:tc>
@@ -3347,16 +3631,22 @@
           </w:tcPr>
           <w:p>
             <w:pPr>
-              <w:pStyle w:val="Style19"/>
-              <w:bidi w:val="0"/>
-              <w:jc w:val="center"/>
-              <w:rPr>
-                <w:sz w:val="28"/>
-                <w:szCs w:val="28"/>
-              </w:rPr>
-            </w:pPr>
-            <w:r>
-              <w:rPr>
+              <w:pStyle w:val="user5"/>
+              <w:bidi w:val="0"/>
+              <w:jc w:val="center"/>
+              <w:rPr>
+                <w:b w:val="false"/>
+                <w:bCs w:val="false"/>
+                <w:i w:val="false"/>
+                <w:iCs w:val="false"/>
+                <w:sz w:val="28"/>
+                <w:szCs w:val="28"/>
+              </w:rPr>
+            </w:pPr>
+            <w:r>
+              <w:rPr>
+                <w:bCs w:val="false"/>
+                <w:iCs w:val="false"/>
                 <w:sz w:val="28"/>
                 <w:szCs w:val="28"/>
               </w:rPr>
@@ -3366,25 +3656,78 @@
         </w:tc>
         <w:tc>
           <w:tcPr>
+            <w:tcW w:w="1376" w:type="dxa"/>
+            <w:tcBorders/>
+            <w:vAlign w:val="center"/>
+          </w:tcPr>
+          <w:p>
+            <w:pPr>
+              <w:pStyle w:val="user5"/>
+              <w:bidi w:val="0"/>
+              <w:jc w:val="center"/>
+              <w:rPr>
+                <w:b w:val="false"/>
+                <w:bCs w:val="false"/>
+                <w:i w:val="false"/>
+                <w:iCs w:val="false"/>
+                <w:sz w:val="28"/>
+                <w:szCs w:val="28"/>
+              </w:rPr>
+            </w:pPr>
+            <w:r>
+              <w:rPr>
+                <w:bCs w:val="false"/>
+                <w:iCs w:val="false"/>
+                <w:sz w:val="28"/>
+                <w:szCs w:val="28"/>
+              </w:rPr>
+              <w:t>479</w:t>
+            </w:r>
+          </w:p>
+        </w:tc>
+        <w:tc>
+          <w:tcPr>
+            <w:tcW w:w="1378" w:type="dxa"/>
+            <w:tcBorders/>
+            <w:vAlign w:val="center"/>
+          </w:tcPr>
+          <w:p>
+            <w:pPr>
+              <w:pStyle w:val="Style18"/>
+              <w:jc w:val="center"/>
+              <w:rPr>
+                <w:sz w:val="28"/>
+                <w:szCs w:val="28"/>
+              </w:rPr>
+            </w:pPr>
+            <w:r>
+              <w:rPr>
+                <w:sz w:val="28"/>
+                <w:szCs w:val="28"/>
+              </w:rPr>
+              <w:t>0,0479</w:t>
+            </w:r>
+          </w:p>
+        </w:tc>
+        <w:tc>
+          <w:tcPr>
             <w:tcW w:w="1377" w:type="dxa"/>
             <w:tcBorders/>
             <w:vAlign w:val="center"/>
           </w:tcPr>
           <w:p>
             <w:pPr>
-              <w:pStyle w:val="Style19"/>
-              <w:bidi w:val="0"/>
-              <w:jc w:val="center"/>
-              <w:rPr>
-                <w:sz w:val="28"/>
-                <w:szCs w:val="28"/>
-              </w:rPr>
-            </w:pPr>
-            <w:r>
-              <w:rPr>
-                <w:sz w:val="28"/>
-                <w:szCs w:val="28"/>
-              </w:rPr>
+              <w:pStyle w:val="Style18"/>
+              <w:jc w:val="center"/>
+              <w:rPr>
+                <w:sz w:val="28"/>
+              </w:rPr>
+            </w:pPr>
+            <w:r>
+              <w:rPr>
+                <w:sz w:val="28"/>
+              </w:rPr>
+              <w:t>0,68</w:t>
             </w:r>
           </w:p>
         </w:tc>
@@ -3396,19 +3739,26 @@
           </w:tcPr>
           <w:p>
             <w:pPr>
-              <w:pStyle w:val="Style19"/>
-              <w:bidi w:val="0"/>
-              <w:jc w:val="center"/>
-              <w:rPr>
-                <w:sz w:val="28"/>
-                <w:szCs w:val="28"/>
-              </w:rPr>
-            </w:pPr>
-            <w:r>
-              <w:rPr>
-                <w:sz w:val="28"/>
-                <w:szCs w:val="28"/>
-              </w:rPr>
+              <w:pStyle w:val="user5"/>
+              <w:bidi w:val="0"/>
+              <w:jc w:val="center"/>
+              <w:rPr>
+                <w:b w:val="false"/>
+                <w:bCs w:val="false"/>
+                <w:i w:val="false"/>
+                <w:iCs w:val="false"/>
+                <w:sz w:val="28"/>
+                <w:szCs w:val="28"/>
+              </w:rPr>
+            </w:pPr>
+            <w:r>
+              <w:rPr>
+                <w:bCs w:val="false"/>
+                <w:iCs w:val="false"/>
+                <w:sz w:val="28"/>
+                <w:szCs w:val="28"/>
+              </w:rPr>
+              <w:t>489</w:t>
             </w:r>
           </w:p>
         </w:tc>
@@ -3420,19 +3770,17 @@
           </w:tcPr>
           <w:p>
             <w:pPr>
-              <w:pStyle w:val="Style19"/>
-              <w:bidi w:val="0"/>
-              <w:jc w:val="center"/>
-              <w:rPr>
-                <w:sz w:val="28"/>
-                <w:szCs w:val="28"/>
-              </w:rPr>
-            </w:pPr>
-            <w:r>
-              <w:rPr>
-                <w:sz w:val="28"/>
-                <w:szCs w:val="28"/>
-              </w:rPr>
+              <w:pStyle w:val="Style18"/>
+              <w:jc w:val="center"/>
+              <w:rPr>
+                <w:sz w:val="28"/>
+              </w:rPr>
+            </w:pPr>
+            <w:r>
+              <w:rPr>
+                <w:sz w:val="28"/>
+              </w:rPr>
+              <w:t>0,0489</w:t>
             </w:r>
           </w:p>
         </w:tc>
@@ -3444,67 +3792,17 @@
           </w:tcPr>
           <w:p>
             <w:pPr>
-              <w:pStyle w:val="Style19"/>
-              <w:bidi w:val="0"/>
-              <w:jc w:val="center"/>
-              <w:rPr>
-                <w:sz w:val="28"/>
-                <w:szCs w:val="28"/>
-              </w:rPr>
-            </w:pPr>
-            <w:r>
-              <w:rPr>
-                <w:sz w:val="28"/>
-                <w:szCs w:val="28"/>
-              </w:rPr>
-            </w:r>
-          </w:p>
-        </w:tc>
-        <w:tc>
-          <w:tcPr>
-            <w:tcW w:w="1377" w:type="dxa"/>
-            <w:tcBorders/>
-            <w:vAlign w:val="center"/>
-          </w:tcPr>
-          <w:p>
-            <w:pPr>
-              <w:pStyle w:val="Style19"/>
-              <w:bidi w:val="0"/>
-              <w:jc w:val="center"/>
-              <w:rPr>
-                <w:sz w:val="28"/>
-                <w:szCs w:val="28"/>
-              </w:rPr>
-            </w:pPr>
-            <w:r>
-              <w:rPr>
-                <w:sz w:val="28"/>
-                <w:szCs w:val="28"/>
-              </w:rPr>
-            </w:r>
-          </w:p>
-        </w:tc>
-        <w:tc>
-          <w:tcPr>
-            <w:tcW w:w="1377" w:type="dxa"/>
-            <w:tcBorders/>
-            <w:vAlign w:val="center"/>
-          </w:tcPr>
-          <w:p>
-            <w:pPr>
-              <w:pStyle w:val="Style19"/>
-              <w:bidi w:val="0"/>
-              <w:jc w:val="center"/>
-              <w:rPr>
-                <w:sz w:val="28"/>
-                <w:szCs w:val="28"/>
-              </w:rPr>
-            </w:pPr>
-            <w:r>
-              <w:rPr>
-                <w:sz w:val="28"/>
-                <w:szCs w:val="28"/>
-              </w:rPr>
+              <w:pStyle w:val="Style18"/>
+              <w:jc w:val="center"/>
+              <w:rPr>
+                <w:sz w:val="28"/>
+              </w:rPr>
+            </w:pPr>
+            <w:r>
+              <w:rPr>
+                <w:sz w:val="28"/>
+              </w:rPr>
+              <w:t>0,6986</w:t>
             </w:r>
           </w:p>
         </w:tc>
@@ -3519,16 +3817,22 @@
           </w:tcPr>
           <w:p>
             <w:pPr>
-              <w:pStyle w:val="Style19"/>
-              <w:bidi w:val="0"/>
-              <w:jc w:val="center"/>
-              <w:rPr>
-                <w:sz w:val="28"/>
-                <w:szCs w:val="28"/>
-              </w:rPr>
-            </w:pPr>
-            <w:r>
-              <w:rPr>
+              <w:pStyle w:val="user5"/>
+              <w:bidi w:val="0"/>
+              <w:jc w:val="center"/>
+              <w:rPr>
+                <w:b w:val="false"/>
+                <w:bCs w:val="false"/>
+                <w:i w:val="false"/>
+                <w:iCs w:val="false"/>
+                <w:sz w:val="28"/>
+                <w:szCs w:val="28"/>
+              </w:rPr>
+            </w:pPr>
+            <w:r>
+              <w:rPr>
+                <w:bCs w:val="false"/>
+                <w:iCs w:val="false"/>
                 <w:sz w:val="28"/>
                 <w:szCs w:val="28"/>
               </w:rPr>
@@ -3538,25 +3842,78 @@
         </w:tc>
         <w:tc>
           <w:tcPr>
+            <w:tcW w:w="1376" w:type="dxa"/>
+            <w:tcBorders/>
+            <w:vAlign w:val="center"/>
+          </w:tcPr>
+          <w:p>
+            <w:pPr>
+              <w:pStyle w:val="user5"/>
+              <w:bidi w:val="0"/>
+              <w:jc w:val="center"/>
+              <w:rPr>
+                <w:b w:val="false"/>
+                <w:bCs w:val="false"/>
+                <w:i w:val="false"/>
+                <w:iCs w:val="false"/>
+                <w:sz w:val="28"/>
+                <w:szCs w:val="28"/>
+              </w:rPr>
+            </w:pPr>
+            <w:r>
+              <w:rPr>
+                <w:bCs w:val="false"/>
+                <w:iCs w:val="false"/>
+                <w:sz w:val="28"/>
+                <w:szCs w:val="28"/>
+              </w:rPr>
+              <w:t>574</w:t>
+            </w:r>
+          </w:p>
+        </w:tc>
+        <w:tc>
+          <w:tcPr>
+            <w:tcW w:w="1378" w:type="dxa"/>
+            <w:tcBorders/>
+            <w:vAlign w:val="center"/>
+          </w:tcPr>
+          <w:p>
+            <w:pPr>
+              <w:pStyle w:val="Style18"/>
+              <w:jc w:val="center"/>
+              <w:rPr>
+                <w:sz w:val="28"/>
+                <w:szCs w:val="28"/>
+              </w:rPr>
+            </w:pPr>
+            <w:r>
+              <w:rPr>
+                <w:sz w:val="28"/>
+                <w:szCs w:val="28"/>
+              </w:rPr>
+              <w:t>0,0574</w:t>
+            </w:r>
+          </w:p>
+        </w:tc>
+        <w:tc>
+          <w:tcPr>
             <w:tcW w:w="1377" w:type="dxa"/>
             <w:tcBorders/>
             <w:vAlign w:val="center"/>
           </w:tcPr>
           <w:p>
             <w:pPr>
-              <w:pStyle w:val="Style19"/>
-              <w:bidi w:val="0"/>
-              <w:jc w:val="center"/>
-              <w:rPr>
-                <w:sz w:val="28"/>
-                <w:szCs w:val="28"/>
-              </w:rPr>
-            </w:pPr>
-            <w:r>
-              <w:rPr>
-                <w:sz w:val="28"/>
-                <w:szCs w:val="28"/>
-              </w:rPr>
+              <w:pStyle w:val="Style18"/>
+              <w:jc w:val="center"/>
+              <w:rPr>
+                <w:sz w:val="28"/>
+              </w:rPr>
+            </w:pPr>
+            <w:r>
+              <w:rPr>
+                <w:sz w:val="28"/>
+              </w:rPr>
+              <w:t>0,82</w:t>
             </w:r>
           </w:p>
         </w:tc>
@@ -3568,19 +3925,26 @@
           </w:tcPr>
           <w:p>
             <w:pPr>
-              <w:pStyle w:val="Style19"/>
-              <w:bidi w:val="0"/>
-              <w:jc w:val="center"/>
-              <w:rPr>
-                <w:sz w:val="28"/>
-                <w:szCs w:val="28"/>
-              </w:rPr>
-            </w:pPr>
-            <w:r>
-              <w:rPr>
-                <w:sz w:val="28"/>
-                <w:szCs w:val="28"/>
-              </w:rPr>
+              <w:pStyle w:val="user5"/>
+              <w:bidi w:val="0"/>
+              <w:jc w:val="center"/>
+              <w:rPr>
+                <w:b w:val="false"/>
+                <w:bCs w:val="false"/>
+                <w:i w:val="false"/>
+                <w:iCs w:val="false"/>
+                <w:sz w:val="28"/>
+                <w:szCs w:val="28"/>
+              </w:rPr>
+            </w:pPr>
+            <w:r>
+              <w:rPr>
+                <w:bCs w:val="false"/>
+                <w:iCs w:val="false"/>
+                <w:sz w:val="28"/>
+                <w:szCs w:val="28"/>
+              </w:rPr>
+              <w:t>577</w:t>
             </w:r>
           </w:p>
         </w:tc>
@@ -3592,19 +3956,17 @@
           </w:tcPr>
           <w:p>
             <w:pPr>
-              <w:pStyle w:val="Style19"/>
-              <w:bidi w:val="0"/>
-              <w:jc w:val="center"/>
-              <w:rPr>
-                <w:sz w:val="28"/>
-                <w:szCs w:val="28"/>
-              </w:rPr>
-            </w:pPr>
-            <w:r>
-              <w:rPr>
-                <w:sz w:val="28"/>
-                <w:szCs w:val="28"/>
-              </w:rPr>
+              <w:pStyle w:val="Style18"/>
+              <w:jc w:val="center"/>
+              <w:rPr>
+                <w:sz w:val="28"/>
+              </w:rPr>
+            </w:pPr>
+            <w:r>
+              <w:rPr>
+                <w:sz w:val="28"/>
+              </w:rPr>
+              <w:t>0,0577</w:t>
             </w:r>
           </w:p>
         </w:tc>
@@ -3616,67 +3978,17 @@
           </w:tcPr>
           <w:p>
             <w:pPr>
-              <w:pStyle w:val="Style19"/>
-              <w:bidi w:val="0"/>
-              <w:jc w:val="center"/>
-              <w:rPr>
-                <w:sz w:val="28"/>
-                <w:szCs w:val="28"/>
-              </w:rPr>
-            </w:pPr>
-            <w:r>
-              <w:rPr>
-                <w:sz w:val="28"/>
-                <w:szCs w:val="28"/>
-              </w:rPr>
-            </w:r>
-          </w:p>
-        </w:tc>
-        <w:tc>
-          <w:tcPr>
-            <w:tcW w:w="1377" w:type="dxa"/>
-            <w:tcBorders/>
-            <w:vAlign w:val="center"/>
-          </w:tcPr>
-          <w:p>
-            <w:pPr>
-              <w:pStyle w:val="Style19"/>
-              <w:bidi w:val="0"/>
-              <w:jc w:val="center"/>
-              <w:rPr>
-                <w:sz w:val="28"/>
-                <w:szCs w:val="28"/>
-              </w:rPr>
-            </w:pPr>
-            <w:r>
-              <w:rPr>
-                <w:sz w:val="28"/>
-                <w:szCs w:val="28"/>
-              </w:rPr>
-            </w:r>
-          </w:p>
-        </w:tc>
-        <w:tc>
-          <w:tcPr>
-            <w:tcW w:w="1377" w:type="dxa"/>
-            <w:tcBorders/>
-            <w:vAlign w:val="center"/>
-          </w:tcPr>
-          <w:p>
-            <w:pPr>
-              <w:pStyle w:val="Style19"/>
-              <w:bidi w:val="0"/>
-              <w:jc w:val="center"/>
-              <w:rPr>
-                <w:sz w:val="28"/>
-                <w:szCs w:val="28"/>
-              </w:rPr>
-            </w:pPr>
-            <w:r>
-              <w:rPr>
-                <w:sz w:val="28"/>
-                <w:szCs w:val="28"/>
-              </w:rPr>
+              <w:pStyle w:val="Style18"/>
+              <w:jc w:val="center"/>
+              <w:rPr>
+                <w:sz w:val="28"/>
+              </w:rPr>
+            </w:pPr>
+            <w:r>
+              <w:rPr>
+                <w:sz w:val="28"/>
+              </w:rPr>
+              <w:t>0,8243</w:t>
             </w:r>
           </w:p>
         </w:tc>
@@ -3691,16 +4003,22 @@
           </w:tcPr>
           <w:p>
             <w:pPr>
-              <w:pStyle w:val="Style19"/>
-              <w:bidi w:val="0"/>
-              <w:jc w:val="center"/>
-              <w:rPr>
-                <w:sz w:val="28"/>
-                <w:szCs w:val="28"/>
-              </w:rPr>
-            </w:pPr>
-            <w:r>
-              <w:rPr>
+              <w:pStyle w:val="user5"/>
+              <w:bidi w:val="0"/>
+              <w:jc w:val="center"/>
+              <w:rPr>
+                <w:b w:val="false"/>
+                <w:bCs w:val="false"/>
+                <w:i w:val="false"/>
+                <w:iCs w:val="false"/>
+                <w:sz w:val="28"/>
+                <w:szCs w:val="28"/>
+              </w:rPr>
+            </w:pPr>
+            <w:r>
+              <w:rPr>
+                <w:bCs w:val="false"/>
+                <w:iCs w:val="false"/>
                 <w:sz w:val="28"/>
                 <w:szCs w:val="28"/>
               </w:rPr>
@@ -3710,25 +4028,78 @@
         </w:tc>
         <w:tc>
           <w:tcPr>
+            <w:tcW w:w="1376" w:type="dxa"/>
+            <w:tcBorders/>
+            <w:vAlign w:val="center"/>
+          </w:tcPr>
+          <w:p>
+            <w:pPr>
+              <w:pStyle w:val="user5"/>
+              <w:bidi w:val="0"/>
+              <w:jc w:val="center"/>
+              <w:rPr>
+                <w:b w:val="false"/>
+                <w:bCs w:val="false"/>
+                <w:i w:val="false"/>
+                <w:iCs w:val="false"/>
+                <w:sz w:val="28"/>
+                <w:szCs w:val="28"/>
+              </w:rPr>
+            </w:pPr>
+            <w:r>
+              <w:rPr>
+                <w:bCs w:val="false"/>
+                <w:iCs w:val="false"/>
+                <w:sz w:val="28"/>
+                <w:szCs w:val="28"/>
+              </w:rPr>
+              <w:t>622</w:t>
+            </w:r>
+          </w:p>
+        </w:tc>
+        <w:tc>
+          <w:tcPr>
+            <w:tcW w:w="1378" w:type="dxa"/>
+            <w:tcBorders/>
+            <w:vAlign w:val="center"/>
+          </w:tcPr>
+          <w:p>
+            <w:pPr>
+              <w:pStyle w:val="Style18"/>
+              <w:jc w:val="center"/>
+              <w:rPr>
+                <w:sz w:val="28"/>
+                <w:szCs w:val="28"/>
+              </w:rPr>
+            </w:pPr>
+            <w:r>
+              <w:rPr>
+                <w:sz w:val="28"/>
+                <w:szCs w:val="28"/>
+              </w:rPr>
+              <w:t>0,0622</w:t>
+            </w:r>
+          </w:p>
+        </w:tc>
+        <w:tc>
+          <w:tcPr>
             <w:tcW w:w="1377" w:type="dxa"/>
             <w:tcBorders/>
             <w:vAlign w:val="center"/>
           </w:tcPr>
           <w:p>
             <w:pPr>
-              <w:pStyle w:val="Style19"/>
-              <w:bidi w:val="0"/>
-              <w:jc w:val="center"/>
-              <w:rPr>
-                <w:sz w:val="28"/>
-                <w:szCs w:val="28"/>
-              </w:rPr>
-            </w:pPr>
-            <w:r>
-              <w:rPr>
-                <w:sz w:val="28"/>
-                <w:szCs w:val="28"/>
-              </w:rPr>
+              <w:pStyle w:val="Style18"/>
+              <w:jc w:val="center"/>
+              <w:rPr>
+                <w:sz w:val="28"/>
+              </w:rPr>
+            </w:pPr>
+            <w:r>
+              <w:rPr>
+                <w:sz w:val="28"/>
+              </w:rPr>
+              <w:t>0,89</w:t>
             </w:r>
           </w:p>
         </w:tc>
@@ -3740,19 +4111,26 @@
           </w:tcPr>
           <w:p>
             <w:pPr>
-              <w:pStyle w:val="Style19"/>
-              <w:bidi w:val="0"/>
-              <w:jc w:val="center"/>
-              <w:rPr>
-                <w:sz w:val="28"/>
-                <w:szCs w:val="28"/>
-              </w:rPr>
-            </w:pPr>
-            <w:r>
-              <w:rPr>
-                <w:sz w:val="28"/>
-                <w:szCs w:val="28"/>
-              </w:rPr>
+              <w:pStyle w:val="user5"/>
+              <w:bidi w:val="0"/>
+              <w:jc w:val="center"/>
+              <w:rPr>
+                <w:b w:val="false"/>
+                <w:bCs w:val="false"/>
+                <w:i w:val="false"/>
+                <w:iCs w:val="false"/>
+                <w:sz w:val="28"/>
+                <w:szCs w:val="28"/>
+              </w:rPr>
+            </w:pPr>
+            <w:r>
+              <w:rPr>
+                <w:bCs w:val="false"/>
+                <w:iCs w:val="false"/>
+                <w:sz w:val="28"/>
+                <w:szCs w:val="28"/>
+              </w:rPr>
+              <w:t>628</w:t>
             </w:r>
           </w:p>
         </w:tc>
@@ -3764,19 +4142,17 @@
           </w:tcPr>
           <w:p>
             <w:pPr>
-              <w:pStyle w:val="Style19"/>
-              <w:bidi w:val="0"/>
-              <w:jc w:val="center"/>
-              <w:rPr>
-                <w:sz w:val="28"/>
-                <w:szCs w:val="28"/>
-              </w:rPr>
-            </w:pPr>
-            <w:r>
-              <w:rPr>
-                <w:sz w:val="28"/>
-                <w:szCs w:val="28"/>
-              </w:rPr>
+              <w:pStyle w:val="Style18"/>
+              <w:jc w:val="center"/>
+              <w:rPr>
+                <w:sz w:val="28"/>
+              </w:rPr>
+            </w:pPr>
+            <w:r>
+              <w:rPr>
+                <w:sz w:val="28"/>
+              </w:rPr>
+              <w:t>0,0628</w:t>
             </w:r>
           </w:p>
         </w:tc>
@@ -3788,67 +4164,17 @@
           </w:tcPr>
           <w:p>
             <w:pPr>
-              <w:pStyle w:val="Style19"/>
-              <w:bidi w:val="0"/>
-              <w:jc w:val="center"/>
-              <w:rPr>
-                <w:sz w:val="28"/>
-                <w:szCs w:val="28"/>
-              </w:rPr>
-            </w:pPr>
-            <w:r>
-              <w:rPr>
-                <w:sz w:val="28"/>
-                <w:szCs w:val="28"/>
-              </w:rPr>
-            </w:r>
-          </w:p>
-        </w:tc>
-        <w:tc>
-          <w:tcPr>
-            <w:tcW w:w="1377" w:type="dxa"/>
-            <w:tcBorders/>
-            <w:vAlign w:val="center"/>
-          </w:tcPr>
-          <w:p>
-            <w:pPr>
-              <w:pStyle w:val="Style19"/>
-              <w:bidi w:val="0"/>
-              <w:jc w:val="center"/>
-              <w:rPr>
-                <w:sz w:val="28"/>
-                <w:szCs w:val="28"/>
-              </w:rPr>
-            </w:pPr>
-            <w:r>
-              <w:rPr>
-                <w:sz w:val="28"/>
-                <w:szCs w:val="28"/>
-              </w:rPr>
-            </w:r>
-          </w:p>
-        </w:tc>
-        <w:tc>
-          <w:tcPr>
-            <w:tcW w:w="1377" w:type="dxa"/>
-            <w:tcBorders/>
-            <w:vAlign w:val="center"/>
-          </w:tcPr>
-          <w:p>
-            <w:pPr>
-              <w:pStyle w:val="Style19"/>
-              <w:bidi w:val="0"/>
-              <w:jc w:val="center"/>
-              <w:rPr>
-                <w:sz w:val="28"/>
-                <w:szCs w:val="28"/>
-              </w:rPr>
-            </w:pPr>
-            <w:r>
-              <w:rPr>
-                <w:sz w:val="28"/>
-                <w:szCs w:val="28"/>
-              </w:rPr>
+              <w:pStyle w:val="Style18"/>
+              <w:jc w:val="center"/>
+              <w:rPr>
+                <w:sz w:val="28"/>
+              </w:rPr>
+            </w:pPr>
+            <w:r>
+              <w:rPr>
+                <w:sz w:val="28"/>
+              </w:rPr>
+              <w:t>0,8971</w:t>
             </w:r>
           </w:p>
         </w:tc>
@@ -3863,16 +4189,22 @@
           </w:tcPr>
           <w:p>
             <w:pPr>
-              <w:pStyle w:val="Style19"/>
-              <w:bidi w:val="0"/>
-              <w:jc w:val="center"/>
-              <w:rPr>
-                <w:sz w:val="28"/>
-                <w:szCs w:val="28"/>
-              </w:rPr>
-            </w:pPr>
-            <w:r>
-              <w:rPr>
+              <w:pStyle w:val="user5"/>
+              <w:bidi w:val="0"/>
+              <w:jc w:val="center"/>
+              <w:rPr>
+                <w:b w:val="false"/>
+                <w:bCs w:val="false"/>
+                <w:i w:val="false"/>
+                <w:iCs w:val="false"/>
+                <w:sz w:val="28"/>
+                <w:szCs w:val="28"/>
+              </w:rPr>
+            </w:pPr>
+            <w:r>
+              <w:rPr>
+                <w:bCs w:val="false"/>
+                <w:iCs w:val="false"/>
                 <w:sz w:val="28"/>
                 <w:szCs w:val="28"/>
               </w:rPr>
@@ -3882,25 +4214,78 @@
         </w:tc>
         <w:tc>
           <w:tcPr>
+            <w:tcW w:w="1376" w:type="dxa"/>
+            <w:tcBorders/>
+            <w:vAlign w:val="center"/>
+          </w:tcPr>
+          <w:p>
+            <w:pPr>
+              <w:pStyle w:val="user5"/>
+              <w:bidi w:val="0"/>
+              <w:jc w:val="center"/>
+              <w:rPr>
+                <w:b w:val="false"/>
+                <w:bCs w:val="false"/>
+                <w:i w:val="false"/>
+                <w:iCs w:val="false"/>
+                <w:sz w:val="28"/>
+                <w:szCs w:val="28"/>
+              </w:rPr>
+            </w:pPr>
+            <w:r>
+              <w:rPr>
+                <w:bCs w:val="false"/>
+                <w:iCs w:val="false"/>
+                <w:sz w:val="28"/>
+                <w:szCs w:val="28"/>
+              </w:rPr>
+              <w:t>694</w:t>
+            </w:r>
+          </w:p>
+        </w:tc>
+        <w:tc>
+          <w:tcPr>
+            <w:tcW w:w="1378" w:type="dxa"/>
+            <w:tcBorders/>
+            <w:vAlign w:val="center"/>
+          </w:tcPr>
+          <w:p>
+            <w:pPr>
+              <w:pStyle w:val="Style18"/>
+              <w:jc w:val="center"/>
+              <w:rPr>
+                <w:sz w:val="28"/>
+                <w:szCs w:val="28"/>
+              </w:rPr>
+            </w:pPr>
+            <w:r>
+              <w:rPr>
+                <w:sz w:val="28"/>
+                <w:szCs w:val="28"/>
+              </w:rPr>
+              <w:t>0,0694</w:t>
+            </w:r>
+          </w:p>
+        </w:tc>
+        <w:tc>
+          <w:tcPr>
             <w:tcW w:w="1377" w:type="dxa"/>
             <w:tcBorders/>
             <w:vAlign w:val="center"/>
           </w:tcPr>
           <w:p>
             <w:pPr>
-              <w:pStyle w:val="Style19"/>
-              <w:bidi w:val="0"/>
-              <w:jc w:val="center"/>
-              <w:rPr>
-                <w:sz w:val="28"/>
-                <w:szCs w:val="28"/>
-              </w:rPr>
-            </w:pPr>
-            <w:r>
-              <w:rPr>
-                <w:sz w:val="28"/>
-                <w:szCs w:val="28"/>
-              </w:rPr>
+              <w:pStyle w:val="Style18"/>
+              <w:jc w:val="center"/>
+              <w:rPr>
+                <w:sz w:val="28"/>
+              </w:rPr>
+            </w:pPr>
+            <w:r>
+              <w:rPr>
+                <w:sz w:val="28"/>
+              </w:rPr>
+              <w:t>0,99</w:t>
             </w:r>
           </w:p>
         </w:tc>
@@ -3912,19 +4297,26 @@
           </w:tcPr>
           <w:p>
             <w:pPr>
-              <w:pStyle w:val="Style19"/>
-              <w:bidi w:val="0"/>
-              <w:jc w:val="center"/>
-              <w:rPr>
-                <w:sz w:val="28"/>
-                <w:szCs w:val="28"/>
-              </w:rPr>
-            </w:pPr>
-            <w:r>
-              <w:rPr>
-                <w:sz w:val="28"/>
-                <w:szCs w:val="28"/>
-              </w:rPr>
+              <w:pStyle w:val="user5"/>
+              <w:bidi w:val="0"/>
+              <w:jc w:val="center"/>
+              <w:rPr>
+                <w:b w:val="false"/>
+                <w:bCs w:val="false"/>
+                <w:i w:val="false"/>
+                <w:iCs w:val="false"/>
+                <w:sz w:val="28"/>
+                <w:szCs w:val="28"/>
+              </w:rPr>
+            </w:pPr>
+            <w:r>
+              <w:rPr>
+                <w:bCs w:val="false"/>
+                <w:iCs w:val="false"/>
+                <w:sz w:val="28"/>
+                <w:szCs w:val="28"/>
+              </w:rPr>
+              <w:t>698</w:t>
             </w:r>
           </w:p>
         </w:tc>
@@ -3936,19 +4328,17 @@
           </w:tcPr>
           <w:p>
             <w:pPr>
-              <w:pStyle w:val="Style19"/>
-              <w:bidi w:val="0"/>
-              <w:jc w:val="center"/>
-              <w:rPr>
-                <w:sz w:val="28"/>
-                <w:szCs w:val="28"/>
-              </w:rPr>
-            </w:pPr>
-            <w:r>
-              <w:rPr>
-                <w:sz w:val="28"/>
-                <w:szCs w:val="28"/>
-              </w:rPr>
+              <w:pStyle w:val="Style18"/>
+              <w:jc w:val="center"/>
+              <w:rPr>
+                <w:sz w:val="28"/>
+              </w:rPr>
+            </w:pPr>
+            <w:r>
+              <w:rPr>
+                <w:sz w:val="28"/>
+              </w:rPr>
+              <w:t>0,0698</w:t>
             </w:r>
           </w:p>
         </w:tc>
@@ -3960,67 +4350,17 @@
           </w:tcPr>
           <w:p>
             <w:pPr>
-              <w:pStyle w:val="Style19"/>
-              <w:bidi w:val="0"/>
-              <w:jc w:val="center"/>
-              <w:rPr>
-                <w:sz w:val="28"/>
-                <w:szCs w:val="28"/>
-              </w:rPr>
-            </w:pPr>
-            <w:r>
-              <w:rPr>
-                <w:sz w:val="28"/>
-                <w:szCs w:val="28"/>
-              </w:rPr>
-            </w:r>
-          </w:p>
-        </w:tc>
-        <w:tc>
-          <w:tcPr>
-            <w:tcW w:w="1377" w:type="dxa"/>
-            <w:tcBorders/>
-            <w:vAlign w:val="center"/>
-          </w:tcPr>
-          <w:p>
-            <w:pPr>
-              <w:pStyle w:val="Style19"/>
-              <w:bidi w:val="0"/>
-              <w:jc w:val="center"/>
-              <w:rPr>
-                <w:sz w:val="28"/>
-                <w:szCs w:val="28"/>
-              </w:rPr>
-            </w:pPr>
-            <w:r>
-              <w:rPr>
-                <w:sz w:val="28"/>
-                <w:szCs w:val="28"/>
-              </w:rPr>
-            </w:r>
-          </w:p>
-        </w:tc>
-        <w:tc>
-          <w:tcPr>
-            <w:tcW w:w="1377" w:type="dxa"/>
-            <w:tcBorders/>
-            <w:vAlign w:val="center"/>
-          </w:tcPr>
-          <w:p>
-            <w:pPr>
-              <w:pStyle w:val="Style19"/>
-              <w:bidi w:val="0"/>
-              <w:jc w:val="center"/>
-              <w:rPr>
-                <w:sz w:val="28"/>
-                <w:szCs w:val="28"/>
-              </w:rPr>
-            </w:pPr>
-            <w:r>
-              <w:rPr>
-                <w:sz w:val="28"/>
-                <w:szCs w:val="28"/>
-              </w:rPr>
+              <w:pStyle w:val="Style18"/>
+              <w:jc w:val="center"/>
+              <w:rPr>
+                <w:sz w:val="28"/>
+              </w:rPr>
+            </w:pPr>
+            <w:r>
+              <w:rPr>
+                <w:sz w:val="28"/>
+              </w:rPr>
+              <w:t>0,9971</w:t>
             </w:r>
           </w:p>
         </w:tc>
@@ -4035,16 +4375,22 @@
           </w:tcPr>
           <w:p>
             <w:pPr>
-              <w:pStyle w:val="Style19"/>
-              <w:bidi w:val="0"/>
-              <w:jc w:val="center"/>
-              <w:rPr>
-                <w:sz w:val="28"/>
-                <w:szCs w:val="28"/>
-              </w:rPr>
-            </w:pPr>
-            <w:r>
-              <w:rPr>
+              <w:pStyle w:val="user5"/>
+              <w:bidi w:val="0"/>
+              <w:jc w:val="center"/>
+              <w:rPr>
+                <w:b w:val="false"/>
+                <w:bCs w:val="false"/>
+                <w:i w:val="false"/>
+                <w:iCs w:val="false"/>
+                <w:sz w:val="28"/>
+                <w:szCs w:val="28"/>
+              </w:rPr>
+            </w:pPr>
+            <w:r>
+              <w:rPr>
+                <w:bCs w:val="false"/>
+                <w:iCs w:val="false"/>
                 <w:sz w:val="28"/>
                 <w:szCs w:val="28"/>
               </w:rPr>
@@ -4054,25 +4400,78 @@
         </w:tc>
         <w:tc>
           <w:tcPr>
+            <w:tcW w:w="1376" w:type="dxa"/>
+            <w:tcBorders/>
+            <w:vAlign w:val="center"/>
+          </w:tcPr>
+          <w:p>
+            <w:pPr>
+              <w:pStyle w:val="user5"/>
+              <w:bidi w:val="0"/>
+              <w:jc w:val="center"/>
+              <w:rPr>
+                <w:b w:val="false"/>
+                <w:bCs w:val="false"/>
+                <w:i w:val="false"/>
+                <w:iCs w:val="false"/>
+                <w:sz w:val="28"/>
+                <w:szCs w:val="28"/>
+              </w:rPr>
+            </w:pPr>
+            <w:r>
+              <w:rPr>
+                <w:bCs w:val="false"/>
+                <w:iCs w:val="false"/>
+                <w:sz w:val="28"/>
+                <w:szCs w:val="28"/>
+              </w:rPr>
+              <w:t>764</w:t>
+            </w:r>
+          </w:p>
+        </w:tc>
+        <w:tc>
+          <w:tcPr>
+            <w:tcW w:w="1378" w:type="dxa"/>
+            <w:tcBorders/>
+            <w:vAlign w:val="center"/>
+          </w:tcPr>
+          <w:p>
+            <w:pPr>
+              <w:pStyle w:val="Style18"/>
+              <w:jc w:val="center"/>
+              <w:rPr>
+                <w:sz w:val="28"/>
+                <w:szCs w:val="28"/>
+              </w:rPr>
+            </w:pPr>
+            <w:r>
+              <w:rPr>
+                <w:sz w:val="28"/>
+                <w:szCs w:val="28"/>
+              </w:rPr>
+              <w:t>0,0764</w:t>
+            </w:r>
+          </w:p>
+        </w:tc>
+        <w:tc>
+          <w:tcPr>
             <w:tcW w:w="1377" w:type="dxa"/>
             <w:tcBorders/>
             <w:vAlign w:val="center"/>
           </w:tcPr>
           <w:p>
             <w:pPr>
-              <w:pStyle w:val="Style19"/>
-              <w:bidi w:val="0"/>
-              <w:jc w:val="center"/>
-              <w:rPr>
-                <w:sz w:val="28"/>
-                <w:szCs w:val="28"/>
-              </w:rPr>
-            </w:pPr>
-            <w:r>
-              <w:rPr>
-                <w:sz w:val="28"/>
-                <w:szCs w:val="28"/>
-              </w:rPr>
+              <w:pStyle w:val="Style18"/>
+              <w:jc w:val="center"/>
+              <w:rPr>
+                <w:sz w:val="28"/>
+              </w:rPr>
+            </w:pPr>
+            <w:r>
+              <w:rPr>
+                <w:sz w:val="28"/>
+              </w:rPr>
+              <w:t>1,09</w:t>
             </w:r>
           </w:p>
         </w:tc>
@@ -4084,19 +4483,26 @@
           </w:tcPr>
           <w:p>
             <w:pPr>
-              <w:pStyle w:val="Style19"/>
-              <w:bidi w:val="0"/>
-              <w:jc w:val="center"/>
-              <w:rPr>
-                <w:sz w:val="28"/>
-                <w:szCs w:val="28"/>
-              </w:rPr>
-            </w:pPr>
-            <w:r>
-              <w:rPr>
-                <w:sz w:val="28"/>
-                <w:szCs w:val="28"/>
-              </w:rPr>
+              <w:pStyle w:val="user5"/>
+              <w:bidi w:val="0"/>
+              <w:jc w:val="center"/>
+              <w:rPr>
+                <w:b w:val="false"/>
+                <w:bCs w:val="false"/>
+                <w:i w:val="false"/>
+                <w:iCs w:val="false"/>
+                <w:sz w:val="28"/>
+                <w:szCs w:val="28"/>
+              </w:rPr>
+            </w:pPr>
+            <w:r>
+              <w:rPr>
+                <w:bCs w:val="false"/>
+                <w:iCs w:val="false"/>
+                <w:sz w:val="28"/>
+                <w:szCs w:val="28"/>
+              </w:rPr>
+              <w:t>768</w:t>
             </w:r>
           </w:p>
         </w:tc>
@@ -4108,19 +4514,17 @@
           </w:tcPr>
           <w:p>
             <w:pPr>
-              <w:pStyle w:val="Style19"/>
-              <w:bidi w:val="0"/>
-              <w:jc w:val="center"/>
-              <w:rPr>
-                <w:sz w:val="28"/>
-                <w:szCs w:val="28"/>
-              </w:rPr>
-            </w:pPr>
-            <w:r>
-              <w:rPr>
-                <w:sz w:val="28"/>
-                <w:szCs w:val="28"/>
-              </w:rPr>
+              <w:pStyle w:val="Style18"/>
+              <w:jc w:val="center"/>
+              <w:rPr>
+                <w:sz w:val="28"/>
+              </w:rPr>
+            </w:pPr>
+            <w:r>
+              <w:rPr>
+                <w:sz w:val="28"/>
+              </w:rPr>
+              <w:t>0,0768</w:t>
             </w:r>
           </w:p>
         </w:tc>
@@ -4132,67 +4536,17 @@
           </w:tcPr>
           <w:p>
             <w:pPr>
-              <w:pStyle w:val="Style19"/>
-              <w:bidi w:val="0"/>
-              <w:jc w:val="center"/>
-              <w:rPr>
-                <w:sz w:val="28"/>
-                <w:szCs w:val="28"/>
-              </w:rPr>
-            </w:pPr>
-            <w:r>
-              <w:rPr>
-                <w:sz w:val="28"/>
-                <w:szCs w:val="28"/>
-              </w:rPr>
-            </w:r>
-          </w:p>
-        </w:tc>
-        <w:tc>
-          <w:tcPr>
-            <w:tcW w:w="1377" w:type="dxa"/>
-            <w:tcBorders/>
-            <w:vAlign w:val="center"/>
-          </w:tcPr>
-          <w:p>
-            <w:pPr>
-              <w:pStyle w:val="Style19"/>
-              <w:bidi w:val="0"/>
-              <w:jc w:val="center"/>
-              <w:rPr>
-                <w:sz w:val="28"/>
-                <w:szCs w:val="28"/>
-              </w:rPr>
-            </w:pPr>
-            <w:r>
-              <w:rPr>
-                <w:sz w:val="28"/>
-                <w:szCs w:val="28"/>
-              </w:rPr>
-            </w:r>
-          </w:p>
-        </w:tc>
-        <w:tc>
-          <w:tcPr>
-            <w:tcW w:w="1377" w:type="dxa"/>
-            <w:tcBorders/>
-            <w:vAlign w:val="center"/>
-          </w:tcPr>
-          <w:p>
-            <w:pPr>
-              <w:pStyle w:val="Style19"/>
-              <w:bidi w:val="0"/>
-              <w:jc w:val="center"/>
-              <w:rPr>
-                <w:sz w:val="28"/>
-                <w:szCs w:val="28"/>
-              </w:rPr>
-            </w:pPr>
-            <w:r>
-              <w:rPr>
-                <w:sz w:val="28"/>
-                <w:szCs w:val="28"/>
-              </w:rPr>
+              <w:pStyle w:val="Style18"/>
+              <w:jc w:val="center"/>
+              <w:rPr>
+                <w:sz w:val="28"/>
+              </w:rPr>
+            </w:pPr>
+            <w:r>
+              <w:rPr>
+                <w:sz w:val="28"/>
+              </w:rPr>
+              <w:t>1,0971</w:t>
             </w:r>
           </w:p>
         </w:tc>
@@ -4207,16 +4561,22 @@
           </w:tcPr>
           <w:p>
             <w:pPr>
-              <w:pStyle w:val="Style19"/>
-              <w:bidi w:val="0"/>
-              <w:jc w:val="center"/>
-              <w:rPr>
-                <w:sz w:val="28"/>
-                <w:szCs w:val="28"/>
-              </w:rPr>
-            </w:pPr>
-            <w:r>
-              <w:rPr>
+              <w:pStyle w:val="user5"/>
+              <w:bidi w:val="0"/>
+              <w:jc w:val="center"/>
+              <w:rPr>
+                <w:b w:val="false"/>
+                <w:bCs w:val="false"/>
+                <w:i w:val="false"/>
+                <w:iCs w:val="false"/>
+                <w:sz w:val="28"/>
+                <w:szCs w:val="28"/>
+              </w:rPr>
+            </w:pPr>
+            <w:r>
+              <w:rPr>
+                <w:bCs w:val="false"/>
+                <w:iCs w:val="false"/>
                 <w:sz w:val="28"/>
                 <w:szCs w:val="28"/>
               </w:rPr>
@@ -4226,25 +4586,78 @@
         </w:tc>
         <w:tc>
           <w:tcPr>
+            <w:tcW w:w="1376" w:type="dxa"/>
+            <w:tcBorders/>
+            <w:vAlign w:val="center"/>
+          </w:tcPr>
+          <w:p>
+            <w:pPr>
+              <w:pStyle w:val="user5"/>
+              <w:bidi w:val="0"/>
+              <w:jc w:val="center"/>
+              <w:rPr>
+                <w:b w:val="false"/>
+                <w:bCs w:val="false"/>
+                <w:i w:val="false"/>
+                <w:iCs w:val="false"/>
+                <w:sz w:val="28"/>
+                <w:szCs w:val="28"/>
+              </w:rPr>
+            </w:pPr>
+            <w:r>
+              <w:rPr>
+                <w:bCs w:val="false"/>
+                <w:iCs w:val="false"/>
+                <w:sz w:val="28"/>
+                <w:szCs w:val="28"/>
+              </w:rPr>
+              <w:t>835</w:t>
+            </w:r>
+          </w:p>
+        </w:tc>
+        <w:tc>
+          <w:tcPr>
+            <w:tcW w:w="1378" w:type="dxa"/>
+            <w:tcBorders/>
+            <w:vAlign w:val="center"/>
+          </w:tcPr>
+          <w:p>
+            <w:pPr>
+              <w:pStyle w:val="Style18"/>
+              <w:jc w:val="center"/>
+              <w:rPr>
+                <w:sz w:val="28"/>
+                <w:szCs w:val="28"/>
+              </w:rPr>
+            </w:pPr>
+            <w:r>
+              <w:rPr>
+                <w:sz w:val="28"/>
+                <w:szCs w:val="28"/>
+              </w:rPr>
+              <w:t>0,0835</w:t>
+            </w:r>
+          </w:p>
+        </w:tc>
+        <w:tc>
+          <w:tcPr>
             <w:tcW w:w="1377" w:type="dxa"/>
             <w:tcBorders/>
             <w:vAlign w:val="center"/>
           </w:tcPr>
           <w:p>
             <w:pPr>
-              <w:pStyle w:val="Style19"/>
-              <w:bidi w:val="0"/>
-              <w:jc w:val="center"/>
-              <w:rPr>
-                <w:sz w:val="28"/>
-                <w:szCs w:val="28"/>
-              </w:rPr>
-            </w:pPr>
-            <w:r>
-              <w:rPr>
-                <w:sz w:val="28"/>
-                <w:szCs w:val="28"/>
-              </w:rPr>
+              <w:pStyle w:val="Style18"/>
+              <w:jc w:val="center"/>
+              <w:rPr>
+                <w:sz w:val="28"/>
+              </w:rPr>
+            </w:pPr>
+            <w:r>
+              <w:rPr>
+                <w:sz w:val="28"/>
+              </w:rPr>
+              <w:t>1,19</w:t>
             </w:r>
           </w:p>
         </w:tc>
@@ -4256,19 +4669,26 @@
           </w:tcPr>
           <w:p>
             <w:pPr>
-              <w:pStyle w:val="Style19"/>
-              <w:bidi w:val="0"/>
-              <w:jc w:val="center"/>
-              <w:rPr>
-                <w:sz w:val="28"/>
-                <w:szCs w:val="28"/>
-              </w:rPr>
-            </w:pPr>
-            <w:r>
-              <w:rPr>
-                <w:sz w:val="28"/>
-                <w:szCs w:val="28"/>
-              </w:rPr>
+              <w:pStyle w:val="user5"/>
+              <w:bidi w:val="0"/>
+              <w:jc w:val="center"/>
+              <w:rPr>
+                <w:b w:val="false"/>
+                <w:bCs w:val="false"/>
+                <w:i w:val="false"/>
+                <w:iCs w:val="false"/>
+                <w:sz w:val="28"/>
+                <w:szCs w:val="28"/>
+              </w:rPr>
+            </w:pPr>
+            <w:r>
+              <w:rPr>
+                <w:bCs w:val="false"/>
+                <w:iCs w:val="false"/>
+                <w:sz w:val="28"/>
+                <w:szCs w:val="28"/>
+              </w:rPr>
+              <w:t>837</w:t>
             </w:r>
           </w:p>
         </w:tc>
@@ -4280,19 +4700,17 @@
           </w:tcPr>
           <w:p>
             <w:pPr>
-              <w:pStyle w:val="Style19"/>
-              <w:bidi w:val="0"/>
-              <w:jc w:val="center"/>
-              <w:rPr>
-                <w:sz w:val="28"/>
-                <w:szCs w:val="28"/>
-              </w:rPr>
-            </w:pPr>
-            <w:r>
-              <w:rPr>
-                <w:sz w:val="28"/>
-                <w:szCs w:val="28"/>
-              </w:rPr>
+              <w:pStyle w:val="Style18"/>
+              <w:jc w:val="center"/>
+              <w:rPr>
+                <w:sz w:val="28"/>
+              </w:rPr>
+            </w:pPr>
+            <w:r>
+              <w:rPr>
+                <w:sz w:val="28"/>
+              </w:rPr>
+              <w:t>0,0837</w:t>
             </w:r>
           </w:p>
         </w:tc>
@@ -4304,67 +4722,17 @@
           </w:tcPr>
           <w:p>
             <w:pPr>
-              <w:pStyle w:val="Style19"/>
-              <w:bidi w:val="0"/>
-              <w:jc w:val="center"/>
-              <w:rPr>
-                <w:sz w:val="28"/>
-                <w:szCs w:val="28"/>
-              </w:rPr>
-            </w:pPr>
-            <w:r>
-              <w:rPr>
-                <w:sz w:val="28"/>
-                <w:szCs w:val="28"/>
-              </w:rPr>
-            </w:r>
-          </w:p>
-        </w:tc>
-        <w:tc>
-          <w:tcPr>
-            <w:tcW w:w="1377" w:type="dxa"/>
-            <w:tcBorders/>
-            <w:vAlign w:val="center"/>
-          </w:tcPr>
-          <w:p>
-            <w:pPr>
-              <w:pStyle w:val="Style19"/>
-              <w:bidi w:val="0"/>
-              <w:jc w:val="center"/>
-              <w:rPr>
-                <w:sz w:val="28"/>
-                <w:szCs w:val="28"/>
-              </w:rPr>
-            </w:pPr>
-            <w:r>
-              <w:rPr>
-                <w:sz w:val="28"/>
-                <w:szCs w:val="28"/>
-              </w:rPr>
-            </w:r>
-          </w:p>
-        </w:tc>
-        <w:tc>
-          <w:tcPr>
-            <w:tcW w:w="1377" w:type="dxa"/>
-            <w:tcBorders/>
-            <w:vAlign w:val="center"/>
-          </w:tcPr>
-          <w:p>
-            <w:pPr>
-              <w:pStyle w:val="Style19"/>
-              <w:bidi w:val="0"/>
-              <w:jc w:val="center"/>
-              <w:rPr>
-                <w:sz w:val="28"/>
-                <w:szCs w:val="28"/>
-              </w:rPr>
-            </w:pPr>
-            <w:r>
-              <w:rPr>
-                <w:sz w:val="28"/>
-                <w:szCs w:val="28"/>
-              </w:rPr>
+              <w:pStyle w:val="Style18"/>
+              <w:jc w:val="center"/>
+              <w:rPr>
+                <w:sz w:val="28"/>
+              </w:rPr>
+            </w:pPr>
+            <w:r>
+              <w:rPr>
+                <w:sz w:val="28"/>
+              </w:rPr>
+              <w:t>1,1957</w:t>
             </w:r>
           </w:p>
         </w:tc>
@@ -4417,9 +4785,336 @@
         <w:t>Выполнить индивидуальное задание</w:t>
       </w:r>
     </w:p>
+    <w:p>
+      <w:pPr>
+        <w:pStyle w:val="Normal"/>
+        <w:bidi w:val="0"/>
+        <w:jc w:val="start"/>
+        <w:rPr>
+          <w:b w:val="false"/>
+          <w:bCs w:val="false"/>
+          <w:sz w:val="28"/>
+          <w:szCs w:val="28"/>
+        </w:rPr>
+      </w:pPr>
+      <w:r>
+        <w:rPr>
+          <w:b w:val="false"/>
+          <w:bCs w:val="false"/>
+          <w:sz w:val="28"/>
+          <w:szCs w:val="28"/>
+        </w:rPr>
+        <w:drawing>
+          <wp:inline distT="0" distB="0" distL="0" distR="0">
+            <wp:extent cx="2781300" cy="4572635"/>
+            <wp:effectExtent l="0" t="0" r="0" b="0"/>
+            <wp:docPr id="6" name="Изображение6"/>
+            <wp:cNvGraphicFramePr>
+              <a:graphicFrameLocks xmlns:a="http://schemas.openxmlformats.org/drawingml/2006/main" noChangeAspect="1"/>
+            </wp:cNvGraphicFramePr>
+            <a:graphic xmlns:a="http://schemas.openxmlformats.org/drawingml/2006/main">
+              <a:graphicData uri="http://schemas.openxmlformats.org/drawingml/2006/picture">
+                <pic:pic xmlns:pic="http://schemas.openxmlformats.org/drawingml/2006/picture">
+                  <pic:nvPicPr>
+                    <pic:cNvPr id="6" name="Изображение6"/>
+                    <pic:cNvPicPr>
+                      <a:picLocks noChangeAspect="1" noChangeArrowheads="1"/>
+                    </pic:cNvPicPr>
+                  </pic:nvPicPr>
+                  <pic:blipFill>
+                    <a:blip r:embed="rId7"/>
+                    <a:stretch>
+                      <a:fillRect/>
+                    </a:stretch>
+                  </pic:blipFill>
+                  <pic:spPr bwMode="auto">
+                    <a:xfrm>
+                      <a:off x="0" y="0"/>
+                      <a:ext cx="2781300" cy="4572635"/>
+                    </a:xfrm>
+                    <a:prstGeom prst="rect">
+                      <a:avLst/>
+                    </a:prstGeom>
+                    <a:noFill/>
+                  </pic:spPr>
+                </pic:pic>
+              </a:graphicData>
+            </a:graphic>
+          </wp:inline>
+        </w:drawing>
+      </w:r>
+    </w:p>
+    <w:p>
+      <w:pPr>
+        <w:pStyle w:val="Normal"/>
+        <w:bidi w:val="0"/>
+        <w:jc w:val="start"/>
+        <w:rPr>
+          <w:b w:val="false"/>
+          <w:bCs w:val="false"/>
+          <w:sz w:val="28"/>
+          <w:szCs w:val="28"/>
+        </w:rPr>
+      </w:pPr>
+      <w:r>
+        <w:rPr>
+          <w:b w:val="false"/>
+          <w:bCs w:val="false"/>
+          <w:sz w:val="28"/>
+          <w:szCs w:val="28"/>
+        </w:rPr>
+      </w:r>
+    </w:p>
+    <w:p>
+      <w:pPr>
+        <w:pStyle w:val="Normal"/>
+        <w:bidi w:val="0"/>
+        <w:jc w:val="start"/>
+        <w:rPr>
+          <w:b/>
+          <w:bCs/>
+          <w:sz w:val="28"/>
+          <w:szCs w:val="28"/>
+        </w:rPr>
+      </w:pPr>
+      <w:r>
+        <w:rPr>
+          <w:b/>
+          <w:bCs/>
+          <w:sz w:val="28"/>
+          <w:szCs w:val="28"/>
+        </w:rPr>
+        <w:t>Вывод:</w:t>
+      </w:r>
+    </w:p>
+    <w:p>
+      <w:pPr>
+        <w:pStyle w:val="Normal"/>
+        <w:bidi w:val="0"/>
+        <w:jc w:val="start"/>
+        <w:rPr>
+          <w:b w:val="false"/>
+          <w:bCs w:val="false"/>
+          <w:sz w:val="28"/>
+          <w:szCs w:val="28"/>
+          <w:lang w:val="ru-RU"/>
+        </w:rPr>
+      </w:pPr>
+      <w:r>
+        <w:rPr>
+          <w:b w:val="false"/>
+          <w:bCs w:val="false"/>
+          <w:sz w:val="28"/>
+          <w:szCs w:val="28"/>
+          <w:lang w:val="ru-RU"/>
+        </w:rPr>
+        <w:t>Изучил методы регистрации двоичных сигналов и принципы работы устройств регистрации. Экспериментально определил зависимость вероятности ошибки от характеристик устройств регистрации при действии краевых искажений и дроблений.</w:t>
+      </w:r>
+    </w:p>
+    <w:p>
+      <w:pPr>
+        <w:pStyle w:val="Normal"/>
+        <w:bidi w:val="0"/>
+        <w:jc w:val="start"/>
+        <w:rPr>
+          <w:b w:val="false"/>
+          <w:bCs w:val="false"/>
+          <w:sz w:val="28"/>
+          <w:szCs w:val="28"/>
+          <w:lang w:val="ru-RU"/>
+        </w:rPr>
+      </w:pPr>
+      <w:r>
+        <w:rPr>
+          <w:b w:val="false"/>
+          <w:bCs w:val="false"/>
+          <w:sz w:val="28"/>
+          <w:szCs w:val="28"/>
+          <w:lang w:val="ru-RU"/>
+        </w:rPr>
+      </w:r>
+    </w:p>
+    <w:p>
+      <w:pPr>
+        <w:pStyle w:val="Normal"/>
+        <w:bidi w:val="0"/>
+        <w:jc w:val="start"/>
+        <w:rPr>
+          <w:b/>
+          <w:bCs/>
+          <w:sz w:val="28"/>
+          <w:szCs w:val="28"/>
+        </w:rPr>
+      </w:pPr>
+      <w:r>
+        <w:rPr>
+          <w:b/>
+          <w:bCs/>
+          <w:sz w:val="28"/>
+          <w:szCs w:val="28"/>
+        </w:rPr>
+        <w:t>Контрольные вопросы:</w:t>
+      </w:r>
+    </w:p>
+    <w:p>
+      <w:pPr>
+        <w:pStyle w:val="Normal"/>
+        <w:numPr>
+          <w:ilvl w:val="0"/>
+          <w:numId w:val="3"/>
+        </w:numPr>
+        <w:bidi w:val="0"/>
+        <w:jc w:val="start"/>
+        <w:rPr>
+          <w:b w:val="false"/>
+          <w:bCs w:val="false"/>
+          <w:sz w:val="28"/>
+          <w:szCs w:val="28"/>
+        </w:rPr>
+      </w:pPr>
+      <w:r>
+        <w:rPr>
+          <w:b w:val="false"/>
+          <w:bCs w:val="false"/>
+          <w:sz w:val="28"/>
+          <w:szCs w:val="28"/>
+        </w:rPr>
+        <w:t xml:space="preserve">Поясните назначение устройства регистрации при передаче двоичных сигналов от передатчика к приёмнику. </w:t>
+      </w:r>
+    </w:p>
+    <w:p>
+      <w:pPr>
+        <w:pStyle w:val="Normal"/>
+        <w:numPr>
+          <w:ilvl w:val="0"/>
+          <w:numId w:val="3"/>
+        </w:numPr>
+        <w:bidi w:val="0"/>
+        <w:jc w:val="start"/>
+        <w:rPr>
+          <w:b w:val="false"/>
+          <w:bCs w:val="false"/>
+          <w:sz w:val="28"/>
+          <w:szCs w:val="28"/>
+        </w:rPr>
+      </w:pPr>
+      <w:r>
+        <w:rPr>
+          <w:b w:val="false"/>
+          <w:bCs w:val="false"/>
+          <w:sz w:val="28"/>
+          <w:szCs w:val="28"/>
+        </w:rPr>
+        <w:t>Поясните метод стробирования.</w:t>
+      </w:r>
+    </w:p>
+    <w:p>
+      <w:pPr>
+        <w:pStyle w:val="Normal"/>
+        <w:numPr>
+          <w:ilvl w:val="0"/>
+          <w:numId w:val="3"/>
+        </w:numPr>
+        <w:bidi w:val="0"/>
+        <w:jc w:val="start"/>
+        <w:rPr>
+          <w:b w:val="false"/>
+          <w:bCs w:val="false"/>
+          <w:sz w:val="28"/>
+          <w:szCs w:val="28"/>
+        </w:rPr>
+      </w:pPr>
+      <w:r>
+        <w:rPr>
+          <w:b w:val="false"/>
+          <w:bCs w:val="false"/>
+          <w:sz w:val="28"/>
+          <w:szCs w:val="28"/>
+        </w:rPr>
+        <w:t>Поясните метод интегрирования.</w:t>
+      </w:r>
+    </w:p>
+    <w:p>
+      <w:pPr>
+        <w:pStyle w:val="Normal"/>
+        <w:numPr>
+          <w:ilvl w:val="0"/>
+          <w:numId w:val="3"/>
+        </w:numPr>
+        <w:bidi w:val="0"/>
+        <w:jc w:val="start"/>
+        <w:rPr>
+          <w:b w:val="false"/>
+          <w:bCs w:val="false"/>
+          <w:sz w:val="28"/>
+          <w:szCs w:val="28"/>
+        </w:rPr>
+      </w:pPr>
+      <w:r>
+        <w:rPr>
+          <w:b w:val="false"/>
+          <w:bCs w:val="false"/>
+          <w:sz w:val="28"/>
+          <w:szCs w:val="28"/>
+        </w:rPr>
+        <w:t>Поясните комбинированный метод.</w:t>
+      </w:r>
+    </w:p>
+    <w:p>
+      <w:pPr>
+        <w:pStyle w:val="Normal"/>
+        <w:numPr>
+          <w:ilvl w:val="0"/>
+          <w:numId w:val="3"/>
+        </w:numPr>
+        <w:bidi w:val="0"/>
+        <w:jc w:val="start"/>
+        <w:rPr>
+          <w:b w:val="false"/>
+          <w:bCs w:val="false"/>
+          <w:sz w:val="28"/>
+          <w:szCs w:val="28"/>
+        </w:rPr>
+      </w:pPr>
+      <w:r>
+        <w:rPr>
+          <w:b w:val="false"/>
+          <w:bCs w:val="false"/>
+          <w:sz w:val="28"/>
+          <w:szCs w:val="28"/>
+        </w:rPr>
+        <w:t>Как влияет точность работы системы синхронизации на величину исправляющей способности.</w:t>
+      </w:r>
+    </w:p>
+    <w:p>
+      <w:pPr>
+        <w:pStyle w:val="Normal"/>
+        <w:numPr>
+          <w:ilvl w:val="0"/>
+          <w:numId w:val="3"/>
+        </w:numPr>
+        <w:bidi w:val="0"/>
+        <w:jc w:val="start"/>
+        <w:rPr>
+          <w:b w:val="false"/>
+          <w:bCs w:val="false"/>
+          <w:sz w:val="28"/>
+          <w:szCs w:val="28"/>
+        </w:rPr>
+      </w:pPr>
+      <w:r>
+        <w:rPr>
+          <w:b w:val="false"/>
+          <w:bCs w:val="false"/>
+          <w:sz w:val="28"/>
+          <w:szCs w:val="28"/>
+        </w:rPr>
+        <w:t>Сравните различные методы регистрации при действии искажений двоичных сигналов</w:t>
+      </w:r>
+    </w:p>
     <w:sectPr>
-      <w:footerReference w:type="default" r:id="rId7"/>
-      <w:footerReference w:type="first" r:id="rId8"/>
+      <w:footerReference w:type="default" r:id="rId8"/>
+      <w:footerReference w:type="first" r:id="rId9"/>
       <w:type w:val="nextPage"/>
       <w:pgSz w:w="11906" w:h="16838"/>
       <w:pgMar w:left="1134" w:right="1134" w:gutter="0" w:header="0" w:top="1134" w:footer="1134" w:bottom="1693"/>
@@ -4427,6 +5122,7 @@
       <w:formProt w:val="false"/>
       <w:titlePg/>
       <w:textDirection w:val="lrTb"/>
+      <w:docGrid w:type="default" w:linePitch="100" w:charSpace="0"/>
     </w:sectPr>
   </w:body>
 </w:document>
@@ -4455,7 +5151,7 @@
     </w:r>
     <w:r>
       <w:rPr/>
-      <w:t>5</w:t>
+      <w:t>7</w:t>
     </w:r>
     <w:r>
       <w:rPr/>
@@ -4749,9 +5445,128 @@
   <w:abstractNum w:abstractNumId="3">
     <w:lvl w:ilvl="0">
       <w:start w:val="1"/>
+      <w:numFmt w:val="decimal"/>
+      <w:lvlText w:val="%1."/>
+      <w:lvlJc w:val="start"/>
+      <w:pPr>
+        <w:tabs>
+          <w:tab w:val="num" w:pos="720"/>
+        </w:tabs>
+        <w:ind w:start="720" w:hanging="360"/>
+      </w:pPr>
+      <w:rPr/>
+    </w:lvl>
+    <w:lvl w:ilvl="1">
+      <w:start w:val="1"/>
+      <w:numFmt w:val="decimal"/>
+      <w:lvlText w:val="%2."/>
+      <w:lvlJc w:val="start"/>
+      <w:pPr>
+        <w:tabs>
+          <w:tab w:val="num" w:pos="1080"/>
+        </w:tabs>
+        <w:ind w:start="1080" w:hanging="360"/>
+      </w:pPr>
+      <w:rPr/>
+    </w:lvl>
+    <w:lvl w:ilvl="2">
+      <w:start w:val="1"/>
+      <w:numFmt w:val="decimal"/>
+      <w:lvlText w:val="%3."/>
+      <w:lvlJc w:val="start"/>
+      <w:pPr>
+        <w:tabs>
+          <w:tab w:val="num" w:pos="1440"/>
+        </w:tabs>
+        <w:ind w:start="1440" w:hanging="360"/>
+      </w:pPr>
+      <w:rPr/>
+    </w:lvl>
+    <w:lvl w:ilvl="3">
+      <w:start w:val="1"/>
+      <w:numFmt w:val="decimal"/>
+      <w:lvlText w:val="%4."/>
+      <w:lvlJc w:val="start"/>
+      <w:pPr>
+        <w:tabs>
+          <w:tab w:val="num" w:pos="1800"/>
+        </w:tabs>
+        <w:ind w:start="1800" w:hanging="360"/>
+      </w:pPr>
+      <w:rPr/>
+    </w:lvl>
+    <w:lvl w:ilvl="4">
+      <w:start w:val="1"/>
+      <w:numFmt w:val="decimal"/>
+      <w:lvlText w:val="%5."/>
+      <w:lvlJc w:val="start"/>
+      <w:pPr>
+        <w:tabs>
+          <w:tab w:val="num" w:pos="2160"/>
+        </w:tabs>
+        <w:ind w:start="2160" w:hanging="360"/>
+      </w:pPr>
+      <w:rPr/>
+    </w:lvl>
+    <w:lvl w:ilvl="5">
+      <w:start w:val="1"/>
+      <w:numFmt w:val="decimal"/>
+      <w:lvlText w:val="%6."/>
+      <w:lvlJc w:val="start"/>
+      <w:pPr>
+        <w:tabs>
+          <w:tab w:val="num" w:pos="2520"/>
+        </w:tabs>
+        <w:ind w:start="2520" w:hanging="360"/>
+      </w:pPr>
+      <w:rPr/>
+    </w:lvl>
+    <w:lvl w:ilvl="6">
+      <w:start w:val="1"/>
+      <w:numFmt w:val="decimal"/>
+      <w:lvlText w:val="%7."/>
+      <w:lvlJc w:val="start"/>
+      <w:pPr>
+        <w:tabs>
+          <w:tab w:val="num" w:pos="2880"/>
+        </w:tabs>
+        <w:ind w:start="2880" w:hanging="360"/>
+      </w:pPr>
+      <w:rPr/>
+    </w:lvl>
+    <w:lvl w:ilvl="7">
+      <w:start w:val="1"/>
+      <w:numFmt w:val="decimal"/>
+      <w:lvlText w:val="%8."/>
+      <w:lvlJc w:val="start"/>
+      <w:pPr>
+        <w:tabs>
+          <w:tab w:val="num" w:pos="3240"/>
+        </w:tabs>
+        <w:ind w:start="3240" w:hanging="360"/>
+      </w:pPr>
+      <w:rPr/>
+    </w:lvl>
+    <w:lvl w:ilvl="8">
+      <w:start w:val="1"/>
+      <w:numFmt w:val="decimal"/>
+      <w:lvlText w:val="%9."/>
+      <w:lvlJc w:val="start"/>
+      <w:pPr>
+        <w:tabs>
+          <w:tab w:val="num" w:pos="3600"/>
+        </w:tabs>
+        <w:ind w:start="3600" w:hanging="360"/>
+      </w:pPr>
+      <w:rPr/>
+    </w:lvl>
+  </w:abstractNum>
+  <w:abstractNum w:abstractNumId="4">
+    <w:lvl w:ilvl="0">
+      <w:start w:val="1"/>
       <w:numFmt w:val="none"/>
       <w:suff w:val="nothing"/>
-      <w:lvlText w:val=""/>
+      <w:lvlText w:val="%1"/>
       <w:lvlJc w:val="start"/>
       <w:pPr>
         <w:tabs>
@@ -4764,7 +5579,7 @@
       <w:start w:val="1"/>
       <w:numFmt w:val="none"/>
       <w:suff w:val="nothing"/>
-      <w:lvlText w:val=""/>
+      <w:lvlText w:val="%2"/>
       <w:lvlJc w:val="start"/>
       <w:pPr>
         <w:tabs>
@@ -4777,7 +5592,7 @@
       <w:start w:val="1"/>
       <w:numFmt w:val="none"/>
       <w:suff w:val="nothing"/>
-      <w:lvlText w:val=""/>
+      <w:lvlText w:val="%3"/>
       <w:lvlJc w:val="start"/>
       <w:pPr>
         <w:tabs>
@@ -4790,7 +5605,7 @@
       <w:start w:val="1"/>
       <w:numFmt w:val="none"/>
       <w:suff w:val="nothing"/>
-      <w:lvlText w:val=""/>
+      <w:lvlText w:val="%4"/>
       <w:lvlJc w:val="start"/>
       <w:pPr>
         <w:tabs>
@@ -4803,7 +5618,7 @@
       <w:start w:val="1"/>
       <w:numFmt w:val="none"/>
       <w:suff w:val="nothing"/>
-      <w:lvlText w:val=""/>
+      <w:lvlText w:val="%5"/>
       <w:lvlJc w:val="start"/>
       <w:pPr>
         <w:tabs>
@@ -4816,7 +5631,7 @@
       <w:start w:val="1"/>
       <w:numFmt w:val="none"/>
       <w:suff w:val="nothing"/>
-      <w:lvlText w:val=""/>
+      <w:lvlText w:val="%6"/>
       <w:lvlJc w:val="start"/>
       <w:pPr>
         <w:tabs>
@@ -4829,7 +5644,7 @@
       <w:start w:val="1"/>
       <w:numFmt w:val="none"/>
       <w:suff w:val="nothing"/>
-      <w:lvlText w:val=""/>
+      <w:lvlText w:val="%7"/>
       <w:lvlJc w:val="start"/>
       <w:pPr>
         <w:tabs>
@@ -4842,7 +5657,7 @@
       <w:start w:val="1"/>
       <w:numFmt w:val="none"/>
       <w:suff w:val="nothing"/>
-      <w:lvlText w:val=""/>
+      <w:lvlText w:val="%8"/>
       <w:lvlJc w:val="start"/>
       <w:pPr>
         <w:tabs>
@@ -4855,7 +5670,7 @@
       <w:start w:val="1"/>
       <w:numFmt w:val="none"/>
       <w:suff w:val="nothing"/>
-      <w:lvlText w:val=""/>
+      <w:lvlText w:val="%9"/>
       <w:lvlJc w:val="start"/>
       <w:pPr>
         <w:tabs>
@@ -4873,6 +5688,9 @@
   </w:num>
   <w:num w:numId="3">
     <w:abstractNumId w:val="3"/>
+  </w:num>
+  <w:num w:numId="4">
+    <w:abstractNumId w:val="4"/>
   </w:num>
 </w:numbering>
 </file>
@@ -4891,7 +5709,6 @@
     </w:rPrDefault>
     <w:pPrDefault>
       <w:pPr>
-        <w:widowControl/>
         <w:suppressAutoHyphens w:val="true"/>
       </w:pPr>
     </w:pPrDefault>
@@ -4901,7 +5718,13 @@
     <w:qFormat/>
     <w:pPr>
       <w:widowControl/>
+      <w:suppressAutoHyphens w:val="true"/>
+      <w:kinsoku w:val="true"/>
+      <w:overflowPunct w:val="true"/>
+      <w:autoSpaceDE w:val="true"/>
       <w:bidi w:val="0"/>
+      <w:spacing w:before="0" w:after="0"/>
+      <w:jc w:val="start"/>
     </w:pPr>
     <w:rPr>
       <w:rFonts w:ascii="Liberation Serif" w:hAnsi="Liberation Serif" w:eastAsia="NSimSun" w:cs="Lucida Sans"/>
@@ -4912,19 +5735,24 @@
       <w:lang w:val="ru-RU" w:eastAsia="zh-CN" w:bidi="hi-IN"/>
     </w:rPr>
   </w:style>
+  <w:style w:type="character" w:styleId="user">
+    <w:name w:val="Символ нумерации (user)"/>
+    <w:qFormat/>
+    <w:rPr/>
+  </w:style>
+  <w:style w:type="character" w:styleId="user1">
+    <w:name w:val="Маркеры (user)"/>
+    <w:qFormat/>
+    <w:rPr>
+      <w:rFonts w:ascii="OpenSymbol" w:hAnsi="OpenSymbol" w:eastAsia="OpenSymbol" w:cs="OpenSymbol"/>
+    </w:rPr>
+  </w:style>
   <w:style w:type="character" w:styleId="Style14">
     <w:name w:val="Символ нумерации"/>
     <w:qFormat/>
     <w:rPr/>
   </w:style>
-  <w:style w:type="character" w:styleId="Style15">
-    <w:name w:val="Маркеры"/>
-    <w:qFormat/>
-    <w:rPr>
-      <w:rFonts w:ascii="OpenSymbol" w:hAnsi="OpenSymbol" w:eastAsia="OpenSymbol" w:cs="OpenSymbol"/>
-    </w:rPr>
-  </w:style>
-  <w:style w:type="paragraph" w:styleId="Style16">
+  <w:style w:type="paragraph" w:styleId="Style15">
     <w:name w:val="Заголовок"/>
     <w:basedOn w:val="Normal"/>
     <w:next w:val="BodyText"/>
@@ -4971,8 +5799,34 @@
       <w:szCs w:val="24"/>
     </w:rPr>
   </w:style>
-  <w:style w:type="paragraph" w:styleId="Style17">
+  <w:style w:type="paragraph" w:styleId="Style16">
     <w:name w:val="Указатель"/>
+    <w:basedOn w:val="Normal"/>
+    <w:qFormat/>
+    <w:pPr>
+      <w:suppressLineNumbers/>
+    </w:pPr>
+    <w:rPr>
+      <w:rFonts w:cs="Lucida Sans"/>
+    </w:rPr>
+  </w:style>
+  <w:style w:type="paragraph" w:styleId="user2">
+    <w:name w:val="Заголовок (user)"/>
+    <w:basedOn w:val="Normal"/>
+    <w:next w:val="BodyText"/>
+    <w:qFormat/>
+    <w:pPr>
+      <w:keepNext w:val="true"/>
+      <w:spacing w:before="240" w:after="120"/>
+    </w:pPr>
+    <w:rPr>
+      <w:rFonts w:ascii="Liberation Sans" w:hAnsi="Liberation Sans" w:eastAsia="Microsoft YaHei" w:cs="Lucida Sans"/>
+      <w:sz w:val="28"/>
+      <w:szCs w:val="28"/>
+    </w:rPr>
+  </w:style>
+  <w:style w:type="paragraph" w:styleId="user3">
+    <w:name w:val="Указатель (user)"/>
     <w:basedOn w:val="Normal"/>
     <w:qFormat/>
     <w:pPr>
@@ -4987,7 +5841,7 @@
     <w:basedOn w:val="Normal"/>
     <w:qFormat/>
     <w:pPr>
-      <w:spacing w:lineRule="auto" w:line="240" w:beforeAutospacing="1" w:afterAutospacing="1"/>
+      <w:spacing w:lineRule="auto" w:line="240" w:before="280" w:after="280"/>
       <w:ind w:hanging="0"/>
     </w:pPr>
     <w:rPr>
@@ -4996,8 +5850,8 @@
       <w:szCs w:val="24"/>
     </w:rPr>
   </w:style>
-  <w:style w:type="paragraph" w:styleId="Style18">
-    <w:name w:val="Колонтитулы"/>
+  <w:style w:type="paragraph" w:styleId="user4">
+    <w:name w:val="Колонтитулы (user)"/>
     <w:basedOn w:val="Normal"/>
     <w:qFormat/>
     <w:pPr>
@@ -5010,15 +5864,45 @@
     </w:pPr>
     <w:rPr/>
   </w:style>
+  <w:style w:type="paragraph" w:styleId="Style17">
+    <w:name w:val="Колонтитулы"/>
+    <w:basedOn w:val="Normal"/>
+    <w:qFormat/>
+    <w:pPr/>
+    <w:rPr/>
+  </w:style>
   <w:style w:type="paragraph" w:styleId="Footer">
     <w:name w:val="footer"/>
-    <w:basedOn w:val="Style18"/>
+    <w:basedOn w:val="user4"/>
     <w:pPr>
       <w:suppressLineNumbers/>
     </w:pPr>
     <w:rPr/>
   </w:style>
-  <w:style w:type="paragraph" w:styleId="Style19">
+  <w:style w:type="paragraph" w:styleId="user5">
+    <w:name w:val="Содержимое таблицы (user)"/>
+    <w:basedOn w:val="Normal"/>
+    <w:qFormat/>
+    <w:pPr>
+      <w:widowControl w:val="false"/>
+      <w:suppressLineNumbers/>
+    </w:pPr>
+    <w:rPr/>
+  </w:style>
+  <w:style w:type="paragraph" w:styleId="user6">
+    <w:name w:val="Заголовок таблицы (user)"/>
+    <w:basedOn w:val="user5"/>
+    <w:qFormat/>
+    <w:pPr>
+      <w:suppressLineNumbers/>
+      <w:jc w:val="center"/>
+    </w:pPr>
+    <w:rPr>
+      <w:b/>
+      <w:bCs/>
+    </w:rPr>
+  </w:style>
+  <w:style w:type="paragraph" w:styleId="Style18">
     <w:name w:val="Содержимое таблицы"/>
     <w:basedOn w:val="Normal"/>
     <w:qFormat/>
@@ -5028,9 +5912,9 @@
     </w:pPr>
     <w:rPr/>
   </w:style>
-  <w:style w:type="paragraph" w:styleId="Style20">
+  <w:style w:type="paragraph" w:styleId="Style19">
     <w:name w:val="Заголовок таблицы"/>
-    <w:basedOn w:val="Style19"/>
+    <w:basedOn w:val="Style18"/>
     <w:qFormat/>
     <w:pPr>
       <w:suppressLineNumbers/>

--- a/Введение в ИТ/1_Лабораторные_работы/ЛР №7 по ВвИТ Кочкин БСТ2502.docx
+++ b/Введение в ИТ/1_Лабораторные_работы/ЛР №7 по ВвИТ Кочкин БСТ2502.docx
@@ -709,7 +709,7 @@
           </w:tcPr>
           <w:p>
             <w:pPr>
-              <w:pStyle w:val="user5"/>
+              <w:pStyle w:val="Style18"/>
               <w:bidi w:val="0"/>
               <w:jc w:val="center"/>
               <w:rPr>
@@ -737,7 +737,7 @@
           </w:tcPr>
           <w:p>
             <w:pPr>
-              <w:pStyle w:val="user5"/>
+              <w:pStyle w:val="Style18"/>
               <w:bidi w:val="0"/>
               <w:jc w:val="center"/>
               <w:rPr>
@@ -766,7 +766,7 @@
           </w:tcPr>
           <w:p>
             <w:pPr>
-              <w:pStyle w:val="user5"/>
+              <w:pStyle w:val="Style18"/>
               <w:bidi w:val="0"/>
               <w:jc w:val="center"/>
               <w:rPr>
@@ -796,7 +796,7 @@
           </w:tcPr>
           <w:p>
             <w:pPr>
-              <w:pStyle w:val="user5"/>
+              <w:pStyle w:val="Style18"/>
               <w:bidi w:val="0"/>
               <w:jc w:val="center"/>
               <w:rPr>
@@ -823,7 +823,7 @@
           </w:tcPr>
           <w:p>
             <w:pPr>
-              <w:pStyle w:val="user5"/>
+              <w:pStyle w:val="Style18"/>
               <w:bidi w:val="0"/>
               <w:jc w:val="center"/>
               <w:rPr>
@@ -851,7 +851,7 @@
           </w:tcPr>
           <w:p>
             <w:pPr>
-              <w:pStyle w:val="user5"/>
+              <w:pStyle w:val="Style18"/>
               <w:bidi w:val="0"/>
               <w:jc w:val="center"/>
               <w:rPr>
@@ -883,7 +883,7 @@
           </w:tcPr>
           <w:p>
             <w:pPr>
-              <w:pStyle w:val="user5"/>
+              <w:pStyle w:val="Style18"/>
               <w:bidi w:val="0"/>
               <w:jc w:val="center"/>
               <w:rPr>
@@ -910,7 +910,7 @@
           </w:tcPr>
           <w:p>
             <w:pPr>
-              <w:pStyle w:val="user5"/>
+              <w:pStyle w:val="Style18"/>
               <w:bidi w:val="0"/>
               <w:jc w:val="center"/>
               <w:rPr>
@@ -938,7 +938,7 @@
           </w:tcPr>
           <w:p>
             <w:pPr>
-              <w:pStyle w:val="user5"/>
+              <w:pStyle w:val="Style18"/>
               <w:bidi w:val="0"/>
               <w:jc w:val="center"/>
               <w:rPr>
@@ -1216,7 +1216,7 @@
       </w:pPr>
       <w:r>
         <w:drawing>
-          <wp:anchor behindDoc="0" distT="0" distB="0" distL="0" distR="0" simplePos="0" locked="0" layoutInCell="0" allowOverlap="1" relativeHeight="5">
+          <wp:anchor behindDoc="0" distT="0" distB="0" distL="0" distR="0" simplePos="0" locked="0" layoutInCell="0" allowOverlap="1" relativeHeight="7">
             <wp:simplePos x="0" y="0"/>
             <wp:positionH relativeFrom="column">
               <wp:align>center</wp:align>
@@ -1376,7 +1376,7 @@
           </w:tcPr>
           <w:p>
             <w:pPr>
-              <w:pStyle w:val="user5"/>
+              <w:pStyle w:val="Style18"/>
               <w:bidi w:val="0"/>
               <w:jc w:val="center"/>
               <w:rPr>
@@ -1404,7 +1404,7 @@
           </w:tcPr>
           <w:p>
             <w:pPr>
-              <w:pStyle w:val="user5"/>
+              <w:pStyle w:val="Style18"/>
               <w:bidi w:val="0"/>
               <w:jc w:val="center"/>
               <w:rPr>
@@ -1433,7 +1433,7 @@
           </w:tcPr>
           <w:p>
             <w:pPr>
-              <w:pStyle w:val="user5"/>
+              <w:pStyle w:val="Style18"/>
               <w:bidi w:val="0"/>
               <w:jc w:val="center"/>
               <w:rPr>
@@ -1463,7 +1463,7 @@
           </w:tcPr>
           <w:p>
             <w:pPr>
-              <w:pStyle w:val="user5"/>
+              <w:pStyle w:val="Style18"/>
               <w:bidi w:val="0"/>
               <w:jc w:val="center"/>
               <w:rPr>
@@ -1490,7 +1490,7 @@
           </w:tcPr>
           <w:p>
             <w:pPr>
-              <w:pStyle w:val="user5"/>
+              <w:pStyle w:val="Style18"/>
               <w:bidi w:val="0"/>
               <w:jc w:val="center"/>
               <w:rPr>
@@ -1518,7 +1518,7 @@
           </w:tcPr>
           <w:p>
             <w:pPr>
-              <w:pStyle w:val="user5"/>
+              <w:pStyle w:val="Style18"/>
               <w:bidi w:val="0"/>
               <w:jc w:val="center"/>
               <w:rPr>
@@ -1849,9 +1849,10 @@
       </w:tblPr>
       <w:tblGrid>
         <w:gridCol w:w="1376"/>
-        <w:gridCol w:w="1376"/>
-        <w:gridCol w:w="1378"/>
+        <w:gridCol w:w="1375"/>
+        <w:gridCol w:w="1379"/>
         <w:gridCol w:w="1377"/>
+        <w:gridCol w:w="0"/>
         <w:gridCol w:w="1377"/>
         <w:gridCol w:w="1377"/>
         <w:gridCol w:w="1377"/>
@@ -1867,12 +1868,13 @@
           </w:tcPr>
           <w:p>
             <w:pPr>
-              <w:pStyle w:val="user5"/>
+              <w:pStyle w:val="Style18"/>
               <w:bidi w:val="0"/>
               <w:jc w:val="center"/>
               <w:rPr>
                 <w:b w:val="false"/>
                 <w:bCs w:val="false"/>
+                <w:i w:val="false"/>
                 <w:i w:val="false"/>
                 <w:iCs w:val="false"/>
                 <w:position w:val="0"/>
@@ -1907,13 +1909,14 @@
           </w:tcPr>
           <w:p>
             <w:pPr>
-              <w:pStyle w:val="user5"/>
+              <w:pStyle w:val="Style18"/>
               <w:bidi w:val="0"/>
               <w:jc w:val="center"/>
               <w:rPr>
                 <w:b w:val="false"/>
                 <w:bCs w:val="false"/>
                 <w:i w:val="false"/>
+                <w:i w:val="false"/>
                 <w:iCs w:val="false"/>
                 <w:sz w:val="28"/>
                 <w:szCs w:val="28"/>
@@ -1933,18 +1936,19 @@
         <w:tc>
           <w:tcPr>
             <w:tcW w:w="4131" w:type="dxa"/>
-            <w:gridSpan w:val="3"/>
-            <w:tcBorders/>
-            <w:vAlign w:val="center"/>
-          </w:tcPr>
-          <w:p>
-            <w:pPr>
-              <w:pStyle w:val="user5"/>
+            <w:gridSpan w:val="4"/>
+            <w:tcBorders/>
+            <w:vAlign w:val="center"/>
+          </w:tcPr>
+          <w:p>
+            <w:pPr>
+              <w:pStyle w:val="Style18"/>
               <w:bidi w:val="0"/>
               <w:jc w:val="center"/>
               <w:rPr>
                 <w:b w:val="false"/>
                 <w:bCs w:val="false"/>
+                <w:i w:val="false"/>
                 <w:i w:val="false"/>
                 <w:iCs w:val="false"/>
                 <w:sz w:val="28"/>
@@ -1984,19 +1988,20 @@
         </w:tc>
         <w:tc>
           <w:tcPr>
-            <w:tcW w:w="1376" w:type="dxa"/>
-            <w:tcBorders/>
-            <w:vAlign w:val="center"/>
-          </w:tcPr>
-          <w:p>
-            <w:pPr>
-              <w:pStyle w:val="user5"/>
+            <w:tcW w:w="1375" w:type="dxa"/>
+            <w:tcBorders/>
+            <w:vAlign w:val="center"/>
+          </w:tcPr>
+          <w:p>
+            <w:pPr>
+              <w:pStyle w:val="Style18"/>
               <w:bidi w:val="0"/>
               <w:jc w:val="center"/>
               <w:rPr>
                 <w:b w:val="false"/>
                 <w:bCs w:val="false"/>
                 <w:i w:val="false"/>
+                <w:i w:val="false"/>
                 <w:iCs w:val="false"/>
                 <w:sz w:val="28"/>
                 <w:szCs w:val="28"/>
@@ -2026,19 +2031,20 @@
         </w:tc>
         <w:tc>
           <w:tcPr>
-            <w:tcW w:w="1378" w:type="dxa"/>
-            <w:tcBorders/>
-            <w:vAlign w:val="center"/>
-          </w:tcPr>
-          <w:p>
-            <w:pPr>
-              <w:pStyle w:val="user5"/>
+            <w:tcW w:w="1379" w:type="dxa"/>
+            <w:tcBorders/>
+            <w:vAlign w:val="center"/>
+          </w:tcPr>
+          <w:p>
+            <w:pPr>
+              <w:pStyle w:val="Style18"/>
               <w:bidi w:val="0"/>
               <w:jc w:val="center"/>
               <w:rPr>
                 <w:b w:val="false"/>
                 <w:bCs w:val="false"/>
                 <w:i w:val="false"/>
+                <w:i w:val="false"/>
                 <w:iCs w:val="false"/>
                 <w:sz w:val="28"/>
                 <w:szCs w:val="28"/>
@@ -2069,18 +2075,20 @@
         <w:tc>
           <w:tcPr>
             <w:tcW w:w="1377" w:type="dxa"/>
-            <w:tcBorders/>
-            <w:vAlign w:val="center"/>
-          </w:tcPr>
-          <w:p>
-            <w:pPr>
-              <w:pStyle w:val="user5"/>
+            <w:gridSpan w:val="2"/>
+            <w:tcBorders/>
+            <w:vAlign w:val="center"/>
+          </w:tcPr>
+          <w:p>
+            <w:pPr>
+              <w:pStyle w:val="Style18"/>
               <w:bidi w:val="0"/>
               <w:jc w:val="center"/>
               <w:rPr>
                 <w:b w:val="false"/>
                 <w:bCs w:val="false"/>
                 <w:i w:val="false"/>
+                <w:i w:val="false"/>
                 <w:iCs w:val="false"/>
                 <w:sz w:val="28"/>
                 <w:szCs w:val="28"/>
@@ -2116,13 +2124,14 @@
           </w:tcPr>
           <w:p>
             <w:pPr>
-              <w:pStyle w:val="user5"/>
+              <w:pStyle w:val="Style18"/>
               <w:bidi w:val="0"/>
               <w:jc w:val="center"/>
               <w:rPr>
                 <w:b w:val="false"/>
                 <w:bCs w:val="false"/>
                 <w:i w:val="false"/>
+                <w:i w:val="false"/>
                 <w:iCs w:val="false"/>
                 <w:sz w:val="28"/>
                 <w:szCs w:val="28"/>
@@ -2158,13 +2167,14 @@
           </w:tcPr>
           <w:p>
             <w:pPr>
-              <w:pStyle w:val="user5"/>
+              <w:pStyle w:val="Style18"/>
               <w:bidi w:val="0"/>
               <w:jc w:val="center"/>
               <w:rPr>
                 <w:b w:val="false"/>
                 <w:bCs w:val="false"/>
                 <w:i w:val="false"/>
+                <w:i w:val="false"/>
                 <w:iCs w:val="false"/>
                 <w:sz w:val="28"/>
                 <w:szCs w:val="28"/>
@@ -2200,12 +2210,13 @@
           </w:tcPr>
           <w:p>
             <w:pPr>
-              <w:pStyle w:val="user5"/>
+              <w:pStyle w:val="Style18"/>
               <w:bidi w:val="0"/>
               <w:jc w:val="center"/>
               <w:rPr>
                 <w:b w:val="false"/>
                 <w:bCs w:val="false"/>
+                <w:i w:val="false"/>
                 <w:i w:val="false"/>
                 <w:iCs w:val="false"/>
                 <w:sz w:val="28"/>
@@ -2245,13 +2256,14 @@
           </w:tcPr>
           <w:p>
             <w:pPr>
-              <w:pStyle w:val="user5"/>
+              <w:pStyle w:val="Style18"/>
               <w:bidi w:val="0"/>
               <w:jc w:val="center"/>
               <w:rPr>
                 <w:b w:val="false"/>
                 <w:bCs w:val="false"/>
                 <w:i w:val="false"/>
+                <w:i w:val="false"/>
                 <w:iCs w:val="false"/>
                 <w:sz w:val="28"/>
                 <w:szCs w:val="28"/>
@@ -2270,19 +2282,20 @@
         </w:tc>
         <w:tc>
           <w:tcPr>
-            <w:tcW w:w="1376" w:type="dxa"/>
-            <w:tcBorders/>
-            <w:vAlign w:val="center"/>
-          </w:tcPr>
-          <w:p>
-            <w:pPr>
-              <w:pStyle w:val="user5"/>
+            <w:tcW w:w="1375" w:type="dxa"/>
+            <w:tcBorders/>
+            <w:vAlign w:val="center"/>
+          </w:tcPr>
+          <w:p>
+            <w:pPr>
+              <w:pStyle w:val="Style18"/>
               <w:bidi w:val="0"/>
               <w:jc w:val="center"/>
               <w:rPr>
                 <w:b w:val="false"/>
                 <w:bCs w:val="false"/>
                 <w:i w:val="false"/>
+                <w:i w:val="false"/>
                 <w:iCs w:val="false"/>
                 <w:sz w:val="28"/>
                 <w:szCs w:val="28"/>
@@ -2303,13 +2316,13 @@
         </w:tc>
         <w:tc>
           <w:tcPr>
-            <w:tcW w:w="1378" w:type="dxa"/>
-            <w:tcBorders/>
-            <w:vAlign w:val="center"/>
-          </w:tcPr>
-          <w:p>
-            <w:pPr>
-              <w:pStyle w:val="user5"/>
+            <w:tcW w:w="1379" w:type="dxa"/>
+            <w:tcBorders/>
+            <w:vAlign w:val="center"/>
+          </w:tcPr>
+          <w:p>
+            <w:pPr>
+              <w:pStyle w:val="Style18"/>
               <w:bidi w:val="0"/>
               <w:jc w:val="center"/>
               <w:rPr>
@@ -2331,12 +2344,13 @@
         <w:tc>
           <w:tcPr>
             <w:tcW w:w="1377" w:type="dxa"/>
-            <w:tcBorders/>
-            <w:vAlign w:val="center"/>
-          </w:tcPr>
-          <w:p>
-            <w:pPr>
-              <w:pStyle w:val="user5"/>
+            <w:gridSpan w:val="2"/>
+            <w:tcBorders/>
+            <w:vAlign w:val="center"/>
+          </w:tcPr>
+          <w:p>
+            <w:pPr>
+              <w:pStyle w:val="Style18"/>
               <w:bidi w:val="0"/>
               <w:jc w:val="center"/>
               <w:rPr>
@@ -2363,7 +2377,7 @@
           </w:tcPr>
           <w:p>
             <w:pPr>
-              <w:pStyle w:val="user5"/>
+              <w:pStyle w:val="Style18"/>
               <w:bidi w:val="0"/>
               <w:jc w:val="center"/>
               <w:rPr>
@@ -2390,7 +2404,7 @@
           </w:tcPr>
           <w:p>
             <w:pPr>
-              <w:pStyle w:val="user5"/>
+              <w:pStyle w:val="Style18"/>
               <w:bidi w:val="0"/>
               <w:jc w:val="center"/>
               <w:rPr>
@@ -2417,7 +2431,7 @@
           </w:tcPr>
           <w:p>
             <w:pPr>
-              <w:pStyle w:val="user5"/>
+              <w:pStyle w:val="Style18"/>
               <w:bidi w:val="0"/>
               <w:jc w:val="center"/>
               <w:rPr>
@@ -2447,13 +2461,14 @@
           </w:tcPr>
           <w:p>
             <w:pPr>
-              <w:pStyle w:val="user5"/>
+              <w:pStyle w:val="Style18"/>
               <w:bidi w:val="0"/>
               <w:jc w:val="center"/>
               <w:rPr>
                 <w:b w:val="false"/>
                 <w:bCs w:val="false"/>
                 <w:i w:val="false"/>
+                <w:i w:val="false"/>
                 <w:iCs w:val="false"/>
                 <w:sz w:val="28"/>
                 <w:szCs w:val="28"/>
@@ -2472,19 +2487,20 @@
         </w:tc>
         <w:tc>
           <w:tcPr>
-            <w:tcW w:w="1376" w:type="dxa"/>
-            <w:tcBorders/>
-            <w:vAlign w:val="center"/>
-          </w:tcPr>
-          <w:p>
-            <w:pPr>
-              <w:pStyle w:val="user5"/>
+            <w:tcW w:w="1375" w:type="dxa"/>
+            <w:tcBorders/>
+            <w:vAlign w:val="center"/>
+          </w:tcPr>
+          <w:p>
+            <w:pPr>
+              <w:pStyle w:val="Style18"/>
               <w:bidi w:val="0"/>
               <w:jc w:val="center"/>
               <w:rPr>
                 <w:b w:val="false"/>
                 <w:bCs w:val="false"/>
                 <w:i w:val="false"/>
+                <w:i w:val="false"/>
                 <w:iCs w:val="false"/>
                 <w:sz w:val="28"/>
                 <w:szCs w:val="28"/>
@@ -2503,13 +2519,13 @@
         </w:tc>
         <w:tc>
           <w:tcPr>
-            <w:tcW w:w="1378" w:type="dxa"/>
-            <w:tcBorders/>
-            <w:vAlign w:val="center"/>
-          </w:tcPr>
-          <w:p>
-            <w:pPr>
-              <w:pStyle w:val="Style18"/>
+            <w:tcW w:w="1379" w:type="dxa"/>
+            <w:tcBorders/>
+            <w:vAlign w:val="center"/>
+          </w:tcPr>
+          <w:p>
+            <w:pPr>
+              <w:pStyle w:val="user4"/>
               <w:jc w:val="center"/>
               <w:rPr>
                 <w:sz w:val="28"/>
@@ -2523,23 +2539,121 @@
                 <w:szCs w:val="28"/>
                 <w:lang w:val="en-US"/>
               </w:rPr>
-              <w:t>0,0</w:t>
-            </w:r>
-            <w:r>
+              <w:t>0,0700</w:t>
+            </w:r>
+          </w:p>
+        </w:tc>
+        <w:tc>
+          <w:tcPr>
+            <w:tcW w:w="1377" w:type="dxa"/>
+            <w:gridSpan w:val="2"/>
+            <w:tcBorders/>
+            <w:vAlign w:val="center"/>
+          </w:tcPr>
+          <w:p>
+            <w:pPr>
+              <w:pStyle w:val="user4"/>
+              <w:jc w:val="center"/>
+              <w:rPr>
+                <w:sz w:val="28"/>
+              </w:rPr>
+            </w:pPr>
+            <w:r>
+              <w:rPr>
+                <w:sz w:val="28"/>
+              </w:rPr>
+              <w:t>0,1</w:t>
+            </w:r>
+          </w:p>
+        </w:tc>
+        <w:tc>
+          <w:tcPr>
+            <w:tcW w:w="1377" w:type="dxa"/>
+            <w:tcBorders/>
+            <w:vAlign w:val="center"/>
+          </w:tcPr>
+          <w:p>
+            <w:pPr>
+              <w:pStyle w:val="Style18"/>
+              <w:bidi w:val="0"/>
+              <w:jc w:val="center"/>
+              <w:rPr>
+                <w:b w:val="false"/>
+                <w:bCs w:val="false"/>
+                <w:i w:val="false"/>
+                <w:i w:val="false"/>
+                <w:iCs w:val="false"/>
+                <w:sz w:val="28"/>
+                <w:szCs w:val="28"/>
+              </w:rPr>
+            </w:pPr>
+            <w:r>
+              <w:rPr>
+                <w:bCs w:val="false"/>
+                <w:iCs w:val="false"/>
+                <w:sz w:val="28"/>
+                <w:szCs w:val="28"/>
+              </w:rPr>
+              <w:t>0</w:t>
+            </w:r>
+          </w:p>
+        </w:tc>
+        <w:tc>
+          <w:tcPr>
+            <w:tcW w:w="1377" w:type="dxa"/>
+            <w:tcBorders/>
+            <w:vAlign w:val="center"/>
+          </w:tcPr>
+          <w:p>
+            <w:pPr>
+              <w:pStyle w:val="Style18"/>
+              <w:bidi w:val="0"/>
+              <w:jc w:val="center"/>
               <w:rPr>
                 <w:sz w:val="28"/>
                 <w:szCs w:val="28"/>
                 <w:lang w:val="en-US"/>
               </w:rPr>
-              <w:t>7</w:t>
-            </w:r>
+            </w:pPr>
             <w:r>
               <w:rPr>
                 <w:sz w:val="28"/>
                 <w:szCs w:val="28"/>
                 <w:lang w:val="en-US"/>
               </w:rPr>
-              <w:t>00</w:t>
+              <w:fldChar w:fldCharType="begin"/>
+            </w:r>
+            <w:r>
+              <w:rPr>
+                <w:sz w:val="28"/>
+                <w:szCs w:val="28"/>
+                <w:lang w:val="en-US"/>
+              </w:rPr>
+              <w:instrText xml:space="preserve"> =(E4)/10000</w:instrText>
+            </w:r>
+            <w:r>
+              <w:rPr>
+                <w:sz w:val="28"/>
+                <w:szCs w:val="28"/>
+                <w:lang w:val="en-US"/>
+              </w:rPr>
+              <w:fldChar w:fldCharType="separate"/>
+            </w:r>
+            <w:r>
+              <w:rPr>
+                <w:sz w:val="28"/>
+                <w:szCs w:val="28"/>
+                <w:lang w:val="en-US"/>
+              </w:rPr>
+              <w:t>0</w:t>
+            </w:r>
+            <w:r>
+              <w:rPr>
+                <w:sz w:val="28"/>
+                <w:szCs w:val="28"/>
+                <w:lang w:val="en-US"/>
+              </w:rPr>
+              <w:fldChar w:fldCharType="end"/>
             </w:r>
           </w:p>
         </w:tc>
@@ -2552,118 +2666,12 @@
           <w:p>
             <w:pPr>
               <w:pStyle w:val="Style18"/>
-              <w:jc w:val="center"/>
-              <w:rPr>
-                <w:sz w:val="28"/>
-              </w:rPr>
-            </w:pPr>
-            <w:r>
-              <w:rPr>
-                <w:sz w:val="28"/>
-              </w:rPr>
-              <w:t>0,1</w:t>
-            </w:r>
-          </w:p>
-        </w:tc>
-        <w:tc>
-          <w:tcPr>
-            <w:tcW w:w="1377" w:type="dxa"/>
-            <w:tcBorders/>
-            <w:vAlign w:val="center"/>
-          </w:tcPr>
-          <w:p>
-            <w:pPr>
-              <w:pStyle w:val="user5"/>
               <w:bidi w:val="0"/>
               <w:jc w:val="center"/>
               <w:rPr>
                 <w:b w:val="false"/>
                 <w:bCs w:val="false"/>
                 <w:i w:val="false"/>
-                <w:iCs w:val="false"/>
-                <w:sz w:val="28"/>
-                <w:szCs w:val="28"/>
-              </w:rPr>
-            </w:pPr>
-            <w:r>
-              <w:rPr>
-                <w:bCs w:val="false"/>
-                <w:iCs w:val="false"/>
-                <w:sz w:val="28"/>
-                <w:szCs w:val="28"/>
-              </w:rPr>
-              <w:t>0</w:t>
-            </w:r>
-          </w:p>
-        </w:tc>
-        <w:tc>
-          <w:tcPr>
-            <w:tcW w:w="1377" w:type="dxa"/>
-            <w:tcBorders/>
-            <w:vAlign w:val="center"/>
-          </w:tcPr>
-          <w:p>
-            <w:pPr>
-              <w:pStyle w:val="user5"/>
-              <w:bidi w:val="0"/>
-              <w:jc w:val="center"/>
-              <w:rPr>
-                <w:sz w:val="28"/>
-                <w:szCs w:val="28"/>
-                <w:lang w:val="en-US"/>
-              </w:rPr>
-            </w:pPr>
-            <w:r>
-              <w:fldChar w:fldCharType="begin"/>
-            </w:r>
-            <w:r>
-              <w:rPr>
-                <w:sz w:val="28"/>
-                <w:szCs w:val="28"/>
-                <w:lang w:val="en-US"/>
-              </w:rPr>
-              <w:instrText xml:space="preserve"> =(E4)/10000</w:instrText>
-            </w:r>
-            <w:r>
-              <w:rPr>
-                <w:sz w:val="28"/>
-                <w:szCs w:val="28"/>
-                <w:lang w:val="en-US"/>
-              </w:rPr>
-              <w:fldChar w:fldCharType="separate"/>
-            </w:r>
-            <w:r>
-              <w:rPr>
-                <w:sz w:val="28"/>
-                <w:szCs w:val="28"/>
-                <w:lang w:val="en-US"/>
-              </w:rPr>
-              <w:t>0</w:t>
-            </w:r>
-            <w:r>
-              <w:rPr>
-                <w:sz w:val="28"/>
-                <w:szCs w:val="28"/>
-                <w:lang w:val="en-US"/>
-              </w:rPr>
-              <w:fldChar w:fldCharType="end"/>
-            </w:r>
-          </w:p>
-        </w:tc>
-        <w:tc>
-          <w:tcPr>
-            <w:tcW w:w="1377" w:type="dxa"/>
-            <w:tcBorders/>
-            <w:vAlign w:val="center"/>
-          </w:tcPr>
-          <w:p>
-            <w:pPr>
-              <w:pStyle w:val="user5"/>
-              <w:bidi w:val="0"/>
-              <w:jc w:val="center"/>
-              <w:rPr>
-                <w:b w:val="false"/>
-                <w:bCs w:val="false"/>
                 <w:i w:val="false"/>
                 <w:iCs w:val="false"/>
                 <w:sz w:val="28"/>
@@ -2694,13 +2702,14 @@
           </w:tcPr>
           <w:p>
             <w:pPr>
-              <w:pStyle w:val="user5"/>
+              <w:pStyle w:val="Style18"/>
               <w:bidi w:val="0"/>
               <w:jc w:val="center"/>
               <w:rPr>
                 <w:b w:val="false"/>
                 <w:bCs w:val="false"/>
                 <w:i w:val="false"/>
+                <w:i w:val="false"/>
                 <w:iCs w:val="false"/>
                 <w:sz w:val="28"/>
                 <w:szCs w:val="28"/>
@@ -2719,19 +2728,20 @@
         </w:tc>
         <w:tc>
           <w:tcPr>
-            <w:tcW w:w="1376" w:type="dxa"/>
-            <w:tcBorders/>
-            <w:vAlign w:val="center"/>
-          </w:tcPr>
-          <w:p>
-            <w:pPr>
-              <w:pStyle w:val="user5"/>
+            <w:tcW w:w="1375" w:type="dxa"/>
+            <w:tcBorders/>
+            <w:vAlign w:val="center"/>
+          </w:tcPr>
+          <w:p>
+            <w:pPr>
+              <w:pStyle w:val="Style18"/>
               <w:bidi w:val="0"/>
               <w:jc w:val="center"/>
               <w:rPr>
                 <w:b w:val="false"/>
                 <w:bCs w:val="false"/>
                 <w:i w:val="false"/>
+                <w:i w:val="false"/>
                 <w:iCs w:val="false"/>
                 <w:sz w:val="28"/>
                 <w:szCs w:val="28"/>
@@ -2750,13 +2760,13 @@
         </w:tc>
         <w:tc>
           <w:tcPr>
-            <w:tcW w:w="1378" w:type="dxa"/>
-            <w:tcBorders/>
-            <w:vAlign w:val="center"/>
-          </w:tcPr>
-          <w:p>
-            <w:pPr>
-              <w:pStyle w:val="Style18"/>
+            <w:tcW w:w="1379" w:type="dxa"/>
+            <w:tcBorders/>
+            <w:vAlign w:val="center"/>
+          </w:tcPr>
+          <w:p>
+            <w:pPr>
+              <w:pStyle w:val="user4"/>
               <w:jc w:val="center"/>
               <w:rPr>
                 <w:sz w:val="28"/>
@@ -2775,12 +2785,13 @@
         <w:tc>
           <w:tcPr>
             <w:tcW w:w="1377" w:type="dxa"/>
-            <w:tcBorders/>
-            <w:vAlign w:val="center"/>
-          </w:tcPr>
-          <w:p>
-            <w:pPr>
-              <w:pStyle w:val="Style18"/>
+            <w:gridSpan w:val="2"/>
+            <w:tcBorders/>
+            <w:vAlign w:val="center"/>
+          </w:tcPr>
+          <w:p>
+            <w:pPr>
+              <w:pStyle w:val="user4"/>
               <w:jc w:val="center"/>
               <w:rPr>
                 <w:sz w:val="28"/>
@@ -2802,13 +2813,14 @@
           </w:tcPr>
           <w:p>
             <w:pPr>
-              <w:pStyle w:val="user5"/>
+              <w:pStyle w:val="Style18"/>
               <w:bidi w:val="0"/>
               <w:jc w:val="center"/>
               <w:rPr>
                 <w:b w:val="false"/>
                 <w:bCs w:val="false"/>
                 <w:i w:val="false"/>
+                <w:i w:val="false"/>
                 <w:iCs w:val="false"/>
                 <w:sz w:val="28"/>
                 <w:szCs w:val="28"/>
@@ -2833,7 +2845,7 @@
           </w:tcPr>
           <w:p>
             <w:pPr>
-              <w:pStyle w:val="Style18"/>
+              <w:pStyle w:val="user4"/>
               <w:jc w:val="center"/>
               <w:rPr>
                 <w:sz w:val="28"/>
@@ -2862,7 +2874,7 @@
           </w:tcPr>
           <w:p>
             <w:pPr>
-              <w:pStyle w:val="Style18"/>
+              <w:pStyle w:val="user4"/>
               <w:jc w:val="center"/>
               <w:rPr>
                 <w:sz w:val="28"/>
@@ -2887,13 +2899,14 @@
           </w:tcPr>
           <w:p>
             <w:pPr>
-              <w:pStyle w:val="user5"/>
+              <w:pStyle w:val="Style18"/>
               <w:bidi w:val="0"/>
               <w:jc w:val="center"/>
               <w:rPr>
                 <w:b w:val="false"/>
                 <w:bCs w:val="false"/>
                 <w:i w:val="false"/>
+                <w:i w:val="false"/>
                 <w:iCs w:val="false"/>
                 <w:sz w:val="28"/>
                 <w:szCs w:val="28"/>
@@ -2912,19 +2925,20 @@
         </w:tc>
         <w:tc>
           <w:tcPr>
-            <w:tcW w:w="1376" w:type="dxa"/>
-            <w:tcBorders/>
-            <w:vAlign w:val="center"/>
-          </w:tcPr>
-          <w:p>
-            <w:pPr>
-              <w:pStyle w:val="user5"/>
+            <w:tcW w:w="1375" w:type="dxa"/>
+            <w:tcBorders/>
+            <w:vAlign w:val="center"/>
+          </w:tcPr>
+          <w:p>
+            <w:pPr>
+              <w:pStyle w:val="Style18"/>
               <w:bidi w:val="0"/>
               <w:jc w:val="center"/>
               <w:rPr>
                 <w:b w:val="false"/>
                 <w:bCs w:val="false"/>
                 <w:i w:val="false"/>
+                <w:i w:val="false"/>
                 <w:iCs w:val="false"/>
                 <w:sz w:val="28"/>
                 <w:szCs w:val="28"/>
@@ -2943,13 +2957,13 @@
         </w:tc>
         <w:tc>
           <w:tcPr>
-            <w:tcW w:w="1378" w:type="dxa"/>
-            <w:tcBorders/>
-            <w:vAlign w:val="center"/>
-          </w:tcPr>
-          <w:p>
-            <w:pPr>
-              <w:pStyle w:val="Style18"/>
+            <w:tcW w:w="1379" w:type="dxa"/>
+            <w:tcBorders/>
+            <w:vAlign w:val="center"/>
+          </w:tcPr>
+          <w:p>
+            <w:pPr>
+              <w:pStyle w:val="user4"/>
               <w:jc w:val="center"/>
               <w:rPr>
                 <w:sz w:val="28"/>
@@ -2968,12 +2982,13 @@
         <w:tc>
           <w:tcPr>
             <w:tcW w:w="1377" w:type="dxa"/>
-            <w:tcBorders/>
-            <w:vAlign w:val="center"/>
-          </w:tcPr>
-          <w:p>
-            <w:pPr>
-              <w:pStyle w:val="Style18"/>
+            <w:gridSpan w:val="2"/>
+            <w:tcBorders/>
+            <w:vAlign w:val="center"/>
+          </w:tcPr>
+          <w:p>
+            <w:pPr>
+              <w:pStyle w:val="user4"/>
               <w:jc w:val="center"/>
               <w:rPr>
                 <w:sz w:val="28"/>
@@ -2995,13 +3010,14 @@
           </w:tcPr>
           <w:p>
             <w:pPr>
-              <w:pStyle w:val="user5"/>
+              <w:pStyle w:val="Style18"/>
               <w:bidi w:val="0"/>
               <w:jc w:val="center"/>
               <w:rPr>
                 <w:b w:val="false"/>
                 <w:bCs w:val="false"/>
                 <w:i w:val="false"/>
+                <w:i w:val="false"/>
                 <w:iCs w:val="false"/>
                 <w:sz w:val="28"/>
                 <w:szCs w:val="28"/>
@@ -3026,7 +3042,7 @@
           </w:tcPr>
           <w:p>
             <w:pPr>
-              <w:pStyle w:val="Style18"/>
+              <w:pStyle w:val="user4"/>
               <w:jc w:val="center"/>
               <w:rPr>
                 <w:sz w:val="28"/>
@@ -3048,7 +3064,7 @@
           </w:tcPr>
           <w:p>
             <w:pPr>
-              <w:pStyle w:val="Style18"/>
+              <w:pStyle w:val="user4"/>
               <w:jc w:val="center"/>
               <w:rPr>
                 <w:sz w:val="28"/>
@@ -3073,13 +3089,14 @@
           </w:tcPr>
           <w:p>
             <w:pPr>
-              <w:pStyle w:val="user5"/>
+              <w:pStyle w:val="Style18"/>
               <w:bidi w:val="0"/>
               <w:jc w:val="center"/>
               <w:rPr>
                 <w:b w:val="false"/>
                 <w:bCs w:val="false"/>
                 <w:i w:val="false"/>
+                <w:i w:val="false"/>
                 <w:iCs w:val="false"/>
                 <w:sz w:val="28"/>
                 <w:szCs w:val="28"/>
@@ -3098,19 +3115,20 @@
         </w:tc>
         <w:tc>
           <w:tcPr>
-            <w:tcW w:w="1376" w:type="dxa"/>
-            <w:tcBorders/>
-            <w:vAlign w:val="center"/>
-          </w:tcPr>
-          <w:p>
-            <w:pPr>
-              <w:pStyle w:val="user5"/>
+            <w:tcW w:w="1375" w:type="dxa"/>
+            <w:tcBorders/>
+            <w:vAlign w:val="center"/>
+          </w:tcPr>
+          <w:p>
+            <w:pPr>
+              <w:pStyle w:val="Style18"/>
               <w:bidi w:val="0"/>
               <w:jc w:val="center"/>
               <w:rPr>
                 <w:b w:val="false"/>
                 <w:bCs w:val="false"/>
                 <w:i w:val="false"/>
+                <w:i w:val="false"/>
                 <w:iCs w:val="false"/>
                 <w:sz w:val="28"/>
                 <w:szCs w:val="28"/>
@@ -3129,13 +3147,13 @@
         </w:tc>
         <w:tc>
           <w:tcPr>
-            <w:tcW w:w="1378" w:type="dxa"/>
-            <w:tcBorders/>
-            <w:vAlign w:val="center"/>
-          </w:tcPr>
-          <w:p>
-            <w:pPr>
-              <w:pStyle w:val="Style18"/>
+            <w:tcW w:w="1379" w:type="dxa"/>
+            <w:tcBorders/>
+            <w:vAlign w:val="center"/>
+          </w:tcPr>
+          <w:p>
+            <w:pPr>
+              <w:pStyle w:val="user4"/>
               <w:jc w:val="center"/>
               <w:rPr>
                 <w:sz w:val="28"/>
@@ -3154,12 +3172,13 @@
         <w:tc>
           <w:tcPr>
             <w:tcW w:w="1377" w:type="dxa"/>
-            <w:tcBorders/>
-            <w:vAlign w:val="center"/>
-          </w:tcPr>
-          <w:p>
-            <w:pPr>
-              <w:pStyle w:val="Style18"/>
+            <w:gridSpan w:val="2"/>
+            <w:tcBorders/>
+            <w:vAlign w:val="center"/>
+          </w:tcPr>
+          <w:p>
+            <w:pPr>
+              <w:pStyle w:val="user4"/>
               <w:jc w:val="center"/>
               <w:rPr>
                 <w:sz w:val="28"/>
@@ -3181,13 +3200,14 @@
           </w:tcPr>
           <w:p>
             <w:pPr>
-              <w:pStyle w:val="user5"/>
+              <w:pStyle w:val="Style18"/>
               <w:bidi w:val="0"/>
               <w:jc w:val="center"/>
               <w:rPr>
                 <w:b w:val="false"/>
                 <w:bCs w:val="false"/>
                 <w:i w:val="false"/>
+                <w:i w:val="false"/>
                 <w:iCs w:val="false"/>
                 <w:sz w:val="28"/>
                 <w:szCs w:val="28"/>
@@ -3212,7 +3232,7 @@
           </w:tcPr>
           <w:p>
             <w:pPr>
-              <w:pStyle w:val="Style18"/>
+              <w:pStyle w:val="user4"/>
               <w:jc w:val="center"/>
               <w:rPr>
                 <w:sz w:val="28"/>
@@ -3234,7 +3254,7 @@
           </w:tcPr>
           <w:p>
             <w:pPr>
-              <w:pStyle w:val="Style18"/>
+              <w:pStyle w:val="user4"/>
               <w:jc w:val="center"/>
               <w:rPr>
                 <w:sz w:val="28"/>
@@ -3259,13 +3279,14 @@
           </w:tcPr>
           <w:p>
             <w:pPr>
-              <w:pStyle w:val="user5"/>
+              <w:pStyle w:val="Style18"/>
               <w:bidi w:val="0"/>
               <w:jc w:val="center"/>
               <w:rPr>
                 <w:b w:val="false"/>
                 <w:bCs w:val="false"/>
                 <w:i w:val="false"/>
+                <w:i w:val="false"/>
                 <w:iCs w:val="false"/>
                 <w:sz w:val="28"/>
                 <w:szCs w:val="28"/>
@@ -3284,19 +3305,20 @@
         </w:tc>
         <w:tc>
           <w:tcPr>
-            <w:tcW w:w="1376" w:type="dxa"/>
-            <w:tcBorders/>
-            <w:vAlign w:val="center"/>
-          </w:tcPr>
-          <w:p>
-            <w:pPr>
-              <w:pStyle w:val="user5"/>
+            <w:tcW w:w="1375" w:type="dxa"/>
+            <w:tcBorders/>
+            <w:vAlign w:val="center"/>
+          </w:tcPr>
+          <w:p>
+            <w:pPr>
+              <w:pStyle w:val="Style18"/>
               <w:bidi w:val="0"/>
               <w:jc w:val="center"/>
               <w:rPr>
                 <w:b w:val="false"/>
                 <w:bCs w:val="false"/>
                 <w:i w:val="false"/>
+                <w:i w:val="false"/>
                 <w:iCs w:val="false"/>
                 <w:sz w:val="28"/>
                 <w:szCs w:val="28"/>
@@ -3315,13 +3337,13 @@
         </w:tc>
         <w:tc>
           <w:tcPr>
-            <w:tcW w:w="1378" w:type="dxa"/>
-            <w:tcBorders/>
-            <w:vAlign w:val="center"/>
-          </w:tcPr>
-          <w:p>
-            <w:pPr>
-              <w:pStyle w:val="Style18"/>
+            <w:tcW w:w="1379" w:type="dxa"/>
+            <w:tcBorders/>
+            <w:vAlign w:val="center"/>
+          </w:tcPr>
+          <w:p>
+            <w:pPr>
+              <w:pStyle w:val="user4"/>
               <w:jc w:val="center"/>
               <w:rPr>
                 <w:sz w:val="28"/>
@@ -3340,12 +3362,13 @@
         <w:tc>
           <w:tcPr>
             <w:tcW w:w="1377" w:type="dxa"/>
-            <w:tcBorders/>
-            <w:vAlign w:val="center"/>
-          </w:tcPr>
-          <w:p>
-            <w:pPr>
-              <w:pStyle w:val="Style18"/>
+            <w:gridSpan w:val="2"/>
+            <w:tcBorders/>
+            <w:vAlign w:val="center"/>
+          </w:tcPr>
+          <w:p>
+            <w:pPr>
+              <w:pStyle w:val="user4"/>
               <w:jc w:val="center"/>
               <w:rPr>
                 <w:sz w:val="28"/>
@@ -3367,13 +3390,14 @@
           </w:tcPr>
           <w:p>
             <w:pPr>
-              <w:pStyle w:val="user5"/>
+              <w:pStyle w:val="Style18"/>
               <w:bidi w:val="0"/>
               <w:jc w:val="center"/>
               <w:rPr>
                 <w:b w:val="false"/>
                 <w:bCs w:val="false"/>
                 <w:i w:val="false"/>
+                <w:i w:val="false"/>
                 <w:iCs w:val="false"/>
                 <w:sz w:val="28"/>
                 <w:szCs w:val="28"/>
@@ -3398,7 +3422,7 @@
           </w:tcPr>
           <w:p>
             <w:pPr>
-              <w:pStyle w:val="Style18"/>
+              <w:pStyle w:val="user4"/>
               <w:jc w:val="center"/>
               <w:rPr>
                 <w:sz w:val="28"/>
@@ -3420,7 +3444,7 @@
           </w:tcPr>
           <w:p>
             <w:pPr>
-              <w:pStyle w:val="Style18"/>
+              <w:pStyle w:val="user4"/>
               <w:jc w:val="center"/>
               <w:rPr>
                 <w:sz w:val="28"/>
@@ -3445,13 +3469,14 @@
           </w:tcPr>
           <w:p>
             <w:pPr>
-              <w:pStyle w:val="user5"/>
+              <w:pStyle w:val="Style18"/>
               <w:bidi w:val="0"/>
               <w:jc w:val="center"/>
               <w:rPr>
                 <w:b w:val="false"/>
                 <w:bCs w:val="false"/>
                 <w:i w:val="false"/>
+                <w:i w:val="false"/>
                 <w:iCs w:val="false"/>
                 <w:sz w:val="28"/>
                 <w:szCs w:val="28"/>
@@ -3470,19 +3495,20 @@
         </w:tc>
         <w:tc>
           <w:tcPr>
-            <w:tcW w:w="1376" w:type="dxa"/>
-            <w:tcBorders/>
-            <w:vAlign w:val="center"/>
-          </w:tcPr>
-          <w:p>
-            <w:pPr>
-              <w:pStyle w:val="user5"/>
+            <w:tcW w:w="1375" w:type="dxa"/>
+            <w:tcBorders/>
+            <w:vAlign w:val="center"/>
+          </w:tcPr>
+          <w:p>
+            <w:pPr>
+              <w:pStyle w:val="Style18"/>
               <w:bidi w:val="0"/>
               <w:jc w:val="center"/>
               <w:rPr>
                 <w:b w:val="false"/>
                 <w:bCs w:val="false"/>
                 <w:i w:val="false"/>
+                <w:i w:val="false"/>
                 <w:iCs w:val="false"/>
                 <w:sz w:val="28"/>
                 <w:szCs w:val="28"/>
@@ -3501,13 +3527,13 @@
         </w:tc>
         <w:tc>
           <w:tcPr>
-            <w:tcW w:w="1378" w:type="dxa"/>
-            <w:tcBorders/>
-            <w:vAlign w:val="center"/>
-          </w:tcPr>
-          <w:p>
-            <w:pPr>
-              <w:pStyle w:val="Style18"/>
+            <w:tcW w:w="1379" w:type="dxa"/>
+            <w:tcBorders/>
+            <w:vAlign w:val="center"/>
+          </w:tcPr>
+          <w:p>
+            <w:pPr>
+              <w:pStyle w:val="user4"/>
               <w:jc w:val="center"/>
               <w:rPr>
                 <w:sz w:val="28"/>
@@ -3526,12 +3552,13 @@
         <w:tc>
           <w:tcPr>
             <w:tcW w:w="1377" w:type="dxa"/>
-            <w:tcBorders/>
-            <w:vAlign w:val="center"/>
-          </w:tcPr>
-          <w:p>
-            <w:pPr>
-              <w:pStyle w:val="Style18"/>
+            <w:gridSpan w:val="2"/>
+            <w:tcBorders/>
+            <w:vAlign w:val="center"/>
+          </w:tcPr>
+          <w:p>
+            <w:pPr>
+              <w:pStyle w:val="user4"/>
               <w:jc w:val="center"/>
               <w:rPr>
                 <w:sz w:val="28"/>
@@ -3553,13 +3580,14 @@
           </w:tcPr>
           <w:p>
             <w:pPr>
-              <w:pStyle w:val="user5"/>
+              <w:pStyle w:val="Style18"/>
               <w:bidi w:val="0"/>
               <w:jc w:val="center"/>
               <w:rPr>
                 <w:b w:val="false"/>
                 <w:bCs w:val="false"/>
                 <w:i w:val="false"/>
+                <w:i w:val="false"/>
                 <w:iCs w:val="false"/>
                 <w:sz w:val="28"/>
                 <w:szCs w:val="28"/>
@@ -3584,7 +3612,7 @@
           </w:tcPr>
           <w:p>
             <w:pPr>
-              <w:pStyle w:val="Style18"/>
+              <w:pStyle w:val="user4"/>
               <w:jc w:val="center"/>
               <w:rPr>
                 <w:sz w:val="28"/>
@@ -3606,7 +3634,7 @@
           </w:tcPr>
           <w:p>
             <w:pPr>
-              <w:pStyle w:val="Style18"/>
+              <w:pStyle w:val="user4"/>
               <w:jc w:val="center"/>
               <w:rPr>
                 <w:sz w:val="28"/>
@@ -3631,13 +3659,14 @@
           </w:tcPr>
           <w:p>
             <w:pPr>
-              <w:pStyle w:val="user5"/>
+              <w:pStyle w:val="Style18"/>
               <w:bidi w:val="0"/>
               <w:jc w:val="center"/>
               <w:rPr>
                 <w:b w:val="false"/>
                 <w:bCs w:val="false"/>
                 <w:i w:val="false"/>
+                <w:i w:val="false"/>
                 <w:iCs w:val="false"/>
                 <w:sz w:val="28"/>
                 <w:szCs w:val="28"/>
@@ -3656,19 +3685,20 @@
         </w:tc>
         <w:tc>
           <w:tcPr>
-            <w:tcW w:w="1376" w:type="dxa"/>
-            <w:tcBorders/>
-            <w:vAlign w:val="center"/>
-          </w:tcPr>
-          <w:p>
-            <w:pPr>
-              <w:pStyle w:val="user5"/>
+            <w:tcW w:w="1375" w:type="dxa"/>
+            <w:tcBorders/>
+            <w:vAlign w:val="center"/>
+          </w:tcPr>
+          <w:p>
+            <w:pPr>
+              <w:pStyle w:val="Style18"/>
               <w:bidi w:val="0"/>
               <w:jc w:val="center"/>
               <w:rPr>
                 <w:b w:val="false"/>
                 <w:bCs w:val="false"/>
                 <w:i w:val="false"/>
+                <w:i w:val="false"/>
                 <w:iCs w:val="false"/>
                 <w:sz w:val="28"/>
                 <w:szCs w:val="28"/>
@@ -3687,13 +3717,13 @@
         </w:tc>
         <w:tc>
           <w:tcPr>
-            <w:tcW w:w="1378" w:type="dxa"/>
-            <w:tcBorders/>
-            <w:vAlign w:val="center"/>
-          </w:tcPr>
-          <w:p>
-            <w:pPr>
-              <w:pStyle w:val="Style18"/>
+            <w:tcW w:w="1379" w:type="dxa"/>
+            <w:tcBorders/>
+            <w:vAlign w:val="center"/>
+          </w:tcPr>
+          <w:p>
+            <w:pPr>
+              <w:pStyle w:val="user4"/>
               <w:jc w:val="center"/>
               <w:rPr>
                 <w:sz w:val="28"/>
@@ -3712,12 +3742,13 @@
         <w:tc>
           <w:tcPr>
             <w:tcW w:w="1377" w:type="dxa"/>
-            <w:tcBorders/>
-            <w:vAlign w:val="center"/>
-          </w:tcPr>
-          <w:p>
-            <w:pPr>
-              <w:pStyle w:val="Style18"/>
+            <w:gridSpan w:val="2"/>
+            <w:tcBorders/>
+            <w:vAlign w:val="center"/>
+          </w:tcPr>
+          <w:p>
+            <w:pPr>
+              <w:pStyle w:val="user4"/>
               <w:jc w:val="center"/>
               <w:rPr>
                 <w:sz w:val="28"/>
@@ -3739,13 +3770,14 @@
           </w:tcPr>
           <w:p>
             <w:pPr>
-              <w:pStyle w:val="user5"/>
+              <w:pStyle w:val="Style18"/>
               <w:bidi w:val="0"/>
               <w:jc w:val="center"/>
               <w:rPr>
                 <w:b w:val="false"/>
                 <w:bCs w:val="false"/>
                 <w:i w:val="false"/>
+                <w:i w:val="false"/>
                 <w:iCs w:val="false"/>
                 <w:sz w:val="28"/>
                 <w:szCs w:val="28"/>
@@ -3770,7 +3802,7 @@
           </w:tcPr>
           <w:p>
             <w:pPr>
-              <w:pStyle w:val="Style18"/>
+              <w:pStyle w:val="user4"/>
               <w:jc w:val="center"/>
               <w:rPr>
                 <w:sz w:val="28"/>
@@ -3792,7 +3824,7 @@
           </w:tcPr>
           <w:p>
             <w:pPr>
-              <w:pStyle w:val="Style18"/>
+              <w:pStyle w:val="user4"/>
               <w:jc w:val="center"/>
               <w:rPr>
                 <w:sz w:val="28"/>
@@ -3817,13 +3849,14 @@
           </w:tcPr>
           <w:p>
             <w:pPr>
-              <w:pStyle w:val="user5"/>
+              <w:pStyle w:val="Style18"/>
               <w:bidi w:val="0"/>
               <w:jc w:val="center"/>
               <w:rPr>
                 <w:b w:val="false"/>
                 <w:bCs w:val="false"/>
                 <w:i w:val="false"/>
+                <w:i w:val="false"/>
                 <w:iCs w:val="false"/>
                 <w:sz w:val="28"/>
                 <w:szCs w:val="28"/>
@@ -3842,19 +3875,20 @@
         </w:tc>
         <w:tc>
           <w:tcPr>
-            <w:tcW w:w="1376" w:type="dxa"/>
-            <w:tcBorders/>
-            <w:vAlign w:val="center"/>
-          </w:tcPr>
-          <w:p>
-            <w:pPr>
-              <w:pStyle w:val="user5"/>
+            <w:tcW w:w="1375" w:type="dxa"/>
+            <w:tcBorders/>
+            <w:vAlign w:val="center"/>
+          </w:tcPr>
+          <w:p>
+            <w:pPr>
+              <w:pStyle w:val="Style18"/>
               <w:bidi w:val="0"/>
               <w:jc w:val="center"/>
               <w:rPr>
                 <w:b w:val="false"/>
                 <w:bCs w:val="false"/>
                 <w:i w:val="false"/>
+                <w:i w:val="false"/>
                 <w:iCs w:val="false"/>
                 <w:sz w:val="28"/>
                 <w:szCs w:val="28"/>
@@ -3873,13 +3907,13 @@
         </w:tc>
         <w:tc>
           <w:tcPr>
-            <w:tcW w:w="1378" w:type="dxa"/>
-            <w:tcBorders/>
-            <w:vAlign w:val="center"/>
-          </w:tcPr>
-          <w:p>
-            <w:pPr>
-              <w:pStyle w:val="Style18"/>
+            <w:tcW w:w="1379" w:type="dxa"/>
+            <w:tcBorders/>
+            <w:vAlign w:val="center"/>
+          </w:tcPr>
+          <w:p>
+            <w:pPr>
+              <w:pStyle w:val="user4"/>
               <w:jc w:val="center"/>
               <w:rPr>
                 <w:sz w:val="28"/>
@@ -3898,12 +3932,13 @@
         <w:tc>
           <w:tcPr>
             <w:tcW w:w="1377" w:type="dxa"/>
-            <w:tcBorders/>
-            <w:vAlign w:val="center"/>
-          </w:tcPr>
-          <w:p>
-            <w:pPr>
-              <w:pStyle w:val="Style18"/>
+            <w:gridSpan w:val="2"/>
+            <w:tcBorders/>
+            <w:vAlign w:val="center"/>
+          </w:tcPr>
+          <w:p>
+            <w:pPr>
+              <w:pStyle w:val="user4"/>
               <w:jc w:val="center"/>
               <w:rPr>
                 <w:sz w:val="28"/>
@@ -3925,13 +3960,14 @@
           </w:tcPr>
           <w:p>
             <w:pPr>
-              <w:pStyle w:val="user5"/>
+              <w:pStyle w:val="Style18"/>
               <w:bidi w:val="0"/>
               <w:jc w:val="center"/>
               <w:rPr>
                 <w:b w:val="false"/>
                 <w:bCs w:val="false"/>
                 <w:i w:val="false"/>
+                <w:i w:val="false"/>
                 <w:iCs w:val="false"/>
                 <w:sz w:val="28"/>
                 <w:szCs w:val="28"/>
@@ -3956,7 +3992,7 @@
           </w:tcPr>
           <w:p>
             <w:pPr>
-              <w:pStyle w:val="Style18"/>
+              <w:pStyle w:val="user4"/>
               <w:jc w:val="center"/>
               <w:rPr>
                 <w:sz w:val="28"/>
@@ -3978,7 +4014,7 @@
           </w:tcPr>
           <w:p>
             <w:pPr>
-              <w:pStyle w:val="Style18"/>
+              <w:pStyle w:val="user4"/>
               <w:jc w:val="center"/>
               <w:rPr>
                 <w:sz w:val="28"/>
@@ -4003,13 +4039,14 @@
           </w:tcPr>
           <w:p>
             <w:pPr>
-              <w:pStyle w:val="user5"/>
+              <w:pStyle w:val="Style18"/>
               <w:bidi w:val="0"/>
               <w:jc w:val="center"/>
               <w:rPr>
                 <w:b w:val="false"/>
                 <w:bCs w:val="false"/>
                 <w:i w:val="false"/>
+                <w:i w:val="false"/>
                 <w:iCs w:val="false"/>
                 <w:sz w:val="28"/>
                 <w:szCs w:val="28"/>
@@ -4028,19 +4065,20 @@
         </w:tc>
         <w:tc>
           <w:tcPr>
-            <w:tcW w:w="1376" w:type="dxa"/>
-            <w:tcBorders/>
-            <w:vAlign w:val="center"/>
-          </w:tcPr>
-          <w:p>
-            <w:pPr>
-              <w:pStyle w:val="user5"/>
+            <w:tcW w:w="1375" w:type="dxa"/>
+            <w:tcBorders/>
+            <w:vAlign w:val="center"/>
+          </w:tcPr>
+          <w:p>
+            <w:pPr>
+              <w:pStyle w:val="Style18"/>
               <w:bidi w:val="0"/>
               <w:jc w:val="center"/>
               <w:rPr>
                 <w:b w:val="false"/>
                 <w:bCs w:val="false"/>
                 <w:i w:val="false"/>
+                <w:i w:val="false"/>
                 <w:iCs w:val="false"/>
                 <w:sz w:val="28"/>
                 <w:szCs w:val="28"/>
@@ -4059,13 +4097,13 @@
         </w:tc>
         <w:tc>
           <w:tcPr>
-            <w:tcW w:w="1378" w:type="dxa"/>
-            <w:tcBorders/>
-            <w:vAlign w:val="center"/>
-          </w:tcPr>
-          <w:p>
-            <w:pPr>
-              <w:pStyle w:val="Style18"/>
+            <w:tcW w:w="1379" w:type="dxa"/>
+            <w:tcBorders/>
+            <w:vAlign w:val="center"/>
+          </w:tcPr>
+          <w:p>
+            <w:pPr>
+              <w:pStyle w:val="user4"/>
               <w:jc w:val="center"/>
               <w:rPr>
                 <w:sz w:val="28"/>
@@ -4084,12 +4122,13 @@
         <w:tc>
           <w:tcPr>
             <w:tcW w:w="1377" w:type="dxa"/>
-            <w:tcBorders/>
-            <w:vAlign w:val="center"/>
-          </w:tcPr>
-          <w:p>
-            <w:pPr>
-              <w:pStyle w:val="Style18"/>
+            <w:gridSpan w:val="2"/>
+            <w:tcBorders/>
+            <w:vAlign w:val="center"/>
+          </w:tcPr>
+          <w:p>
+            <w:pPr>
+              <w:pStyle w:val="user4"/>
               <w:jc w:val="center"/>
               <w:rPr>
                 <w:sz w:val="28"/>
@@ -4111,13 +4150,14 @@
           </w:tcPr>
           <w:p>
             <w:pPr>
-              <w:pStyle w:val="user5"/>
+              <w:pStyle w:val="Style18"/>
               <w:bidi w:val="0"/>
               <w:jc w:val="center"/>
               <w:rPr>
                 <w:b w:val="false"/>
                 <w:bCs w:val="false"/>
                 <w:i w:val="false"/>
+                <w:i w:val="false"/>
                 <w:iCs w:val="false"/>
                 <w:sz w:val="28"/>
                 <w:szCs w:val="28"/>
@@ -4142,7 +4182,7 @@
           </w:tcPr>
           <w:p>
             <w:pPr>
-              <w:pStyle w:val="Style18"/>
+              <w:pStyle w:val="user4"/>
               <w:jc w:val="center"/>
               <w:rPr>
                 <w:sz w:val="28"/>
@@ -4164,7 +4204,7 @@
           </w:tcPr>
           <w:p>
             <w:pPr>
-              <w:pStyle w:val="Style18"/>
+              <w:pStyle w:val="user4"/>
               <w:jc w:val="center"/>
               <w:rPr>
                 <w:sz w:val="28"/>
@@ -4189,13 +4229,14 @@
           </w:tcPr>
           <w:p>
             <w:pPr>
-              <w:pStyle w:val="user5"/>
+              <w:pStyle w:val="Style18"/>
               <w:bidi w:val="0"/>
               <w:jc w:val="center"/>
               <w:rPr>
                 <w:b w:val="false"/>
                 <w:bCs w:val="false"/>
                 <w:i w:val="false"/>
+                <w:i w:val="false"/>
                 <w:iCs w:val="false"/>
                 <w:sz w:val="28"/>
                 <w:szCs w:val="28"/>
@@ -4214,19 +4255,20 @@
         </w:tc>
         <w:tc>
           <w:tcPr>
-            <w:tcW w:w="1376" w:type="dxa"/>
-            <w:tcBorders/>
-            <w:vAlign w:val="center"/>
-          </w:tcPr>
-          <w:p>
-            <w:pPr>
-              <w:pStyle w:val="user5"/>
+            <w:tcW w:w="1375" w:type="dxa"/>
+            <w:tcBorders/>
+            <w:vAlign w:val="center"/>
+          </w:tcPr>
+          <w:p>
+            <w:pPr>
+              <w:pStyle w:val="Style18"/>
               <w:bidi w:val="0"/>
               <w:jc w:val="center"/>
               <w:rPr>
                 <w:b w:val="false"/>
                 <w:bCs w:val="false"/>
                 <w:i w:val="false"/>
+                <w:i w:val="false"/>
                 <w:iCs w:val="false"/>
                 <w:sz w:val="28"/>
                 <w:szCs w:val="28"/>
@@ -4245,13 +4287,13 @@
         </w:tc>
         <w:tc>
           <w:tcPr>
-            <w:tcW w:w="1378" w:type="dxa"/>
-            <w:tcBorders/>
-            <w:vAlign w:val="center"/>
-          </w:tcPr>
-          <w:p>
-            <w:pPr>
-              <w:pStyle w:val="Style18"/>
+            <w:tcW w:w="1379" w:type="dxa"/>
+            <w:tcBorders/>
+            <w:vAlign w:val="center"/>
+          </w:tcPr>
+          <w:p>
+            <w:pPr>
+              <w:pStyle w:val="user4"/>
               <w:jc w:val="center"/>
               <w:rPr>
                 <w:sz w:val="28"/>
@@ -4270,12 +4312,13 @@
         <w:tc>
           <w:tcPr>
             <w:tcW w:w="1377" w:type="dxa"/>
-            <w:tcBorders/>
-            <w:vAlign w:val="center"/>
-          </w:tcPr>
-          <w:p>
-            <w:pPr>
-              <w:pStyle w:val="Style18"/>
+            <w:gridSpan w:val="2"/>
+            <w:tcBorders/>
+            <w:vAlign w:val="center"/>
+          </w:tcPr>
+          <w:p>
+            <w:pPr>
+              <w:pStyle w:val="user4"/>
               <w:jc w:val="center"/>
               <w:rPr>
                 <w:sz w:val="28"/>
@@ -4297,13 +4340,14 @@
           </w:tcPr>
           <w:p>
             <w:pPr>
-              <w:pStyle w:val="user5"/>
+              <w:pStyle w:val="Style18"/>
               <w:bidi w:val="0"/>
               <w:jc w:val="center"/>
               <w:rPr>
                 <w:b w:val="false"/>
                 <w:bCs w:val="false"/>
                 <w:i w:val="false"/>
+                <w:i w:val="false"/>
                 <w:iCs w:val="false"/>
                 <w:sz w:val="28"/>
                 <w:szCs w:val="28"/>
@@ -4328,7 +4372,7 @@
           </w:tcPr>
           <w:p>
             <w:pPr>
-              <w:pStyle w:val="Style18"/>
+              <w:pStyle w:val="user4"/>
               <w:jc w:val="center"/>
               <w:rPr>
                 <w:sz w:val="28"/>
@@ -4350,7 +4394,7 @@
           </w:tcPr>
           <w:p>
             <w:pPr>
-              <w:pStyle w:val="Style18"/>
+              <w:pStyle w:val="user4"/>
               <w:jc w:val="center"/>
               <w:rPr>
                 <w:sz w:val="28"/>
@@ -4375,13 +4419,14 @@
           </w:tcPr>
           <w:p>
             <w:pPr>
-              <w:pStyle w:val="user5"/>
+              <w:pStyle w:val="Style18"/>
               <w:bidi w:val="0"/>
               <w:jc w:val="center"/>
               <w:rPr>
                 <w:b w:val="false"/>
                 <w:bCs w:val="false"/>
                 <w:i w:val="false"/>
+                <w:i w:val="false"/>
                 <w:iCs w:val="false"/>
                 <w:sz w:val="28"/>
                 <w:szCs w:val="28"/>
@@ -4400,19 +4445,20 @@
         </w:tc>
         <w:tc>
           <w:tcPr>
-            <w:tcW w:w="1376" w:type="dxa"/>
-            <w:tcBorders/>
-            <w:vAlign w:val="center"/>
-          </w:tcPr>
-          <w:p>
-            <w:pPr>
-              <w:pStyle w:val="user5"/>
+            <w:tcW w:w="1375" w:type="dxa"/>
+            <w:tcBorders/>
+            <w:vAlign w:val="center"/>
+          </w:tcPr>
+          <w:p>
+            <w:pPr>
+              <w:pStyle w:val="Style18"/>
               <w:bidi w:val="0"/>
               <w:jc w:val="center"/>
               <w:rPr>
                 <w:b w:val="false"/>
                 <w:bCs w:val="false"/>
                 <w:i w:val="false"/>
+                <w:i w:val="false"/>
                 <w:iCs w:val="false"/>
                 <w:sz w:val="28"/>
                 <w:szCs w:val="28"/>
@@ -4431,13 +4477,13 @@
         </w:tc>
         <w:tc>
           <w:tcPr>
-            <w:tcW w:w="1378" w:type="dxa"/>
-            <w:tcBorders/>
-            <w:vAlign w:val="center"/>
-          </w:tcPr>
-          <w:p>
-            <w:pPr>
-              <w:pStyle w:val="Style18"/>
+            <w:tcW w:w="1379" w:type="dxa"/>
+            <w:tcBorders/>
+            <w:vAlign w:val="center"/>
+          </w:tcPr>
+          <w:p>
+            <w:pPr>
+              <w:pStyle w:val="user4"/>
               <w:jc w:val="center"/>
               <w:rPr>
                 <w:sz w:val="28"/>
@@ -4456,12 +4502,13 @@
         <w:tc>
           <w:tcPr>
             <w:tcW w:w="1377" w:type="dxa"/>
-            <w:tcBorders/>
-            <w:vAlign w:val="center"/>
-          </w:tcPr>
-          <w:p>
-            <w:pPr>
-              <w:pStyle w:val="Style18"/>
+            <w:gridSpan w:val="2"/>
+            <w:tcBorders/>
+            <w:vAlign w:val="center"/>
+          </w:tcPr>
+          <w:p>
+            <w:pPr>
+              <w:pStyle w:val="user4"/>
               <w:jc w:val="center"/>
               <w:rPr>
                 <w:sz w:val="28"/>
@@ -4483,13 +4530,14 @@
           </w:tcPr>
           <w:p>
             <w:pPr>
-              <w:pStyle w:val="user5"/>
+              <w:pStyle w:val="Style18"/>
               <w:bidi w:val="0"/>
               <w:jc w:val="center"/>
               <w:rPr>
                 <w:b w:val="false"/>
                 <w:bCs w:val="false"/>
                 <w:i w:val="false"/>
+                <w:i w:val="false"/>
                 <w:iCs w:val="false"/>
                 <w:sz w:val="28"/>
                 <w:szCs w:val="28"/>
@@ -4514,7 +4562,7 @@
           </w:tcPr>
           <w:p>
             <w:pPr>
-              <w:pStyle w:val="Style18"/>
+              <w:pStyle w:val="user4"/>
               <w:jc w:val="center"/>
               <w:rPr>
                 <w:sz w:val="28"/>
@@ -4536,7 +4584,7 @@
           </w:tcPr>
           <w:p>
             <w:pPr>
-              <w:pStyle w:val="Style18"/>
+              <w:pStyle w:val="user4"/>
               <w:jc w:val="center"/>
               <w:rPr>
                 <w:sz w:val="28"/>
@@ -4561,13 +4609,14 @@
           </w:tcPr>
           <w:p>
             <w:pPr>
-              <w:pStyle w:val="user5"/>
+              <w:pStyle w:val="Style18"/>
               <w:bidi w:val="0"/>
               <w:jc w:val="center"/>
               <w:rPr>
                 <w:b w:val="false"/>
                 <w:bCs w:val="false"/>
                 <w:i w:val="false"/>
+                <w:i w:val="false"/>
                 <w:iCs w:val="false"/>
                 <w:sz w:val="28"/>
                 <w:szCs w:val="28"/>
@@ -4586,19 +4635,20 @@
         </w:tc>
         <w:tc>
           <w:tcPr>
-            <w:tcW w:w="1376" w:type="dxa"/>
-            <w:tcBorders/>
-            <w:vAlign w:val="center"/>
-          </w:tcPr>
-          <w:p>
-            <w:pPr>
-              <w:pStyle w:val="user5"/>
+            <w:tcW w:w="1375" w:type="dxa"/>
+            <w:tcBorders/>
+            <w:vAlign w:val="center"/>
+          </w:tcPr>
+          <w:p>
+            <w:pPr>
+              <w:pStyle w:val="Style18"/>
               <w:bidi w:val="0"/>
               <w:jc w:val="center"/>
               <w:rPr>
                 <w:b w:val="false"/>
                 <w:bCs w:val="false"/>
                 <w:i w:val="false"/>
+                <w:i w:val="false"/>
                 <w:iCs w:val="false"/>
                 <w:sz w:val="28"/>
                 <w:szCs w:val="28"/>
@@ -4617,13 +4667,13 @@
         </w:tc>
         <w:tc>
           <w:tcPr>
-            <w:tcW w:w="1378" w:type="dxa"/>
-            <w:tcBorders/>
-            <w:vAlign w:val="center"/>
-          </w:tcPr>
-          <w:p>
-            <w:pPr>
-              <w:pStyle w:val="Style18"/>
+            <w:tcW w:w="1379" w:type="dxa"/>
+            <w:tcBorders/>
+            <w:vAlign w:val="center"/>
+          </w:tcPr>
+          <w:p>
+            <w:pPr>
+              <w:pStyle w:val="user4"/>
               <w:jc w:val="center"/>
               <w:rPr>
                 <w:sz w:val="28"/>
@@ -4642,12 +4692,13 @@
         <w:tc>
           <w:tcPr>
             <w:tcW w:w="1377" w:type="dxa"/>
-            <w:tcBorders/>
-            <w:vAlign w:val="center"/>
-          </w:tcPr>
-          <w:p>
-            <w:pPr>
-              <w:pStyle w:val="Style18"/>
+            <w:gridSpan w:val="2"/>
+            <w:tcBorders/>
+            <w:vAlign w:val="center"/>
+          </w:tcPr>
+          <w:p>
+            <w:pPr>
+              <w:pStyle w:val="user4"/>
               <w:jc w:val="center"/>
               <w:rPr>
                 <w:sz w:val="28"/>
@@ -4669,13 +4720,14 @@
           </w:tcPr>
           <w:p>
             <w:pPr>
-              <w:pStyle w:val="user5"/>
+              <w:pStyle w:val="Style18"/>
               <w:bidi w:val="0"/>
               <w:jc w:val="center"/>
               <w:rPr>
                 <w:b w:val="false"/>
                 <w:bCs w:val="false"/>
                 <w:i w:val="false"/>
+                <w:i w:val="false"/>
                 <w:iCs w:val="false"/>
                 <w:sz w:val="28"/>
                 <w:szCs w:val="28"/>
@@ -4700,7 +4752,7 @@
           </w:tcPr>
           <w:p>
             <w:pPr>
-              <w:pStyle w:val="Style18"/>
+              <w:pStyle w:val="user4"/>
               <w:jc w:val="center"/>
               <w:rPr>
                 <w:sz w:val="28"/>
@@ -4722,7 +4774,7 @@
           </w:tcPr>
           <w:p>
             <w:pPr>
-              <w:pStyle w:val="Style18"/>
+              <w:pStyle w:val="user4"/>
               <w:jc w:val="center"/>
               <w:rPr>
                 <w:sz w:val="28"/>
@@ -4798,12 +4850,7 @@
         </w:rPr>
       </w:pPr>
       <w:r>
-        <w:rPr>
-          <w:b w:val="false"/>
-          <w:bCs w:val="false"/>
-          <w:sz w:val="28"/>
-          <w:szCs w:val="28"/>
-        </w:rPr>
+        <w:rPr/>
         <w:drawing>
           <wp:inline distT="0" distB="0" distL="0" distR="0">
             <wp:extent cx="2781300" cy="4572635"/>
@@ -4966,20 +5013,138 @@
         <w:bidi w:val="0"/>
         <w:jc w:val="start"/>
         <w:rPr>
-          <w:b w:val="false"/>
-          <w:bCs w:val="false"/>
-          <w:sz w:val="28"/>
-          <w:szCs w:val="28"/>
-        </w:rPr>
-      </w:pPr>
-      <w:r>
-        <w:rPr>
-          <w:b w:val="false"/>
-          <w:bCs w:val="false"/>
-          <w:sz w:val="28"/>
-          <w:szCs w:val="28"/>
-        </w:rPr>
-        <w:t xml:space="preserve">Поясните назначение устройства регистрации при передаче двоичных сигналов от передатчика к приёмнику. </w:t>
+          <w:b/>
+          <w:bCs/>
+          <w:sz w:val="28"/>
+          <w:szCs w:val="28"/>
+        </w:rPr>
+      </w:pPr>
+      <w:r>
+        <w:rPr>
+          <w:b/>
+          <w:bCs/>
+          <w:sz w:val="28"/>
+          <w:szCs w:val="28"/>
+        </w:rPr>
+        <w:t>Поясните назначение устройства регистрации при передаче двоичных сигналов от передатчика к приёмнику.</w:t>
+      </w:r>
+    </w:p>
+    <w:p>
+      <w:pPr>
+        <w:pStyle w:val="Normal"/>
+        <w:numPr>
+          <w:ilvl w:val="0"/>
+          <w:numId w:val="0"/>
+        </w:numPr>
+        <w:bidi w:val="0"/>
+        <w:ind w:hanging="0" w:start="720"/>
+        <w:rPr/>
+      </w:pPr>
+      <w:r>
+        <w:rPr>
+          <w:sz w:val="28"/>
+          <w:szCs w:val="28"/>
+        </w:rPr>
+        <w:t>Устройство регистрации (или решающая схема) в приёмнике служит для </w:t>
+      </w:r>
+      <w:r>
+        <w:rPr>
+          <w:rStyle w:val="Strong"/>
+          <w:b w:val="false"/>
+          <w:bCs w:val="false"/>
+          <w:sz w:val="28"/>
+          <w:szCs w:val="28"/>
+        </w:rPr>
+        <w:t>определения значения (</w:t>
+      </w:r>
+      <w:r>
+        <w:rPr>
+          <w:rStyle w:val="Strong"/>
+          <w:b w:val="false"/>
+          <w:bCs w:val="false"/>
+          <w:sz w:val="28"/>
+          <w:szCs w:val="28"/>
+          <w:lang w:val="en-US"/>
+        </w:rPr>
+        <w:t>0</w:t>
+      </w:r>
+      <w:r>
+        <w:rPr>
+          <w:rStyle w:val="Strong"/>
+          <w:b w:val="false"/>
+          <w:bCs w:val="false"/>
+          <w:sz w:val="28"/>
+          <w:szCs w:val="28"/>
+          <w:lang w:val="ru-RU"/>
+        </w:rPr>
+        <w:t xml:space="preserve"> или 1 </w:t>
+      </w:r>
+      <w:r>
+        <w:rPr>
+          <w:rStyle w:val="Strong"/>
+          <w:b w:val="false"/>
+          <w:bCs w:val="false"/>
+          <w:sz w:val="28"/>
+          <w:szCs w:val="28"/>
+        </w:rPr>
+        <w:t xml:space="preserve"> принятого символа</w:t>
+      </w:r>
+      <w:r>
+        <w:rPr>
+          <w:b w:val="false"/>
+          <w:bCs w:val="false"/>
+          <w:sz w:val="28"/>
+          <w:szCs w:val="28"/>
+        </w:rPr>
+        <w:t xml:space="preserve"> в заранее заданные </w:t>
+      </w:r>
+      <w:r>
+        <w:rPr>
+          <w:b w:val="false"/>
+          <w:bCs w:val="false"/>
+          <w:sz w:val="28"/>
+          <w:szCs w:val="28"/>
+        </w:rPr>
+        <w:t>(</w:t>
+      </w:r>
+      <w:r>
+        <w:rPr>
+          <w:rStyle w:val="Strong"/>
+          <w:b w:val="false"/>
+          <w:bCs w:val="false"/>
+          <w:sz w:val="28"/>
+          <w:szCs w:val="28"/>
+        </w:rPr>
+        <w:t>решающие</w:t>
+      </w:r>
+      <w:r>
+        <w:rPr>
+          <w:rStyle w:val="Strong"/>
+          <w:b w:val="false"/>
+          <w:bCs w:val="false"/>
+          <w:sz w:val="28"/>
+          <w:szCs w:val="28"/>
+        </w:rPr>
+        <w:t>)</w:t>
+      </w:r>
+      <w:r>
+        <w:rPr>
+          <w:rStyle w:val="Strong"/>
+          <w:b w:val="false"/>
+          <w:bCs w:val="false"/>
+          <w:sz w:val="28"/>
+          <w:szCs w:val="28"/>
+        </w:rPr>
+        <w:t xml:space="preserve"> моменты времени</w:t>
+      </w:r>
+      <w:r>
+        <w:rPr>
+          <w:b w:val="false"/>
+          <w:bCs w:val="false"/>
+          <w:sz w:val="28"/>
+          <w:szCs w:val="28"/>
+        </w:rPr>
+        <w:t xml:space="preserve">. </w:t>
       </w:r>
     </w:p>
     <w:p>
@@ -4992,20 +5157,103 @@
         <w:bidi w:val="0"/>
         <w:jc w:val="start"/>
         <w:rPr>
-          <w:b w:val="false"/>
-          <w:bCs w:val="false"/>
-          <w:sz w:val="28"/>
-          <w:szCs w:val="28"/>
-        </w:rPr>
-      </w:pPr>
-      <w:r>
-        <w:rPr>
-          <w:b w:val="false"/>
-          <w:bCs w:val="false"/>
+          <w:b/>
+          <w:bCs/>
+          <w:sz w:val="28"/>
+          <w:szCs w:val="28"/>
+        </w:rPr>
+      </w:pPr>
+      <w:r>
+        <w:rPr>
+          <w:b/>
+          <w:bCs/>
           <w:sz w:val="28"/>
           <w:szCs w:val="28"/>
         </w:rPr>
         <w:t>Поясните метод стробирования.</w:t>
+      </w:r>
+    </w:p>
+    <w:p>
+      <w:pPr>
+        <w:pStyle w:val="Normal"/>
+        <w:numPr>
+          <w:ilvl w:val="0"/>
+          <w:numId w:val="0"/>
+        </w:numPr>
+        <w:bidi w:val="0"/>
+        <w:ind w:hanging="0" w:start="720"/>
+        <w:jc w:val="start"/>
+        <w:rPr/>
+      </w:pPr>
+      <w:r>
+        <w:rPr>
+          <w:b w:val="false"/>
+          <w:bCs w:val="false"/>
+          <w:sz w:val="28"/>
+          <w:szCs w:val="28"/>
+        </w:rPr>
+        <w:t>Приёмник вырабатывает короткие</w:t>
+      </w:r>
+      <w:r>
+        <w:rPr>
+          <w:rStyle w:val="Strong"/>
+          <w:b w:val="false"/>
+          <w:bCs w:val="false"/>
+          <w:sz w:val="28"/>
+          <w:szCs w:val="28"/>
+        </w:rPr>
+        <w:t xml:space="preserve"> импульсы</w:t>
+      </w:r>
+      <w:r>
+        <w:rPr>
+          <w:b w:val="false"/>
+          <w:bCs w:val="false"/>
+          <w:sz w:val="28"/>
+          <w:szCs w:val="28"/>
+        </w:rPr>
+        <w:t>, к</w:t>
+      </w:r>
+      <w:r>
+        <w:rPr>
+          <w:sz w:val="28"/>
+          <w:szCs w:val="28"/>
+        </w:rPr>
+        <w:t xml:space="preserve">оторые поступают на управляющий вход устройства регистрации. Эти импульсы </w:t>
+      </w:r>
+      <w:r>
+        <w:rPr>
+          <w:sz w:val="28"/>
+          <w:szCs w:val="28"/>
+        </w:rPr>
+        <w:t>активируют</w:t>
+      </w:r>
+      <w:r>
+        <w:rPr>
+          <w:sz w:val="28"/>
+          <w:szCs w:val="28"/>
+        </w:rPr>
+        <w:t xml:space="preserve"> устройство в момент, когда </w:t>
+      </w:r>
+      <w:r>
+        <w:rPr>
+          <w:sz w:val="28"/>
+          <w:szCs w:val="28"/>
+        </w:rPr>
+        <w:t>уровень сигнала &gt;&gt; уровень шума</w:t>
+      </w:r>
+      <w:r>
+        <w:rPr>
+          <w:sz w:val="28"/>
+          <w:szCs w:val="28"/>
+        </w:rPr>
+        <w:t xml:space="preserve">, то есть с наибольшей вероятностью символ будет правильно </w:t>
+      </w:r>
+      <w:r>
+        <w:rPr>
+          <w:sz w:val="28"/>
+          <w:szCs w:val="28"/>
+        </w:rPr>
+        <w:t>распознан.</w:t>
       </w:r>
     </w:p>
     <w:p>
@@ -5018,20 +5266,68 @@
         <w:bidi w:val="0"/>
         <w:jc w:val="start"/>
         <w:rPr>
-          <w:b w:val="false"/>
-          <w:bCs w:val="false"/>
-          <w:sz w:val="28"/>
-          <w:szCs w:val="28"/>
-        </w:rPr>
-      </w:pPr>
-      <w:r>
-        <w:rPr>
-          <w:b w:val="false"/>
-          <w:bCs w:val="false"/>
+          <w:b/>
+          <w:bCs/>
+          <w:sz w:val="28"/>
+          <w:szCs w:val="28"/>
+        </w:rPr>
+      </w:pPr>
+      <w:r>
+        <w:rPr>
+          <w:b/>
+          <w:bCs/>
           <w:sz w:val="28"/>
           <w:szCs w:val="28"/>
         </w:rPr>
         <w:t>Поясните метод интегрирования.</w:t>
+      </w:r>
+    </w:p>
+    <w:p>
+      <w:pPr>
+        <w:pStyle w:val="Normal"/>
+        <w:numPr>
+          <w:ilvl w:val="0"/>
+          <w:numId w:val="0"/>
+        </w:numPr>
+        <w:bidi w:val="0"/>
+        <w:ind w:hanging="0" w:start="720"/>
+        <w:jc w:val="start"/>
+        <w:rPr/>
+      </w:pPr>
+      <w:r>
+        <w:rPr>
+          <w:b w:val="false"/>
+          <w:bCs w:val="false"/>
+          <w:sz w:val="28"/>
+          <w:szCs w:val="28"/>
+        </w:rPr>
+        <w:t>Решение о значении символа принимается не по мгновенному значению сигнала в одной точке, а на основе анализа сигнала в течение </w:t>
+      </w:r>
+      <w:r>
+        <w:rPr>
+          <w:rStyle w:val="Strong"/>
+          <w:b w:val="false"/>
+          <w:bCs w:val="false"/>
+          <w:sz w:val="28"/>
+          <w:szCs w:val="28"/>
+        </w:rPr>
+        <w:t>всего тактового интервала</w:t>
+      </w:r>
+      <w:r>
+        <w:rPr>
+          <w:b w:val="false"/>
+          <w:bCs w:val="false"/>
+          <w:sz w:val="28"/>
+          <w:szCs w:val="28"/>
+        </w:rPr>
+        <w:t> или его значительной части.</w:t>
+      </w:r>
+      <w:r>
+        <w:rPr>
+          <w:sz w:val="28"/>
+          <w:szCs w:val="28"/>
+        </w:rPr>
+        <w:t xml:space="preserve"> </w:t>
       </w:r>
     </w:p>
     <w:p>
@@ -5044,20 +5340,68 @@
         <w:bidi w:val="0"/>
         <w:jc w:val="start"/>
         <w:rPr>
-          <w:b w:val="false"/>
-          <w:bCs w:val="false"/>
-          <w:sz w:val="28"/>
-          <w:szCs w:val="28"/>
-        </w:rPr>
-      </w:pPr>
-      <w:r>
-        <w:rPr>
-          <w:b w:val="false"/>
-          <w:bCs w:val="false"/>
+          <w:b/>
+          <w:bCs/>
+          <w:sz w:val="28"/>
+          <w:szCs w:val="28"/>
+        </w:rPr>
+      </w:pPr>
+      <w:r>
+        <w:rPr>
+          <w:b/>
+          <w:bCs/>
           <w:sz w:val="28"/>
           <w:szCs w:val="28"/>
         </w:rPr>
         <w:t>Поясните комбинированный метод.</w:t>
+      </w:r>
+    </w:p>
+    <w:p>
+      <w:pPr>
+        <w:pStyle w:val="BodyText"/>
+        <w:numPr>
+          <w:ilvl w:val="0"/>
+          <w:numId w:val="0"/>
+        </w:numPr>
+        <w:bidi w:val="0"/>
+        <w:ind w:hanging="0" w:start="720"/>
+        <w:rPr/>
+      </w:pPr>
+      <w:r>
+        <w:rPr>
+          <w:sz w:val="28"/>
+          <w:szCs w:val="28"/>
+        </w:rPr>
+        <w:t xml:space="preserve">Сигнал, как и в методе интегрирования, накапливается </w:t>
+      </w:r>
+      <w:r>
+        <w:rPr>
+          <w:sz w:val="28"/>
+          <w:szCs w:val="28"/>
+        </w:rPr>
+        <w:t xml:space="preserve">и </w:t>
+      </w:r>
+      <w:r>
+        <w:rPr>
+          <w:sz w:val="28"/>
+          <w:szCs w:val="28"/>
+        </w:rPr>
+        <w:t>усредняется в течение всего символьного интервала. Однако решение о значении символа фиксируется в определённый, оптимальный момент времени — с помощью </w:t>
+      </w:r>
+      <w:r>
+        <w:rPr>
+          <w:rStyle w:val="Strong"/>
+          <w:sz w:val="28"/>
+          <w:szCs w:val="28"/>
+        </w:rPr>
+        <w:t>стробирующего импульса</w:t>
+      </w:r>
+      <w:r>
+        <w:rPr>
+          <w:sz w:val="28"/>
+          <w:szCs w:val="28"/>
+        </w:rPr>
+        <w:t>, который поступает в конце интервала интегрирования.</w:t>
       </w:r>
     </w:p>
     <w:p>
@@ -5070,20 +5414,69 @@
         <w:bidi w:val="0"/>
         <w:jc w:val="start"/>
         <w:rPr>
-          <w:b w:val="false"/>
-          <w:bCs w:val="false"/>
-          <w:sz w:val="28"/>
-          <w:szCs w:val="28"/>
-        </w:rPr>
-      </w:pPr>
-      <w:r>
-        <w:rPr>
-          <w:b w:val="false"/>
-          <w:bCs w:val="false"/>
+          <w:b/>
+          <w:bCs/>
+          <w:sz w:val="28"/>
+          <w:szCs w:val="28"/>
+        </w:rPr>
+      </w:pPr>
+      <w:r>
+        <w:rPr>
+          <w:b/>
+          <w:bCs/>
           <w:sz w:val="28"/>
           <w:szCs w:val="28"/>
         </w:rPr>
         <w:t>Как влияет точность работы системы синхронизации на величину исправляющей способности.</w:t>
+      </w:r>
+    </w:p>
+    <w:p>
+      <w:pPr>
+        <w:pStyle w:val="Normal"/>
+        <w:numPr>
+          <w:ilvl w:val="0"/>
+          <w:numId w:val="0"/>
+        </w:numPr>
+        <w:bidi w:val="0"/>
+        <w:ind w:hanging="0" w:start="720"/>
+        <w:rPr/>
+      </w:pPr>
+      <w:r>
+        <w:rPr>
+          <w:b w:val="false"/>
+          <w:bCs w:val="false"/>
+          <w:sz w:val="28"/>
+          <w:szCs w:val="28"/>
+        </w:rPr>
+        <w:t xml:space="preserve">Чем хуже точность синхронизации, тем больше ошибок возникает на входе декодера. </w:t>
+      </w:r>
+      <w:r>
+        <w:rPr>
+          <w:b w:val="false"/>
+          <w:bCs w:val="false"/>
+          <w:sz w:val="28"/>
+          <w:szCs w:val="28"/>
+        </w:rPr>
+        <w:t>Это п</w:t>
+      </w:r>
+      <w:r>
+        <w:rPr>
+          <w:b w:val="false"/>
+          <w:bCs w:val="false"/>
+          <w:sz w:val="28"/>
+          <w:szCs w:val="28"/>
+        </w:rPr>
+        <w:t>риводит к </w:t>
+      </w:r>
+      <w:r>
+        <w:rPr>
+          <w:rStyle w:val="Strong"/>
+          <w:b w:val="false"/>
+          <w:bCs w:val="false"/>
+          <w:sz w:val="28"/>
+          <w:szCs w:val="28"/>
+        </w:rPr>
+        <w:t>снижению эффективной исправляющей способности системы.</w:t>
       </w:r>
     </w:p>
     <w:p>
@@ -5096,25 +5489,663 @@
         <w:bidi w:val="0"/>
         <w:jc w:val="start"/>
         <w:rPr>
-          <w:b w:val="false"/>
-          <w:bCs w:val="false"/>
-          <w:sz w:val="28"/>
-          <w:szCs w:val="28"/>
-        </w:rPr>
-      </w:pPr>
-      <w:r>
-        <w:rPr>
-          <w:b w:val="false"/>
-          <w:bCs w:val="false"/>
-          <w:sz w:val="28"/>
-          <w:szCs w:val="28"/>
-        </w:rPr>
-        <w:t>Сравните различные методы регистрации при действии искажений двоичных сигналов</w:t>
+          <w:b/>
+          <w:bCs/>
+          <w:sz w:val="28"/>
+          <w:szCs w:val="28"/>
+        </w:rPr>
+      </w:pPr>
+      <w:r>
+        <w:rPr>
+          <w:b/>
+          <w:bCs/>
+          <w:sz w:val="28"/>
+          <w:szCs w:val="28"/>
+        </w:rPr>
+        <w:t>Сравните различные методы регистрации при действии искажений двоичных сигналов.</w:t>
+      </w:r>
+    </w:p>
+    <w:tbl>
+      <w:tblPr>
+        <w:tblW w:w="10089" w:type="dxa"/>
+        <w:jc w:val="start"/>
+        <w:tblInd w:w="-5" w:type="dxa"/>
+        <w:tblLayout w:type="fixed"/>
+        <w:tblCellMar>
+          <w:top w:w="55" w:type="dxa"/>
+          <w:start w:w="55" w:type="dxa"/>
+          <w:bottom w:w="55" w:type="dxa"/>
+          <w:end w:w="55" w:type="dxa"/>
+        </w:tblCellMar>
+      </w:tblPr>
+      <w:tblGrid>
+        <w:gridCol w:w="2409"/>
+        <w:gridCol w:w="2410"/>
+        <w:gridCol w:w="2409"/>
+        <w:gridCol w:w="2861"/>
+      </w:tblGrid>
+      <w:tr>
+        <w:trPr/>
+        <w:tc>
+          <w:tcPr>
+            <w:tcW w:w="2409" w:type="dxa"/>
+            <w:tcBorders>
+              <w:top w:val="single" w:sz="4" w:space="0" w:color="000000"/>
+              <w:start w:val="single" w:sz="4" w:space="0" w:color="000000"/>
+              <w:bottom w:val="single" w:sz="4" w:space="0" w:color="000000"/>
+            </w:tcBorders>
+            <w:vAlign w:val="center"/>
+          </w:tcPr>
+          <w:p>
+            <w:pPr>
+              <w:pStyle w:val="Style18"/>
+              <w:jc w:val="center"/>
+              <w:rPr>
+                <w:sz w:val="28"/>
+                <w:szCs w:val="28"/>
+              </w:rPr>
+            </w:pPr>
+            <w:r>
+              <w:rPr>
+                <w:sz w:val="28"/>
+                <w:szCs w:val="28"/>
+              </w:rPr>
+            </w:r>
+          </w:p>
+        </w:tc>
+        <w:tc>
+          <w:tcPr>
+            <w:tcW w:w="2410" w:type="dxa"/>
+            <w:tcBorders>
+              <w:top w:val="single" w:sz="4" w:space="0" w:color="000000"/>
+              <w:start w:val="single" w:sz="4" w:space="0" w:color="000000"/>
+              <w:bottom w:val="single" w:sz="4" w:space="0" w:color="000000"/>
+            </w:tcBorders>
+            <w:vAlign w:val="center"/>
+          </w:tcPr>
+          <w:p>
+            <w:pPr>
+              <w:pStyle w:val="Style18"/>
+              <w:jc w:val="center"/>
+              <w:rPr>
+                <w:b/>
+                <w:bCs/>
+                <w:sz w:val="28"/>
+                <w:szCs w:val="28"/>
+              </w:rPr>
+            </w:pPr>
+            <w:r>
+              <w:rPr>
+                <w:b/>
+                <w:bCs/>
+                <w:sz w:val="28"/>
+                <w:szCs w:val="28"/>
+              </w:rPr>
+              <w:t>Стробирование</w:t>
+            </w:r>
+          </w:p>
+        </w:tc>
+        <w:tc>
+          <w:tcPr>
+            <w:tcW w:w="2409" w:type="dxa"/>
+            <w:tcBorders>
+              <w:top w:val="single" w:sz="4" w:space="0" w:color="000000"/>
+              <w:start w:val="single" w:sz="4" w:space="0" w:color="000000"/>
+              <w:bottom w:val="single" w:sz="4" w:space="0" w:color="000000"/>
+            </w:tcBorders>
+            <w:vAlign w:val="center"/>
+          </w:tcPr>
+          <w:p>
+            <w:pPr>
+              <w:pStyle w:val="Style18"/>
+              <w:jc w:val="center"/>
+              <w:rPr>
+                <w:b/>
+                <w:bCs/>
+                <w:sz w:val="28"/>
+                <w:szCs w:val="28"/>
+              </w:rPr>
+            </w:pPr>
+            <w:r>
+              <w:rPr>
+                <w:b/>
+                <w:bCs/>
+                <w:sz w:val="28"/>
+                <w:szCs w:val="28"/>
+              </w:rPr>
+              <w:t>Интегрирование</w:t>
+            </w:r>
+          </w:p>
+        </w:tc>
+        <w:tc>
+          <w:tcPr>
+            <w:tcW w:w="2861" w:type="dxa"/>
+            <w:tcBorders>
+              <w:top w:val="single" w:sz="4" w:space="0" w:color="000000"/>
+              <w:start w:val="single" w:sz="4" w:space="0" w:color="000000"/>
+              <w:bottom w:val="single" w:sz="4" w:space="0" w:color="000000"/>
+              <w:end w:val="single" w:sz="4" w:space="0" w:color="000000"/>
+            </w:tcBorders>
+            <w:vAlign w:val="center"/>
+          </w:tcPr>
+          <w:p>
+            <w:pPr>
+              <w:pStyle w:val="Style18"/>
+              <w:jc w:val="center"/>
+              <w:rPr>
+                <w:b/>
+                <w:bCs/>
+                <w:sz w:val="28"/>
+                <w:szCs w:val="28"/>
+              </w:rPr>
+            </w:pPr>
+            <w:r>
+              <w:rPr>
+                <w:b/>
+                <w:bCs/>
+                <w:sz w:val="28"/>
+                <w:szCs w:val="28"/>
+              </w:rPr>
+              <w:t>Комбинированный метод</w:t>
+            </w:r>
+          </w:p>
+        </w:tc>
+      </w:tr>
+      <w:tr>
+        <w:trPr/>
+        <w:tc>
+          <w:tcPr>
+            <w:tcW w:w="2409" w:type="dxa"/>
+            <w:tcBorders>
+              <w:start w:val="single" w:sz="4" w:space="0" w:color="000000"/>
+              <w:bottom w:val="single" w:sz="4" w:space="0" w:color="000000"/>
+            </w:tcBorders>
+            <w:vAlign w:val="center"/>
+          </w:tcPr>
+          <w:p>
+            <w:pPr>
+              <w:pStyle w:val="Style18"/>
+              <w:jc w:val="start"/>
+              <w:rPr>
+                <w:b/>
+                <w:bCs/>
+                <w:sz w:val="28"/>
+                <w:szCs w:val="28"/>
+              </w:rPr>
+            </w:pPr>
+            <w:r>
+              <w:rPr>
+                <w:b/>
+                <w:bCs/>
+                <w:sz w:val="28"/>
+                <w:szCs w:val="28"/>
+              </w:rPr>
+              <w:t>Устойчивость к краевым искажениям</w:t>
+            </w:r>
+          </w:p>
+        </w:tc>
+        <w:tc>
+          <w:tcPr>
+            <w:tcW w:w="2410" w:type="dxa"/>
+            <w:tcBorders>
+              <w:start w:val="single" w:sz="4" w:space="0" w:color="000000"/>
+              <w:bottom w:val="single" w:sz="4" w:space="0" w:color="000000"/>
+            </w:tcBorders>
+            <w:vAlign w:val="center"/>
+          </w:tcPr>
+          <w:p>
+            <w:pPr>
+              <w:pStyle w:val="Style18"/>
+              <w:jc w:val="center"/>
+              <w:rPr>
+                <w:sz w:val="28"/>
+                <w:szCs w:val="28"/>
+              </w:rPr>
+            </w:pPr>
+            <w:r>
+              <w:rPr>
+                <w:sz w:val="28"/>
+                <w:szCs w:val="28"/>
+              </w:rPr>
+              <w:t>Высокая</w:t>
+            </w:r>
+          </w:p>
+        </w:tc>
+        <w:tc>
+          <w:tcPr>
+            <w:tcW w:w="2409" w:type="dxa"/>
+            <w:tcBorders>
+              <w:start w:val="single" w:sz="4" w:space="0" w:color="000000"/>
+              <w:bottom w:val="single" w:sz="4" w:space="0" w:color="000000"/>
+            </w:tcBorders>
+            <w:vAlign w:val="center"/>
+          </w:tcPr>
+          <w:p>
+            <w:pPr>
+              <w:pStyle w:val="Style18"/>
+              <w:jc w:val="center"/>
+              <w:rPr>
+                <w:sz w:val="28"/>
+                <w:szCs w:val="28"/>
+              </w:rPr>
+            </w:pPr>
+            <w:r>
+              <w:rPr>
+                <w:sz w:val="28"/>
+                <w:szCs w:val="28"/>
+              </w:rPr>
+              <w:t>Высокая</w:t>
+            </w:r>
+          </w:p>
+        </w:tc>
+        <w:tc>
+          <w:tcPr>
+            <w:tcW w:w="2861" w:type="dxa"/>
+            <w:tcBorders>
+              <w:start w:val="single" w:sz="4" w:space="0" w:color="000000"/>
+              <w:bottom w:val="single" w:sz="4" w:space="0" w:color="000000"/>
+              <w:end w:val="single" w:sz="4" w:space="0" w:color="000000"/>
+            </w:tcBorders>
+            <w:vAlign w:val="center"/>
+          </w:tcPr>
+          <w:p>
+            <w:pPr>
+              <w:pStyle w:val="Style18"/>
+              <w:jc w:val="center"/>
+              <w:rPr>
+                <w:sz w:val="28"/>
+                <w:szCs w:val="28"/>
+              </w:rPr>
+            </w:pPr>
+            <w:r>
+              <w:rPr>
+                <w:sz w:val="28"/>
+                <w:szCs w:val="28"/>
+              </w:rPr>
+              <w:t>Высокая</w:t>
+            </w:r>
+          </w:p>
+        </w:tc>
+      </w:tr>
+      <w:tr>
+        <w:trPr/>
+        <w:tc>
+          <w:tcPr>
+            <w:tcW w:w="2409" w:type="dxa"/>
+            <w:tcBorders>
+              <w:start w:val="single" w:sz="4" w:space="0" w:color="000000"/>
+              <w:bottom w:val="single" w:sz="4" w:space="0" w:color="000000"/>
+            </w:tcBorders>
+            <w:vAlign w:val="center"/>
+          </w:tcPr>
+          <w:p>
+            <w:pPr>
+              <w:pStyle w:val="Style18"/>
+              <w:jc w:val="start"/>
+              <w:rPr>
+                <w:b/>
+                <w:bCs/>
+                <w:sz w:val="28"/>
+                <w:szCs w:val="28"/>
+              </w:rPr>
+            </w:pPr>
+            <w:r>
+              <w:rPr>
+                <w:b/>
+                <w:bCs/>
+                <w:sz w:val="28"/>
+                <w:szCs w:val="28"/>
+              </w:rPr>
+              <w:t>Устойчивость к дроблениям</w:t>
+            </w:r>
+          </w:p>
+        </w:tc>
+        <w:tc>
+          <w:tcPr>
+            <w:tcW w:w="2410" w:type="dxa"/>
+            <w:tcBorders>
+              <w:start w:val="single" w:sz="4" w:space="0" w:color="000000"/>
+              <w:bottom w:val="single" w:sz="4" w:space="0" w:color="000000"/>
+            </w:tcBorders>
+            <w:vAlign w:val="center"/>
+          </w:tcPr>
+          <w:p>
+            <w:pPr>
+              <w:pStyle w:val="Style18"/>
+              <w:jc w:val="center"/>
+              <w:rPr>
+                <w:sz w:val="28"/>
+                <w:szCs w:val="28"/>
+              </w:rPr>
+            </w:pPr>
+            <w:r>
+              <w:rPr>
+                <w:sz w:val="28"/>
+                <w:szCs w:val="28"/>
+              </w:rPr>
+              <w:t>Низкая</w:t>
+            </w:r>
+          </w:p>
+        </w:tc>
+        <w:tc>
+          <w:tcPr>
+            <w:tcW w:w="2409" w:type="dxa"/>
+            <w:tcBorders>
+              <w:start w:val="single" w:sz="4" w:space="0" w:color="000000"/>
+              <w:bottom w:val="single" w:sz="4" w:space="0" w:color="000000"/>
+            </w:tcBorders>
+            <w:vAlign w:val="center"/>
+          </w:tcPr>
+          <w:p>
+            <w:pPr>
+              <w:pStyle w:val="Style18"/>
+              <w:jc w:val="center"/>
+              <w:rPr>
+                <w:sz w:val="28"/>
+                <w:szCs w:val="28"/>
+              </w:rPr>
+            </w:pPr>
+            <w:r>
+              <w:rPr>
+                <w:sz w:val="28"/>
+                <w:szCs w:val="28"/>
+              </w:rPr>
+              <w:t>Средняя</w:t>
+            </w:r>
+          </w:p>
+        </w:tc>
+        <w:tc>
+          <w:tcPr>
+            <w:tcW w:w="2861" w:type="dxa"/>
+            <w:tcBorders>
+              <w:start w:val="single" w:sz="4" w:space="0" w:color="000000"/>
+              <w:bottom w:val="single" w:sz="4" w:space="0" w:color="000000"/>
+              <w:end w:val="single" w:sz="4" w:space="0" w:color="000000"/>
+            </w:tcBorders>
+            <w:vAlign w:val="center"/>
+          </w:tcPr>
+          <w:p>
+            <w:pPr>
+              <w:pStyle w:val="Style18"/>
+              <w:jc w:val="center"/>
+              <w:rPr>
+                <w:sz w:val="28"/>
+                <w:szCs w:val="28"/>
+              </w:rPr>
+            </w:pPr>
+            <w:r>
+              <w:rPr>
+                <w:sz w:val="28"/>
+                <w:szCs w:val="28"/>
+              </w:rPr>
+              <w:t>Высокая</w:t>
+            </w:r>
+          </w:p>
+        </w:tc>
+      </w:tr>
+      <w:tr>
+        <w:trPr/>
+        <w:tc>
+          <w:tcPr>
+            <w:tcW w:w="2409" w:type="dxa"/>
+            <w:tcBorders>
+              <w:start w:val="single" w:sz="4" w:space="0" w:color="000000"/>
+              <w:bottom w:val="single" w:sz="4" w:space="0" w:color="000000"/>
+            </w:tcBorders>
+            <w:vAlign w:val="center"/>
+          </w:tcPr>
+          <w:p>
+            <w:pPr>
+              <w:pStyle w:val="Style18"/>
+              <w:jc w:val="start"/>
+              <w:rPr>
+                <w:b/>
+                <w:bCs/>
+                <w:sz w:val="28"/>
+                <w:szCs w:val="28"/>
+              </w:rPr>
+            </w:pPr>
+            <w:r>
+              <w:rPr>
+                <w:b/>
+                <w:bCs/>
+                <w:sz w:val="28"/>
+                <w:szCs w:val="28"/>
+              </w:rPr>
+              <w:t>Сложность реализации</w:t>
+            </w:r>
+          </w:p>
+        </w:tc>
+        <w:tc>
+          <w:tcPr>
+            <w:tcW w:w="2410" w:type="dxa"/>
+            <w:tcBorders>
+              <w:start w:val="single" w:sz="4" w:space="0" w:color="000000"/>
+              <w:bottom w:val="single" w:sz="4" w:space="0" w:color="000000"/>
+            </w:tcBorders>
+            <w:vAlign w:val="center"/>
+          </w:tcPr>
+          <w:p>
+            <w:pPr>
+              <w:pStyle w:val="Style18"/>
+              <w:jc w:val="center"/>
+              <w:rPr>
+                <w:sz w:val="28"/>
+                <w:szCs w:val="28"/>
+              </w:rPr>
+            </w:pPr>
+            <w:r>
+              <w:rPr>
+                <w:sz w:val="28"/>
+                <w:szCs w:val="28"/>
+              </w:rPr>
+              <w:t>Низкая</w:t>
+            </w:r>
+          </w:p>
+        </w:tc>
+        <w:tc>
+          <w:tcPr>
+            <w:tcW w:w="2409" w:type="dxa"/>
+            <w:tcBorders>
+              <w:start w:val="single" w:sz="4" w:space="0" w:color="000000"/>
+              <w:bottom w:val="single" w:sz="4" w:space="0" w:color="000000"/>
+            </w:tcBorders>
+            <w:vAlign w:val="center"/>
+          </w:tcPr>
+          <w:p>
+            <w:pPr>
+              <w:pStyle w:val="Style18"/>
+              <w:jc w:val="center"/>
+              <w:rPr>
+                <w:sz w:val="28"/>
+                <w:szCs w:val="28"/>
+              </w:rPr>
+            </w:pPr>
+            <w:r>
+              <w:rPr>
+                <w:sz w:val="28"/>
+                <w:szCs w:val="28"/>
+              </w:rPr>
+              <w:t>Средняя</w:t>
+            </w:r>
+          </w:p>
+        </w:tc>
+        <w:tc>
+          <w:tcPr>
+            <w:tcW w:w="2861" w:type="dxa"/>
+            <w:tcBorders>
+              <w:start w:val="single" w:sz="4" w:space="0" w:color="000000"/>
+              <w:bottom w:val="single" w:sz="4" w:space="0" w:color="000000"/>
+              <w:end w:val="single" w:sz="4" w:space="0" w:color="000000"/>
+            </w:tcBorders>
+            <w:vAlign w:val="center"/>
+          </w:tcPr>
+          <w:p>
+            <w:pPr>
+              <w:pStyle w:val="Style18"/>
+              <w:jc w:val="center"/>
+              <w:rPr>
+                <w:sz w:val="28"/>
+                <w:szCs w:val="28"/>
+              </w:rPr>
+            </w:pPr>
+            <w:r>
+              <w:rPr>
+                <w:sz w:val="28"/>
+                <w:szCs w:val="28"/>
+              </w:rPr>
+              <w:t>Высокая</w:t>
+            </w:r>
+          </w:p>
+        </w:tc>
+      </w:tr>
+      <w:tr>
+        <w:trPr/>
+        <w:tc>
+          <w:tcPr>
+            <w:tcW w:w="2409" w:type="dxa"/>
+            <w:tcBorders>
+              <w:start w:val="single" w:sz="4" w:space="0" w:color="000000"/>
+              <w:bottom w:val="single" w:sz="4" w:space="0" w:color="000000"/>
+            </w:tcBorders>
+            <w:vAlign w:val="center"/>
+          </w:tcPr>
+          <w:p>
+            <w:pPr>
+              <w:pStyle w:val="Style18"/>
+              <w:jc w:val="start"/>
+              <w:rPr>
+                <w:b/>
+                <w:bCs/>
+                <w:sz w:val="28"/>
+                <w:szCs w:val="28"/>
+              </w:rPr>
+            </w:pPr>
+            <w:r>
+              <w:rPr>
+                <w:b/>
+                <w:bCs/>
+                <w:sz w:val="28"/>
+                <w:szCs w:val="28"/>
+              </w:rPr>
+              <w:t>Применение</w:t>
+            </w:r>
+          </w:p>
+        </w:tc>
+        <w:tc>
+          <w:tcPr>
+            <w:tcW w:w="2410" w:type="dxa"/>
+            <w:tcBorders>
+              <w:start w:val="single" w:sz="4" w:space="0" w:color="000000"/>
+              <w:bottom w:val="single" w:sz="4" w:space="0" w:color="000000"/>
+            </w:tcBorders>
+            <w:vAlign w:val="center"/>
+          </w:tcPr>
+          <w:p>
+            <w:pPr>
+              <w:pStyle w:val="Style18"/>
+              <w:jc w:val="center"/>
+              <w:rPr>
+                <w:sz w:val="28"/>
+                <w:szCs w:val="28"/>
+              </w:rPr>
+            </w:pPr>
+            <w:r>
+              <w:rPr>
+                <w:sz w:val="28"/>
+                <w:szCs w:val="28"/>
+              </w:rPr>
+              <w:t>При краевых искажениях</w:t>
+            </w:r>
+          </w:p>
+        </w:tc>
+        <w:tc>
+          <w:tcPr>
+            <w:tcW w:w="2409" w:type="dxa"/>
+            <w:tcBorders>
+              <w:start w:val="single" w:sz="4" w:space="0" w:color="000000"/>
+              <w:bottom w:val="single" w:sz="4" w:space="0" w:color="000000"/>
+            </w:tcBorders>
+            <w:vAlign w:val="center"/>
+          </w:tcPr>
+          <w:p>
+            <w:pPr>
+              <w:pStyle w:val="Style18"/>
+              <w:jc w:val="center"/>
+              <w:rPr>
+                <w:sz w:val="28"/>
+                <w:szCs w:val="28"/>
+              </w:rPr>
+            </w:pPr>
+            <w:r>
+              <w:rPr>
+                <w:sz w:val="28"/>
+                <w:szCs w:val="28"/>
+              </w:rPr>
+              <w:t>При дроблениях</w:t>
+            </w:r>
+          </w:p>
+        </w:tc>
+        <w:tc>
+          <w:tcPr>
+            <w:tcW w:w="2861" w:type="dxa"/>
+            <w:tcBorders>
+              <w:start w:val="single" w:sz="4" w:space="0" w:color="000000"/>
+              <w:bottom w:val="single" w:sz="4" w:space="0" w:color="000000"/>
+              <w:end w:val="single" w:sz="4" w:space="0" w:color="000000"/>
+            </w:tcBorders>
+            <w:vAlign w:val="center"/>
+          </w:tcPr>
+          <w:p>
+            <w:pPr>
+              <w:pStyle w:val="Style18"/>
+              <w:jc w:val="center"/>
+              <w:rPr>
+                <w:sz w:val="28"/>
+                <w:szCs w:val="28"/>
+              </w:rPr>
+            </w:pPr>
+            <w:r>
+              <w:rPr>
+                <w:sz w:val="28"/>
+                <w:szCs w:val="28"/>
+              </w:rPr>
+              <w:t>При комбинированных искажениях</w:t>
+            </w:r>
+          </w:p>
+        </w:tc>
+      </w:tr>
+    </w:tbl>
+    <w:p>
+      <w:pPr>
+        <w:pStyle w:val="Normal"/>
+        <w:numPr>
+          <w:ilvl w:val="0"/>
+          <w:numId w:val="0"/>
+        </w:numPr>
+        <w:bidi w:val="0"/>
+        <w:ind w:hanging="0" w:start="720"/>
+        <w:jc w:val="start"/>
+        <w:rPr>
+          <w:b/>
+          <w:bCs/>
+          <w:sz w:val="28"/>
+          <w:szCs w:val="28"/>
+        </w:rPr>
+      </w:pPr>
+      <w:r>
+        <w:rPr>
+          <w:b/>
+          <w:bCs/>
+          <w:sz w:val="28"/>
+          <w:szCs w:val="28"/>
+        </w:rPr>
       </w:r>
     </w:p>
     <w:sectPr>
-      <w:footerReference w:type="default" r:id="rId8"/>
-      <w:footerReference w:type="first" r:id="rId9"/>
+      <w:footerReference w:type="even" r:id="rId8"/>
+      <w:footerReference w:type="default" r:id="rId9"/>
+      <w:footerReference w:type="first" r:id="rId10"/>
       <w:type w:val="nextPage"/>
       <w:pgSz w:w="11906" w:h="16838"/>
       <w:pgMar w:left="1134" w:right="1134" w:gutter="0" w:header="0" w:top="1134" w:footer="1134" w:bottom="1693"/>
@@ -5129,6 +6160,20 @@
 </file>
 
 <file path=word/footer1.xml><?xml version="1.0" encoding="utf-8"?>
+<w:ftr xmlns:o="urn:schemas-microsoft-com:office:office" xmlns:r="http://schemas.openxmlformats.org/officeDocument/2006/relationships" xmlns:v="urn:schemas-microsoft-com:vml" xmlns:w="http://schemas.openxmlformats.org/wordprocessingml/2006/main" xmlns:w10="urn:schemas-microsoft-com:office:word" xmlns:wp="http://schemas.openxmlformats.org/drawingml/2006/wordprocessingDrawing" xmlns:pic="http://schemas.openxmlformats.org/drawingml/2006/picture" xmlns:wps="http://schemas.microsoft.com/office/word/2010/wordprocessingShape" xmlns:wpg="http://schemas.microsoft.com/office/word/2010/wordprocessingGroup" xmlns:mc="http://schemas.openxmlformats.org/markup-compatibility/2006" xmlns:wp14="http://schemas.microsoft.com/office/word/2010/wordprocessingDrawing" xmlns:w14="http://schemas.microsoft.com/office/word/2010/wordml" xmlns:w15="http://schemas.microsoft.com/office/word/2012/wordml" mc:Ignorable="w14 wp14 w15">
+  <w:p>
+    <w:pPr>
+      <w:pStyle w:val="Footer"/>
+      <w:rPr/>
+    </w:pPr>
+    <w:r>
+      <w:rPr/>
+    </w:r>
+  </w:p>
+</w:ftr>
+</file>
+
+<file path=word/footer2.xml><?xml version="1.0" encoding="utf-8"?>
 <w:ftr xmlns:o="urn:schemas-microsoft-com:office:office" xmlns:r="http://schemas.openxmlformats.org/officeDocument/2006/relationships" xmlns:v="urn:schemas-microsoft-com:vml" xmlns:w="http://schemas.openxmlformats.org/wordprocessingml/2006/main" xmlns:w10="urn:schemas-microsoft-com:office:word" xmlns:wp="http://schemas.openxmlformats.org/drawingml/2006/wordprocessingDrawing" xmlns:pic="http://schemas.openxmlformats.org/drawingml/2006/picture" xmlns:wps="http://schemas.microsoft.com/office/word/2010/wordprocessingShape" xmlns:wpg="http://schemas.microsoft.com/office/word/2010/wordprocessingGroup" xmlns:mc="http://schemas.openxmlformats.org/markup-compatibility/2006" xmlns:wp14="http://schemas.microsoft.com/office/word/2010/wordprocessingDrawing" xmlns:w14="http://schemas.microsoft.com/office/word/2010/wordml" xmlns:w15="http://schemas.microsoft.com/office/word/2012/wordml" mc:Ignorable="w14 wp14 w15">
   <w:p>
     <w:pPr>
@@ -5151,7 +6196,7 @@
     </w:r>
     <w:r>
       <w:rPr/>
-      <w:t>7</w:t>
+      <w:t>8</w:t>
     </w:r>
     <w:r>
       <w:rPr/>
@@ -5161,7 +6206,7 @@
 </w:ftr>
 </file>
 
-<file path=word/footer2.xml><?xml version="1.0" encoding="utf-8"?>
+<file path=word/footer3.xml><?xml version="1.0" encoding="utf-8"?>
 <w:ftr xmlns:o="urn:schemas-microsoft-com:office:office" xmlns:r="http://schemas.openxmlformats.org/officeDocument/2006/relationships" xmlns:v="urn:schemas-microsoft-com:vml" xmlns:w="http://schemas.openxmlformats.org/wordprocessingml/2006/main" xmlns:w10="urn:schemas-microsoft-com:office:word" xmlns:wp="http://schemas.openxmlformats.org/drawingml/2006/wordprocessingDrawing" xmlns:pic="http://schemas.openxmlformats.org/drawingml/2006/picture" xmlns:wps="http://schemas.microsoft.com/office/word/2010/wordprocessingShape" xmlns:wpg="http://schemas.microsoft.com/office/word/2010/wordprocessingGroup" xmlns:mc="http://schemas.openxmlformats.org/markup-compatibility/2006" xmlns:wp14="http://schemas.microsoft.com/office/word/2010/wordprocessingDrawing" xmlns:w14="http://schemas.microsoft.com/office/word/2010/wordml" xmlns:w15="http://schemas.microsoft.com/office/word/2012/wordml" mc:Ignorable="w14 wp14 w15">
   <w:p>
     <w:pPr>
@@ -5454,7 +6499,10 @@
         </w:tabs>
         <w:ind w:start="720" w:hanging="360"/>
       </w:pPr>
-      <w:rPr/>
+      <w:rPr>
+        <w:sz w:val="28"/>
+        <w:szCs w:val="28"/>
+      </w:rPr>
     </w:lvl>
     <w:lvl w:ilvl="1">
       <w:start w:val="1"/>
@@ -5566,7 +6614,7 @@
       <w:start w:val="1"/>
       <w:numFmt w:val="none"/>
       <w:suff w:val="nothing"/>
-      <w:lvlText w:val="%1"/>
+      <w:lvlText w:val=""/>
       <w:lvlJc w:val="start"/>
       <w:pPr>
         <w:tabs>
@@ -5579,7 +6627,7 @@
       <w:start w:val="1"/>
       <w:numFmt w:val="none"/>
       <w:suff w:val="nothing"/>
-      <w:lvlText w:val="%2"/>
+      <w:lvlText w:val=""/>
       <w:lvlJc w:val="start"/>
       <w:pPr>
         <w:tabs>
@@ -5590,9 +6638,10 @@
     </w:lvl>
     <w:lvl w:ilvl="2">
       <w:start w:val="1"/>
+      <w:pStyle w:val="Heading3"/>
       <w:numFmt w:val="none"/>
       <w:suff w:val="nothing"/>
-      <w:lvlText w:val="%3"/>
+      <w:lvlText w:val=""/>
       <w:lvlJc w:val="start"/>
       <w:pPr>
         <w:tabs>
@@ -5605,7 +6654,7 @@
       <w:start w:val="1"/>
       <w:numFmt w:val="none"/>
       <w:suff w:val="nothing"/>
-      <w:lvlText w:val="%4"/>
+      <w:lvlText w:val=""/>
       <w:lvlJc w:val="start"/>
       <w:pPr>
         <w:tabs>
@@ -5618,7 +6667,7 @@
       <w:start w:val="1"/>
       <w:numFmt w:val="none"/>
       <w:suff w:val="nothing"/>
-      <w:lvlText w:val="%5"/>
+      <w:lvlText w:val=""/>
       <w:lvlJc w:val="start"/>
       <w:pPr>
         <w:tabs>
@@ -5631,7 +6680,7 @@
       <w:start w:val="1"/>
       <w:numFmt w:val="none"/>
       <w:suff w:val="nothing"/>
-      <w:lvlText w:val="%6"/>
+      <w:lvlText w:val=""/>
       <w:lvlJc w:val="start"/>
       <w:pPr>
         <w:tabs>
@@ -5644,7 +6693,7 @@
       <w:start w:val="1"/>
       <w:numFmt w:val="none"/>
       <w:suff w:val="nothing"/>
-      <w:lvlText w:val="%7"/>
+      <w:lvlText w:val=""/>
       <w:lvlJc w:val="start"/>
       <w:pPr>
         <w:tabs>
@@ -5657,7 +6706,7 @@
       <w:start w:val="1"/>
       <w:numFmt w:val="none"/>
       <w:suff w:val="nothing"/>
-      <w:lvlText w:val="%8"/>
+      <w:lvlText w:val=""/>
       <w:lvlJc w:val="start"/>
       <w:pPr>
         <w:tabs>
@@ -5670,7 +6719,7 @@
       <w:start w:val="1"/>
       <w:numFmt w:val="none"/>
       <w:suff w:val="nothing"/>
-      <w:lvlText w:val="%9"/>
+      <w:lvlText w:val=""/>
       <w:lvlJc w:val="start"/>
       <w:pPr>
         <w:tabs>
@@ -5719,9 +6768,7 @@
     <w:pPr>
       <w:widowControl/>
       <w:suppressAutoHyphens w:val="true"/>
-      <w:kinsoku w:val="true"/>
-      <w:overflowPunct w:val="true"/>
-      <w:autoSpaceDE w:val="true"/>
+      <w:overflowPunct w:val="false"/>
       <w:bidi w:val="0"/>
       <w:spacing w:before="0" w:after="0"/>
       <w:jc w:val="start"/>
@@ -5735,22 +6782,47 @@
       <w:lang w:val="ru-RU" w:eastAsia="zh-CN" w:bidi="hi-IN"/>
     </w:rPr>
   </w:style>
+  <w:style w:type="paragraph" w:styleId="Heading3">
+    <w:name w:val="heading 3"/>
+    <w:basedOn w:val="Style15"/>
+    <w:next w:val="BodyText"/>
+    <w:qFormat/>
+    <w:pPr>
+      <w:spacing w:before="140" w:after="120"/>
+      <w:outlineLvl w:val="2"/>
+    </w:pPr>
+    <w:rPr>
+      <w:rFonts w:ascii="Liberation Serif" w:hAnsi="Liberation Serif" w:eastAsia="NSimSun" w:cs="Lucida Sans"/>
+      <w:b/>
+      <w:bCs/>
+      <w:sz w:val="28"/>
+      <w:szCs w:val="28"/>
+    </w:rPr>
+  </w:style>
+  <w:style w:type="character" w:styleId="Style13">
+    <w:name w:val="Символ нумерации"/>
+    <w:qFormat/>
+    <w:rPr/>
+  </w:style>
+  <w:style w:type="character" w:styleId="Style14">
+    <w:name w:val="Маркеры"/>
+    <w:qFormat/>
+    <w:rPr>
+      <w:rFonts w:ascii="OpenSymbol" w:hAnsi="OpenSymbol" w:eastAsia="OpenSymbol" w:cs="OpenSymbol"/>
+    </w:rPr>
+  </w:style>
   <w:style w:type="character" w:styleId="user">
     <w:name w:val="Символ нумерации (user)"/>
     <w:qFormat/>
     <w:rPr/>
   </w:style>
-  <w:style w:type="character" w:styleId="user1">
-    <w:name w:val="Маркеры (user)"/>
+  <w:style w:type="character" w:styleId="Strong">
+    <w:name w:val="Strong"/>
     <w:qFormat/>
     <w:rPr>
-      <w:rFonts w:ascii="OpenSymbol" w:hAnsi="OpenSymbol" w:eastAsia="OpenSymbol" w:cs="OpenSymbol"/>
+      <w:b/>
+      <w:bCs/>
     </w:rPr>
-  </w:style>
-  <w:style w:type="character" w:styleId="Style14">
-    <w:name w:val="Символ нумерации"/>
-    <w:qFormat/>
-    <w:rPr/>
   </w:style>
   <w:style w:type="paragraph" w:styleId="Style15">
     <w:name w:val="Заголовок"/>
@@ -5810,7 +6882,7 @@
       <w:rFonts w:cs="Lucida Sans"/>
     </w:rPr>
   </w:style>
-  <w:style w:type="paragraph" w:styleId="user2">
+  <w:style w:type="paragraph" w:styleId="user1">
     <w:name w:val="Заголовок (user)"/>
     <w:basedOn w:val="Normal"/>
     <w:next w:val="BodyText"/>
@@ -5825,7 +6897,7 @@
       <w:szCs w:val="28"/>
     </w:rPr>
   </w:style>
-  <w:style w:type="paragraph" w:styleId="user3">
+  <w:style w:type="paragraph" w:styleId="user2">
     <w:name w:val="Указатель (user)"/>
     <w:basedOn w:val="Normal"/>
     <w:qFormat/>
@@ -5850,8 +6922,8 @@
       <w:szCs w:val="24"/>
     </w:rPr>
   </w:style>
-  <w:style w:type="paragraph" w:styleId="user4">
-    <w:name w:val="Колонтитулы (user)"/>
+  <w:style w:type="paragraph" w:styleId="Style17">
+    <w:name w:val="Колонтитулы"/>
     <w:basedOn w:val="Normal"/>
     <w:qFormat/>
     <w:pPr>
@@ -5864,8 +6936,8 @@
     </w:pPr>
     <w:rPr/>
   </w:style>
-  <w:style w:type="paragraph" w:styleId="Style17">
-    <w:name w:val="Колонтитулы"/>
+  <w:style w:type="paragraph" w:styleId="user3">
+    <w:name w:val="Колонтитулы (user)"/>
     <w:basedOn w:val="Normal"/>
     <w:qFormat/>
     <w:pPr/>
@@ -5873,34 +6945,11 @@
   </w:style>
   <w:style w:type="paragraph" w:styleId="Footer">
     <w:name w:val="footer"/>
-    <w:basedOn w:val="user4"/>
+    <w:basedOn w:val="Style17"/>
     <w:pPr>
       <w:suppressLineNumbers/>
     </w:pPr>
     <w:rPr/>
-  </w:style>
-  <w:style w:type="paragraph" w:styleId="user5">
-    <w:name w:val="Содержимое таблицы (user)"/>
-    <w:basedOn w:val="Normal"/>
-    <w:qFormat/>
-    <w:pPr>
-      <w:widowControl w:val="false"/>
-      <w:suppressLineNumbers/>
-    </w:pPr>
-    <w:rPr/>
-  </w:style>
-  <w:style w:type="paragraph" w:styleId="user6">
-    <w:name w:val="Заголовок таблицы (user)"/>
-    <w:basedOn w:val="user5"/>
-    <w:qFormat/>
-    <w:pPr>
-      <w:suppressLineNumbers/>
-      <w:jc w:val="center"/>
-    </w:pPr>
-    <w:rPr>
-      <w:b/>
-      <w:bCs/>
-    </w:rPr>
   </w:style>
   <w:style w:type="paragraph" w:styleId="Style18">
     <w:name w:val="Содержимое таблицы"/>
@@ -5915,6 +6964,29 @@
   <w:style w:type="paragraph" w:styleId="Style19">
     <w:name w:val="Заголовок таблицы"/>
     <w:basedOn w:val="Style18"/>
+    <w:qFormat/>
+    <w:pPr>
+      <w:suppressLineNumbers/>
+      <w:jc w:val="center"/>
+    </w:pPr>
+    <w:rPr>
+      <w:b/>
+      <w:bCs/>
+    </w:rPr>
+  </w:style>
+  <w:style w:type="paragraph" w:styleId="user4">
+    <w:name w:val="Содержимое таблицы (user)"/>
+    <w:basedOn w:val="Normal"/>
+    <w:qFormat/>
+    <w:pPr>
+      <w:widowControl w:val="false"/>
+      <w:suppressLineNumbers/>
+    </w:pPr>
+    <w:rPr/>
+  </w:style>
+  <w:style w:type="paragraph" w:styleId="user5">
+    <w:name w:val="Заголовок таблицы (user)"/>
+    <w:basedOn w:val="user4"/>
     <w:qFormat/>
     <w:pPr>
       <w:suppressLineNumbers/>

--- a/Введение в ИТ/1_Лабораторные_работы/ЛР №7 по ВвИТ Кочкин БСТ2502.docx
+++ b/Введение в ИТ/1_Лабораторные_работы/ЛР №7 по ВвИТ Кочкин БСТ2502.docx
@@ -1849,8 +1849,8 @@
       </w:tblPr>
       <w:tblGrid>
         <w:gridCol w:w="1376"/>
-        <w:gridCol w:w="1375"/>
-        <w:gridCol w:w="1379"/>
+        <w:gridCol w:w="1373"/>
+        <w:gridCol w:w="1381"/>
         <w:gridCol w:w="1377"/>
         <w:gridCol w:w="0"/>
         <w:gridCol w:w="1377"/>
@@ -1988,7 +1988,7 @@
         </w:tc>
         <w:tc>
           <w:tcPr>
-            <w:tcW w:w="1375" w:type="dxa"/>
+            <w:tcW w:w="1373" w:type="dxa"/>
             <w:tcBorders/>
             <w:vAlign w:val="center"/>
           </w:tcPr>
@@ -2031,7 +2031,7 @@
         </w:tc>
         <w:tc>
           <w:tcPr>
-            <w:tcW w:w="1379" w:type="dxa"/>
+            <w:tcW w:w="1381" w:type="dxa"/>
             <w:tcBorders/>
             <w:vAlign w:val="center"/>
           </w:tcPr>
@@ -2282,7 +2282,7 @@
         </w:tc>
         <w:tc>
           <w:tcPr>
-            <w:tcW w:w="1375" w:type="dxa"/>
+            <w:tcW w:w="1373" w:type="dxa"/>
             <w:tcBorders/>
             <w:vAlign w:val="center"/>
           </w:tcPr>
@@ -2316,7 +2316,7 @@
         </w:tc>
         <w:tc>
           <w:tcPr>
-            <w:tcW w:w="1379" w:type="dxa"/>
+            <w:tcW w:w="1381" w:type="dxa"/>
             <w:tcBorders/>
             <w:vAlign w:val="center"/>
           </w:tcPr>
@@ -2487,7 +2487,7 @@
         </w:tc>
         <w:tc>
           <w:tcPr>
-            <w:tcW w:w="1375" w:type="dxa"/>
+            <w:tcW w:w="1373" w:type="dxa"/>
             <w:tcBorders/>
             <w:vAlign w:val="center"/>
           </w:tcPr>
@@ -2519,7 +2519,7 @@
         </w:tc>
         <w:tc>
           <w:tcPr>
-            <w:tcW w:w="1379" w:type="dxa"/>
+            <w:tcW w:w="1381" w:type="dxa"/>
             <w:tcBorders/>
             <w:vAlign w:val="center"/>
           </w:tcPr>
@@ -2728,7 +2728,7 @@
         </w:tc>
         <w:tc>
           <w:tcPr>
-            <w:tcW w:w="1375" w:type="dxa"/>
+            <w:tcW w:w="1373" w:type="dxa"/>
             <w:tcBorders/>
             <w:vAlign w:val="center"/>
           </w:tcPr>
@@ -2760,7 +2760,7 @@
         </w:tc>
         <w:tc>
           <w:tcPr>
-            <w:tcW w:w="1379" w:type="dxa"/>
+            <w:tcW w:w="1381" w:type="dxa"/>
             <w:tcBorders/>
             <w:vAlign w:val="center"/>
           </w:tcPr>
@@ -2925,7 +2925,7 @@
         </w:tc>
         <w:tc>
           <w:tcPr>
-            <w:tcW w:w="1375" w:type="dxa"/>
+            <w:tcW w:w="1373" w:type="dxa"/>
             <w:tcBorders/>
             <w:vAlign w:val="center"/>
           </w:tcPr>
@@ -2957,7 +2957,7 @@
         </w:tc>
         <w:tc>
           <w:tcPr>
-            <w:tcW w:w="1379" w:type="dxa"/>
+            <w:tcW w:w="1381" w:type="dxa"/>
             <w:tcBorders/>
             <w:vAlign w:val="center"/>
           </w:tcPr>
@@ -3115,7 +3115,7 @@
         </w:tc>
         <w:tc>
           <w:tcPr>
-            <w:tcW w:w="1375" w:type="dxa"/>
+            <w:tcW w:w="1373" w:type="dxa"/>
             <w:tcBorders/>
             <w:vAlign w:val="center"/>
           </w:tcPr>
@@ -3147,7 +3147,7 @@
         </w:tc>
         <w:tc>
           <w:tcPr>
-            <w:tcW w:w="1379" w:type="dxa"/>
+            <w:tcW w:w="1381" w:type="dxa"/>
             <w:tcBorders/>
             <w:vAlign w:val="center"/>
           </w:tcPr>
@@ -3305,7 +3305,7 @@
         </w:tc>
         <w:tc>
           <w:tcPr>
-            <w:tcW w:w="1375" w:type="dxa"/>
+            <w:tcW w:w="1373" w:type="dxa"/>
             <w:tcBorders/>
             <w:vAlign w:val="center"/>
           </w:tcPr>
@@ -3337,7 +3337,7 @@
         </w:tc>
         <w:tc>
           <w:tcPr>
-            <w:tcW w:w="1379" w:type="dxa"/>
+            <w:tcW w:w="1381" w:type="dxa"/>
             <w:tcBorders/>
             <w:vAlign w:val="center"/>
           </w:tcPr>
@@ -3495,7 +3495,7 @@
         </w:tc>
         <w:tc>
           <w:tcPr>
-            <w:tcW w:w="1375" w:type="dxa"/>
+            <w:tcW w:w="1373" w:type="dxa"/>
             <w:tcBorders/>
             <w:vAlign w:val="center"/>
           </w:tcPr>
@@ -3527,7 +3527,7 @@
         </w:tc>
         <w:tc>
           <w:tcPr>
-            <w:tcW w:w="1379" w:type="dxa"/>
+            <w:tcW w:w="1381" w:type="dxa"/>
             <w:tcBorders/>
             <w:vAlign w:val="center"/>
           </w:tcPr>
@@ -3685,7 +3685,7 @@
         </w:tc>
         <w:tc>
           <w:tcPr>
-            <w:tcW w:w="1375" w:type="dxa"/>
+            <w:tcW w:w="1373" w:type="dxa"/>
             <w:tcBorders/>
             <w:vAlign w:val="center"/>
           </w:tcPr>
@@ -3717,7 +3717,7 @@
         </w:tc>
         <w:tc>
           <w:tcPr>
-            <w:tcW w:w="1379" w:type="dxa"/>
+            <w:tcW w:w="1381" w:type="dxa"/>
             <w:tcBorders/>
             <w:vAlign w:val="center"/>
           </w:tcPr>
@@ -3875,7 +3875,7 @@
         </w:tc>
         <w:tc>
           <w:tcPr>
-            <w:tcW w:w="1375" w:type="dxa"/>
+            <w:tcW w:w="1373" w:type="dxa"/>
             <w:tcBorders/>
             <w:vAlign w:val="center"/>
           </w:tcPr>
@@ -3907,7 +3907,7 @@
         </w:tc>
         <w:tc>
           <w:tcPr>
-            <w:tcW w:w="1379" w:type="dxa"/>
+            <w:tcW w:w="1381" w:type="dxa"/>
             <w:tcBorders/>
             <w:vAlign w:val="center"/>
           </w:tcPr>
@@ -4065,7 +4065,7 @@
         </w:tc>
         <w:tc>
           <w:tcPr>
-            <w:tcW w:w="1375" w:type="dxa"/>
+            <w:tcW w:w="1373" w:type="dxa"/>
             <w:tcBorders/>
             <w:vAlign w:val="center"/>
           </w:tcPr>
@@ -4097,7 +4097,7 @@
         </w:tc>
         <w:tc>
           <w:tcPr>
-            <w:tcW w:w="1379" w:type="dxa"/>
+            <w:tcW w:w="1381" w:type="dxa"/>
             <w:tcBorders/>
             <w:vAlign w:val="center"/>
           </w:tcPr>
@@ -4255,7 +4255,7 @@
         </w:tc>
         <w:tc>
           <w:tcPr>
-            <w:tcW w:w="1375" w:type="dxa"/>
+            <w:tcW w:w="1373" w:type="dxa"/>
             <w:tcBorders/>
             <w:vAlign w:val="center"/>
           </w:tcPr>
@@ -4287,7 +4287,7 @@
         </w:tc>
         <w:tc>
           <w:tcPr>
-            <w:tcW w:w="1379" w:type="dxa"/>
+            <w:tcW w:w="1381" w:type="dxa"/>
             <w:tcBorders/>
             <w:vAlign w:val="center"/>
           </w:tcPr>
@@ -4445,7 +4445,7 @@
         </w:tc>
         <w:tc>
           <w:tcPr>
-            <w:tcW w:w="1375" w:type="dxa"/>
+            <w:tcW w:w="1373" w:type="dxa"/>
             <w:tcBorders/>
             <w:vAlign w:val="center"/>
           </w:tcPr>
@@ -4477,7 +4477,7 @@
         </w:tc>
         <w:tc>
           <w:tcPr>
-            <w:tcW w:w="1379" w:type="dxa"/>
+            <w:tcW w:w="1381" w:type="dxa"/>
             <w:tcBorders/>
             <w:vAlign w:val="center"/>
           </w:tcPr>
@@ -4635,7 +4635,7 @@
         </w:tc>
         <w:tc>
           <w:tcPr>
-            <w:tcW w:w="1375" w:type="dxa"/>
+            <w:tcW w:w="1373" w:type="dxa"/>
             <w:tcBorders/>
             <w:vAlign w:val="center"/>
           </w:tcPr>
@@ -4667,7 +4667,7 @@
         </w:tc>
         <w:tc>
           <w:tcPr>
-            <w:tcW w:w="1379" w:type="dxa"/>
+            <w:tcW w:w="1381" w:type="dxa"/>
             <w:tcBorders/>
             <w:vAlign w:val="center"/>
           </w:tcPr>
@@ -5096,16 +5096,7 @@
           <w:sz w:val="28"/>
           <w:szCs w:val="28"/>
         </w:rPr>
-        <w:t xml:space="preserve"> в заранее заданные </w:t>
-      </w:r>
-      <w:r>
-        <w:rPr>
-          <w:b w:val="false"/>
-          <w:bCs w:val="false"/>
-          <w:sz w:val="28"/>
-          <w:szCs w:val="28"/>
-        </w:rPr>
-        <w:t>(</w:t>
+        <w:t> в заранее заданные (</w:t>
       </w:r>
       <w:r>
         <w:rPr>
@@ -5115,27 +5106,7 @@
           <w:sz w:val="28"/>
           <w:szCs w:val="28"/>
         </w:rPr>
-        <w:t>решающие</w:t>
-      </w:r>
-      <w:r>
-        <w:rPr>
-          <w:rStyle w:val="Strong"/>
-          <w:b w:val="false"/>
-          <w:bCs w:val="false"/>
-          <w:sz w:val="28"/>
-          <w:szCs w:val="28"/>
-        </w:rPr>
-        <w:t>)</w:t>
-      </w:r>
-      <w:r>
-        <w:rPr>
-          <w:rStyle w:val="Strong"/>
-          <w:b w:val="false"/>
-          <w:bCs w:val="false"/>
-          <w:sz w:val="28"/>
-          <w:szCs w:val="28"/>
-        </w:rPr>
-        <w:t xml:space="preserve"> моменты времени</w:t>
+        <w:t>решающие) моменты времени</w:t>
       </w:r>
       <w:r>
         <w:rPr>
@@ -5218,42 +5189,7 @@
           <w:sz w:val="28"/>
           <w:szCs w:val="28"/>
         </w:rPr>
-        <w:t xml:space="preserve">оторые поступают на управляющий вход устройства регистрации. Эти импульсы </w:t>
-      </w:r>
-      <w:r>
-        <w:rPr>
-          <w:sz w:val="28"/>
-          <w:szCs w:val="28"/>
-        </w:rPr>
-        <w:t>активируют</w:t>
-      </w:r>
-      <w:r>
-        <w:rPr>
-          <w:sz w:val="28"/>
-          <w:szCs w:val="28"/>
-        </w:rPr>
-        <w:t xml:space="preserve"> устройство в момент, когда </w:t>
-      </w:r>
-      <w:r>
-        <w:rPr>
-          <w:sz w:val="28"/>
-          <w:szCs w:val="28"/>
-        </w:rPr>
-        <w:t>уровень сигнала &gt;&gt; уровень шума</w:t>
-      </w:r>
-      <w:r>
-        <w:rPr>
-          <w:sz w:val="28"/>
-          <w:szCs w:val="28"/>
-        </w:rPr>
-        <w:t xml:space="preserve">, то есть с наибольшей вероятностью символ будет правильно </w:t>
-      </w:r>
-      <w:r>
-        <w:rPr>
-          <w:sz w:val="28"/>
-          <w:szCs w:val="28"/>
-        </w:rPr>
-        <w:t>распознан.</w:t>
+        <w:t>оторые поступают на управляющий вход устройства регистрации. Эти импульсы активируют устройство в момент, когда уровень сигнала &gt;&gt; уровень шума, то есть с наибольшей вероятностью символ будет правильно распознан.</w:t>
       </w:r>
     </w:p>
     <w:p>
@@ -5372,21 +5308,7 @@
           <w:sz w:val="28"/>
           <w:szCs w:val="28"/>
         </w:rPr>
-        <w:t xml:space="preserve">Сигнал, как и в методе интегрирования, накапливается </w:t>
-      </w:r>
-      <w:r>
-        <w:rPr>
-          <w:sz w:val="28"/>
-          <w:szCs w:val="28"/>
-        </w:rPr>
-        <w:t xml:space="preserve">и </w:t>
-      </w:r>
-      <w:r>
-        <w:rPr>
-          <w:sz w:val="28"/>
-          <w:szCs w:val="28"/>
-        </w:rPr>
-        <w:t>усредняется в течение всего символьного интервала. Однако решение о значении символа фиксируется в определённый, оптимальный момент времени — с помощью </w:t>
+        <w:t>Сигнал, как и в методе интегрирования, накапливается и усредняется в течение всего символьного интервала. Однако решение о значении символа фиксируется в определённый, оптимальный момент времени — с помощью </w:t>
       </w:r>
       <w:r>
         <w:rPr>
@@ -5448,25 +5370,7 @@
           <w:sz w:val="28"/>
           <w:szCs w:val="28"/>
         </w:rPr>
-        <w:t xml:space="preserve">Чем хуже точность синхронизации, тем больше ошибок возникает на входе декодера. </w:t>
-      </w:r>
-      <w:r>
-        <w:rPr>
-          <w:b w:val="false"/>
-          <w:bCs w:val="false"/>
-          <w:sz w:val="28"/>
-          <w:szCs w:val="28"/>
-        </w:rPr>
-        <w:t>Это п</w:t>
-      </w:r>
-      <w:r>
-        <w:rPr>
-          <w:b w:val="false"/>
-          <w:bCs w:val="false"/>
-          <w:sz w:val="28"/>
-          <w:szCs w:val="28"/>
-        </w:rPr>
-        <w:t>риводит к </w:t>
+        <w:t>Чем хуже точность синхронизации, тем больше ошибок возникает на входе декодера. Это приводит к </w:t>
       </w:r>
       <w:r>
         <w:rPr>
@@ -5520,9 +5424,9 @@
       </w:tblPr>
       <w:tblGrid>
         <w:gridCol w:w="2409"/>
-        <w:gridCol w:w="2410"/>
+        <w:gridCol w:w="2408"/>
         <w:gridCol w:w="2409"/>
-        <w:gridCol w:w="2861"/>
+        <w:gridCol w:w="2863"/>
       </w:tblGrid>
       <w:tr>
         <w:trPr/>
@@ -5555,7 +5459,7 @@
         </w:tc>
         <w:tc>
           <w:tcPr>
-            <w:tcW w:w="2410" w:type="dxa"/>
+            <w:tcW w:w="2408" w:type="dxa"/>
             <w:tcBorders>
               <w:top w:val="single" w:sz="4" w:space="0" w:color="000000"/>
               <w:start w:val="single" w:sz="4" w:space="0" w:color="000000"/>
@@ -5619,7 +5523,7 @@
         </w:tc>
         <w:tc>
           <w:tcPr>
-            <w:tcW w:w="2861" w:type="dxa"/>
+            <w:tcW w:w="2863" w:type="dxa"/>
             <w:tcBorders>
               <w:top w:val="single" w:sz="4" w:space="0" w:color="000000"/>
               <w:start w:val="single" w:sz="4" w:space="0" w:color="000000"/>
@@ -5686,7 +5590,7 @@
         </w:tc>
         <w:tc>
           <w:tcPr>
-            <w:tcW w:w="2410" w:type="dxa"/>
+            <w:tcW w:w="2408" w:type="dxa"/>
             <w:tcBorders>
               <w:start w:val="single" w:sz="4" w:space="0" w:color="000000"/>
               <w:bottom w:val="single" w:sz="4" w:space="0" w:color="000000"/>
@@ -5740,7 +5644,7 @@
         </w:tc>
         <w:tc>
           <w:tcPr>
-            <w:tcW w:w="2861" w:type="dxa"/>
+            <w:tcW w:w="2863" w:type="dxa"/>
             <w:tcBorders>
               <w:start w:val="single" w:sz="4" w:space="0" w:color="000000"/>
               <w:bottom w:val="single" w:sz="4" w:space="0" w:color="000000"/>
@@ -5802,7 +5706,7 @@
         </w:tc>
         <w:tc>
           <w:tcPr>
-            <w:tcW w:w="2410" w:type="dxa"/>
+            <w:tcW w:w="2408" w:type="dxa"/>
             <w:tcBorders>
               <w:start w:val="single" w:sz="4" w:space="0" w:color="000000"/>
               <w:bottom w:val="single" w:sz="4" w:space="0" w:color="000000"/>
@@ -5856,7 +5760,7 @@
         </w:tc>
         <w:tc>
           <w:tcPr>
-            <w:tcW w:w="2861" w:type="dxa"/>
+            <w:tcW w:w="2863" w:type="dxa"/>
             <w:tcBorders>
               <w:start w:val="single" w:sz="4" w:space="0" w:color="000000"/>
               <w:bottom w:val="single" w:sz="4" w:space="0" w:color="000000"/>
@@ -5918,7 +5822,7 @@
         </w:tc>
         <w:tc>
           <w:tcPr>
-            <w:tcW w:w="2410" w:type="dxa"/>
+            <w:tcW w:w="2408" w:type="dxa"/>
             <w:tcBorders>
               <w:start w:val="single" w:sz="4" w:space="0" w:color="000000"/>
               <w:bottom w:val="single" w:sz="4" w:space="0" w:color="000000"/>
@@ -5972,7 +5876,7 @@
         </w:tc>
         <w:tc>
           <w:tcPr>
-            <w:tcW w:w="2861" w:type="dxa"/>
+            <w:tcW w:w="2863" w:type="dxa"/>
             <w:tcBorders>
               <w:start w:val="single" w:sz="4" w:space="0" w:color="000000"/>
               <w:bottom w:val="single" w:sz="4" w:space="0" w:color="000000"/>
@@ -6034,7 +5938,7 @@
         </w:tc>
         <w:tc>
           <w:tcPr>
-            <w:tcW w:w="2410" w:type="dxa"/>
+            <w:tcW w:w="2408" w:type="dxa"/>
             <w:tcBorders>
               <w:start w:val="single" w:sz="4" w:space="0" w:color="000000"/>
               <w:bottom w:val="single" w:sz="4" w:space="0" w:color="000000"/>
@@ -6088,7 +5992,7 @@
         </w:tc>
         <w:tc>
           <w:tcPr>
-            <w:tcW w:w="2861" w:type="dxa"/>
+            <w:tcW w:w="2863" w:type="dxa"/>
             <w:tcBorders>
               <w:start w:val="single" w:sz="4" w:space="0" w:color="000000"/>
               <w:bottom w:val="single" w:sz="4" w:space="0" w:color="000000"/>
@@ -6196,7 +6100,7 @@
     </w:r>
     <w:r>
       <w:rPr/>
-      <w:t>8</w:t>
+      <w:t>9</w:t>
     </w:r>
     <w:r>
       <w:rPr/>
@@ -6638,7 +6542,6 @@
     </w:lvl>
     <w:lvl w:ilvl="2">
       <w:start w:val="1"/>
-      <w:pStyle w:val="Heading3"/>
       <w:numFmt w:val="none"/>
       <w:suff w:val="nothing"/>
       <w:lvlText w:val=""/>

--- a/Введение в ИТ/1_Лабораторные_работы/ЛР №7 по ВвИТ Кочкин БСТ2502.docx
+++ b/Введение в ИТ/1_Лабораторные_работы/ЛР №7 по ВвИТ Кочкин БСТ2502.docx
@@ -709,7 +709,7 @@
           </w:tcPr>
           <w:p>
             <w:pPr>
-              <w:pStyle w:val="Style18"/>
+              <w:pStyle w:val="user5"/>
               <w:bidi w:val="0"/>
               <w:jc w:val="center"/>
               <w:rPr>
@@ -737,7 +737,7 @@
           </w:tcPr>
           <w:p>
             <w:pPr>
-              <w:pStyle w:val="Style18"/>
+              <w:pStyle w:val="user5"/>
               <w:bidi w:val="0"/>
               <w:jc w:val="center"/>
               <w:rPr>
@@ -766,7 +766,7 @@
           </w:tcPr>
           <w:p>
             <w:pPr>
-              <w:pStyle w:val="Style18"/>
+              <w:pStyle w:val="user5"/>
               <w:bidi w:val="0"/>
               <w:jc w:val="center"/>
               <w:rPr>
@@ -796,7 +796,7 @@
           </w:tcPr>
           <w:p>
             <w:pPr>
-              <w:pStyle w:val="Style18"/>
+              <w:pStyle w:val="user5"/>
               <w:bidi w:val="0"/>
               <w:jc w:val="center"/>
               <w:rPr>
@@ -823,7 +823,7 @@
           </w:tcPr>
           <w:p>
             <w:pPr>
-              <w:pStyle w:val="Style18"/>
+              <w:pStyle w:val="user5"/>
               <w:bidi w:val="0"/>
               <w:jc w:val="center"/>
               <w:rPr>
@@ -851,7 +851,7 @@
           </w:tcPr>
           <w:p>
             <w:pPr>
-              <w:pStyle w:val="Style18"/>
+              <w:pStyle w:val="user5"/>
               <w:bidi w:val="0"/>
               <w:jc w:val="center"/>
               <w:rPr>
@@ -883,7 +883,7 @@
           </w:tcPr>
           <w:p>
             <w:pPr>
-              <w:pStyle w:val="Style18"/>
+              <w:pStyle w:val="user5"/>
               <w:bidi w:val="0"/>
               <w:jc w:val="center"/>
               <w:rPr>
@@ -910,7 +910,7 @@
           </w:tcPr>
           <w:p>
             <w:pPr>
-              <w:pStyle w:val="Style18"/>
+              <w:pStyle w:val="user5"/>
               <w:bidi w:val="0"/>
               <w:jc w:val="center"/>
               <w:rPr>
@@ -938,7 +938,7 @@
           </w:tcPr>
           <w:p>
             <w:pPr>
-              <w:pStyle w:val="Style18"/>
+              <w:pStyle w:val="user5"/>
               <w:bidi w:val="0"/>
               <w:jc w:val="center"/>
               <w:rPr>
@@ -1376,7 +1376,7 @@
           </w:tcPr>
           <w:p>
             <w:pPr>
-              <w:pStyle w:val="Style18"/>
+              <w:pStyle w:val="user5"/>
               <w:bidi w:val="0"/>
               <w:jc w:val="center"/>
               <w:rPr>
@@ -1404,7 +1404,7 @@
           </w:tcPr>
           <w:p>
             <w:pPr>
-              <w:pStyle w:val="Style18"/>
+              <w:pStyle w:val="user5"/>
               <w:bidi w:val="0"/>
               <w:jc w:val="center"/>
               <w:rPr>
@@ -1433,7 +1433,7 @@
           </w:tcPr>
           <w:p>
             <w:pPr>
-              <w:pStyle w:val="Style18"/>
+              <w:pStyle w:val="user5"/>
               <w:bidi w:val="0"/>
               <w:jc w:val="center"/>
               <w:rPr>
@@ -1463,7 +1463,7 @@
           </w:tcPr>
           <w:p>
             <w:pPr>
-              <w:pStyle w:val="Style18"/>
+              <w:pStyle w:val="user5"/>
               <w:bidi w:val="0"/>
               <w:jc w:val="center"/>
               <w:rPr>
@@ -1490,7 +1490,7 @@
           </w:tcPr>
           <w:p>
             <w:pPr>
-              <w:pStyle w:val="Style18"/>
+              <w:pStyle w:val="user5"/>
               <w:bidi w:val="0"/>
               <w:jc w:val="center"/>
               <w:rPr>
@@ -1518,7 +1518,7 @@
           </w:tcPr>
           <w:p>
             <w:pPr>
-              <w:pStyle w:val="Style18"/>
+              <w:pStyle w:val="user5"/>
               <w:bidi w:val="0"/>
               <w:jc w:val="center"/>
               <w:rPr>
@@ -1849,8 +1849,8 @@
       </w:tblPr>
       <w:tblGrid>
         <w:gridCol w:w="1376"/>
-        <w:gridCol w:w="1373"/>
-        <w:gridCol w:w="1381"/>
+        <w:gridCol w:w="1372"/>
+        <w:gridCol w:w="1382"/>
         <w:gridCol w:w="1377"/>
         <w:gridCol w:w="0"/>
         <w:gridCol w:w="1377"/>
@@ -1868,7 +1868,7 @@
           </w:tcPr>
           <w:p>
             <w:pPr>
-              <w:pStyle w:val="Style18"/>
+              <w:pStyle w:val="user5"/>
               <w:bidi w:val="0"/>
               <w:jc w:val="center"/>
               <w:rPr>
@@ -1909,7 +1909,7 @@
           </w:tcPr>
           <w:p>
             <w:pPr>
-              <w:pStyle w:val="Style18"/>
+              <w:pStyle w:val="user5"/>
               <w:bidi w:val="0"/>
               <w:jc w:val="center"/>
               <w:rPr>
@@ -1942,7 +1942,7 @@
           </w:tcPr>
           <w:p>
             <w:pPr>
-              <w:pStyle w:val="Style18"/>
+              <w:pStyle w:val="user5"/>
               <w:bidi w:val="0"/>
               <w:jc w:val="center"/>
               <w:rPr>
@@ -1988,13 +1988,13 @@
         </w:tc>
         <w:tc>
           <w:tcPr>
-            <w:tcW w:w="1373" w:type="dxa"/>
-            <w:tcBorders/>
-            <w:vAlign w:val="center"/>
-          </w:tcPr>
-          <w:p>
-            <w:pPr>
-              <w:pStyle w:val="Style18"/>
+            <w:tcW w:w="1372" w:type="dxa"/>
+            <w:tcBorders/>
+            <w:vAlign w:val="center"/>
+          </w:tcPr>
+          <w:p>
+            <w:pPr>
+              <w:pStyle w:val="user5"/>
               <w:bidi w:val="0"/>
               <w:jc w:val="center"/>
               <w:rPr>
@@ -2031,13 +2031,13 @@
         </w:tc>
         <w:tc>
           <w:tcPr>
-            <w:tcW w:w="1381" w:type="dxa"/>
-            <w:tcBorders/>
-            <w:vAlign w:val="center"/>
-          </w:tcPr>
-          <w:p>
-            <w:pPr>
-              <w:pStyle w:val="Style18"/>
+            <w:tcW w:w="1382" w:type="dxa"/>
+            <w:tcBorders/>
+            <w:vAlign w:val="center"/>
+          </w:tcPr>
+          <w:p>
+            <w:pPr>
+              <w:pStyle w:val="user5"/>
               <w:bidi w:val="0"/>
               <w:jc w:val="center"/>
               <w:rPr>
@@ -2081,7 +2081,7 @@
           </w:tcPr>
           <w:p>
             <w:pPr>
-              <w:pStyle w:val="Style18"/>
+              <w:pStyle w:val="user5"/>
               <w:bidi w:val="0"/>
               <w:jc w:val="center"/>
               <w:rPr>
@@ -2124,7 +2124,7 @@
           </w:tcPr>
           <w:p>
             <w:pPr>
-              <w:pStyle w:val="Style18"/>
+              <w:pStyle w:val="user5"/>
               <w:bidi w:val="0"/>
               <w:jc w:val="center"/>
               <w:rPr>
@@ -2167,7 +2167,7 @@
           </w:tcPr>
           <w:p>
             <w:pPr>
-              <w:pStyle w:val="Style18"/>
+              <w:pStyle w:val="user5"/>
               <w:bidi w:val="0"/>
               <w:jc w:val="center"/>
               <w:rPr>
@@ -2210,7 +2210,7 @@
           </w:tcPr>
           <w:p>
             <w:pPr>
-              <w:pStyle w:val="Style18"/>
+              <w:pStyle w:val="user5"/>
               <w:bidi w:val="0"/>
               <w:jc w:val="center"/>
               <w:rPr>
@@ -2256,7 +2256,7 @@
           </w:tcPr>
           <w:p>
             <w:pPr>
-              <w:pStyle w:val="Style18"/>
+              <w:pStyle w:val="user5"/>
               <w:bidi w:val="0"/>
               <w:jc w:val="center"/>
               <w:rPr>
@@ -2282,13 +2282,13 @@
         </w:tc>
         <w:tc>
           <w:tcPr>
-            <w:tcW w:w="1373" w:type="dxa"/>
-            <w:tcBorders/>
-            <w:vAlign w:val="center"/>
-          </w:tcPr>
-          <w:p>
-            <w:pPr>
-              <w:pStyle w:val="Style18"/>
+            <w:tcW w:w="1372" w:type="dxa"/>
+            <w:tcBorders/>
+            <w:vAlign w:val="center"/>
+          </w:tcPr>
+          <w:p>
+            <w:pPr>
+              <w:pStyle w:val="user5"/>
               <w:bidi w:val="0"/>
               <w:jc w:val="center"/>
               <w:rPr>
@@ -2316,13 +2316,13 @@
         </w:tc>
         <w:tc>
           <w:tcPr>
-            <w:tcW w:w="1381" w:type="dxa"/>
-            <w:tcBorders/>
-            <w:vAlign w:val="center"/>
-          </w:tcPr>
-          <w:p>
-            <w:pPr>
-              <w:pStyle w:val="Style18"/>
+            <w:tcW w:w="1382" w:type="dxa"/>
+            <w:tcBorders/>
+            <w:vAlign w:val="center"/>
+          </w:tcPr>
+          <w:p>
+            <w:pPr>
+              <w:pStyle w:val="user5"/>
               <w:bidi w:val="0"/>
               <w:jc w:val="center"/>
               <w:rPr>
@@ -2350,7 +2350,7 @@
           </w:tcPr>
           <w:p>
             <w:pPr>
-              <w:pStyle w:val="Style18"/>
+              <w:pStyle w:val="user5"/>
               <w:bidi w:val="0"/>
               <w:jc w:val="center"/>
               <w:rPr>
@@ -2377,7 +2377,7 @@
           </w:tcPr>
           <w:p>
             <w:pPr>
-              <w:pStyle w:val="Style18"/>
+              <w:pStyle w:val="user5"/>
               <w:bidi w:val="0"/>
               <w:jc w:val="center"/>
               <w:rPr>
@@ -2404,7 +2404,7 @@
           </w:tcPr>
           <w:p>
             <w:pPr>
-              <w:pStyle w:val="Style18"/>
+              <w:pStyle w:val="user5"/>
               <w:bidi w:val="0"/>
               <w:jc w:val="center"/>
               <w:rPr>
@@ -2431,7 +2431,7 @@
           </w:tcPr>
           <w:p>
             <w:pPr>
-              <w:pStyle w:val="Style18"/>
+              <w:pStyle w:val="user5"/>
               <w:bidi w:val="0"/>
               <w:jc w:val="center"/>
               <w:rPr>
@@ -2461,7 +2461,7 @@
           </w:tcPr>
           <w:p>
             <w:pPr>
-              <w:pStyle w:val="Style18"/>
+              <w:pStyle w:val="user5"/>
               <w:bidi w:val="0"/>
               <w:jc w:val="center"/>
               <w:rPr>
@@ -2487,13 +2487,13 @@
         </w:tc>
         <w:tc>
           <w:tcPr>
-            <w:tcW w:w="1373" w:type="dxa"/>
-            <w:tcBorders/>
-            <w:vAlign w:val="center"/>
-          </w:tcPr>
-          <w:p>
-            <w:pPr>
-              <w:pStyle w:val="Style18"/>
+            <w:tcW w:w="1372" w:type="dxa"/>
+            <w:tcBorders/>
+            <w:vAlign w:val="center"/>
+          </w:tcPr>
+          <w:p>
+            <w:pPr>
+              <w:pStyle w:val="user5"/>
               <w:bidi w:val="0"/>
               <w:jc w:val="center"/>
               <w:rPr>
@@ -2519,13 +2519,13 @@
         </w:tc>
         <w:tc>
           <w:tcPr>
-            <w:tcW w:w="1381" w:type="dxa"/>
-            <w:tcBorders/>
-            <w:vAlign w:val="center"/>
-          </w:tcPr>
-          <w:p>
-            <w:pPr>
-              <w:pStyle w:val="user4"/>
+            <w:tcW w:w="1382" w:type="dxa"/>
+            <w:tcBorders/>
+            <w:vAlign w:val="center"/>
+          </w:tcPr>
+          <w:p>
+            <w:pPr>
+              <w:pStyle w:val="Style17"/>
               <w:jc w:val="center"/>
               <w:rPr>
                 <w:sz w:val="28"/>
@@ -2552,7 +2552,7 @@
           </w:tcPr>
           <w:p>
             <w:pPr>
-              <w:pStyle w:val="user4"/>
+              <w:pStyle w:val="Style17"/>
               <w:jc w:val="center"/>
               <w:rPr>
                 <w:sz w:val="28"/>
@@ -2574,7 +2574,7 @@
           </w:tcPr>
           <w:p>
             <w:pPr>
-              <w:pStyle w:val="Style18"/>
+              <w:pStyle w:val="user5"/>
               <w:bidi w:val="0"/>
               <w:jc w:val="center"/>
               <w:rPr>
@@ -2606,7 +2606,7 @@
           </w:tcPr>
           <w:p>
             <w:pPr>
-              <w:pStyle w:val="Style18"/>
+              <w:pStyle w:val="user5"/>
               <w:bidi w:val="0"/>
               <w:jc w:val="center"/>
               <w:rPr>
@@ -2665,7 +2665,7 @@
           </w:tcPr>
           <w:p>
             <w:pPr>
-              <w:pStyle w:val="Style18"/>
+              <w:pStyle w:val="user5"/>
               <w:bidi w:val="0"/>
               <w:jc w:val="center"/>
               <w:rPr>
@@ -2702,7 +2702,7 @@
           </w:tcPr>
           <w:p>
             <w:pPr>
-              <w:pStyle w:val="Style18"/>
+              <w:pStyle w:val="user5"/>
               <w:bidi w:val="0"/>
               <w:jc w:val="center"/>
               <w:rPr>
@@ -2728,13 +2728,13 @@
         </w:tc>
         <w:tc>
           <w:tcPr>
-            <w:tcW w:w="1373" w:type="dxa"/>
-            <w:tcBorders/>
-            <w:vAlign w:val="center"/>
-          </w:tcPr>
-          <w:p>
-            <w:pPr>
-              <w:pStyle w:val="Style18"/>
+            <w:tcW w:w="1372" w:type="dxa"/>
+            <w:tcBorders/>
+            <w:vAlign w:val="center"/>
+          </w:tcPr>
+          <w:p>
+            <w:pPr>
+              <w:pStyle w:val="user5"/>
               <w:bidi w:val="0"/>
               <w:jc w:val="center"/>
               <w:rPr>
@@ -2760,13 +2760,13 @@
         </w:tc>
         <w:tc>
           <w:tcPr>
-            <w:tcW w:w="1381" w:type="dxa"/>
-            <w:tcBorders/>
-            <w:vAlign w:val="center"/>
-          </w:tcPr>
-          <w:p>
-            <w:pPr>
-              <w:pStyle w:val="user4"/>
+            <w:tcW w:w="1382" w:type="dxa"/>
+            <w:tcBorders/>
+            <w:vAlign w:val="center"/>
+          </w:tcPr>
+          <w:p>
+            <w:pPr>
+              <w:pStyle w:val="Style17"/>
               <w:jc w:val="center"/>
               <w:rPr>
                 <w:sz w:val="28"/>
@@ -2791,7 +2791,7 @@
           </w:tcPr>
           <w:p>
             <w:pPr>
-              <w:pStyle w:val="user4"/>
+              <w:pStyle w:val="Style17"/>
               <w:jc w:val="center"/>
               <w:rPr>
                 <w:sz w:val="28"/>
@@ -2813,7 +2813,7 @@
           </w:tcPr>
           <w:p>
             <w:pPr>
-              <w:pStyle w:val="Style18"/>
+              <w:pStyle w:val="user5"/>
               <w:bidi w:val="0"/>
               <w:jc w:val="center"/>
               <w:rPr>
@@ -2845,7 +2845,7 @@
           </w:tcPr>
           <w:p>
             <w:pPr>
-              <w:pStyle w:val="user4"/>
+              <w:pStyle w:val="Style17"/>
               <w:jc w:val="center"/>
               <w:rPr>
                 <w:sz w:val="28"/>
@@ -2874,7 +2874,7 @@
           </w:tcPr>
           <w:p>
             <w:pPr>
-              <w:pStyle w:val="user4"/>
+              <w:pStyle w:val="Style17"/>
               <w:jc w:val="center"/>
               <w:rPr>
                 <w:sz w:val="28"/>
@@ -2899,7 +2899,7 @@
           </w:tcPr>
           <w:p>
             <w:pPr>
-              <w:pStyle w:val="Style18"/>
+              <w:pStyle w:val="user5"/>
               <w:bidi w:val="0"/>
               <w:jc w:val="center"/>
               <w:rPr>
@@ -2925,13 +2925,13 @@
         </w:tc>
         <w:tc>
           <w:tcPr>
-            <w:tcW w:w="1373" w:type="dxa"/>
-            <w:tcBorders/>
-            <w:vAlign w:val="center"/>
-          </w:tcPr>
-          <w:p>
-            <w:pPr>
-              <w:pStyle w:val="Style18"/>
+            <w:tcW w:w="1372" w:type="dxa"/>
+            <w:tcBorders/>
+            <w:vAlign w:val="center"/>
+          </w:tcPr>
+          <w:p>
+            <w:pPr>
+              <w:pStyle w:val="user5"/>
               <w:bidi w:val="0"/>
               <w:jc w:val="center"/>
               <w:rPr>
@@ -2957,13 +2957,13 @@
         </w:tc>
         <w:tc>
           <w:tcPr>
-            <w:tcW w:w="1381" w:type="dxa"/>
-            <w:tcBorders/>
-            <w:vAlign w:val="center"/>
-          </w:tcPr>
-          <w:p>
-            <w:pPr>
-              <w:pStyle w:val="user4"/>
+            <w:tcW w:w="1382" w:type="dxa"/>
+            <w:tcBorders/>
+            <w:vAlign w:val="center"/>
+          </w:tcPr>
+          <w:p>
+            <w:pPr>
+              <w:pStyle w:val="Style17"/>
               <w:jc w:val="center"/>
               <w:rPr>
                 <w:sz w:val="28"/>
@@ -2988,7 +2988,7 @@
           </w:tcPr>
           <w:p>
             <w:pPr>
-              <w:pStyle w:val="user4"/>
+              <w:pStyle w:val="Style17"/>
               <w:jc w:val="center"/>
               <w:rPr>
                 <w:sz w:val="28"/>
@@ -3010,7 +3010,7 @@
           </w:tcPr>
           <w:p>
             <w:pPr>
-              <w:pStyle w:val="Style18"/>
+              <w:pStyle w:val="user5"/>
               <w:bidi w:val="0"/>
               <w:jc w:val="center"/>
               <w:rPr>
@@ -3042,7 +3042,7 @@
           </w:tcPr>
           <w:p>
             <w:pPr>
-              <w:pStyle w:val="user4"/>
+              <w:pStyle w:val="Style17"/>
               <w:jc w:val="center"/>
               <w:rPr>
                 <w:sz w:val="28"/>
@@ -3064,7 +3064,7 @@
           </w:tcPr>
           <w:p>
             <w:pPr>
-              <w:pStyle w:val="user4"/>
+              <w:pStyle w:val="Style17"/>
               <w:jc w:val="center"/>
               <w:rPr>
                 <w:sz w:val="28"/>
@@ -3089,7 +3089,7 @@
           </w:tcPr>
           <w:p>
             <w:pPr>
-              <w:pStyle w:val="Style18"/>
+              <w:pStyle w:val="user5"/>
               <w:bidi w:val="0"/>
               <w:jc w:val="center"/>
               <w:rPr>
@@ -3115,13 +3115,13 @@
         </w:tc>
         <w:tc>
           <w:tcPr>
-            <w:tcW w:w="1373" w:type="dxa"/>
-            <w:tcBorders/>
-            <w:vAlign w:val="center"/>
-          </w:tcPr>
-          <w:p>
-            <w:pPr>
-              <w:pStyle w:val="Style18"/>
+            <w:tcW w:w="1372" w:type="dxa"/>
+            <w:tcBorders/>
+            <w:vAlign w:val="center"/>
+          </w:tcPr>
+          <w:p>
+            <w:pPr>
+              <w:pStyle w:val="user5"/>
               <w:bidi w:val="0"/>
               <w:jc w:val="center"/>
               <w:rPr>
@@ -3147,13 +3147,13 @@
         </w:tc>
         <w:tc>
           <w:tcPr>
-            <w:tcW w:w="1381" w:type="dxa"/>
-            <w:tcBorders/>
-            <w:vAlign w:val="center"/>
-          </w:tcPr>
-          <w:p>
-            <w:pPr>
-              <w:pStyle w:val="user4"/>
+            <w:tcW w:w="1382" w:type="dxa"/>
+            <w:tcBorders/>
+            <w:vAlign w:val="center"/>
+          </w:tcPr>
+          <w:p>
+            <w:pPr>
+              <w:pStyle w:val="Style17"/>
               <w:jc w:val="center"/>
               <w:rPr>
                 <w:sz w:val="28"/>
@@ -3178,7 +3178,7 @@
           </w:tcPr>
           <w:p>
             <w:pPr>
-              <w:pStyle w:val="user4"/>
+              <w:pStyle w:val="Style17"/>
               <w:jc w:val="center"/>
               <w:rPr>
                 <w:sz w:val="28"/>
@@ -3200,7 +3200,7 @@
           </w:tcPr>
           <w:p>
             <w:pPr>
-              <w:pStyle w:val="Style18"/>
+              <w:pStyle w:val="user5"/>
               <w:bidi w:val="0"/>
               <w:jc w:val="center"/>
               <w:rPr>
@@ -3232,7 +3232,7 @@
           </w:tcPr>
           <w:p>
             <w:pPr>
-              <w:pStyle w:val="user4"/>
+              <w:pStyle w:val="Style17"/>
               <w:jc w:val="center"/>
               <w:rPr>
                 <w:sz w:val="28"/>
@@ -3254,7 +3254,7 @@
           </w:tcPr>
           <w:p>
             <w:pPr>
-              <w:pStyle w:val="user4"/>
+              <w:pStyle w:val="Style17"/>
               <w:jc w:val="center"/>
               <w:rPr>
                 <w:sz w:val="28"/>
@@ -3279,7 +3279,7 @@
           </w:tcPr>
           <w:p>
             <w:pPr>
-              <w:pStyle w:val="Style18"/>
+              <w:pStyle w:val="user5"/>
               <w:bidi w:val="0"/>
               <w:jc w:val="center"/>
               <w:rPr>
@@ -3305,13 +3305,13 @@
         </w:tc>
         <w:tc>
           <w:tcPr>
-            <w:tcW w:w="1373" w:type="dxa"/>
-            <w:tcBorders/>
-            <w:vAlign w:val="center"/>
-          </w:tcPr>
-          <w:p>
-            <w:pPr>
-              <w:pStyle w:val="Style18"/>
+            <w:tcW w:w="1372" w:type="dxa"/>
+            <w:tcBorders/>
+            <w:vAlign w:val="center"/>
+          </w:tcPr>
+          <w:p>
+            <w:pPr>
+              <w:pStyle w:val="user5"/>
               <w:bidi w:val="0"/>
               <w:jc w:val="center"/>
               <w:rPr>
@@ -3337,13 +3337,13 @@
         </w:tc>
         <w:tc>
           <w:tcPr>
-            <w:tcW w:w="1381" w:type="dxa"/>
-            <w:tcBorders/>
-            <w:vAlign w:val="center"/>
-          </w:tcPr>
-          <w:p>
-            <w:pPr>
-              <w:pStyle w:val="user4"/>
+            <w:tcW w:w="1382" w:type="dxa"/>
+            <w:tcBorders/>
+            <w:vAlign w:val="center"/>
+          </w:tcPr>
+          <w:p>
+            <w:pPr>
+              <w:pStyle w:val="Style17"/>
               <w:jc w:val="center"/>
               <w:rPr>
                 <w:sz w:val="28"/>
@@ -3368,7 +3368,7 @@
           </w:tcPr>
           <w:p>
             <w:pPr>
-              <w:pStyle w:val="user4"/>
+              <w:pStyle w:val="Style17"/>
               <w:jc w:val="center"/>
               <w:rPr>
                 <w:sz w:val="28"/>
@@ -3390,7 +3390,7 @@
           </w:tcPr>
           <w:p>
             <w:pPr>
-              <w:pStyle w:val="Style18"/>
+              <w:pStyle w:val="user5"/>
               <w:bidi w:val="0"/>
               <w:jc w:val="center"/>
               <w:rPr>
@@ -3422,7 +3422,7 @@
           </w:tcPr>
           <w:p>
             <w:pPr>
-              <w:pStyle w:val="user4"/>
+              <w:pStyle w:val="Style17"/>
               <w:jc w:val="center"/>
               <w:rPr>
                 <w:sz w:val="28"/>
@@ -3444,7 +3444,7 @@
           </w:tcPr>
           <w:p>
             <w:pPr>
-              <w:pStyle w:val="user4"/>
+              <w:pStyle w:val="Style17"/>
               <w:jc w:val="center"/>
               <w:rPr>
                 <w:sz w:val="28"/>
@@ -3469,7 +3469,7 @@
           </w:tcPr>
           <w:p>
             <w:pPr>
-              <w:pStyle w:val="Style18"/>
+              <w:pStyle w:val="user5"/>
               <w:bidi w:val="0"/>
               <w:jc w:val="center"/>
               <w:rPr>
@@ -3495,13 +3495,13 @@
         </w:tc>
         <w:tc>
           <w:tcPr>
-            <w:tcW w:w="1373" w:type="dxa"/>
-            <w:tcBorders/>
-            <w:vAlign w:val="center"/>
-          </w:tcPr>
-          <w:p>
-            <w:pPr>
-              <w:pStyle w:val="Style18"/>
+            <w:tcW w:w="1372" w:type="dxa"/>
+            <w:tcBorders/>
+            <w:vAlign w:val="center"/>
+          </w:tcPr>
+          <w:p>
+            <w:pPr>
+              <w:pStyle w:val="user5"/>
               <w:bidi w:val="0"/>
               <w:jc w:val="center"/>
               <w:rPr>
@@ -3527,13 +3527,13 @@
         </w:tc>
         <w:tc>
           <w:tcPr>
-            <w:tcW w:w="1381" w:type="dxa"/>
-            <w:tcBorders/>
-            <w:vAlign w:val="center"/>
-          </w:tcPr>
-          <w:p>
-            <w:pPr>
-              <w:pStyle w:val="user4"/>
+            <w:tcW w:w="1382" w:type="dxa"/>
+            <w:tcBorders/>
+            <w:vAlign w:val="center"/>
+          </w:tcPr>
+          <w:p>
+            <w:pPr>
+              <w:pStyle w:val="Style17"/>
               <w:jc w:val="center"/>
               <w:rPr>
                 <w:sz w:val="28"/>
@@ -3558,7 +3558,7 @@
           </w:tcPr>
           <w:p>
             <w:pPr>
-              <w:pStyle w:val="user4"/>
+              <w:pStyle w:val="Style17"/>
               <w:jc w:val="center"/>
               <w:rPr>
                 <w:sz w:val="28"/>
@@ -3580,7 +3580,7 @@
           </w:tcPr>
           <w:p>
             <w:pPr>
-              <w:pStyle w:val="Style18"/>
+              <w:pStyle w:val="user5"/>
               <w:bidi w:val="0"/>
               <w:jc w:val="center"/>
               <w:rPr>
@@ -3612,7 +3612,7 @@
           </w:tcPr>
           <w:p>
             <w:pPr>
-              <w:pStyle w:val="user4"/>
+              <w:pStyle w:val="Style17"/>
               <w:jc w:val="center"/>
               <w:rPr>
                 <w:sz w:val="28"/>
@@ -3634,7 +3634,7 @@
           </w:tcPr>
           <w:p>
             <w:pPr>
-              <w:pStyle w:val="user4"/>
+              <w:pStyle w:val="Style17"/>
               <w:jc w:val="center"/>
               <w:rPr>
                 <w:sz w:val="28"/>
@@ -3659,7 +3659,7 @@
           </w:tcPr>
           <w:p>
             <w:pPr>
-              <w:pStyle w:val="Style18"/>
+              <w:pStyle w:val="user5"/>
               <w:bidi w:val="0"/>
               <w:jc w:val="center"/>
               <w:rPr>
@@ -3685,13 +3685,13 @@
         </w:tc>
         <w:tc>
           <w:tcPr>
-            <w:tcW w:w="1373" w:type="dxa"/>
-            <w:tcBorders/>
-            <w:vAlign w:val="center"/>
-          </w:tcPr>
-          <w:p>
-            <w:pPr>
-              <w:pStyle w:val="Style18"/>
+            <w:tcW w:w="1372" w:type="dxa"/>
+            <w:tcBorders/>
+            <w:vAlign w:val="center"/>
+          </w:tcPr>
+          <w:p>
+            <w:pPr>
+              <w:pStyle w:val="user5"/>
               <w:bidi w:val="0"/>
               <w:jc w:val="center"/>
               <w:rPr>
@@ -3717,13 +3717,13 @@
         </w:tc>
         <w:tc>
           <w:tcPr>
-            <w:tcW w:w="1381" w:type="dxa"/>
-            <w:tcBorders/>
-            <w:vAlign w:val="center"/>
-          </w:tcPr>
-          <w:p>
-            <w:pPr>
-              <w:pStyle w:val="user4"/>
+            <w:tcW w:w="1382" w:type="dxa"/>
+            <w:tcBorders/>
+            <w:vAlign w:val="center"/>
+          </w:tcPr>
+          <w:p>
+            <w:pPr>
+              <w:pStyle w:val="Style17"/>
               <w:jc w:val="center"/>
               <w:rPr>
                 <w:sz w:val="28"/>
@@ -3748,7 +3748,7 @@
           </w:tcPr>
           <w:p>
             <w:pPr>
-              <w:pStyle w:val="user4"/>
+              <w:pStyle w:val="Style17"/>
               <w:jc w:val="center"/>
               <w:rPr>
                 <w:sz w:val="28"/>
@@ -3770,7 +3770,7 @@
           </w:tcPr>
           <w:p>
             <w:pPr>
-              <w:pStyle w:val="Style18"/>
+              <w:pStyle w:val="user5"/>
               <w:bidi w:val="0"/>
               <w:jc w:val="center"/>
               <w:rPr>
@@ -3802,7 +3802,7 @@
           </w:tcPr>
           <w:p>
             <w:pPr>
-              <w:pStyle w:val="user4"/>
+              <w:pStyle w:val="Style17"/>
               <w:jc w:val="center"/>
               <w:rPr>
                 <w:sz w:val="28"/>
@@ -3824,7 +3824,7 @@
           </w:tcPr>
           <w:p>
             <w:pPr>
-              <w:pStyle w:val="user4"/>
+              <w:pStyle w:val="Style17"/>
               <w:jc w:val="center"/>
               <w:rPr>
                 <w:sz w:val="28"/>
@@ -3849,7 +3849,7 @@
           </w:tcPr>
           <w:p>
             <w:pPr>
-              <w:pStyle w:val="Style18"/>
+              <w:pStyle w:val="user5"/>
               <w:bidi w:val="0"/>
               <w:jc w:val="center"/>
               <w:rPr>
@@ -3875,13 +3875,13 @@
         </w:tc>
         <w:tc>
           <w:tcPr>
-            <w:tcW w:w="1373" w:type="dxa"/>
-            <w:tcBorders/>
-            <w:vAlign w:val="center"/>
-          </w:tcPr>
-          <w:p>
-            <w:pPr>
-              <w:pStyle w:val="Style18"/>
+            <w:tcW w:w="1372" w:type="dxa"/>
+            <w:tcBorders/>
+            <w:vAlign w:val="center"/>
+          </w:tcPr>
+          <w:p>
+            <w:pPr>
+              <w:pStyle w:val="user5"/>
               <w:bidi w:val="0"/>
               <w:jc w:val="center"/>
               <w:rPr>
@@ -3907,13 +3907,13 @@
         </w:tc>
         <w:tc>
           <w:tcPr>
-            <w:tcW w:w="1381" w:type="dxa"/>
-            <w:tcBorders/>
-            <w:vAlign w:val="center"/>
-          </w:tcPr>
-          <w:p>
-            <w:pPr>
-              <w:pStyle w:val="user4"/>
+            <w:tcW w:w="1382" w:type="dxa"/>
+            <w:tcBorders/>
+            <w:vAlign w:val="center"/>
+          </w:tcPr>
+          <w:p>
+            <w:pPr>
+              <w:pStyle w:val="Style17"/>
               <w:jc w:val="center"/>
               <w:rPr>
                 <w:sz w:val="28"/>
@@ -3938,7 +3938,7 @@
           </w:tcPr>
           <w:p>
             <w:pPr>
-              <w:pStyle w:val="user4"/>
+              <w:pStyle w:val="Style17"/>
               <w:jc w:val="center"/>
               <w:rPr>
                 <w:sz w:val="28"/>
@@ -3960,7 +3960,7 @@
           </w:tcPr>
           <w:p>
             <w:pPr>
-              <w:pStyle w:val="Style18"/>
+              <w:pStyle w:val="user5"/>
               <w:bidi w:val="0"/>
               <w:jc w:val="center"/>
               <w:rPr>
@@ -3992,7 +3992,7 @@
           </w:tcPr>
           <w:p>
             <w:pPr>
-              <w:pStyle w:val="user4"/>
+              <w:pStyle w:val="Style17"/>
               <w:jc w:val="center"/>
               <w:rPr>
                 <w:sz w:val="28"/>
@@ -4014,7 +4014,7 @@
           </w:tcPr>
           <w:p>
             <w:pPr>
-              <w:pStyle w:val="user4"/>
+              <w:pStyle w:val="Style17"/>
               <w:jc w:val="center"/>
               <w:rPr>
                 <w:sz w:val="28"/>
@@ -4039,7 +4039,7 @@
           </w:tcPr>
           <w:p>
             <w:pPr>
-              <w:pStyle w:val="Style18"/>
+              <w:pStyle w:val="user5"/>
               <w:bidi w:val="0"/>
               <w:jc w:val="center"/>
               <w:rPr>
@@ -4065,13 +4065,13 @@
         </w:tc>
         <w:tc>
           <w:tcPr>
-            <w:tcW w:w="1373" w:type="dxa"/>
-            <w:tcBorders/>
-            <w:vAlign w:val="center"/>
-          </w:tcPr>
-          <w:p>
-            <w:pPr>
-              <w:pStyle w:val="Style18"/>
+            <w:tcW w:w="1372" w:type="dxa"/>
+            <w:tcBorders/>
+            <w:vAlign w:val="center"/>
+          </w:tcPr>
+          <w:p>
+            <w:pPr>
+              <w:pStyle w:val="user5"/>
               <w:bidi w:val="0"/>
               <w:jc w:val="center"/>
               <w:rPr>
@@ -4097,13 +4097,13 @@
         </w:tc>
         <w:tc>
           <w:tcPr>
-            <w:tcW w:w="1381" w:type="dxa"/>
-            <w:tcBorders/>
-            <w:vAlign w:val="center"/>
-          </w:tcPr>
-          <w:p>
-            <w:pPr>
-              <w:pStyle w:val="user4"/>
+            <w:tcW w:w="1382" w:type="dxa"/>
+            <w:tcBorders/>
+            <w:vAlign w:val="center"/>
+          </w:tcPr>
+          <w:p>
+            <w:pPr>
+              <w:pStyle w:val="Style17"/>
               <w:jc w:val="center"/>
               <w:rPr>
                 <w:sz w:val="28"/>
@@ -4128,7 +4128,7 @@
           </w:tcPr>
           <w:p>
             <w:pPr>
-              <w:pStyle w:val="user4"/>
+              <w:pStyle w:val="Style17"/>
               <w:jc w:val="center"/>
               <w:rPr>
                 <w:sz w:val="28"/>
@@ -4150,7 +4150,7 @@
           </w:tcPr>
           <w:p>
             <w:pPr>
-              <w:pStyle w:val="Style18"/>
+              <w:pStyle w:val="user5"/>
               <w:bidi w:val="0"/>
               <w:jc w:val="center"/>
               <w:rPr>
@@ -4182,7 +4182,7 @@
           </w:tcPr>
           <w:p>
             <w:pPr>
-              <w:pStyle w:val="user4"/>
+              <w:pStyle w:val="Style17"/>
               <w:jc w:val="center"/>
               <w:rPr>
                 <w:sz w:val="28"/>
@@ -4204,7 +4204,7 @@
           </w:tcPr>
           <w:p>
             <w:pPr>
-              <w:pStyle w:val="user4"/>
+              <w:pStyle w:val="Style17"/>
               <w:jc w:val="center"/>
               <w:rPr>
                 <w:sz w:val="28"/>
@@ -4229,7 +4229,7 @@
           </w:tcPr>
           <w:p>
             <w:pPr>
-              <w:pStyle w:val="Style18"/>
+              <w:pStyle w:val="user5"/>
               <w:bidi w:val="0"/>
               <w:jc w:val="center"/>
               <w:rPr>
@@ -4255,13 +4255,13 @@
         </w:tc>
         <w:tc>
           <w:tcPr>
-            <w:tcW w:w="1373" w:type="dxa"/>
-            <w:tcBorders/>
-            <w:vAlign w:val="center"/>
-          </w:tcPr>
-          <w:p>
-            <w:pPr>
-              <w:pStyle w:val="Style18"/>
+            <w:tcW w:w="1372" w:type="dxa"/>
+            <w:tcBorders/>
+            <w:vAlign w:val="center"/>
+          </w:tcPr>
+          <w:p>
+            <w:pPr>
+              <w:pStyle w:val="user5"/>
               <w:bidi w:val="0"/>
               <w:jc w:val="center"/>
               <w:rPr>
@@ -4287,13 +4287,13 @@
         </w:tc>
         <w:tc>
           <w:tcPr>
-            <w:tcW w:w="1381" w:type="dxa"/>
-            <w:tcBorders/>
-            <w:vAlign w:val="center"/>
-          </w:tcPr>
-          <w:p>
-            <w:pPr>
-              <w:pStyle w:val="user4"/>
+            <w:tcW w:w="1382" w:type="dxa"/>
+            <w:tcBorders/>
+            <w:vAlign w:val="center"/>
+          </w:tcPr>
+          <w:p>
+            <w:pPr>
+              <w:pStyle w:val="Style17"/>
               <w:jc w:val="center"/>
               <w:rPr>
                 <w:sz w:val="28"/>
@@ -4318,7 +4318,7 @@
           </w:tcPr>
           <w:p>
             <w:pPr>
-              <w:pStyle w:val="user4"/>
+              <w:pStyle w:val="Style17"/>
               <w:jc w:val="center"/>
               <w:rPr>
                 <w:sz w:val="28"/>
@@ -4340,7 +4340,7 @@
           </w:tcPr>
           <w:p>
             <w:pPr>
-              <w:pStyle w:val="Style18"/>
+              <w:pStyle w:val="user5"/>
               <w:bidi w:val="0"/>
               <w:jc w:val="center"/>
               <w:rPr>
@@ -4372,7 +4372,7 @@
           </w:tcPr>
           <w:p>
             <w:pPr>
-              <w:pStyle w:val="user4"/>
+              <w:pStyle w:val="Style17"/>
               <w:jc w:val="center"/>
               <w:rPr>
                 <w:sz w:val="28"/>
@@ -4394,7 +4394,7 @@
           </w:tcPr>
           <w:p>
             <w:pPr>
-              <w:pStyle w:val="user4"/>
+              <w:pStyle w:val="Style17"/>
               <w:jc w:val="center"/>
               <w:rPr>
                 <w:sz w:val="28"/>
@@ -4419,7 +4419,7 @@
           </w:tcPr>
           <w:p>
             <w:pPr>
-              <w:pStyle w:val="Style18"/>
+              <w:pStyle w:val="user5"/>
               <w:bidi w:val="0"/>
               <w:jc w:val="center"/>
               <w:rPr>
@@ -4445,13 +4445,13 @@
         </w:tc>
         <w:tc>
           <w:tcPr>
-            <w:tcW w:w="1373" w:type="dxa"/>
-            <w:tcBorders/>
-            <w:vAlign w:val="center"/>
-          </w:tcPr>
-          <w:p>
-            <w:pPr>
-              <w:pStyle w:val="Style18"/>
+            <w:tcW w:w="1372" w:type="dxa"/>
+            <w:tcBorders/>
+            <w:vAlign w:val="center"/>
+          </w:tcPr>
+          <w:p>
+            <w:pPr>
+              <w:pStyle w:val="user5"/>
               <w:bidi w:val="0"/>
               <w:jc w:val="center"/>
               <w:rPr>
@@ -4477,13 +4477,13 @@
         </w:tc>
         <w:tc>
           <w:tcPr>
-            <w:tcW w:w="1381" w:type="dxa"/>
-            <w:tcBorders/>
-            <w:vAlign w:val="center"/>
-          </w:tcPr>
-          <w:p>
-            <w:pPr>
-              <w:pStyle w:val="user4"/>
+            <w:tcW w:w="1382" w:type="dxa"/>
+            <w:tcBorders/>
+            <w:vAlign w:val="center"/>
+          </w:tcPr>
+          <w:p>
+            <w:pPr>
+              <w:pStyle w:val="Style17"/>
               <w:jc w:val="center"/>
               <w:rPr>
                 <w:sz w:val="28"/>
@@ -4508,7 +4508,7 @@
           </w:tcPr>
           <w:p>
             <w:pPr>
-              <w:pStyle w:val="user4"/>
+              <w:pStyle w:val="Style17"/>
               <w:jc w:val="center"/>
               <w:rPr>
                 <w:sz w:val="28"/>
@@ -4530,7 +4530,7 @@
           </w:tcPr>
           <w:p>
             <w:pPr>
-              <w:pStyle w:val="Style18"/>
+              <w:pStyle w:val="user5"/>
               <w:bidi w:val="0"/>
               <w:jc w:val="center"/>
               <w:rPr>
@@ -4562,7 +4562,7 @@
           </w:tcPr>
           <w:p>
             <w:pPr>
-              <w:pStyle w:val="user4"/>
+              <w:pStyle w:val="Style17"/>
               <w:jc w:val="center"/>
               <w:rPr>
                 <w:sz w:val="28"/>
@@ -4584,7 +4584,7 @@
           </w:tcPr>
           <w:p>
             <w:pPr>
-              <w:pStyle w:val="user4"/>
+              <w:pStyle w:val="Style17"/>
               <w:jc w:val="center"/>
               <w:rPr>
                 <w:sz w:val="28"/>
@@ -4609,7 +4609,7 @@
           </w:tcPr>
           <w:p>
             <w:pPr>
-              <w:pStyle w:val="Style18"/>
+              <w:pStyle w:val="user5"/>
               <w:bidi w:val="0"/>
               <w:jc w:val="center"/>
               <w:rPr>
@@ -4635,13 +4635,13 @@
         </w:tc>
         <w:tc>
           <w:tcPr>
-            <w:tcW w:w="1373" w:type="dxa"/>
-            <w:tcBorders/>
-            <w:vAlign w:val="center"/>
-          </w:tcPr>
-          <w:p>
-            <w:pPr>
-              <w:pStyle w:val="Style18"/>
+            <w:tcW w:w="1372" w:type="dxa"/>
+            <w:tcBorders/>
+            <w:vAlign w:val="center"/>
+          </w:tcPr>
+          <w:p>
+            <w:pPr>
+              <w:pStyle w:val="user5"/>
               <w:bidi w:val="0"/>
               <w:jc w:val="center"/>
               <w:rPr>
@@ -4667,13 +4667,13 @@
         </w:tc>
         <w:tc>
           <w:tcPr>
-            <w:tcW w:w="1381" w:type="dxa"/>
-            <w:tcBorders/>
-            <w:vAlign w:val="center"/>
-          </w:tcPr>
-          <w:p>
-            <w:pPr>
-              <w:pStyle w:val="user4"/>
+            <w:tcW w:w="1382" w:type="dxa"/>
+            <w:tcBorders/>
+            <w:vAlign w:val="center"/>
+          </w:tcPr>
+          <w:p>
+            <w:pPr>
+              <w:pStyle w:val="Style17"/>
               <w:jc w:val="center"/>
               <w:rPr>
                 <w:sz w:val="28"/>
@@ -4698,7 +4698,7 @@
           </w:tcPr>
           <w:p>
             <w:pPr>
-              <w:pStyle w:val="user4"/>
+              <w:pStyle w:val="Style17"/>
               <w:jc w:val="center"/>
               <w:rPr>
                 <w:sz w:val="28"/>
@@ -4720,7 +4720,7 @@
           </w:tcPr>
           <w:p>
             <w:pPr>
-              <w:pStyle w:val="Style18"/>
+              <w:pStyle w:val="user5"/>
               <w:bidi w:val="0"/>
               <w:jc w:val="center"/>
               <w:rPr>
@@ -4752,7 +4752,7 @@
           </w:tcPr>
           <w:p>
             <w:pPr>
-              <w:pStyle w:val="user4"/>
+              <w:pStyle w:val="Style17"/>
               <w:jc w:val="center"/>
               <w:rPr>
                 <w:sz w:val="28"/>
@@ -4774,7 +4774,7 @@
           </w:tcPr>
           <w:p>
             <w:pPr>
-              <w:pStyle w:val="user4"/>
+              <w:pStyle w:val="Style17"/>
               <w:jc w:val="center"/>
               <w:rPr>
                 <w:sz w:val="28"/>
@@ -5425,8 +5425,8 @@
       <w:tblGrid>
         <w:gridCol w:w="2409"/>
         <w:gridCol w:w="2408"/>
-        <w:gridCol w:w="2409"/>
-        <w:gridCol w:w="2863"/>
+        <w:gridCol w:w="2408"/>
+        <w:gridCol w:w="2864"/>
       </w:tblGrid>
       <w:tr>
         <w:trPr/>
@@ -5442,7 +5442,7 @@
           </w:tcPr>
           <w:p>
             <w:pPr>
-              <w:pStyle w:val="Style18"/>
+              <w:pStyle w:val="user5"/>
               <w:jc w:val="center"/>
               <w:rPr>
                 <w:sz w:val="28"/>
@@ -5469,7 +5469,7 @@
           </w:tcPr>
           <w:p>
             <w:pPr>
-              <w:pStyle w:val="Style18"/>
+              <w:pStyle w:val="user5"/>
               <w:jc w:val="center"/>
               <w:rPr>
                 <w:b/>
@@ -5491,7 +5491,7 @@
         </w:tc>
         <w:tc>
           <w:tcPr>
-            <w:tcW w:w="2409" w:type="dxa"/>
+            <w:tcW w:w="2408" w:type="dxa"/>
             <w:tcBorders>
               <w:top w:val="single" w:sz="4" w:space="0" w:color="000000"/>
               <w:start w:val="single" w:sz="4" w:space="0" w:color="000000"/>
@@ -5501,7 +5501,7 @@
           </w:tcPr>
           <w:p>
             <w:pPr>
-              <w:pStyle w:val="Style18"/>
+              <w:pStyle w:val="user5"/>
               <w:jc w:val="center"/>
               <w:rPr>
                 <w:b/>
@@ -5523,7 +5523,7 @@
         </w:tc>
         <w:tc>
           <w:tcPr>
-            <w:tcW w:w="2863" w:type="dxa"/>
+            <w:tcW w:w="2864" w:type="dxa"/>
             <w:tcBorders>
               <w:top w:val="single" w:sz="4" w:space="0" w:color="000000"/>
               <w:start w:val="single" w:sz="4" w:space="0" w:color="000000"/>
@@ -5534,7 +5534,7 @@
           </w:tcPr>
           <w:p>
             <w:pPr>
-              <w:pStyle w:val="Style18"/>
+              <w:pStyle w:val="user5"/>
               <w:jc w:val="center"/>
               <w:rPr>
                 <w:b/>
@@ -5568,7 +5568,7 @@
           </w:tcPr>
           <w:p>
             <w:pPr>
-              <w:pStyle w:val="Style18"/>
+              <w:pStyle w:val="user5"/>
               <w:jc w:val="start"/>
               <w:rPr>
                 <w:b/>
@@ -5599,7 +5599,7 @@
           </w:tcPr>
           <w:p>
             <w:pPr>
-              <w:pStyle w:val="Style18"/>
+              <w:pStyle w:val="user5"/>
               <w:jc w:val="center"/>
               <w:rPr>
                 <w:sz w:val="28"/>
@@ -5615,6 +5615,64 @@
             </w:r>
           </w:p>
         </w:tc>
+        <w:tc>
+          <w:tcPr>
+            <w:tcW w:w="2408" w:type="dxa"/>
+            <w:tcBorders>
+              <w:start w:val="single" w:sz="4" w:space="0" w:color="000000"/>
+              <w:bottom w:val="single" w:sz="4" w:space="0" w:color="000000"/>
+            </w:tcBorders>
+            <w:vAlign w:val="center"/>
+          </w:tcPr>
+          <w:p>
+            <w:pPr>
+              <w:pStyle w:val="user5"/>
+              <w:jc w:val="center"/>
+              <w:rPr>
+                <w:sz w:val="28"/>
+                <w:szCs w:val="28"/>
+              </w:rPr>
+            </w:pPr>
+            <w:r>
+              <w:rPr>
+                <w:sz w:val="28"/>
+                <w:szCs w:val="28"/>
+              </w:rPr>
+              <w:t>Высокая</w:t>
+            </w:r>
+          </w:p>
+        </w:tc>
+        <w:tc>
+          <w:tcPr>
+            <w:tcW w:w="2864" w:type="dxa"/>
+            <w:tcBorders>
+              <w:start w:val="single" w:sz="4" w:space="0" w:color="000000"/>
+              <w:bottom w:val="single" w:sz="4" w:space="0" w:color="000000"/>
+              <w:end w:val="single" w:sz="4" w:space="0" w:color="000000"/>
+            </w:tcBorders>
+            <w:vAlign w:val="center"/>
+          </w:tcPr>
+          <w:p>
+            <w:pPr>
+              <w:pStyle w:val="user5"/>
+              <w:jc w:val="center"/>
+              <w:rPr>
+                <w:sz w:val="28"/>
+                <w:szCs w:val="28"/>
+              </w:rPr>
+            </w:pPr>
+            <w:r>
+              <w:rPr>
+                <w:sz w:val="28"/>
+                <w:szCs w:val="28"/>
+              </w:rPr>
+              <w:t>Высокая</w:t>
+            </w:r>
+          </w:p>
+        </w:tc>
+      </w:tr>
+      <w:tr>
+        <w:trPr/>
         <w:tc>
           <w:tcPr>
             <w:tcW w:w="2409" w:type="dxa"/>
@@ -5626,25 +5684,83 @@
           </w:tcPr>
           <w:p>
             <w:pPr>
-              <w:pStyle w:val="Style18"/>
-              <w:jc w:val="center"/>
-              <w:rPr>
-                <w:sz w:val="28"/>
-                <w:szCs w:val="28"/>
-              </w:rPr>
-            </w:pPr>
-            <w:r>
-              <w:rPr>
-                <w:sz w:val="28"/>
-                <w:szCs w:val="28"/>
-              </w:rPr>
-              <w:t>Высокая</w:t>
-            </w:r>
-          </w:p>
-        </w:tc>
-        <w:tc>
-          <w:tcPr>
-            <w:tcW w:w="2863" w:type="dxa"/>
+              <w:pStyle w:val="user5"/>
+              <w:jc w:val="start"/>
+              <w:rPr>
+                <w:b/>
+                <w:bCs/>
+                <w:sz w:val="28"/>
+                <w:szCs w:val="28"/>
+              </w:rPr>
+            </w:pPr>
+            <w:r>
+              <w:rPr>
+                <w:b/>
+                <w:bCs/>
+                <w:sz w:val="28"/>
+                <w:szCs w:val="28"/>
+              </w:rPr>
+              <w:t>Устойчивость к дроблениям</w:t>
+            </w:r>
+          </w:p>
+        </w:tc>
+        <w:tc>
+          <w:tcPr>
+            <w:tcW w:w="2408" w:type="dxa"/>
+            <w:tcBorders>
+              <w:start w:val="single" w:sz="4" w:space="0" w:color="000000"/>
+              <w:bottom w:val="single" w:sz="4" w:space="0" w:color="000000"/>
+            </w:tcBorders>
+            <w:vAlign w:val="center"/>
+          </w:tcPr>
+          <w:p>
+            <w:pPr>
+              <w:pStyle w:val="user5"/>
+              <w:jc w:val="center"/>
+              <w:rPr>
+                <w:sz w:val="28"/>
+                <w:szCs w:val="28"/>
+              </w:rPr>
+            </w:pPr>
+            <w:r>
+              <w:rPr>
+                <w:sz w:val="28"/>
+                <w:szCs w:val="28"/>
+              </w:rPr>
+              <w:t>Низкая</w:t>
+            </w:r>
+          </w:p>
+        </w:tc>
+        <w:tc>
+          <w:tcPr>
+            <w:tcW w:w="2408" w:type="dxa"/>
+            <w:tcBorders>
+              <w:start w:val="single" w:sz="4" w:space="0" w:color="000000"/>
+              <w:bottom w:val="single" w:sz="4" w:space="0" w:color="000000"/>
+            </w:tcBorders>
+            <w:vAlign w:val="center"/>
+          </w:tcPr>
+          <w:p>
+            <w:pPr>
+              <w:pStyle w:val="user5"/>
+              <w:jc w:val="center"/>
+              <w:rPr>
+                <w:sz w:val="28"/>
+                <w:szCs w:val="28"/>
+              </w:rPr>
+            </w:pPr>
+            <w:r>
+              <w:rPr>
+                <w:sz w:val="28"/>
+                <w:szCs w:val="28"/>
+              </w:rPr>
+              <w:t>Средняя</w:t>
+            </w:r>
+          </w:p>
+        </w:tc>
+        <w:tc>
+          <w:tcPr>
+            <w:tcW w:w="2864" w:type="dxa"/>
             <w:tcBorders>
               <w:start w:val="single" w:sz="4" w:space="0" w:color="000000"/>
               <w:bottom w:val="single" w:sz="4" w:space="0" w:color="000000"/>
@@ -5654,7 +5770,7 @@
           </w:tcPr>
           <w:p>
             <w:pPr>
-              <w:pStyle w:val="Style18"/>
+              <w:pStyle w:val="user5"/>
               <w:jc w:val="center"/>
               <w:rPr>
                 <w:sz w:val="28"/>
@@ -5684,7 +5800,7 @@
           </w:tcPr>
           <w:p>
             <w:pPr>
-              <w:pStyle w:val="Style18"/>
+              <w:pStyle w:val="user5"/>
               <w:jc w:val="start"/>
               <w:rPr>
                 <w:b/>
@@ -5700,7 +5816,7 @@
                 <w:sz w:val="28"/>
                 <w:szCs w:val="28"/>
               </w:rPr>
-              <w:t>Устойчивость к дроблениям</w:t>
+              <w:t>Сложность реализации</w:t>
             </w:r>
           </w:p>
         </w:tc>
@@ -5715,7 +5831,7 @@
           </w:tcPr>
           <w:p>
             <w:pPr>
-              <w:pStyle w:val="Style18"/>
+              <w:pStyle w:val="user5"/>
               <w:jc w:val="center"/>
               <w:rPr>
                 <w:sz w:val="28"/>
@@ -5731,6 +5847,64 @@
             </w:r>
           </w:p>
         </w:tc>
+        <w:tc>
+          <w:tcPr>
+            <w:tcW w:w="2408" w:type="dxa"/>
+            <w:tcBorders>
+              <w:start w:val="single" w:sz="4" w:space="0" w:color="000000"/>
+              <w:bottom w:val="single" w:sz="4" w:space="0" w:color="000000"/>
+            </w:tcBorders>
+            <w:vAlign w:val="center"/>
+          </w:tcPr>
+          <w:p>
+            <w:pPr>
+              <w:pStyle w:val="user5"/>
+              <w:jc w:val="center"/>
+              <w:rPr>
+                <w:sz w:val="28"/>
+                <w:szCs w:val="28"/>
+              </w:rPr>
+            </w:pPr>
+            <w:r>
+              <w:rPr>
+                <w:sz w:val="28"/>
+                <w:szCs w:val="28"/>
+              </w:rPr>
+              <w:t>Средняя</w:t>
+            </w:r>
+          </w:p>
+        </w:tc>
+        <w:tc>
+          <w:tcPr>
+            <w:tcW w:w="2864" w:type="dxa"/>
+            <w:tcBorders>
+              <w:start w:val="single" w:sz="4" w:space="0" w:color="000000"/>
+              <w:bottom w:val="single" w:sz="4" w:space="0" w:color="000000"/>
+              <w:end w:val="single" w:sz="4" w:space="0" w:color="000000"/>
+            </w:tcBorders>
+            <w:vAlign w:val="center"/>
+          </w:tcPr>
+          <w:p>
+            <w:pPr>
+              <w:pStyle w:val="user5"/>
+              <w:jc w:val="center"/>
+              <w:rPr>
+                <w:sz w:val="28"/>
+                <w:szCs w:val="28"/>
+              </w:rPr>
+            </w:pPr>
+            <w:r>
+              <w:rPr>
+                <w:sz w:val="28"/>
+                <w:szCs w:val="28"/>
+              </w:rPr>
+              <w:t>Высокая</w:t>
+            </w:r>
+          </w:p>
+        </w:tc>
+      </w:tr>
+      <w:tr>
+        <w:trPr/>
         <w:tc>
           <w:tcPr>
             <w:tcW w:w="2409" w:type="dxa"/>
@@ -5742,25 +5916,83 @@
           </w:tcPr>
           <w:p>
             <w:pPr>
-              <w:pStyle w:val="Style18"/>
-              <w:jc w:val="center"/>
-              <w:rPr>
-                <w:sz w:val="28"/>
-                <w:szCs w:val="28"/>
-              </w:rPr>
-            </w:pPr>
-            <w:r>
-              <w:rPr>
-                <w:sz w:val="28"/>
-                <w:szCs w:val="28"/>
-              </w:rPr>
-              <w:t>Средняя</w:t>
-            </w:r>
-          </w:p>
-        </w:tc>
-        <w:tc>
-          <w:tcPr>
-            <w:tcW w:w="2863" w:type="dxa"/>
+              <w:pStyle w:val="user5"/>
+              <w:jc w:val="start"/>
+              <w:rPr>
+                <w:b/>
+                <w:bCs/>
+                <w:sz w:val="28"/>
+                <w:szCs w:val="28"/>
+              </w:rPr>
+            </w:pPr>
+            <w:r>
+              <w:rPr>
+                <w:b/>
+                <w:bCs/>
+                <w:sz w:val="28"/>
+                <w:szCs w:val="28"/>
+              </w:rPr>
+              <w:t>Применение</w:t>
+            </w:r>
+          </w:p>
+        </w:tc>
+        <w:tc>
+          <w:tcPr>
+            <w:tcW w:w="2408" w:type="dxa"/>
+            <w:tcBorders>
+              <w:start w:val="single" w:sz="4" w:space="0" w:color="000000"/>
+              <w:bottom w:val="single" w:sz="4" w:space="0" w:color="000000"/>
+            </w:tcBorders>
+            <w:vAlign w:val="center"/>
+          </w:tcPr>
+          <w:p>
+            <w:pPr>
+              <w:pStyle w:val="user5"/>
+              <w:jc w:val="center"/>
+              <w:rPr>
+                <w:sz w:val="28"/>
+                <w:szCs w:val="28"/>
+              </w:rPr>
+            </w:pPr>
+            <w:r>
+              <w:rPr>
+                <w:sz w:val="28"/>
+                <w:szCs w:val="28"/>
+              </w:rPr>
+              <w:t>При краевых искажениях</w:t>
+            </w:r>
+          </w:p>
+        </w:tc>
+        <w:tc>
+          <w:tcPr>
+            <w:tcW w:w="2408" w:type="dxa"/>
+            <w:tcBorders>
+              <w:start w:val="single" w:sz="4" w:space="0" w:color="000000"/>
+              <w:bottom w:val="single" w:sz="4" w:space="0" w:color="000000"/>
+            </w:tcBorders>
+            <w:vAlign w:val="center"/>
+          </w:tcPr>
+          <w:p>
+            <w:pPr>
+              <w:pStyle w:val="user5"/>
+              <w:jc w:val="center"/>
+              <w:rPr>
+                <w:sz w:val="28"/>
+                <w:szCs w:val="28"/>
+              </w:rPr>
+            </w:pPr>
+            <w:r>
+              <w:rPr>
+                <w:sz w:val="28"/>
+                <w:szCs w:val="28"/>
+              </w:rPr>
+              <w:t>При дроблениях</w:t>
+            </w:r>
+          </w:p>
+        </w:tc>
+        <w:tc>
+          <w:tcPr>
+            <w:tcW w:w="2864" w:type="dxa"/>
             <w:tcBorders>
               <w:start w:val="single" w:sz="4" w:space="0" w:color="000000"/>
               <w:bottom w:val="single" w:sz="4" w:space="0" w:color="000000"/>
@@ -5770,239 +6002,7 @@
           </w:tcPr>
           <w:p>
             <w:pPr>
-              <w:pStyle w:val="Style18"/>
-              <w:jc w:val="center"/>
-              <w:rPr>
-                <w:sz w:val="28"/>
-                <w:szCs w:val="28"/>
-              </w:rPr>
-            </w:pPr>
-            <w:r>
-              <w:rPr>
-                <w:sz w:val="28"/>
-                <w:szCs w:val="28"/>
-              </w:rPr>
-              <w:t>Высокая</w:t>
-            </w:r>
-          </w:p>
-        </w:tc>
-      </w:tr>
-      <w:tr>
-        <w:trPr/>
-        <w:tc>
-          <w:tcPr>
-            <w:tcW w:w="2409" w:type="dxa"/>
-            <w:tcBorders>
-              <w:start w:val="single" w:sz="4" w:space="0" w:color="000000"/>
-              <w:bottom w:val="single" w:sz="4" w:space="0" w:color="000000"/>
-            </w:tcBorders>
-            <w:vAlign w:val="center"/>
-          </w:tcPr>
-          <w:p>
-            <w:pPr>
-              <w:pStyle w:val="Style18"/>
-              <w:jc w:val="start"/>
-              <w:rPr>
-                <w:b/>
-                <w:bCs/>
-                <w:sz w:val="28"/>
-                <w:szCs w:val="28"/>
-              </w:rPr>
-            </w:pPr>
-            <w:r>
-              <w:rPr>
-                <w:b/>
-                <w:bCs/>
-                <w:sz w:val="28"/>
-                <w:szCs w:val="28"/>
-              </w:rPr>
-              <w:t>Сложность реализации</w:t>
-            </w:r>
-          </w:p>
-        </w:tc>
-        <w:tc>
-          <w:tcPr>
-            <w:tcW w:w="2408" w:type="dxa"/>
-            <w:tcBorders>
-              <w:start w:val="single" w:sz="4" w:space="0" w:color="000000"/>
-              <w:bottom w:val="single" w:sz="4" w:space="0" w:color="000000"/>
-            </w:tcBorders>
-            <w:vAlign w:val="center"/>
-          </w:tcPr>
-          <w:p>
-            <w:pPr>
-              <w:pStyle w:val="Style18"/>
-              <w:jc w:val="center"/>
-              <w:rPr>
-                <w:sz w:val="28"/>
-                <w:szCs w:val="28"/>
-              </w:rPr>
-            </w:pPr>
-            <w:r>
-              <w:rPr>
-                <w:sz w:val="28"/>
-                <w:szCs w:val="28"/>
-              </w:rPr>
-              <w:t>Низкая</w:t>
-            </w:r>
-          </w:p>
-        </w:tc>
-        <w:tc>
-          <w:tcPr>
-            <w:tcW w:w="2409" w:type="dxa"/>
-            <w:tcBorders>
-              <w:start w:val="single" w:sz="4" w:space="0" w:color="000000"/>
-              <w:bottom w:val="single" w:sz="4" w:space="0" w:color="000000"/>
-            </w:tcBorders>
-            <w:vAlign w:val="center"/>
-          </w:tcPr>
-          <w:p>
-            <w:pPr>
-              <w:pStyle w:val="Style18"/>
-              <w:jc w:val="center"/>
-              <w:rPr>
-                <w:sz w:val="28"/>
-                <w:szCs w:val="28"/>
-              </w:rPr>
-            </w:pPr>
-            <w:r>
-              <w:rPr>
-                <w:sz w:val="28"/>
-                <w:szCs w:val="28"/>
-              </w:rPr>
-              <w:t>Средняя</w:t>
-            </w:r>
-          </w:p>
-        </w:tc>
-        <w:tc>
-          <w:tcPr>
-            <w:tcW w:w="2863" w:type="dxa"/>
-            <w:tcBorders>
-              <w:start w:val="single" w:sz="4" w:space="0" w:color="000000"/>
-              <w:bottom w:val="single" w:sz="4" w:space="0" w:color="000000"/>
-              <w:end w:val="single" w:sz="4" w:space="0" w:color="000000"/>
-            </w:tcBorders>
-            <w:vAlign w:val="center"/>
-          </w:tcPr>
-          <w:p>
-            <w:pPr>
-              <w:pStyle w:val="Style18"/>
-              <w:jc w:val="center"/>
-              <w:rPr>
-                <w:sz w:val="28"/>
-                <w:szCs w:val="28"/>
-              </w:rPr>
-            </w:pPr>
-            <w:r>
-              <w:rPr>
-                <w:sz w:val="28"/>
-                <w:szCs w:val="28"/>
-              </w:rPr>
-              <w:t>Высокая</w:t>
-            </w:r>
-          </w:p>
-        </w:tc>
-      </w:tr>
-      <w:tr>
-        <w:trPr/>
-        <w:tc>
-          <w:tcPr>
-            <w:tcW w:w="2409" w:type="dxa"/>
-            <w:tcBorders>
-              <w:start w:val="single" w:sz="4" w:space="0" w:color="000000"/>
-              <w:bottom w:val="single" w:sz="4" w:space="0" w:color="000000"/>
-            </w:tcBorders>
-            <w:vAlign w:val="center"/>
-          </w:tcPr>
-          <w:p>
-            <w:pPr>
-              <w:pStyle w:val="Style18"/>
-              <w:jc w:val="start"/>
-              <w:rPr>
-                <w:b/>
-                <w:bCs/>
-                <w:sz w:val="28"/>
-                <w:szCs w:val="28"/>
-              </w:rPr>
-            </w:pPr>
-            <w:r>
-              <w:rPr>
-                <w:b/>
-                <w:bCs/>
-                <w:sz w:val="28"/>
-                <w:szCs w:val="28"/>
-              </w:rPr>
-              <w:t>Применение</w:t>
-            </w:r>
-          </w:p>
-        </w:tc>
-        <w:tc>
-          <w:tcPr>
-            <w:tcW w:w="2408" w:type="dxa"/>
-            <w:tcBorders>
-              <w:start w:val="single" w:sz="4" w:space="0" w:color="000000"/>
-              <w:bottom w:val="single" w:sz="4" w:space="0" w:color="000000"/>
-            </w:tcBorders>
-            <w:vAlign w:val="center"/>
-          </w:tcPr>
-          <w:p>
-            <w:pPr>
-              <w:pStyle w:val="Style18"/>
-              <w:jc w:val="center"/>
-              <w:rPr>
-                <w:sz w:val="28"/>
-                <w:szCs w:val="28"/>
-              </w:rPr>
-            </w:pPr>
-            <w:r>
-              <w:rPr>
-                <w:sz w:val="28"/>
-                <w:szCs w:val="28"/>
-              </w:rPr>
-              <w:t>При краевых искажениях</w:t>
-            </w:r>
-          </w:p>
-        </w:tc>
-        <w:tc>
-          <w:tcPr>
-            <w:tcW w:w="2409" w:type="dxa"/>
-            <w:tcBorders>
-              <w:start w:val="single" w:sz="4" w:space="0" w:color="000000"/>
-              <w:bottom w:val="single" w:sz="4" w:space="0" w:color="000000"/>
-            </w:tcBorders>
-            <w:vAlign w:val="center"/>
-          </w:tcPr>
-          <w:p>
-            <w:pPr>
-              <w:pStyle w:val="Style18"/>
-              <w:jc w:val="center"/>
-              <w:rPr>
-                <w:sz w:val="28"/>
-                <w:szCs w:val="28"/>
-              </w:rPr>
-            </w:pPr>
-            <w:r>
-              <w:rPr>
-                <w:sz w:val="28"/>
-                <w:szCs w:val="28"/>
-              </w:rPr>
-              <w:t>При дроблениях</w:t>
-            </w:r>
-          </w:p>
-        </w:tc>
-        <w:tc>
-          <w:tcPr>
-            <w:tcW w:w="2863" w:type="dxa"/>
-            <w:tcBorders>
-              <w:start w:val="single" w:sz="4" w:space="0" w:color="000000"/>
-              <w:bottom w:val="single" w:sz="4" w:space="0" w:color="000000"/>
-              <w:end w:val="single" w:sz="4" w:space="0" w:color="000000"/>
-            </w:tcBorders>
-            <w:vAlign w:val="center"/>
-          </w:tcPr>
-          <w:p>
-            <w:pPr>
-              <w:pStyle w:val="Style18"/>
+              <w:pStyle w:val="user5"/>
               <w:jc w:val="center"/>
               <w:rPr>
                 <w:sz w:val="28"/>
@@ -6045,11 +6045,86 @@
           <w:szCs w:val="28"/>
         </w:rPr>
       </w:r>
+      <w:r>
+        <w:br w:type="page"/>
+      </w:r>
+    </w:p>
+    <w:p>
+      <w:pPr>
+        <w:pStyle w:val="Normal"/>
+        <w:numPr>
+          <w:ilvl w:val="0"/>
+          <w:numId w:val="0"/>
+        </w:numPr>
+        <w:bidi w:val="0"/>
+        <w:ind w:hanging="0" w:start="720"/>
+        <w:jc w:val="start"/>
+        <w:rPr>
+          <w:b/>
+          <w:bCs/>
+          <w:sz w:val="28"/>
+          <w:szCs w:val="28"/>
+        </w:rPr>
+      </w:pPr>
+      <w:r>
+        <w:rPr>
+          <w:b/>
+          <w:bCs/>
+          <w:sz w:val="28"/>
+          <w:szCs w:val="28"/>
+        </w:rPr>
+        <w:drawing>
+          <wp:anchor behindDoc="0" distT="0" distB="0" distL="0" distR="0" simplePos="0" locked="0" layoutInCell="0" allowOverlap="1" relativeHeight="8">
+            <wp:simplePos x="0" y="0"/>
+            <wp:positionH relativeFrom="column">
+              <wp:align>center</wp:align>
+            </wp:positionH>
+            <wp:positionV relativeFrom="paragraph">
+              <wp:posOffset>635</wp:posOffset>
+            </wp:positionV>
+            <wp:extent cx="5662930" cy="6530975"/>
+            <wp:effectExtent l="0" t="0" r="0" b="0"/>
+            <wp:wrapSquare wrapText="largest"/>
+            <wp:docPr id="7" name="Изображение7"/>
+            <wp:cNvGraphicFramePr>
+              <a:graphicFrameLocks xmlns:a="http://schemas.openxmlformats.org/drawingml/2006/main" noChangeAspect="1"/>
+            </wp:cNvGraphicFramePr>
+            <a:graphic xmlns:a="http://schemas.openxmlformats.org/drawingml/2006/main">
+              <a:graphicData uri="http://schemas.openxmlformats.org/drawingml/2006/picture">
+                <pic:pic xmlns:pic="http://schemas.openxmlformats.org/drawingml/2006/picture">
+                  <pic:nvPicPr>
+                    <pic:cNvPr id="7" name="Изображение7"/>
+                    <pic:cNvPicPr>
+                      <a:picLocks noChangeAspect="1" noChangeArrowheads="1"/>
+                    </pic:cNvPicPr>
+                  </pic:nvPicPr>
+                  <pic:blipFill>
+                    <a:blip r:embed="rId8"/>
+                    <a:stretch>
+                      <a:fillRect/>
+                    </a:stretch>
+                  </pic:blipFill>
+                  <pic:spPr bwMode="auto">
+                    <a:xfrm>
+                      <a:off x="0" y="0"/>
+                      <a:ext cx="5662930" cy="6530975"/>
+                    </a:xfrm>
+                    <a:prstGeom prst="rect">
+                      <a:avLst/>
+                    </a:prstGeom>
+                    <a:noFill/>
+                  </pic:spPr>
+                </pic:pic>
+              </a:graphicData>
+            </a:graphic>
+          </wp:anchor>
+        </w:drawing>
+      </w:r>
     </w:p>
     <w:sectPr>
-      <w:footerReference w:type="even" r:id="rId8"/>
-      <w:footerReference w:type="default" r:id="rId9"/>
-      <w:footerReference w:type="first" r:id="rId10"/>
+      <w:footerReference w:type="even" r:id="rId9"/>
+      <w:footerReference w:type="default" r:id="rId10"/>
+      <w:footerReference w:type="first" r:id="rId11"/>
       <w:type w:val="nextPage"/>
       <w:pgSz w:w="11906" w:h="16838"/>
       <w:pgMar w:left="1134" w:right="1134" w:gutter="0" w:header="0" w:top="1134" w:footer="1134" w:bottom="1693"/>
@@ -6100,7 +6175,7 @@
     </w:r>
     <w:r>
       <w:rPr/>
-      <w:t>9</w:t>
+      <w:t>10</w:t>
     </w:r>
     <w:r>
       <w:rPr/>
@@ -6671,7 +6746,7 @@
     <w:pPr>
       <w:widowControl/>
       <w:suppressAutoHyphens w:val="true"/>
-      <w:overflowPunct w:val="false"/>
+      <w:overflowPunct w:val="true"/>
       <w:bidi w:val="0"/>
       <w:spacing w:before="0" w:after="0"/>
       <w:jc w:val="start"/>
@@ -6687,7 +6762,7 @@
   </w:style>
   <w:style w:type="paragraph" w:styleId="Heading3">
     <w:name w:val="heading 3"/>
-    <w:basedOn w:val="Style15"/>
+    <w:basedOn w:val="user2"/>
     <w:next w:val="BodyText"/>
     <w:qFormat/>
     <w:pPr>
@@ -6702,20 +6777,20 @@
       <w:szCs w:val="28"/>
     </w:rPr>
   </w:style>
-  <w:style w:type="character" w:styleId="Style13">
-    <w:name w:val="Символ нумерации"/>
+  <w:style w:type="character" w:styleId="user">
+    <w:name w:val="Символ нумерации (user)"/>
     <w:qFormat/>
     <w:rPr/>
   </w:style>
-  <w:style w:type="character" w:styleId="Style14">
-    <w:name w:val="Маркеры"/>
+  <w:style w:type="character" w:styleId="user1">
+    <w:name w:val="Маркеры (user)"/>
     <w:qFormat/>
     <w:rPr>
       <w:rFonts w:ascii="OpenSymbol" w:hAnsi="OpenSymbol" w:eastAsia="OpenSymbol" w:cs="OpenSymbol"/>
     </w:rPr>
   </w:style>
-  <w:style w:type="character" w:styleId="user">
-    <w:name w:val="Символ нумерации (user)"/>
+  <w:style w:type="character" w:styleId="Style13">
+    <w:name w:val="Символ нумерации"/>
     <w:qFormat/>
     <w:rPr/>
   </w:style>
@@ -6727,7 +6802,7 @@
       <w:bCs/>
     </w:rPr>
   </w:style>
-  <w:style w:type="paragraph" w:styleId="Style15">
+  <w:style w:type="paragraph" w:styleId="Style14">
     <w:name w:val="Заголовок"/>
     <w:basedOn w:val="Normal"/>
     <w:next w:val="BodyText"/>
@@ -6774,7 +6849,7 @@
       <w:szCs w:val="24"/>
     </w:rPr>
   </w:style>
-  <w:style w:type="paragraph" w:styleId="Style16">
+  <w:style w:type="paragraph" w:styleId="Style15">
     <w:name w:val="Указатель"/>
     <w:basedOn w:val="Normal"/>
     <w:qFormat/>
@@ -6785,7 +6860,7 @@
       <w:rFonts w:cs="Lucida Sans"/>
     </w:rPr>
   </w:style>
-  <w:style w:type="paragraph" w:styleId="user1">
+  <w:style w:type="paragraph" w:styleId="user2">
     <w:name w:val="Заголовок (user)"/>
     <w:basedOn w:val="Normal"/>
     <w:next w:val="BodyText"/>
@@ -6800,7 +6875,7 @@
       <w:szCs w:val="28"/>
     </w:rPr>
   </w:style>
-  <w:style w:type="paragraph" w:styleId="user2">
+  <w:style w:type="paragraph" w:styleId="user3">
     <w:name w:val="Указатель (user)"/>
     <w:basedOn w:val="Normal"/>
     <w:qFormat/>
@@ -6825,8 +6900,8 @@
       <w:szCs w:val="24"/>
     </w:rPr>
   </w:style>
-  <w:style w:type="paragraph" w:styleId="Style17">
-    <w:name w:val="Колонтитулы"/>
+  <w:style w:type="paragraph" w:styleId="user4">
+    <w:name w:val="Колонтитулы (user)"/>
     <w:basedOn w:val="Normal"/>
     <w:qFormat/>
     <w:pPr>
@@ -6839,8 +6914,8 @@
     </w:pPr>
     <w:rPr/>
   </w:style>
-  <w:style w:type="paragraph" w:styleId="user3">
-    <w:name w:val="Колонтитулы (user)"/>
+  <w:style w:type="paragraph" w:styleId="Style16">
+    <w:name w:val="Колонтитулы"/>
     <w:basedOn w:val="Normal"/>
     <w:qFormat/>
     <w:pPr/>
@@ -6848,14 +6923,14 @@
   </w:style>
   <w:style w:type="paragraph" w:styleId="Footer">
     <w:name w:val="footer"/>
-    <w:basedOn w:val="Style17"/>
+    <w:basedOn w:val="user4"/>
     <w:pPr>
       <w:suppressLineNumbers/>
     </w:pPr>
     <w:rPr/>
   </w:style>
-  <w:style w:type="paragraph" w:styleId="Style18">
-    <w:name w:val="Содержимое таблицы"/>
+  <w:style w:type="paragraph" w:styleId="user5">
+    <w:name w:val="Содержимое таблицы (user)"/>
     <w:basedOn w:val="Normal"/>
     <w:qFormat/>
     <w:pPr>
@@ -6864,9 +6939,9 @@
     </w:pPr>
     <w:rPr/>
   </w:style>
-  <w:style w:type="paragraph" w:styleId="Style19">
-    <w:name w:val="Заголовок таблицы"/>
-    <w:basedOn w:val="Style18"/>
+  <w:style w:type="paragraph" w:styleId="user6">
+    <w:name w:val="Заголовок таблицы (user)"/>
+    <w:basedOn w:val="user5"/>
     <w:qFormat/>
     <w:pPr>
       <w:suppressLineNumbers/>
@@ -6877,8 +6952,8 @@
       <w:bCs/>
     </w:rPr>
   </w:style>
-  <w:style w:type="paragraph" w:styleId="user4">
-    <w:name w:val="Содержимое таблицы (user)"/>
+  <w:style w:type="paragraph" w:styleId="Style17">
+    <w:name w:val="Содержимое таблицы"/>
     <w:basedOn w:val="Normal"/>
     <w:qFormat/>
     <w:pPr>
@@ -6887,9 +6962,9 @@
     </w:pPr>
     <w:rPr/>
   </w:style>
-  <w:style w:type="paragraph" w:styleId="user5">
-    <w:name w:val="Заголовок таблицы (user)"/>
-    <w:basedOn w:val="user4"/>
+  <w:style w:type="paragraph" w:styleId="Style18">
+    <w:name w:val="Заголовок таблицы"/>
+    <w:basedOn w:val="Style17"/>
     <w:qFormat/>
     <w:pPr>
       <w:suppressLineNumbers/>

--- a/Введение в ИТ/1_Лабораторные_работы/ЛР №7 по ВвИТ Кочкин БСТ2502.docx
+++ b/Введение в ИТ/1_Лабораторные_работы/ЛР №7 по ВвИТ Кочкин БСТ2502.docx
@@ -709,7 +709,7 @@
           </w:tcPr>
           <w:p>
             <w:pPr>
-              <w:pStyle w:val="user5"/>
+              <w:pStyle w:val="Style18"/>
               <w:bidi w:val="0"/>
               <w:jc w:val="center"/>
               <w:rPr>
@@ -737,7 +737,7 @@
           </w:tcPr>
           <w:p>
             <w:pPr>
-              <w:pStyle w:val="user5"/>
+              <w:pStyle w:val="Style18"/>
               <w:bidi w:val="0"/>
               <w:jc w:val="center"/>
               <w:rPr>
@@ -766,7 +766,7 @@
           </w:tcPr>
           <w:p>
             <w:pPr>
-              <w:pStyle w:val="user5"/>
+              <w:pStyle w:val="Style18"/>
               <w:bidi w:val="0"/>
               <w:jc w:val="center"/>
               <w:rPr>
@@ -796,7 +796,7 @@
           </w:tcPr>
           <w:p>
             <w:pPr>
-              <w:pStyle w:val="user5"/>
+              <w:pStyle w:val="Style18"/>
               <w:bidi w:val="0"/>
               <w:jc w:val="center"/>
               <w:rPr>
@@ -823,7 +823,7 @@
           </w:tcPr>
           <w:p>
             <w:pPr>
-              <w:pStyle w:val="user5"/>
+              <w:pStyle w:val="Style18"/>
               <w:bidi w:val="0"/>
               <w:jc w:val="center"/>
               <w:rPr>
@@ -851,7 +851,7 @@
           </w:tcPr>
           <w:p>
             <w:pPr>
-              <w:pStyle w:val="user5"/>
+              <w:pStyle w:val="Style18"/>
               <w:bidi w:val="0"/>
               <w:jc w:val="center"/>
               <w:rPr>
@@ -883,7 +883,7 @@
           </w:tcPr>
           <w:p>
             <w:pPr>
-              <w:pStyle w:val="user5"/>
+              <w:pStyle w:val="Style18"/>
               <w:bidi w:val="0"/>
               <w:jc w:val="center"/>
               <w:rPr>
@@ -910,7 +910,7 @@
           </w:tcPr>
           <w:p>
             <w:pPr>
-              <w:pStyle w:val="user5"/>
+              <w:pStyle w:val="Style18"/>
               <w:bidi w:val="0"/>
               <w:jc w:val="center"/>
               <w:rPr>
@@ -938,7 +938,7 @@
           </w:tcPr>
           <w:p>
             <w:pPr>
-              <w:pStyle w:val="user5"/>
+              <w:pStyle w:val="Style18"/>
               <w:bidi w:val="0"/>
               <w:jc w:val="center"/>
               <w:rPr>
@@ -1216,7 +1216,7 @@
       </w:pPr>
       <w:r>
         <w:drawing>
-          <wp:anchor behindDoc="0" distT="0" distB="0" distL="0" distR="0" simplePos="0" locked="0" layoutInCell="0" allowOverlap="1" relativeHeight="7">
+          <wp:anchor behindDoc="0" distT="0" distB="0" distL="0" distR="0" simplePos="0" locked="0" layoutInCell="0" allowOverlap="1" relativeHeight="8">
             <wp:simplePos x="0" y="0"/>
             <wp:positionH relativeFrom="column">
               <wp:align>center</wp:align>
@@ -1376,7 +1376,7 @@
           </w:tcPr>
           <w:p>
             <w:pPr>
-              <w:pStyle w:val="user5"/>
+              <w:pStyle w:val="Style18"/>
               <w:bidi w:val="0"/>
               <w:jc w:val="center"/>
               <w:rPr>
@@ -1404,7 +1404,7 @@
           </w:tcPr>
           <w:p>
             <w:pPr>
-              <w:pStyle w:val="user5"/>
+              <w:pStyle w:val="Style18"/>
               <w:bidi w:val="0"/>
               <w:jc w:val="center"/>
               <w:rPr>
@@ -1433,7 +1433,7 @@
           </w:tcPr>
           <w:p>
             <w:pPr>
-              <w:pStyle w:val="user5"/>
+              <w:pStyle w:val="Style18"/>
               <w:bidi w:val="0"/>
               <w:jc w:val="center"/>
               <w:rPr>
@@ -1463,7 +1463,7 @@
           </w:tcPr>
           <w:p>
             <w:pPr>
-              <w:pStyle w:val="user5"/>
+              <w:pStyle w:val="Style18"/>
               <w:bidi w:val="0"/>
               <w:jc w:val="center"/>
               <w:rPr>
@@ -1490,7 +1490,7 @@
           </w:tcPr>
           <w:p>
             <w:pPr>
-              <w:pStyle w:val="user5"/>
+              <w:pStyle w:val="Style18"/>
               <w:bidi w:val="0"/>
               <w:jc w:val="center"/>
               <w:rPr>
@@ -1518,7 +1518,7 @@
           </w:tcPr>
           <w:p>
             <w:pPr>
-              <w:pStyle w:val="user5"/>
+              <w:pStyle w:val="Style18"/>
               <w:bidi w:val="0"/>
               <w:jc w:val="center"/>
               <w:rPr>
@@ -1849,8 +1849,8 @@
       </w:tblPr>
       <w:tblGrid>
         <w:gridCol w:w="1376"/>
-        <w:gridCol w:w="1372"/>
-        <w:gridCol w:w="1382"/>
+        <w:gridCol w:w="1371"/>
+        <w:gridCol w:w="1383"/>
         <w:gridCol w:w="1377"/>
         <w:gridCol w:w="0"/>
         <w:gridCol w:w="1377"/>
@@ -1868,7 +1868,7 @@
           </w:tcPr>
           <w:p>
             <w:pPr>
-              <w:pStyle w:val="user5"/>
+              <w:pStyle w:val="Style18"/>
               <w:bidi w:val="0"/>
               <w:jc w:val="center"/>
               <w:rPr>
@@ -1909,7 +1909,7 @@
           </w:tcPr>
           <w:p>
             <w:pPr>
-              <w:pStyle w:val="user5"/>
+              <w:pStyle w:val="Style18"/>
               <w:bidi w:val="0"/>
               <w:jc w:val="center"/>
               <w:rPr>
@@ -1942,7 +1942,7 @@
           </w:tcPr>
           <w:p>
             <w:pPr>
-              <w:pStyle w:val="user5"/>
+              <w:pStyle w:val="Style18"/>
               <w:bidi w:val="0"/>
               <w:jc w:val="center"/>
               <w:rPr>
@@ -1988,13 +1988,13 @@
         </w:tc>
         <w:tc>
           <w:tcPr>
-            <w:tcW w:w="1372" w:type="dxa"/>
-            <w:tcBorders/>
-            <w:vAlign w:val="center"/>
-          </w:tcPr>
-          <w:p>
-            <w:pPr>
-              <w:pStyle w:val="user5"/>
+            <w:tcW w:w="1371" w:type="dxa"/>
+            <w:tcBorders/>
+            <w:vAlign w:val="center"/>
+          </w:tcPr>
+          <w:p>
+            <w:pPr>
+              <w:pStyle w:val="Style18"/>
               <w:bidi w:val="0"/>
               <w:jc w:val="center"/>
               <w:rPr>
@@ -2031,13 +2031,13 @@
         </w:tc>
         <w:tc>
           <w:tcPr>
-            <w:tcW w:w="1382" w:type="dxa"/>
-            <w:tcBorders/>
-            <w:vAlign w:val="center"/>
-          </w:tcPr>
-          <w:p>
-            <w:pPr>
-              <w:pStyle w:val="user5"/>
+            <w:tcW w:w="1383" w:type="dxa"/>
+            <w:tcBorders/>
+            <w:vAlign w:val="center"/>
+          </w:tcPr>
+          <w:p>
+            <w:pPr>
+              <w:pStyle w:val="Style18"/>
               <w:bidi w:val="0"/>
               <w:jc w:val="center"/>
               <w:rPr>
@@ -2081,7 +2081,7 @@
           </w:tcPr>
           <w:p>
             <w:pPr>
-              <w:pStyle w:val="user5"/>
+              <w:pStyle w:val="Style18"/>
               <w:bidi w:val="0"/>
               <w:jc w:val="center"/>
               <w:rPr>
@@ -2124,7 +2124,7 @@
           </w:tcPr>
           <w:p>
             <w:pPr>
-              <w:pStyle w:val="user5"/>
+              <w:pStyle w:val="Style18"/>
               <w:bidi w:val="0"/>
               <w:jc w:val="center"/>
               <w:rPr>
@@ -2167,7 +2167,7 @@
           </w:tcPr>
           <w:p>
             <w:pPr>
-              <w:pStyle w:val="user5"/>
+              <w:pStyle w:val="Style18"/>
               <w:bidi w:val="0"/>
               <w:jc w:val="center"/>
               <w:rPr>
@@ -2210,7 +2210,7 @@
           </w:tcPr>
           <w:p>
             <w:pPr>
-              <w:pStyle w:val="user5"/>
+              <w:pStyle w:val="Style18"/>
               <w:bidi w:val="0"/>
               <w:jc w:val="center"/>
               <w:rPr>
@@ -2256,7 +2256,7 @@
           </w:tcPr>
           <w:p>
             <w:pPr>
-              <w:pStyle w:val="user5"/>
+              <w:pStyle w:val="Style18"/>
               <w:bidi w:val="0"/>
               <w:jc w:val="center"/>
               <w:rPr>
@@ -2282,13 +2282,13 @@
         </w:tc>
         <w:tc>
           <w:tcPr>
-            <w:tcW w:w="1372" w:type="dxa"/>
-            <w:tcBorders/>
-            <w:vAlign w:val="center"/>
-          </w:tcPr>
-          <w:p>
-            <w:pPr>
-              <w:pStyle w:val="user5"/>
+            <w:tcW w:w="1371" w:type="dxa"/>
+            <w:tcBorders/>
+            <w:vAlign w:val="center"/>
+          </w:tcPr>
+          <w:p>
+            <w:pPr>
+              <w:pStyle w:val="Style18"/>
               <w:bidi w:val="0"/>
               <w:jc w:val="center"/>
               <w:rPr>
@@ -2316,13 +2316,13 @@
         </w:tc>
         <w:tc>
           <w:tcPr>
-            <w:tcW w:w="1382" w:type="dxa"/>
-            <w:tcBorders/>
-            <w:vAlign w:val="center"/>
-          </w:tcPr>
-          <w:p>
-            <w:pPr>
-              <w:pStyle w:val="user5"/>
+            <w:tcW w:w="1383" w:type="dxa"/>
+            <w:tcBorders/>
+            <w:vAlign w:val="center"/>
+          </w:tcPr>
+          <w:p>
+            <w:pPr>
+              <w:pStyle w:val="Style18"/>
               <w:bidi w:val="0"/>
               <w:jc w:val="center"/>
               <w:rPr>
@@ -2350,7 +2350,7 @@
           </w:tcPr>
           <w:p>
             <w:pPr>
-              <w:pStyle w:val="user5"/>
+              <w:pStyle w:val="Style18"/>
               <w:bidi w:val="0"/>
               <w:jc w:val="center"/>
               <w:rPr>
@@ -2377,7 +2377,7 @@
           </w:tcPr>
           <w:p>
             <w:pPr>
-              <w:pStyle w:val="user5"/>
+              <w:pStyle w:val="Style18"/>
               <w:bidi w:val="0"/>
               <w:jc w:val="center"/>
               <w:rPr>
@@ -2404,7 +2404,7 @@
           </w:tcPr>
           <w:p>
             <w:pPr>
-              <w:pStyle w:val="user5"/>
+              <w:pStyle w:val="Style18"/>
               <w:bidi w:val="0"/>
               <w:jc w:val="center"/>
               <w:rPr>
@@ -2431,7 +2431,7 @@
           </w:tcPr>
           <w:p>
             <w:pPr>
-              <w:pStyle w:val="user5"/>
+              <w:pStyle w:val="Style18"/>
               <w:bidi w:val="0"/>
               <w:jc w:val="center"/>
               <w:rPr>
@@ -2461,7 +2461,7 @@
           </w:tcPr>
           <w:p>
             <w:pPr>
-              <w:pStyle w:val="user5"/>
+              <w:pStyle w:val="Style18"/>
               <w:bidi w:val="0"/>
               <w:jc w:val="center"/>
               <w:rPr>
@@ -2487,13 +2487,13 @@
         </w:tc>
         <w:tc>
           <w:tcPr>
-            <w:tcW w:w="1372" w:type="dxa"/>
-            <w:tcBorders/>
-            <w:vAlign w:val="center"/>
-          </w:tcPr>
-          <w:p>
-            <w:pPr>
-              <w:pStyle w:val="user5"/>
+            <w:tcW w:w="1371" w:type="dxa"/>
+            <w:tcBorders/>
+            <w:vAlign w:val="center"/>
+          </w:tcPr>
+          <w:p>
+            <w:pPr>
+              <w:pStyle w:val="Style18"/>
               <w:bidi w:val="0"/>
               <w:jc w:val="center"/>
               <w:rPr>
@@ -2519,13 +2519,13 @@
         </w:tc>
         <w:tc>
           <w:tcPr>
-            <w:tcW w:w="1382" w:type="dxa"/>
-            <w:tcBorders/>
-            <w:vAlign w:val="center"/>
-          </w:tcPr>
-          <w:p>
-            <w:pPr>
-              <w:pStyle w:val="Style17"/>
+            <w:tcW w:w="1383" w:type="dxa"/>
+            <w:tcBorders/>
+            <w:vAlign w:val="center"/>
+          </w:tcPr>
+          <w:p>
+            <w:pPr>
+              <w:pStyle w:val="user4"/>
               <w:jc w:val="center"/>
               <w:rPr>
                 <w:sz w:val="28"/>
@@ -2552,7 +2552,7 @@
           </w:tcPr>
           <w:p>
             <w:pPr>
-              <w:pStyle w:val="Style17"/>
+              <w:pStyle w:val="user4"/>
               <w:jc w:val="center"/>
               <w:rPr>
                 <w:sz w:val="28"/>
@@ -2574,7 +2574,7 @@
           </w:tcPr>
           <w:p>
             <w:pPr>
-              <w:pStyle w:val="user5"/>
+              <w:pStyle w:val="Style18"/>
               <w:bidi w:val="0"/>
               <w:jc w:val="center"/>
               <w:rPr>
@@ -2606,7 +2606,7 @@
           </w:tcPr>
           <w:p>
             <w:pPr>
-              <w:pStyle w:val="user5"/>
+              <w:pStyle w:val="Style18"/>
               <w:bidi w:val="0"/>
               <w:jc w:val="center"/>
               <w:rPr>
@@ -2665,7 +2665,7 @@
           </w:tcPr>
           <w:p>
             <w:pPr>
-              <w:pStyle w:val="user5"/>
+              <w:pStyle w:val="Style18"/>
               <w:bidi w:val="0"/>
               <w:jc w:val="center"/>
               <w:rPr>
@@ -2702,7 +2702,7 @@
           </w:tcPr>
           <w:p>
             <w:pPr>
-              <w:pStyle w:val="user5"/>
+              <w:pStyle w:val="Style18"/>
               <w:bidi w:val="0"/>
               <w:jc w:val="center"/>
               <w:rPr>
@@ -2728,13 +2728,13 @@
         </w:tc>
         <w:tc>
           <w:tcPr>
-            <w:tcW w:w="1372" w:type="dxa"/>
-            <w:tcBorders/>
-            <w:vAlign w:val="center"/>
-          </w:tcPr>
-          <w:p>
-            <w:pPr>
-              <w:pStyle w:val="user5"/>
+            <w:tcW w:w="1371" w:type="dxa"/>
+            <w:tcBorders/>
+            <w:vAlign w:val="center"/>
+          </w:tcPr>
+          <w:p>
+            <w:pPr>
+              <w:pStyle w:val="Style18"/>
               <w:bidi w:val="0"/>
               <w:jc w:val="center"/>
               <w:rPr>
@@ -2760,13 +2760,13 @@
         </w:tc>
         <w:tc>
           <w:tcPr>
-            <w:tcW w:w="1382" w:type="dxa"/>
-            <w:tcBorders/>
-            <w:vAlign w:val="center"/>
-          </w:tcPr>
-          <w:p>
-            <w:pPr>
-              <w:pStyle w:val="Style17"/>
+            <w:tcW w:w="1383" w:type="dxa"/>
+            <w:tcBorders/>
+            <w:vAlign w:val="center"/>
+          </w:tcPr>
+          <w:p>
+            <w:pPr>
+              <w:pStyle w:val="user4"/>
               <w:jc w:val="center"/>
               <w:rPr>
                 <w:sz w:val="28"/>
@@ -2791,7 +2791,7 @@
           </w:tcPr>
           <w:p>
             <w:pPr>
-              <w:pStyle w:val="Style17"/>
+              <w:pStyle w:val="user4"/>
               <w:jc w:val="center"/>
               <w:rPr>
                 <w:sz w:val="28"/>
@@ -2813,7 +2813,7 @@
           </w:tcPr>
           <w:p>
             <w:pPr>
-              <w:pStyle w:val="user5"/>
+              <w:pStyle w:val="Style18"/>
               <w:bidi w:val="0"/>
               <w:jc w:val="center"/>
               <w:rPr>
@@ -2845,7 +2845,7 @@
           </w:tcPr>
           <w:p>
             <w:pPr>
-              <w:pStyle w:val="Style17"/>
+              <w:pStyle w:val="user4"/>
               <w:jc w:val="center"/>
               <w:rPr>
                 <w:sz w:val="28"/>
@@ -2874,7 +2874,7 @@
           </w:tcPr>
           <w:p>
             <w:pPr>
-              <w:pStyle w:val="Style17"/>
+              <w:pStyle w:val="user4"/>
               <w:jc w:val="center"/>
               <w:rPr>
                 <w:sz w:val="28"/>
@@ -2899,7 +2899,7 @@
           </w:tcPr>
           <w:p>
             <w:pPr>
-              <w:pStyle w:val="user5"/>
+              <w:pStyle w:val="Style18"/>
               <w:bidi w:val="0"/>
               <w:jc w:val="center"/>
               <w:rPr>
@@ -2925,13 +2925,13 @@
         </w:tc>
         <w:tc>
           <w:tcPr>
-            <w:tcW w:w="1372" w:type="dxa"/>
-            <w:tcBorders/>
-            <w:vAlign w:val="center"/>
-          </w:tcPr>
-          <w:p>
-            <w:pPr>
-              <w:pStyle w:val="user5"/>
+            <w:tcW w:w="1371" w:type="dxa"/>
+            <w:tcBorders/>
+            <w:vAlign w:val="center"/>
+          </w:tcPr>
+          <w:p>
+            <w:pPr>
+              <w:pStyle w:val="Style18"/>
               <w:bidi w:val="0"/>
               <w:jc w:val="center"/>
               <w:rPr>
@@ -2957,13 +2957,13 @@
         </w:tc>
         <w:tc>
           <w:tcPr>
-            <w:tcW w:w="1382" w:type="dxa"/>
-            <w:tcBorders/>
-            <w:vAlign w:val="center"/>
-          </w:tcPr>
-          <w:p>
-            <w:pPr>
-              <w:pStyle w:val="Style17"/>
+            <w:tcW w:w="1383" w:type="dxa"/>
+            <w:tcBorders/>
+            <w:vAlign w:val="center"/>
+          </w:tcPr>
+          <w:p>
+            <w:pPr>
+              <w:pStyle w:val="user4"/>
               <w:jc w:val="center"/>
               <w:rPr>
                 <w:sz w:val="28"/>
@@ -2988,7 +2988,7 @@
           </w:tcPr>
           <w:p>
             <w:pPr>
-              <w:pStyle w:val="Style17"/>
+              <w:pStyle w:val="user4"/>
               <w:jc w:val="center"/>
               <w:rPr>
                 <w:sz w:val="28"/>
@@ -3010,7 +3010,7 @@
           </w:tcPr>
           <w:p>
             <w:pPr>
-              <w:pStyle w:val="user5"/>
+              <w:pStyle w:val="Style18"/>
               <w:bidi w:val="0"/>
               <w:jc w:val="center"/>
               <w:rPr>
@@ -3042,7 +3042,7 @@
           </w:tcPr>
           <w:p>
             <w:pPr>
-              <w:pStyle w:val="Style17"/>
+              <w:pStyle w:val="user4"/>
               <w:jc w:val="center"/>
               <w:rPr>
                 <w:sz w:val="28"/>
@@ -3064,7 +3064,7 @@
           </w:tcPr>
           <w:p>
             <w:pPr>
-              <w:pStyle w:val="Style17"/>
+              <w:pStyle w:val="user4"/>
               <w:jc w:val="center"/>
               <w:rPr>
                 <w:sz w:val="28"/>
@@ -3089,7 +3089,7 @@
           </w:tcPr>
           <w:p>
             <w:pPr>
-              <w:pStyle w:val="user5"/>
+              <w:pStyle w:val="Style18"/>
               <w:bidi w:val="0"/>
               <w:jc w:val="center"/>
               <w:rPr>
@@ -3115,13 +3115,13 @@
         </w:tc>
         <w:tc>
           <w:tcPr>
-            <w:tcW w:w="1372" w:type="dxa"/>
-            <w:tcBorders/>
-            <w:vAlign w:val="center"/>
-          </w:tcPr>
-          <w:p>
-            <w:pPr>
-              <w:pStyle w:val="user5"/>
+            <w:tcW w:w="1371" w:type="dxa"/>
+            <w:tcBorders/>
+            <w:vAlign w:val="center"/>
+          </w:tcPr>
+          <w:p>
+            <w:pPr>
+              <w:pStyle w:val="Style18"/>
               <w:bidi w:val="0"/>
               <w:jc w:val="center"/>
               <w:rPr>
@@ -3147,13 +3147,13 @@
         </w:tc>
         <w:tc>
           <w:tcPr>
-            <w:tcW w:w="1382" w:type="dxa"/>
-            <w:tcBorders/>
-            <w:vAlign w:val="center"/>
-          </w:tcPr>
-          <w:p>
-            <w:pPr>
-              <w:pStyle w:val="Style17"/>
+            <w:tcW w:w="1383" w:type="dxa"/>
+            <w:tcBorders/>
+            <w:vAlign w:val="center"/>
+          </w:tcPr>
+          <w:p>
+            <w:pPr>
+              <w:pStyle w:val="user4"/>
               <w:jc w:val="center"/>
               <w:rPr>
                 <w:sz w:val="28"/>
@@ -3178,7 +3178,7 @@
           </w:tcPr>
           <w:p>
             <w:pPr>
-              <w:pStyle w:val="Style17"/>
+              <w:pStyle w:val="user4"/>
               <w:jc w:val="center"/>
               <w:rPr>
                 <w:sz w:val="28"/>
@@ -3200,7 +3200,7 @@
           </w:tcPr>
           <w:p>
             <w:pPr>
-              <w:pStyle w:val="user5"/>
+              <w:pStyle w:val="Style18"/>
               <w:bidi w:val="0"/>
               <w:jc w:val="center"/>
               <w:rPr>
@@ -3232,7 +3232,7 @@
           </w:tcPr>
           <w:p>
             <w:pPr>
-              <w:pStyle w:val="Style17"/>
+              <w:pStyle w:val="user4"/>
               <w:jc w:val="center"/>
               <w:rPr>
                 <w:sz w:val="28"/>
@@ -3254,7 +3254,7 @@
           </w:tcPr>
           <w:p>
             <w:pPr>
-              <w:pStyle w:val="Style17"/>
+              <w:pStyle w:val="user4"/>
               <w:jc w:val="center"/>
               <w:rPr>
                 <w:sz w:val="28"/>
@@ -3279,7 +3279,7 @@
           </w:tcPr>
           <w:p>
             <w:pPr>
-              <w:pStyle w:val="user5"/>
+              <w:pStyle w:val="Style18"/>
               <w:bidi w:val="0"/>
               <w:jc w:val="center"/>
               <w:rPr>
@@ -3305,13 +3305,13 @@
         </w:tc>
         <w:tc>
           <w:tcPr>
-            <w:tcW w:w="1372" w:type="dxa"/>
-            <w:tcBorders/>
-            <w:vAlign w:val="center"/>
-          </w:tcPr>
-          <w:p>
-            <w:pPr>
-              <w:pStyle w:val="user5"/>
+            <w:tcW w:w="1371" w:type="dxa"/>
+            <w:tcBorders/>
+            <w:vAlign w:val="center"/>
+          </w:tcPr>
+          <w:p>
+            <w:pPr>
+              <w:pStyle w:val="Style18"/>
               <w:bidi w:val="0"/>
               <w:jc w:val="center"/>
               <w:rPr>
@@ -3337,13 +3337,13 @@
         </w:tc>
         <w:tc>
           <w:tcPr>
-            <w:tcW w:w="1382" w:type="dxa"/>
-            <w:tcBorders/>
-            <w:vAlign w:val="center"/>
-          </w:tcPr>
-          <w:p>
-            <w:pPr>
-              <w:pStyle w:val="Style17"/>
+            <w:tcW w:w="1383" w:type="dxa"/>
+            <w:tcBorders/>
+            <w:vAlign w:val="center"/>
+          </w:tcPr>
+          <w:p>
+            <w:pPr>
+              <w:pStyle w:val="user4"/>
               <w:jc w:val="center"/>
               <w:rPr>
                 <w:sz w:val="28"/>
@@ -3368,7 +3368,7 @@
           </w:tcPr>
           <w:p>
             <w:pPr>
-              <w:pStyle w:val="Style17"/>
+              <w:pStyle w:val="user4"/>
               <w:jc w:val="center"/>
               <w:rPr>
                 <w:sz w:val="28"/>
@@ -3390,7 +3390,7 @@
           </w:tcPr>
           <w:p>
             <w:pPr>
-              <w:pStyle w:val="user5"/>
+              <w:pStyle w:val="Style18"/>
               <w:bidi w:val="0"/>
               <w:jc w:val="center"/>
               <w:rPr>
@@ -3422,7 +3422,7 @@
           </w:tcPr>
           <w:p>
             <w:pPr>
-              <w:pStyle w:val="Style17"/>
+              <w:pStyle w:val="user4"/>
               <w:jc w:val="center"/>
               <w:rPr>
                 <w:sz w:val="28"/>
@@ -3444,7 +3444,7 @@
           </w:tcPr>
           <w:p>
             <w:pPr>
-              <w:pStyle w:val="Style17"/>
+              <w:pStyle w:val="user4"/>
               <w:jc w:val="center"/>
               <w:rPr>
                 <w:sz w:val="28"/>
@@ -3469,7 +3469,7 @@
           </w:tcPr>
           <w:p>
             <w:pPr>
-              <w:pStyle w:val="user5"/>
+              <w:pStyle w:val="Style18"/>
               <w:bidi w:val="0"/>
               <w:jc w:val="center"/>
               <w:rPr>
@@ -3495,13 +3495,13 @@
         </w:tc>
         <w:tc>
           <w:tcPr>
-            <w:tcW w:w="1372" w:type="dxa"/>
-            <w:tcBorders/>
-            <w:vAlign w:val="center"/>
-          </w:tcPr>
-          <w:p>
-            <w:pPr>
-              <w:pStyle w:val="user5"/>
+            <w:tcW w:w="1371" w:type="dxa"/>
+            <w:tcBorders/>
+            <w:vAlign w:val="center"/>
+          </w:tcPr>
+          <w:p>
+            <w:pPr>
+              <w:pStyle w:val="Style18"/>
               <w:bidi w:val="0"/>
               <w:jc w:val="center"/>
               <w:rPr>
@@ -3527,13 +3527,13 @@
         </w:tc>
         <w:tc>
           <w:tcPr>
-            <w:tcW w:w="1382" w:type="dxa"/>
-            <w:tcBorders/>
-            <w:vAlign w:val="center"/>
-          </w:tcPr>
-          <w:p>
-            <w:pPr>
-              <w:pStyle w:val="Style17"/>
+            <w:tcW w:w="1383" w:type="dxa"/>
+            <w:tcBorders/>
+            <w:vAlign w:val="center"/>
+          </w:tcPr>
+          <w:p>
+            <w:pPr>
+              <w:pStyle w:val="user4"/>
               <w:jc w:val="center"/>
               <w:rPr>
                 <w:sz w:val="28"/>
@@ -3558,7 +3558,7 @@
           </w:tcPr>
           <w:p>
             <w:pPr>
-              <w:pStyle w:val="Style17"/>
+              <w:pStyle w:val="user4"/>
               <w:jc w:val="center"/>
               <w:rPr>
                 <w:sz w:val="28"/>
@@ -3580,7 +3580,7 @@
           </w:tcPr>
           <w:p>
             <w:pPr>
-              <w:pStyle w:val="user5"/>
+              <w:pStyle w:val="Style18"/>
               <w:bidi w:val="0"/>
               <w:jc w:val="center"/>
               <w:rPr>
@@ -3612,7 +3612,7 @@
           </w:tcPr>
           <w:p>
             <w:pPr>
-              <w:pStyle w:val="Style17"/>
+              <w:pStyle w:val="user4"/>
               <w:jc w:val="center"/>
               <w:rPr>
                 <w:sz w:val="28"/>
@@ -3634,7 +3634,7 @@
           </w:tcPr>
           <w:p>
             <w:pPr>
-              <w:pStyle w:val="Style17"/>
+              <w:pStyle w:val="user4"/>
               <w:jc w:val="center"/>
               <w:rPr>
                 <w:sz w:val="28"/>
@@ -3659,7 +3659,7 @@
           </w:tcPr>
           <w:p>
             <w:pPr>
-              <w:pStyle w:val="user5"/>
+              <w:pStyle w:val="Style18"/>
               <w:bidi w:val="0"/>
               <w:jc w:val="center"/>
               <w:rPr>
@@ -3685,13 +3685,13 @@
         </w:tc>
         <w:tc>
           <w:tcPr>
-            <w:tcW w:w="1372" w:type="dxa"/>
-            <w:tcBorders/>
-            <w:vAlign w:val="center"/>
-          </w:tcPr>
-          <w:p>
-            <w:pPr>
-              <w:pStyle w:val="user5"/>
+            <w:tcW w:w="1371" w:type="dxa"/>
+            <w:tcBorders/>
+            <w:vAlign w:val="center"/>
+          </w:tcPr>
+          <w:p>
+            <w:pPr>
+              <w:pStyle w:val="Style18"/>
               <w:bidi w:val="0"/>
               <w:jc w:val="center"/>
               <w:rPr>
@@ -3717,13 +3717,13 @@
         </w:tc>
         <w:tc>
           <w:tcPr>
-            <w:tcW w:w="1382" w:type="dxa"/>
-            <w:tcBorders/>
-            <w:vAlign w:val="center"/>
-          </w:tcPr>
-          <w:p>
-            <w:pPr>
-              <w:pStyle w:val="Style17"/>
+            <w:tcW w:w="1383" w:type="dxa"/>
+            <w:tcBorders/>
+            <w:vAlign w:val="center"/>
+          </w:tcPr>
+          <w:p>
+            <w:pPr>
+              <w:pStyle w:val="user4"/>
               <w:jc w:val="center"/>
               <w:rPr>
                 <w:sz w:val="28"/>
@@ -3748,7 +3748,7 @@
           </w:tcPr>
           <w:p>
             <w:pPr>
-              <w:pStyle w:val="Style17"/>
+              <w:pStyle w:val="user4"/>
               <w:jc w:val="center"/>
               <w:rPr>
                 <w:sz w:val="28"/>
@@ -3770,7 +3770,7 @@
           </w:tcPr>
           <w:p>
             <w:pPr>
-              <w:pStyle w:val="user5"/>
+              <w:pStyle w:val="Style18"/>
               <w:bidi w:val="0"/>
               <w:jc w:val="center"/>
               <w:rPr>
@@ -3802,7 +3802,7 @@
           </w:tcPr>
           <w:p>
             <w:pPr>
-              <w:pStyle w:val="Style17"/>
+              <w:pStyle w:val="user4"/>
               <w:jc w:val="center"/>
               <w:rPr>
                 <w:sz w:val="28"/>
@@ -3824,7 +3824,7 @@
           </w:tcPr>
           <w:p>
             <w:pPr>
-              <w:pStyle w:val="Style17"/>
+              <w:pStyle w:val="user4"/>
               <w:jc w:val="center"/>
               <w:rPr>
                 <w:sz w:val="28"/>
@@ -3849,7 +3849,7 @@
           </w:tcPr>
           <w:p>
             <w:pPr>
-              <w:pStyle w:val="user5"/>
+              <w:pStyle w:val="Style18"/>
               <w:bidi w:val="0"/>
               <w:jc w:val="center"/>
               <w:rPr>
@@ -3875,13 +3875,13 @@
         </w:tc>
         <w:tc>
           <w:tcPr>
-            <w:tcW w:w="1372" w:type="dxa"/>
-            <w:tcBorders/>
-            <w:vAlign w:val="center"/>
-          </w:tcPr>
-          <w:p>
-            <w:pPr>
-              <w:pStyle w:val="user5"/>
+            <w:tcW w:w="1371" w:type="dxa"/>
+            <w:tcBorders/>
+            <w:vAlign w:val="center"/>
+          </w:tcPr>
+          <w:p>
+            <w:pPr>
+              <w:pStyle w:val="Style18"/>
               <w:bidi w:val="0"/>
               <w:jc w:val="center"/>
               <w:rPr>
@@ -3907,13 +3907,13 @@
         </w:tc>
         <w:tc>
           <w:tcPr>
-            <w:tcW w:w="1382" w:type="dxa"/>
-            <w:tcBorders/>
-            <w:vAlign w:val="center"/>
-          </w:tcPr>
-          <w:p>
-            <w:pPr>
-              <w:pStyle w:val="Style17"/>
+            <w:tcW w:w="1383" w:type="dxa"/>
+            <w:tcBorders/>
+            <w:vAlign w:val="center"/>
+          </w:tcPr>
+          <w:p>
+            <w:pPr>
+              <w:pStyle w:val="user4"/>
               <w:jc w:val="center"/>
               <w:rPr>
                 <w:sz w:val="28"/>
@@ -3938,7 +3938,7 @@
           </w:tcPr>
           <w:p>
             <w:pPr>
-              <w:pStyle w:val="Style17"/>
+              <w:pStyle w:val="user4"/>
               <w:jc w:val="center"/>
               <w:rPr>
                 <w:sz w:val="28"/>
@@ -3960,7 +3960,7 @@
           </w:tcPr>
           <w:p>
             <w:pPr>
-              <w:pStyle w:val="user5"/>
+              <w:pStyle w:val="Style18"/>
               <w:bidi w:val="0"/>
               <w:jc w:val="center"/>
               <w:rPr>
@@ -3992,7 +3992,7 @@
           </w:tcPr>
           <w:p>
             <w:pPr>
-              <w:pStyle w:val="Style17"/>
+              <w:pStyle w:val="user4"/>
               <w:jc w:val="center"/>
               <w:rPr>
                 <w:sz w:val="28"/>
@@ -4014,7 +4014,7 @@
           </w:tcPr>
           <w:p>
             <w:pPr>
-              <w:pStyle w:val="Style17"/>
+              <w:pStyle w:val="user4"/>
               <w:jc w:val="center"/>
               <w:rPr>
                 <w:sz w:val="28"/>
@@ -4039,7 +4039,7 @@
           </w:tcPr>
           <w:p>
             <w:pPr>
-              <w:pStyle w:val="user5"/>
+              <w:pStyle w:val="Style18"/>
               <w:bidi w:val="0"/>
               <w:jc w:val="center"/>
               <w:rPr>
@@ -4065,13 +4065,13 @@
         </w:tc>
         <w:tc>
           <w:tcPr>
-            <w:tcW w:w="1372" w:type="dxa"/>
-            <w:tcBorders/>
-            <w:vAlign w:val="center"/>
-          </w:tcPr>
-          <w:p>
-            <w:pPr>
-              <w:pStyle w:val="user5"/>
+            <w:tcW w:w="1371" w:type="dxa"/>
+            <w:tcBorders/>
+            <w:vAlign w:val="center"/>
+          </w:tcPr>
+          <w:p>
+            <w:pPr>
+              <w:pStyle w:val="Style18"/>
               <w:bidi w:val="0"/>
               <w:jc w:val="center"/>
               <w:rPr>
@@ -4097,13 +4097,13 @@
         </w:tc>
         <w:tc>
           <w:tcPr>
-            <w:tcW w:w="1382" w:type="dxa"/>
-            <w:tcBorders/>
-            <w:vAlign w:val="center"/>
-          </w:tcPr>
-          <w:p>
-            <w:pPr>
-              <w:pStyle w:val="Style17"/>
+            <w:tcW w:w="1383" w:type="dxa"/>
+            <w:tcBorders/>
+            <w:vAlign w:val="center"/>
+          </w:tcPr>
+          <w:p>
+            <w:pPr>
+              <w:pStyle w:val="user4"/>
               <w:jc w:val="center"/>
               <w:rPr>
                 <w:sz w:val="28"/>
@@ -4128,7 +4128,7 @@
           </w:tcPr>
           <w:p>
             <w:pPr>
-              <w:pStyle w:val="Style17"/>
+              <w:pStyle w:val="user4"/>
               <w:jc w:val="center"/>
               <w:rPr>
                 <w:sz w:val="28"/>
@@ -4150,7 +4150,7 @@
           </w:tcPr>
           <w:p>
             <w:pPr>
-              <w:pStyle w:val="user5"/>
+              <w:pStyle w:val="Style18"/>
               <w:bidi w:val="0"/>
               <w:jc w:val="center"/>
               <w:rPr>
@@ -4182,7 +4182,7 @@
           </w:tcPr>
           <w:p>
             <w:pPr>
-              <w:pStyle w:val="Style17"/>
+              <w:pStyle w:val="user4"/>
               <w:jc w:val="center"/>
               <w:rPr>
                 <w:sz w:val="28"/>
@@ -4204,7 +4204,7 @@
           </w:tcPr>
           <w:p>
             <w:pPr>
-              <w:pStyle w:val="Style17"/>
+              <w:pStyle w:val="user4"/>
               <w:jc w:val="center"/>
               <w:rPr>
                 <w:sz w:val="28"/>
@@ -4229,7 +4229,7 @@
           </w:tcPr>
           <w:p>
             <w:pPr>
-              <w:pStyle w:val="user5"/>
+              <w:pStyle w:val="Style18"/>
               <w:bidi w:val="0"/>
               <w:jc w:val="center"/>
               <w:rPr>
@@ -4255,13 +4255,13 @@
         </w:tc>
         <w:tc>
           <w:tcPr>
-            <w:tcW w:w="1372" w:type="dxa"/>
-            <w:tcBorders/>
-            <w:vAlign w:val="center"/>
-          </w:tcPr>
-          <w:p>
-            <w:pPr>
-              <w:pStyle w:val="user5"/>
+            <w:tcW w:w="1371" w:type="dxa"/>
+            <w:tcBorders/>
+            <w:vAlign w:val="center"/>
+          </w:tcPr>
+          <w:p>
+            <w:pPr>
+              <w:pStyle w:val="Style18"/>
               <w:bidi w:val="0"/>
               <w:jc w:val="center"/>
               <w:rPr>
@@ -4287,13 +4287,13 @@
         </w:tc>
         <w:tc>
           <w:tcPr>
-            <w:tcW w:w="1382" w:type="dxa"/>
-            <w:tcBorders/>
-            <w:vAlign w:val="center"/>
-          </w:tcPr>
-          <w:p>
-            <w:pPr>
-              <w:pStyle w:val="Style17"/>
+            <w:tcW w:w="1383" w:type="dxa"/>
+            <w:tcBorders/>
+            <w:vAlign w:val="center"/>
+          </w:tcPr>
+          <w:p>
+            <w:pPr>
+              <w:pStyle w:val="user4"/>
               <w:jc w:val="center"/>
               <w:rPr>
                 <w:sz w:val="28"/>
@@ -4318,7 +4318,7 @@
           </w:tcPr>
           <w:p>
             <w:pPr>
-              <w:pStyle w:val="Style17"/>
+              <w:pStyle w:val="user4"/>
               <w:jc w:val="center"/>
               <w:rPr>
                 <w:sz w:val="28"/>
@@ -4340,7 +4340,7 @@
           </w:tcPr>
           <w:p>
             <w:pPr>
-              <w:pStyle w:val="user5"/>
+              <w:pStyle w:val="Style18"/>
               <w:bidi w:val="0"/>
               <w:jc w:val="center"/>
               <w:rPr>
@@ -4372,7 +4372,7 @@
           </w:tcPr>
           <w:p>
             <w:pPr>
-              <w:pStyle w:val="Style17"/>
+              <w:pStyle w:val="user4"/>
               <w:jc w:val="center"/>
               <w:rPr>
                 <w:sz w:val="28"/>
@@ -4394,7 +4394,7 @@
           </w:tcPr>
           <w:p>
             <w:pPr>
-              <w:pStyle w:val="Style17"/>
+              <w:pStyle w:val="user4"/>
               <w:jc w:val="center"/>
               <w:rPr>
                 <w:sz w:val="28"/>
@@ -4419,7 +4419,7 @@
           </w:tcPr>
           <w:p>
             <w:pPr>
-              <w:pStyle w:val="user5"/>
+              <w:pStyle w:val="Style18"/>
               <w:bidi w:val="0"/>
               <w:jc w:val="center"/>
               <w:rPr>
@@ -4445,13 +4445,13 @@
         </w:tc>
         <w:tc>
           <w:tcPr>
-            <w:tcW w:w="1372" w:type="dxa"/>
-            <w:tcBorders/>
-            <w:vAlign w:val="center"/>
-          </w:tcPr>
-          <w:p>
-            <w:pPr>
-              <w:pStyle w:val="user5"/>
+            <w:tcW w:w="1371" w:type="dxa"/>
+            <w:tcBorders/>
+            <w:vAlign w:val="center"/>
+          </w:tcPr>
+          <w:p>
+            <w:pPr>
+              <w:pStyle w:val="Style18"/>
               <w:bidi w:val="0"/>
               <w:jc w:val="center"/>
               <w:rPr>
@@ -4477,13 +4477,13 @@
         </w:tc>
         <w:tc>
           <w:tcPr>
-            <w:tcW w:w="1382" w:type="dxa"/>
-            <w:tcBorders/>
-            <w:vAlign w:val="center"/>
-          </w:tcPr>
-          <w:p>
-            <w:pPr>
-              <w:pStyle w:val="Style17"/>
+            <w:tcW w:w="1383" w:type="dxa"/>
+            <w:tcBorders/>
+            <w:vAlign w:val="center"/>
+          </w:tcPr>
+          <w:p>
+            <w:pPr>
+              <w:pStyle w:val="user4"/>
               <w:jc w:val="center"/>
               <w:rPr>
                 <w:sz w:val="28"/>
@@ -4508,7 +4508,7 @@
           </w:tcPr>
           <w:p>
             <w:pPr>
-              <w:pStyle w:val="Style17"/>
+              <w:pStyle w:val="user4"/>
               <w:jc w:val="center"/>
               <w:rPr>
                 <w:sz w:val="28"/>
@@ -4530,7 +4530,7 @@
           </w:tcPr>
           <w:p>
             <w:pPr>
-              <w:pStyle w:val="user5"/>
+              <w:pStyle w:val="Style18"/>
               <w:bidi w:val="0"/>
               <w:jc w:val="center"/>
               <w:rPr>
@@ -4562,7 +4562,7 @@
           </w:tcPr>
           <w:p>
             <w:pPr>
-              <w:pStyle w:val="Style17"/>
+              <w:pStyle w:val="user4"/>
               <w:jc w:val="center"/>
               <w:rPr>
                 <w:sz w:val="28"/>
@@ -4584,7 +4584,7 @@
           </w:tcPr>
           <w:p>
             <w:pPr>
-              <w:pStyle w:val="Style17"/>
+              <w:pStyle w:val="user4"/>
               <w:jc w:val="center"/>
               <w:rPr>
                 <w:sz w:val="28"/>
@@ -4609,7 +4609,7 @@
           </w:tcPr>
           <w:p>
             <w:pPr>
-              <w:pStyle w:val="user5"/>
+              <w:pStyle w:val="Style18"/>
               <w:bidi w:val="0"/>
               <w:jc w:val="center"/>
               <w:rPr>
@@ -4635,13 +4635,13 @@
         </w:tc>
         <w:tc>
           <w:tcPr>
-            <w:tcW w:w="1372" w:type="dxa"/>
-            <w:tcBorders/>
-            <w:vAlign w:val="center"/>
-          </w:tcPr>
-          <w:p>
-            <w:pPr>
-              <w:pStyle w:val="user5"/>
+            <w:tcW w:w="1371" w:type="dxa"/>
+            <w:tcBorders/>
+            <w:vAlign w:val="center"/>
+          </w:tcPr>
+          <w:p>
+            <w:pPr>
+              <w:pStyle w:val="Style18"/>
               <w:bidi w:val="0"/>
               <w:jc w:val="center"/>
               <w:rPr>
@@ -4667,13 +4667,13 @@
         </w:tc>
         <w:tc>
           <w:tcPr>
-            <w:tcW w:w="1382" w:type="dxa"/>
-            <w:tcBorders/>
-            <w:vAlign w:val="center"/>
-          </w:tcPr>
-          <w:p>
-            <w:pPr>
-              <w:pStyle w:val="Style17"/>
+            <w:tcW w:w="1383" w:type="dxa"/>
+            <w:tcBorders/>
+            <w:vAlign w:val="center"/>
+          </w:tcPr>
+          <w:p>
+            <w:pPr>
+              <w:pStyle w:val="user4"/>
               <w:jc w:val="center"/>
               <w:rPr>
                 <w:sz w:val="28"/>
@@ -4698,7 +4698,7 @@
           </w:tcPr>
           <w:p>
             <w:pPr>
-              <w:pStyle w:val="Style17"/>
+              <w:pStyle w:val="user4"/>
               <w:jc w:val="center"/>
               <w:rPr>
                 <w:sz w:val="28"/>
@@ -4720,7 +4720,7 @@
           </w:tcPr>
           <w:p>
             <w:pPr>
-              <w:pStyle w:val="user5"/>
+              <w:pStyle w:val="Style18"/>
               <w:bidi w:val="0"/>
               <w:jc w:val="center"/>
               <w:rPr>
@@ -4752,7 +4752,7 @@
           </w:tcPr>
           <w:p>
             <w:pPr>
-              <w:pStyle w:val="Style17"/>
+              <w:pStyle w:val="user4"/>
               <w:jc w:val="center"/>
               <w:rPr>
                 <w:sz w:val="28"/>
@@ -4774,7 +4774,7 @@
           </w:tcPr>
           <w:p>
             <w:pPr>
-              <w:pStyle w:val="Style17"/>
+              <w:pStyle w:val="user4"/>
               <w:jc w:val="center"/>
               <w:rPr>
                 <w:sz w:val="28"/>
@@ -4809,6 +4809,37 @@
           <w:sz w:val="28"/>
           <w:szCs w:val="28"/>
         </w:rPr>
+      </w:r>
+    </w:p>
+    <w:p>
+      <w:pPr>
+        <w:pStyle w:val="Normal"/>
+        <w:widowControl/>
+        <w:numPr>
+          <w:ilvl w:val="0"/>
+          <w:numId w:val="0"/>
+        </w:numPr>
+        <w:suppressAutoHyphens w:val="true"/>
+        <w:overflowPunct w:val="false"/>
+        <w:bidi w:val="0"/>
+        <w:jc w:val="start"/>
+        <w:rPr>
+          <w:b w:val="false"/>
+          <w:bCs w:val="false"/>
+          <w:sz w:val="28"/>
+          <w:szCs w:val="28"/>
+        </w:rPr>
+      </w:pPr>
+      <w:r>
+        <w:rPr>
+          <w:b w:val="false"/>
+          <w:bCs w:val="false"/>
+          <w:sz w:val="28"/>
+          <w:szCs w:val="28"/>
+        </w:rPr>
+      </w:r>
+      <w:r>
+        <w:br w:type="page"/>
       </w:r>
     </w:p>
     <w:p>
@@ -4840,7 +4871,12 @@
     <w:p>
       <w:pPr>
         <w:pStyle w:val="Normal"/>
+        <w:numPr>
+          <w:ilvl w:val="0"/>
+          <w:numId w:val="0"/>
+        </w:numPr>
         <w:bidi w:val="0"/>
+        <w:ind w:hanging="0" w:start="1080"/>
         <w:jc w:val="start"/>
         <w:rPr>
           <w:b w:val="false"/>
@@ -4853,7 +4889,7 @@
         <w:rPr/>
         <w:drawing>
           <wp:inline distT="0" distB="0" distL="0" distR="0">
-            <wp:extent cx="2781300" cy="4572635"/>
+            <wp:extent cx="2588895" cy="4286250"/>
             <wp:effectExtent l="0" t="0" r="0" b="0"/>
             <wp:docPr id="6" name="Изображение6"/>
             <wp:cNvGraphicFramePr>
@@ -4877,7 +4913,7 @@
                   <pic:spPr bwMode="auto">
                     <a:xfrm>
                       <a:off x="0" y="0"/>
-                      <a:ext cx="2781300" cy="4572635"/>
+                      <a:ext cx="2588895" cy="4286250"/>
                     </a:xfrm>
                     <a:prstGeom prst="rect">
                       <a:avLst/>
@@ -4897,19 +4933,107 @@
         <w:bidi w:val="0"/>
         <w:jc w:val="start"/>
         <w:rPr>
-          <w:b w:val="false"/>
-          <w:bCs w:val="false"/>
-          <w:sz w:val="28"/>
-          <w:szCs w:val="28"/>
-        </w:rPr>
-      </w:pPr>
-      <w:r>
-        <w:rPr>
-          <w:b w:val="false"/>
-          <w:bCs w:val="false"/>
-          <w:sz w:val="28"/>
-          <w:szCs w:val="28"/>
-        </w:rPr>
+          <w:b/>
+          <w:bCs/>
+          <w:sz w:val="28"/>
+          <w:szCs w:val="28"/>
+        </w:rPr>
+      </w:pPr>
+      <w:r>
+        <w:rPr>
+          <w:b/>
+          <w:bCs/>
+          <w:sz w:val="28"/>
+          <w:szCs w:val="28"/>
+        </w:rPr>
+        <w:drawing>
+          <wp:inline distT="0" distB="0" distL="0" distR="0">
+            <wp:extent cx="6068695" cy="4031615"/>
+            <wp:effectExtent l="0" t="0" r="0" b="0"/>
+            <wp:docPr id="7" name="Изображение8"/>
+            <wp:cNvGraphicFramePr>
+              <a:graphicFrameLocks xmlns:a="http://schemas.openxmlformats.org/drawingml/2006/main" noChangeAspect="1"/>
+            </wp:cNvGraphicFramePr>
+            <a:graphic xmlns:a="http://schemas.openxmlformats.org/drawingml/2006/main">
+              <a:graphicData uri="http://schemas.openxmlformats.org/drawingml/2006/picture">
+                <pic:pic xmlns:pic="http://schemas.openxmlformats.org/drawingml/2006/picture">
+                  <pic:nvPicPr>
+                    <pic:cNvPr id="7" name="Изображение8"/>
+                    <pic:cNvPicPr>
+                      <a:picLocks noChangeAspect="1" noChangeArrowheads="1"/>
+                    </pic:cNvPicPr>
+                  </pic:nvPicPr>
+                  <pic:blipFill>
+                    <a:blip r:embed="rId8"/>
+                    <a:stretch>
+                      <a:fillRect/>
+                    </a:stretch>
+                  </pic:blipFill>
+                  <pic:spPr bwMode="auto">
+                    <a:xfrm>
+                      <a:off x="0" y="0"/>
+                      <a:ext cx="6068695" cy="4031615"/>
+                    </a:xfrm>
+                    <a:prstGeom prst="rect">
+                      <a:avLst/>
+                    </a:prstGeom>
+                    <a:noFill/>
+                  </pic:spPr>
+                </pic:pic>
+              </a:graphicData>
+            </a:graphic>
+          </wp:inline>
+        </w:drawing>
+      </w:r>
+    </w:p>
+    <w:p>
+      <w:pPr>
+        <w:pStyle w:val="Normal"/>
+        <w:bidi w:val="0"/>
+        <w:jc w:val="center"/>
+        <w:rPr>
+          <w:sz w:val="28"/>
+          <w:szCs w:val="28"/>
+        </w:rPr>
+      </w:pPr>
+      <w:r>
+        <w:rPr>
+          <w:b w:val="false"/>
+          <w:bCs w:val="false"/>
+          <w:sz w:val="28"/>
+          <w:szCs w:val="28"/>
+        </w:rPr>
+        <w:t xml:space="preserve">Рисунок </w:t>
+      </w:r>
+      <w:r>
+        <w:rPr>
+          <w:b w:val="false"/>
+          <w:bCs w:val="false"/>
+          <w:sz w:val="28"/>
+          <w:szCs w:val="28"/>
+        </w:rPr>
+        <w:t>7</w:t>
+      </w:r>
+      <w:r>
+        <w:rPr>
+          <w:b w:val="false"/>
+          <w:bCs w:val="false"/>
+          <w:sz w:val="28"/>
+          <w:szCs w:val="28"/>
+        </w:rPr>
+        <w:t xml:space="preserve">. </w:t>
+      </w:r>
+      <w:r>
+        <w:rPr>
+          <w:b w:val="false"/>
+          <w:bCs w:val="false"/>
+          <w:sz w:val="28"/>
+          <w:szCs w:val="28"/>
+        </w:rPr>
+        <w:t>График индивидуального задания</w:t>
+      </w:r>
+      <w:r>
+        <w:br w:type="page"/>
       </w:r>
     </w:p>
     <w:p>
@@ -5425,8 +5549,8 @@
       <w:tblGrid>
         <w:gridCol w:w="2409"/>
         <w:gridCol w:w="2408"/>
-        <w:gridCol w:w="2408"/>
-        <w:gridCol w:w="2864"/>
+        <w:gridCol w:w="2407"/>
+        <w:gridCol w:w="2865"/>
       </w:tblGrid>
       <w:tr>
         <w:trPr/>
@@ -5442,7 +5566,7 @@
           </w:tcPr>
           <w:p>
             <w:pPr>
-              <w:pStyle w:val="user5"/>
+              <w:pStyle w:val="Style18"/>
               <w:jc w:val="center"/>
               <w:rPr>
                 <w:sz w:val="28"/>
@@ -5469,7 +5593,7 @@
           </w:tcPr>
           <w:p>
             <w:pPr>
-              <w:pStyle w:val="user5"/>
+              <w:pStyle w:val="Style18"/>
               <w:jc w:val="center"/>
               <w:rPr>
                 <w:b/>
@@ -5491,7 +5615,7 @@
         </w:tc>
         <w:tc>
           <w:tcPr>
-            <w:tcW w:w="2408" w:type="dxa"/>
+            <w:tcW w:w="2407" w:type="dxa"/>
             <w:tcBorders>
               <w:top w:val="single" w:sz="4" w:space="0" w:color="000000"/>
               <w:start w:val="single" w:sz="4" w:space="0" w:color="000000"/>
@@ -5501,7 +5625,7 @@
           </w:tcPr>
           <w:p>
             <w:pPr>
-              <w:pStyle w:val="user5"/>
+              <w:pStyle w:val="Style18"/>
               <w:jc w:val="center"/>
               <w:rPr>
                 <w:b/>
@@ -5523,7 +5647,7 @@
         </w:tc>
         <w:tc>
           <w:tcPr>
-            <w:tcW w:w="2864" w:type="dxa"/>
+            <w:tcW w:w="2865" w:type="dxa"/>
             <w:tcBorders>
               <w:top w:val="single" w:sz="4" w:space="0" w:color="000000"/>
               <w:start w:val="single" w:sz="4" w:space="0" w:color="000000"/>
@@ -5534,7 +5658,7 @@
           </w:tcPr>
           <w:p>
             <w:pPr>
-              <w:pStyle w:val="user5"/>
+              <w:pStyle w:val="Style18"/>
               <w:jc w:val="center"/>
               <w:rPr>
                 <w:b/>
@@ -5568,7 +5692,7 @@
           </w:tcPr>
           <w:p>
             <w:pPr>
-              <w:pStyle w:val="user5"/>
+              <w:pStyle w:val="Style18"/>
               <w:jc w:val="start"/>
               <w:rPr>
                 <w:b/>
@@ -5599,7 +5723,7 @@
           </w:tcPr>
           <w:p>
             <w:pPr>
-              <w:pStyle w:val="user5"/>
+              <w:pStyle w:val="Style18"/>
               <w:jc w:val="center"/>
               <w:rPr>
                 <w:sz w:val="28"/>
@@ -5612,6 +5736,95 @@
                 <w:szCs w:val="28"/>
               </w:rPr>
               <w:t>Высокая</w:t>
+            </w:r>
+          </w:p>
+        </w:tc>
+        <w:tc>
+          <w:tcPr>
+            <w:tcW w:w="2407" w:type="dxa"/>
+            <w:tcBorders>
+              <w:start w:val="single" w:sz="4" w:space="0" w:color="000000"/>
+              <w:bottom w:val="single" w:sz="4" w:space="0" w:color="000000"/>
+            </w:tcBorders>
+            <w:vAlign w:val="center"/>
+          </w:tcPr>
+          <w:p>
+            <w:pPr>
+              <w:pStyle w:val="Style18"/>
+              <w:jc w:val="center"/>
+              <w:rPr>
+                <w:sz w:val="28"/>
+                <w:szCs w:val="28"/>
+              </w:rPr>
+            </w:pPr>
+            <w:r>
+              <w:rPr>
+                <w:sz w:val="28"/>
+                <w:szCs w:val="28"/>
+              </w:rPr>
+              <w:t>Высокая</w:t>
+            </w:r>
+          </w:p>
+        </w:tc>
+        <w:tc>
+          <w:tcPr>
+            <w:tcW w:w="2865" w:type="dxa"/>
+            <w:tcBorders>
+              <w:start w:val="single" w:sz="4" w:space="0" w:color="000000"/>
+              <w:bottom w:val="single" w:sz="4" w:space="0" w:color="000000"/>
+              <w:end w:val="single" w:sz="4" w:space="0" w:color="000000"/>
+            </w:tcBorders>
+            <w:vAlign w:val="center"/>
+          </w:tcPr>
+          <w:p>
+            <w:pPr>
+              <w:pStyle w:val="Style18"/>
+              <w:jc w:val="center"/>
+              <w:rPr>
+                <w:sz w:val="28"/>
+                <w:szCs w:val="28"/>
+              </w:rPr>
+            </w:pPr>
+            <w:r>
+              <w:rPr>
+                <w:sz w:val="28"/>
+                <w:szCs w:val="28"/>
+              </w:rPr>
+              <w:t>Высокая</w:t>
+            </w:r>
+          </w:p>
+        </w:tc>
+      </w:tr>
+      <w:tr>
+        <w:trPr/>
+        <w:tc>
+          <w:tcPr>
+            <w:tcW w:w="2409" w:type="dxa"/>
+            <w:tcBorders>
+              <w:start w:val="single" w:sz="4" w:space="0" w:color="000000"/>
+              <w:bottom w:val="single" w:sz="4" w:space="0" w:color="000000"/>
+            </w:tcBorders>
+            <w:vAlign w:val="center"/>
+          </w:tcPr>
+          <w:p>
+            <w:pPr>
+              <w:pStyle w:val="Style18"/>
+              <w:jc w:val="start"/>
+              <w:rPr>
+                <w:b/>
+                <w:bCs/>
+                <w:sz w:val="28"/>
+                <w:szCs w:val="28"/>
+              </w:rPr>
+            </w:pPr>
+            <w:r>
+              <w:rPr>
+                <w:b/>
+                <w:bCs/>
+                <w:sz w:val="28"/>
+                <w:szCs w:val="28"/>
+              </w:rPr>
+              <w:t>Устойчивость к дроблениям</w:t>
             </w:r>
           </w:p>
         </w:tc>
@@ -5626,25 +5839,52 @@
           </w:tcPr>
           <w:p>
             <w:pPr>
-              <w:pStyle w:val="user5"/>
-              <w:jc w:val="center"/>
-              <w:rPr>
-                <w:sz w:val="28"/>
-                <w:szCs w:val="28"/>
-              </w:rPr>
-            </w:pPr>
-            <w:r>
-              <w:rPr>
-                <w:sz w:val="28"/>
-                <w:szCs w:val="28"/>
-              </w:rPr>
-              <w:t>Высокая</w:t>
-            </w:r>
-          </w:p>
-        </w:tc>
-        <w:tc>
-          <w:tcPr>
-            <w:tcW w:w="2864" w:type="dxa"/>
+              <w:pStyle w:val="Style18"/>
+              <w:jc w:val="center"/>
+              <w:rPr>
+                <w:sz w:val="28"/>
+                <w:szCs w:val="28"/>
+              </w:rPr>
+            </w:pPr>
+            <w:r>
+              <w:rPr>
+                <w:sz w:val="28"/>
+                <w:szCs w:val="28"/>
+              </w:rPr>
+              <w:t>Низкая</w:t>
+            </w:r>
+          </w:p>
+        </w:tc>
+        <w:tc>
+          <w:tcPr>
+            <w:tcW w:w="2407" w:type="dxa"/>
+            <w:tcBorders>
+              <w:start w:val="single" w:sz="4" w:space="0" w:color="000000"/>
+              <w:bottom w:val="single" w:sz="4" w:space="0" w:color="000000"/>
+            </w:tcBorders>
+            <w:vAlign w:val="center"/>
+          </w:tcPr>
+          <w:p>
+            <w:pPr>
+              <w:pStyle w:val="Style18"/>
+              <w:jc w:val="center"/>
+              <w:rPr>
+                <w:sz w:val="28"/>
+                <w:szCs w:val="28"/>
+              </w:rPr>
+            </w:pPr>
+            <w:r>
+              <w:rPr>
+                <w:sz w:val="28"/>
+                <w:szCs w:val="28"/>
+              </w:rPr>
+              <w:t>Средняя</w:t>
+            </w:r>
+          </w:p>
+        </w:tc>
+        <w:tc>
+          <w:tcPr>
+            <w:tcW w:w="2865" w:type="dxa"/>
             <w:tcBorders>
               <w:start w:val="single" w:sz="4" w:space="0" w:color="000000"/>
               <w:bottom w:val="single" w:sz="4" w:space="0" w:color="000000"/>
@@ -5654,7 +5894,7 @@
           </w:tcPr>
           <w:p>
             <w:pPr>
-              <w:pStyle w:val="user5"/>
+              <w:pStyle w:val="Style18"/>
               <w:jc w:val="center"/>
               <w:rPr>
                 <w:sz w:val="28"/>
@@ -5684,7 +5924,7 @@
           </w:tcPr>
           <w:p>
             <w:pPr>
-              <w:pStyle w:val="user5"/>
+              <w:pStyle w:val="Style18"/>
               <w:jc w:val="start"/>
               <w:rPr>
                 <w:b/>
@@ -5700,7 +5940,7 @@
                 <w:sz w:val="28"/>
                 <w:szCs w:val="28"/>
               </w:rPr>
-              <w:t>Устойчивость к дроблениям</w:t>
+              <w:t>Сложность реализации</w:t>
             </w:r>
           </w:p>
         </w:tc>
@@ -5715,7 +5955,7 @@
           </w:tcPr>
           <w:p>
             <w:pPr>
-              <w:pStyle w:val="user5"/>
+              <w:pStyle w:val="Style18"/>
               <w:jc w:val="center"/>
               <w:rPr>
                 <w:sz w:val="28"/>
@@ -5728,6 +5968,95 @@
                 <w:szCs w:val="28"/>
               </w:rPr>
               <w:t>Низкая</w:t>
+            </w:r>
+          </w:p>
+        </w:tc>
+        <w:tc>
+          <w:tcPr>
+            <w:tcW w:w="2407" w:type="dxa"/>
+            <w:tcBorders>
+              <w:start w:val="single" w:sz="4" w:space="0" w:color="000000"/>
+              <w:bottom w:val="single" w:sz="4" w:space="0" w:color="000000"/>
+            </w:tcBorders>
+            <w:vAlign w:val="center"/>
+          </w:tcPr>
+          <w:p>
+            <w:pPr>
+              <w:pStyle w:val="Style18"/>
+              <w:jc w:val="center"/>
+              <w:rPr>
+                <w:sz w:val="28"/>
+                <w:szCs w:val="28"/>
+              </w:rPr>
+            </w:pPr>
+            <w:r>
+              <w:rPr>
+                <w:sz w:val="28"/>
+                <w:szCs w:val="28"/>
+              </w:rPr>
+              <w:t>Средняя</w:t>
+            </w:r>
+          </w:p>
+        </w:tc>
+        <w:tc>
+          <w:tcPr>
+            <w:tcW w:w="2865" w:type="dxa"/>
+            <w:tcBorders>
+              <w:start w:val="single" w:sz="4" w:space="0" w:color="000000"/>
+              <w:bottom w:val="single" w:sz="4" w:space="0" w:color="000000"/>
+              <w:end w:val="single" w:sz="4" w:space="0" w:color="000000"/>
+            </w:tcBorders>
+            <w:vAlign w:val="center"/>
+          </w:tcPr>
+          <w:p>
+            <w:pPr>
+              <w:pStyle w:val="Style18"/>
+              <w:jc w:val="center"/>
+              <w:rPr>
+                <w:sz w:val="28"/>
+                <w:szCs w:val="28"/>
+              </w:rPr>
+            </w:pPr>
+            <w:r>
+              <w:rPr>
+                <w:sz w:val="28"/>
+                <w:szCs w:val="28"/>
+              </w:rPr>
+              <w:t>Высокая</w:t>
+            </w:r>
+          </w:p>
+        </w:tc>
+      </w:tr>
+      <w:tr>
+        <w:trPr/>
+        <w:tc>
+          <w:tcPr>
+            <w:tcW w:w="2409" w:type="dxa"/>
+            <w:tcBorders>
+              <w:start w:val="single" w:sz="4" w:space="0" w:color="000000"/>
+              <w:bottom w:val="single" w:sz="4" w:space="0" w:color="000000"/>
+            </w:tcBorders>
+            <w:vAlign w:val="center"/>
+          </w:tcPr>
+          <w:p>
+            <w:pPr>
+              <w:pStyle w:val="Style18"/>
+              <w:jc w:val="start"/>
+              <w:rPr>
+                <w:b/>
+                <w:bCs/>
+                <w:sz w:val="28"/>
+                <w:szCs w:val="28"/>
+              </w:rPr>
+            </w:pPr>
+            <w:r>
+              <w:rPr>
+                <w:b/>
+                <w:bCs/>
+                <w:sz w:val="28"/>
+                <w:szCs w:val="28"/>
+              </w:rPr>
+              <w:t>Применение</w:t>
             </w:r>
           </w:p>
         </w:tc>
@@ -5742,25 +6071,52 @@
           </w:tcPr>
           <w:p>
             <w:pPr>
-              <w:pStyle w:val="user5"/>
-              <w:jc w:val="center"/>
-              <w:rPr>
-                <w:sz w:val="28"/>
-                <w:szCs w:val="28"/>
-              </w:rPr>
-            </w:pPr>
-            <w:r>
-              <w:rPr>
-                <w:sz w:val="28"/>
-                <w:szCs w:val="28"/>
-              </w:rPr>
-              <w:t>Средняя</w:t>
-            </w:r>
-          </w:p>
-        </w:tc>
-        <w:tc>
-          <w:tcPr>
-            <w:tcW w:w="2864" w:type="dxa"/>
+              <w:pStyle w:val="Style18"/>
+              <w:jc w:val="center"/>
+              <w:rPr>
+                <w:sz w:val="28"/>
+                <w:szCs w:val="28"/>
+              </w:rPr>
+            </w:pPr>
+            <w:r>
+              <w:rPr>
+                <w:sz w:val="28"/>
+                <w:szCs w:val="28"/>
+              </w:rPr>
+              <w:t>При краевых искажениях</w:t>
+            </w:r>
+          </w:p>
+        </w:tc>
+        <w:tc>
+          <w:tcPr>
+            <w:tcW w:w="2407" w:type="dxa"/>
+            <w:tcBorders>
+              <w:start w:val="single" w:sz="4" w:space="0" w:color="000000"/>
+              <w:bottom w:val="single" w:sz="4" w:space="0" w:color="000000"/>
+            </w:tcBorders>
+            <w:vAlign w:val="center"/>
+          </w:tcPr>
+          <w:p>
+            <w:pPr>
+              <w:pStyle w:val="Style18"/>
+              <w:jc w:val="center"/>
+              <w:rPr>
+                <w:sz w:val="28"/>
+                <w:szCs w:val="28"/>
+              </w:rPr>
+            </w:pPr>
+            <w:r>
+              <w:rPr>
+                <w:sz w:val="28"/>
+                <w:szCs w:val="28"/>
+              </w:rPr>
+              <w:t>При дроблениях</w:t>
+            </w:r>
+          </w:p>
+        </w:tc>
+        <w:tc>
+          <w:tcPr>
+            <w:tcW w:w="2865" w:type="dxa"/>
             <w:tcBorders>
               <w:start w:val="single" w:sz="4" w:space="0" w:color="000000"/>
               <w:bottom w:val="single" w:sz="4" w:space="0" w:color="000000"/>
@@ -5770,239 +6126,7 @@
           </w:tcPr>
           <w:p>
             <w:pPr>
-              <w:pStyle w:val="user5"/>
-              <w:jc w:val="center"/>
-              <w:rPr>
-                <w:sz w:val="28"/>
-                <w:szCs w:val="28"/>
-              </w:rPr>
-            </w:pPr>
-            <w:r>
-              <w:rPr>
-                <w:sz w:val="28"/>
-                <w:szCs w:val="28"/>
-              </w:rPr>
-              <w:t>Высокая</w:t>
-            </w:r>
-          </w:p>
-        </w:tc>
-      </w:tr>
-      <w:tr>
-        <w:trPr/>
-        <w:tc>
-          <w:tcPr>
-            <w:tcW w:w="2409" w:type="dxa"/>
-            <w:tcBorders>
-              <w:start w:val="single" w:sz="4" w:space="0" w:color="000000"/>
-              <w:bottom w:val="single" w:sz="4" w:space="0" w:color="000000"/>
-            </w:tcBorders>
-            <w:vAlign w:val="center"/>
-          </w:tcPr>
-          <w:p>
-            <w:pPr>
-              <w:pStyle w:val="user5"/>
-              <w:jc w:val="start"/>
-              <w:rPr>
-                <w:b/>
-                <w:bCs/>
-                <w:sz w:val="28"/>
-                <w:szCs w:val="28"/>
-              </w:rPr>
-            </w:pPr>
-            <w:r>
-              <w:rPr>
-                <w:b/>
-                <w:bCs/>
-                <w:sz w:val="28"/>
-                <w:szCs w:val="28"/>
-              </w:rPr>
-              <w:t>Сложность реализации</w:t>
-            </w:r>
-          </w:p>
-        </w:tc>
-        <w:tc>
-          <w:tcPr>
-            <w:tcW w:w="2408" w:type="dxa"/>
-            <w:tcBorders>
-              <w:start w:val="single" w:sz="4" w:space="0" w:color="000000"/>
-              <w:bottom w:val="single" w:sz="4" w:space="0" w:color="000000"/>
-            </w:tcBorders>
-            <w:vAlign w:val="center"/>
-          </w:tcPr>
-          <w:p>
-            <w:pPr>
-              <w:pStyle w:val="user5"/>
-              <w:jc w:val="center"/>
-              <w:rPr>
-                <w:sz w:val="28"/>
-                <w:szCs w:val="28"/>
-              </w:rPr>
-            </w:pPr>
-            <w:r>
-              <w:rPr>
-                <w:sz w:val="28"/>
-                <w:szCs w:val="28"/>
-              </w:rPr>
-              <w:t>Низкая</w:t>
-            </w:r>
-          </w:p>
-        </w:tc>
-        <w:tc>
-          <w:tcPr>
-            <w:tcW w:w="2408" w:type="dxa"/>
-            <w:tcBorders>
-              <w:start w:val="single" w:sz="4" w:space="0" w:color="000000"/>
-              <w:bottom w:val="single" w:sz="4" w:space="0" w:color="000000"/>
-            </w:tcBorders>
-            <w:vAlign w:val="center"/>
-          </w:tcPr>
-          <w:p>
-            <w:pPr>
-              <w:pStyle w:val="user5"/>
-              <w:jc w:val="center"/>
-              <w:rPr>
-                <w:sz w:val="28"/>
-                <w:szCs w:val="28"/>
-              </w:rPr>
-            </w:pPr>
-            <w:r>
-              <w:rPr>
-                <w:sz w:val="28"/>
-                <w:szCs w:val="28"/>
-              </w:rPr>
-              <w:t>Средняя</w:t>
-            </w:r>
-          </w:p>
-        </w:tc>
-        <w:tc>
-          <w:tcPr>
-            <w:tcW w:w="2864" w:type="dxa"/>
-            <w:tcBorders>
-              <w:start w:val="single" w:sz="4" w:space="0" w:color="000000"/>
-              <w:bottom w:val="single" w:sz="4" w:space="0" w:color="000000"/>
-              <w:end w:val="single" w:sz="4" w:space="0" w:color="000000"/>
-            </w:tcBorders>
-            <w:vAlign w:val="center"/>
-          </w:tcPr>
-          <w:p>
-            <w:pPr>
-              <w:pStyle w:val="user5"/>
-              <w:jc w:val="center"/>
-              <w:rPr>
-                <w:sz w:val="28"/>
-                <w:szCs w:val="28"/>
-              </w:rPr>
-            </w:pPr>
-            <w:r>
-              <w:rPr>
-                <w:sz w:val="28"/>
-                <w:szCs w:val="28"/>
-              </w:rPr>
-              <w:t>Высокая</w:t>
-            </w:r>
-          </w:p>
-        </w:tc>
-      </w:tr>
-      <w:tr>
-        <w:trPr/>
-        <w:tc>
-          <w:tcPr>
-            <w:tcW w:w="2409" w:type="dxa"/>
-            <w:tcBorders>
-              <w:start w:val="single" w:sz="4" w:space="0" w:color="000000"/>
-              <w:bottom w:val="single" w:sz="4" w:space="0" w:color="000000"/>
-            </w:tcBorders>
-            <w:vAlign w:val="center"/>
-          </w:tcPr>
-          <w:p>
-            <w:pPr>
-              <w:pStyle w:val="user5"/>
-              <w:jc w:val="start"/>
-              <w:rPr>
-                <w:b/>
-                <w:bCs/>
-                <w:sz w:val="28"/>
-                <w:szCs w:val="28"/>
-              </w:rPr>
-            </w:pPr>
-            <w:r>
-              <w:rPr>
-                <w:b/>
-                <w:bCs/>
-                <w:sz w:val="28"/>
-                <w:szCs w:val="28"/>
-              </w:rPr>
-              <w:t>Применение</w:t>
-            </w:r>
-          </w:p>
-        </w:tc>
-        <w:tc>
-          <w:tcPr>
-            <w:tcW w:w="2408" w:type="dxa"/>
-            <w:tcBorders>
-              <w:start w:val="single" w:sz="4" w:space="0" w:color="000000"/>
-              <w:bottom w:val="single" w:sz="4" w:space="0" w:color="000000"/>
-            </w:tcBorders>
-            <w:vAlign w:val="center"/>
-          </w:tcPr>
-          <w:p>
-            <w:pPr>
-              <w:pStyle w:val="user5"/>
-              <w:jc w:val="center"/>
-              <w:rPr>
-                <w:sz w:val="28"/>
-                <w:szCs w:val="28"/>
-              </w:rPr>
-            </w:pPr>
-            <w:r>
-              <w:rPr>
-                <w:sz w:val="28"/>
-                <w:szCs w:val="28"/>
-              </w:rPr>
-              <w:t>При краевых искажениях</w:t>
-            </w:r>
-          </w:p>
-        </w:tc>
-        <w:tc>
-          <w:tcPr>
-            <w:tcW w:w="2408" w:type="dxa"/>
-            <w:tcBorders>
-              <w:start w:val="single" w:sz="4" w:space="0" w:color="000000"/>
-              <w:bottom w:val="single" w:sz="4" w:space="0" w:color="000000"/>
-            </w:tcBorders>
-            <w:vAlign w:val="center"/>
-          </w:tcPr>
-          <w:p>
-            <w:pPr>
-              <w:pStyle w:val="user5"/>
-              <w:jc w:val="center"/>
-              <w:rPr>
-                <w:sz w:val="28"/>
-                <w:szCs w:val="28"/>
-              </w:rPr>
-            </w:pPr>
-            <w:r>
-              <w:rPr>
-                <w:sz w:val="28"/>
-                <w:szCs w:val="28"/>
-              </w:rPr>
-              <w:t>При дроблениях</w:t>
-            </w:r>
-          </w:p>
-        </w:tc>
-        <w:tc>
-          <w:tcPr>
-            <w:tcW w:w="2864" w:type="dxa"/>
-            <w:tcBorders>
-              <w:start w:val="single" w:sz="4" w:space="0" w:color="000000"/>
-              <w:bottom w:val="single" w:sz="4" w:space="0" w:color="000000"/>
-              <w:end w:val="single" w:sz="4" w:space="0" w:color="000000"/>
-            </w:tcBorders>
-            <w:vAlign w:val="center"/>
-          </w:tcPr>
-          <w:p>
-            <w:pPr>
-              <w:pStyle w:val="user5"/>
+              <w:pStyle w:val="Style18"/>
               <w:jc w:val="center"/>
               <w:rPr>
                 <w:sz w:val="28"/>
@@ -6057,6 +6181,7 @@
           <w:numId w:val="0"/>
         </w:numPr>
         <w:bidi w:val="0"/>
+        <w:spacing w:before="0" w:after="0"/>
         <w:ind w:hanging="0" w:start="720"/>
         <w:jc w:val="start"/>
         <w:rPr>
@@ -6064,6 +6189,7 @@
           <w:bCs/>
           <w:sz w:val="28"/>
           <w:szCs w:val="28"/>
+          <w:lang w:val="ru-RU"/>
         </w:rPr>
       </w:pPr>
       <w:r>
@@ -6072,20 +6198,36 @@
           <w:bCs/>
           <w:sz w:val="28"/>
           <w:szCs w:val="28"/>
-        </w:rPr>
+          <w:lang w:val="ru-RU"/>
+        </w:rPr>
+        <w:t>Результаты тестирования</w:t>
+      </w:r>
+    </w:p>
+    <w:p>
+      <w:pPr>
+        <w:pStyle w:val="Normal"/>
+        <w:numPr>
+          <w:ilvl w:val="0"/>
+          <w:numId w:val="0"/>
+        </w:numPr>
+        <w:bidi w:val="0"/>
+        <w:spacing w:before="0" w:after="0"/>
+        <w:ind w:hanging="0" w:start="720"/>
+        <w:jc w:val="start"/>
+        <w:rPr>
+          <w:b/>
+          <w:bCs/>
+          <w:sz w:val="28"/>
+          <w:szCs w:val="28"/>
+        </w:rPr>
+      </w:pPr>
+      <w:r>
+        <w:rPr/>
         <w:drawing>
-          <wp:anchor behindDoc="0" distT="0" distB="0" distL="0" distR="0" simplePos="0" locked="0" layoutInCell="0" allowOverlap="1" relativeHeight="8">
-            <wp:simplePos x="0" y="0"/>
-            <wp:positionH relativeFrom="column">
-              <wp:align>center</wp:align>
-            </wp:positionH>
-            <wp:positionV relativeFrom="paragraph">
-              <wp:posOffset>635</wp:posOffset>
-            </wp:positionV>
+          <wp:inline distT="0" distB="0" distL="0" distR="0">
             <wp:extent cx="5662930" cy="6530975"/>
             <wp:effectExtent l="0" t="0" r="0" b="0"/>
-            <wp:wrapSquare wrapText="largest"/>
-            <wp:docPr id="7" name="Изображение7"/>
+            <wp:docPr id="8" name="Изображение7"/>
             <wp:cNvGraphicFramePr>
               <a:graphicFrameLocks xmlns:a="http://schemas.openxmlformats.org/drawingml/2006/main" noChangeAspect="1"/>
             </wp:cNvGraphicFramePr>
@@ -6093,13 +6235,13 @@
               <a:graphicData uri="http://schemas.openxmlformats.org/drawingml/2006/picture">
                 <pic:pic xmlns:pic="http://schemas.openxmlformats.org/drawingml/2006/picture">
                   <pic:nvPicPr>
-                    <pic:cNvPr id="7" name="Изображение7"/>
+                    <pic:cNvPr id="8" name="Изображение7"/>
                     <pic:cNvPicPr>
                       <a:picLocks noChangeAspect="1" noChangeArrowheads="1"/>
                     </pic:cNvPicPr>
                   </pic:nvPicPr>
                   <pic:blipFill>
-                    <a:blip r:embed="rId8"/>
+                    <a:blip r:embed="rId9"/>
                     <a:stretch>
                       <a:fillRect/>
                     </a:stretch>
@@ -6117,14 +6259,14 @@
                 </pic:pic>
               </a:graphicData>
             </a:graphic>
-          </wp:anchor>
+          </wp:inline>
         </w:drawing>
       </w:r>
     </w:p>
     <w:sectPr>
-      <w:footerReference w:type="even" r:id="rId9"/>
-      <w:footerReference w:type="default" r:id="rId10"/>
-      <w:footerReference w:type="first" r:id="rId11"/>
+      <w:footerReference w:type="even" r:id="rId10"/>
+      <w:footerReference w:type="default" r:id="rId11"/>
+      <w:footerReference w:type="first" r:id="rId12"/>
       <w:type w:val="nextPage"/>
       <w:pgSz w:w="11906" w:h="16838"/>
       <w:pgMar w:left="1134" w:right="1134" w:gutter="0" w:header="0" w:top="1134" w:footer="1134" w:bottom="1693"/>
@@ -6175,7 +6317,7 @@
     </w:r>
     <w:r>
       <w:rPr/>
-      <w:t>10</w:t>
+      <w:t>11</w:t>
     </w:r>
     <w:r>
       <w:rPr/>
@@ -6746,7 +6888,7 @@
     <w:pPr>
       <w:widowControl/>
       <w:suppressAutoHyphens w:val="true"/>
-      <w:overflowPunct w:val="true"/>
+      <w:overflowPunct w:val="false"/>
       <w:bidi w:val="0"/>
       <w:spacing w:before="0" w:after="0"/>
       <w:jc w:val="start"/>
@@ -6762,7 +6904,7 @@
   </w:style>
   <w:style w:type="paragraph" w:styleId="Heading3">
     <w:name w:val="heading 3"/>
-    <w:basedOn w:val="user2"/>
+    <w:basedOn w:val="Style15"/>
     <w:next w:val="BodyText"/>
     <w:qFormat/>
     <w:pPr>
@@ -6777,20 +6919,20 @@
       <w:szCs w:val="28"/>
     </w:rPr>
   </w:style>
-  <w:style w:type="character" w:styleId="user">
-    <w:name w:val="Символ нумерации (user)"/>
+  <w:style w:type="character" w:styleId="Style13">
+    <w:name w:val="Символ нумерации"/>
     <w:qFormat/>
     <w:rPr/>
   </w:style>
-  <w:style w:type="character" w:styleId="user1">
-    <w:name w:val="Маркеры (user)"/>
+  <w:style w:type="character" w:styleId="Style14">
+    <w:name w:val="Маркеры"/>
     <w:qFormat/>
     <w:rPr>
       <w:rFonts w:ascii="OpenSymbol" w:hAnsi="OpenSymbol" w:eastAsia="OpenSymbol" w:cs="OpenSymbol"/>
     </w:rPr>
   </w:style>
-  <w:style w:type="character" w:styleId="Style13">
-    <w:name w:val="Символ нумерации"/>
+  <w:style w:type="character" w:styleId="user">
+    <w:name w:val="Символ нумерации (user)"/>
     <w:qFormat/>
     <w:rPr/>
   </w:style>
@@ -6802,7 +6944,7 @@
       <w:bCs/>
     </w:rPr>
   </w:style>
-  <w:style w:type="paragraph" w:styleId="Style14">
+  <w:style w:type="paragraph" w:styleId="Style15">
     <w:name w:val="Заголовок"/>
     <w:basedOn w:val="Normal"/>
     <w:next w:val="BodyText"/>
@@ -6849,7 +6991,7 @@
       <w:szCs w:val="24"/>
     </w:rPr>
   </w:style>
-  <w:style w:type="paragraph" w:styleId="Style15">
+  <w:style w:type="paragraph" w:styleId="Style16">
     <w:name w:val="Указатель"/>
     <w:basedOn w:val="Normal"/>
     <w:qFormat/>
@@ -6860,7 +7002,7 @@
       <w:rFonts w:cs="Lucida Sans"/>
     </w:rPr>
   </w:style>
-  <w:style w:type="paragraph" w:styleId="user2">
+  <w:style w:type="paragraph" w:styleId="user1">
     <w:name w:val="Заголовок (user)"/>
     <w:basedOn w:val="Normal"/>
     <w:next w:val="BodyText"/>
@@ -6875,7 +7017,7 @@
       <w:szCs w:val="28"/>
     </w:rPr>
   </w:style>
-  <w:style w:type="paragraph" w:styleId="user3">
+  <w:style w:type="paragraph" w:styleId="user2">
     <w:name w:val="Указатель (user)"/>
     <w:basedOn w:val="Normal"/>
     <w:qFormat/>
@@ -6900,8 +7042,8 @@
       <w:szCs w:val="24"/>
     </w:rPr>
   </w:style>
-  <w:style w:type="paragraph" w:styleId="user4">
-    <w:name w:val="Колонтитулы (user)"/>
+  <w:style w:type="paragraph" w:styleId="Style17">
+    <w:name w:val="Колонтитулы"/>
     <w:basedOn w:val="Normal"/>
     <w:qFormat/>
     <w:pPr>
@@ -6914,8 +7056,8 @@
     </w:pPr>
     <w:rPr/>
   </w:style>
-  <w:style w:type="paragraph" w:styleId="Style16">
-    <w:name w:val="Колонтитулы"/>
+  <w:style w:type="paragraph" w:styleId="user3">
+    <w:name w:val="Колонтитулы (user)"/>
     <w:basedOn w:val="Normal"/>
     <w:qFormat/>
     <w:pPr/>
@@ -6923,14 +7065,14 @@
   </w:style>
   <w:style w:type="paragraph" w:styleId="Footer">
     <w:name w:val="footer"/>
-    <w:basedOn w:val="user4"/>
+    <w:basedOn w:val="Style17"/>
     <w:pPr>
       <w:suppressLineNumbers/>
     </w:pPr>
     <w:rPr/>
   </w:style>
-  <w:style w:type="paragraph" w:styleId="user5">
-    <w:name w:val="Содержимое таблицы (user)"/>
+  <w:style w:type="paragraph" w:styleId="Style18">
+    <w:name w:val="Содержимое таблицы"/>
     <w:basedOn w:val="Normal"/>
     <w:qFormat/>
     <w:pPr>
@@ -6939,9 +7081,9 @@
     </w:pPr>
     <w:rPr/>
   </w:style>
-  <w:style w:type="paragraph" w:styleId="user6">
-    <w:name w:val="Заголовок таблицы (user)"/>
-    <w:basedOn w:val="user5"/>
+  <w:style w:type="paragraph" w:styleId="Style19">
+    <w:name w:val="Заголовок таблицы"/>
+    <w:basedOn w:val="Style18"/>
     <w:qFormat/>
     <w:pPr>
       <w:suppressLineNumbers/>
@@ -6952,8 +7094,8 @@
       <w:bCs/>
     </w:rPr>
   </w:style>
-  <w:style w:type="paragraph" w:styleId="Style17">
-    <w:name w:val="Содержимое таблицы"/>
+  <w:style w:type="paragraph" w:styleId="user4">
+    <w:name w:val="Содержимое таблицы (user)"/>
     <w:basedOn w:val="Normal"/>
     <w:qFormat/>
     <w:pPr>
@@ -6962,9 +7104,9 @@
     </w:pPr>
     <w:rPr/>
   </w:style>
-  <w:style w:type="paragraph" w:styleId="Style18">
-    <w:name w:val="Заголовок таблицы"/>
-    <w:basedOn w:val="Style17"/>
+  <w:style w:type="paragraph" w:styleId="user5">
+    <w:name w:val="Заголовок таблицы (user)"/>
+    <w:basedOn w:val="user4"/>
     <w:qFormat/>
     <w:pPr>
       <w:suppressLineNumbers/>
